--- a/docs/ВКР_Ускорение неточного поиска в БД на основе вероятностных соотношений_Полещук И.В..docx
+++ b/docs/ВКР_Ускорение неточного поиска в БД на основе вероятностных соотношений_Полещук И.В..docx
@@ -71,7 +71,7 @@
           <w:r>
             <w:fldChar w:fldCharType="separate"/>
           </w:r>
-          <w:hyperlink w:anchor="_Toc231917331" w:history="1">
+          <w:hyperlink w:anchor="_Toc231917834" w:history="1">
             <w:r>
               <w:rPr>
                 <w:rStyle w:val="ab"/>
@@ -98,7 +98,7 @@
                 <w:noProof/>
                 <w:webHidden/>
               </w:rPr>
-              <w:instrText xml:space="preserve"> PAGEREF _Toc231917331 \h </w:instrText>
+              <w:instrText xml:space="preserve"> PAGEREF _Toc231917834 \h </w:instrText>
             </w:r>
             <w:r>
               <w:rPr>
@@ -145,7 +145,7 @@
               <w14:ligatures w14:val="standardContextual"/>
             </w:rPr>
           </w:pPr>
-          <w:hyperlink w:anchor="_Toc231917332" w:history="1">
+          <w:hyperlink w:anchor="_Toc231917835" w:history="1">
             <w:r>
               <w:rPr>
                 <w:rStyle w:val="ab"/>
@@ -172,7 +172,7 @@
                 <w:noProof/>
                 <w:webHidden/>
               </w:rPr>
-              <w:instrText xml:space="preserve"> PAGEREF _Toc231917332 \h </w:instrText>
+              <w:instrText xml:space="preserve"> PAGEREF _Toc231917835 \h </w:instrText>
             </w:r>
             <w:r>
               <w:rPr>
@@ -220,7 +220,7 @@
               <w14:ligatures w14:val="standardContextual"/>
             </w:rPr>
           </w:pPr>
-          <w:hyperlink w:anchor="_Toc231917333" w:history="1">
+          <w:hyperlink w:anchor="_Toc231917836" w:history="1">
             <w:r>
               <w:rPr>
                 <w:rStyle w:val="ab"/>
@@ -266,7 +266,7 @@
                 <w:noProof/>
                 <w:webHidden/>
               </w:rPr>
-              <w:instrText xml:space="preserve"> PAGEREF _Toc231917333 \h </w:instrText>
+              <w:instrText xml:space="preserve"> PAGEREF _Toc231917836 \h </w:instrText>
             </w:r>
             <w:r>
               <w:rPr>
@@ -310,7 +310,7 @@
               <w14:ligatures w14:val="standardContextual"/>
             </w:rPr>
           </w:pPr>
-          <w:hyperlink w:anchor="_Toc231917334" w:history="1">
+          <w:hyperlink w:anchor="_Toc231917837" w:history="1">
             <w:r>
               <w:rPr>
                 <w:rStyle w:val="ab"/>
@@ -356,7 +356,7 @@
                 <w:noProof/>
                 <w:webHidden/>
               </w:rPr>
-              <w:instrText xml:space="preserve"> PAGEREF _Toc231917334 \h </w:instrText>
+              <w:instrText xml:space="preserve"> PAGEREF _Toc231917837 \h </w:instrText>
             </w:r>
             <w:r>
               <w:rPr>
@@ -400,7 +400,7 @@
               <w14:ligatures w14:val="standardContextual"/>
             </w:rPr>
           </w:pPr>
-          <w:hyperlink w:anchor="_Toc231917335" w:history="1">
+          <w:hyperlink w:anchor="_Toc231917838" w:history="1">
             <w:r>
               <w:rPr>
                 <w:rStyle w:val="ab"/>
@@ -446,7 +446,7 @@
                 <w:noProof/>
                 <w:webHidden/>
               </w:rPr>
-              <w:instrText xml:space="preserve"> PAGEREF _Toc231917335 \h </w:instrText>
+              <w:instrText xml:space="preserve"> PAGEREF _Toc231917838 \h </w:instrText>
             </w:r>
             <w:r>
               <w:rPr>
@@ -490,7 +490,7 @@
               <w14:ligatures w14:val="standardContextual"/>
             </w:rPr>
           </w:pPr>
-          <w:hyperlink w:anchor="_Toc231917336" w:history="1">
+          <w:hyperlink w:anchor="_Toc231917839" w:history="1">
             <w:r>
               <w:rPr>
                 <w:rStyle w:val="ab"/>
@@ -536,7 +536,7 @@
                 <w:noProof/>
                 <w:webHidden/>
               </w:rPr>
-              <w:instrText xml:space="preserve"> PAGEREF _Toc231917336 \h </w:instrText>
+              <w:instrText xml:space="preserve"> PAGEREF _Toc231917839 \h </w:instrText>
             </w:r>
             <w:r>
               <w:rPr>
@@ -580,7 +580,7 @@
               <w14:ligatures w14:val="standardContextual"/>
             </w:rPr>
           </w:pPr>
-          <w:hyperlink w:anchor="_Toc231917337" w:history="1">
+          <w:hyperlink w:anchor="_Toc231917840" w:history="1">
             <w:r>
               <w:rPr>
                 <w:rStyle w:val="ab"/>
@@ -626,7 +626,7 @@
                 <w:noProof/>
                 <w:webHidden/>
               </w:rPr>
-              <w:instrText xml:space="preserve"> PAGEREF _Toc231917337 \h </w:instrText>
+              <w:instrText xml:space="preserve"> PAGEREF _Toc231917840 \h </w:instrText>
             </w:r>
             <w:r>
               <w:rPr>
@@ -670,7 +670,7 @@
               <w14:ligatures w14:val="standardContextual"/>
             </w:rPr>
           </w:pPr>
-          <w:hyperlink w:anchor="_Toc231917338" w:history="1">
+          <w:hyperlink w:anchor="_Toc231917841" w:history="1">
             <w:r>
               <w:rPr>
                 <w:rStyle w:val="ab"/>
@@ -716,7 +716,7 @@
                 <w:noProof/>
                 <w:webHidden/>
               </w:rPr>
-              <w:instrText xml:space="preserve"> PAGEREF _Toc231917338 \h </w:instrText>
+              <w:instrText xml:space="preserve"> PAGEREF _Toc231917841 \h </w:instrText>
             </w:r>
             <w:r>
               <w:rPr>
@@ -760,7 +760,7 @@
               <w14:ligatures w14:val="standardContextual"/>
             </w:rPr>
           </w:pPr>
-          <w:hyperlink w:anchor="_Toc231917339" w:history="1">
+          <w:hyperlink w:anchor="_Toc231917842" w:history="1">
             <w:r>
               <w:rPr>
                 <w:rStyle w:val="ab"/>
@@ -806,7 +806,7 @@
                 <w:noProof/>
                 <w:webHidden/>
               </w:rPr>
-              <w:instrText xml:space="preserve"> PAGEREF _Toc231917339 \h </w:instrText>
+              <w:instrText xml:space="preserve"> PAGEREF _Toc231917842 \h </w:instrText>
             </w:r>
             <w:r>
               <w:rPr>
@@ -854,7 +854,7 @@
               <w14:ligatures w14:val="standardContextual"/>
             </w:rPr>
           </w:pPr>
-          <w:hyperlink w:anchor="_Toc231917340" w:history="1">
+          <w:hyperlink w:anchor="_Toc231917843" w:history="1">
             <w:r>
               <w:rPr>
                 <w:rStyle w:val="ab"/>
@@ -900,7 +900,7 @@
                 <w:noProof/>
                 <w:webHidden/>
               </w:rPr>
-              <w:instrText xml:space="preserve"> PAGEREF _Toc231917340 \h </w:instrText>
+              <w:instrText xml:space="preserve"> PAGEREF _Toc231917843 \h </w:instrText>
             </w:r>
             <w:r>
               <w:rPr>
@@ -944,7 +944,7 @@
               <w14:ligatures w14:val="standardContextual"/>
             </w:rPr>
           </w:pPr>
-          <w:hyperlink w:anchor="_Toc231917341" w:history="1">
+          <w:hyperlink w:anchor="_Toc231917844" w:history="1">
             <w:r>
               <w:rPr>
                 <w:rStyle w:val="ab"/>
@@ -990,7 +990,7 @@
                 <w:noProof/>
                 <w:webHidden/>
               </w:rPr>
-              <w:instrText xml:space="preserve"> PAGEREF _Toc231917341 \h </w:instrText>
+              <w:instrText xml:space="preserve"> PAGEREF _Toc231917844 \h </w:instrText>
             </w:r>
             <w:r>
               <w:rPr>
@@ -1034,7 +1034,7 @@
               <w14:ligatures w14:val="standardContextual"/>
             </w:rPr>
           </w:pPr>
-          <w:hyperlink w:anchor="_Toc231917342" w:history="1">
+          <w:hyperlink w:anchor="_Toc231917845" w:history="1">
             <w:r>
               <w:rPr>
                 <w:rStyle w:val="ab"/>
@@ -1080,7 +1080,7 @@
                 <w:noProof/>
                 <w:webHidden/>
               </w:rPr>
-              <w:instrText xml:space="preserve"> PAGEREF _Toc231917342 \h </w:instrText>
+              <w:instrText xml:space="preserve"> PAGEREF _Toc231917845 \h </w:instrText>
             </w:r>
             <w:r>
               <w:rPr>
@@ -1124,7 +1124,7 @@
               <w14:ligatures w14:val="standardContextual"/>
             </w:rPr>
           </w:pPr>
-          <w:hyperlink w:anchor="_Toc231917343" w:history="1">
+          <w:hyperlink w:anchor="_Toc231917846" w:history="1">
             <w:r>
               <w:rPr>
                 <w:rStyle w:val="ab"/>
@@ -1170,7 +1170,7 @@
                 <w:noProof/>
                 <w:webHidden/>
               </w:rPr>
-              <w:instrText xml:space="preserve"> PAGEREF _Toc231917343 \h </w:instrText>
+              <w:instrText xml:space="preserve"> PAGEREF _Toc231917846 \h </w:instrText>
             </w:r>
             <w:r>
               <w:rPr>
@@ -1214,7 +1214,7 @@
               <w14:ligatures w14:val="standardContextual"/>
             </w:rPr>
           </w:pPr>
-          <w:hyperlink w:anchor="_Toc231917344" w:history="1">
+          <w:hyperlink w:anchor="_Toc231917847" w:history="1">
             <w:r>
               <w:rPr>
                 <w:rStyle w:val="ab"/>
@@ -1260,7 +1260,7 @@
                 <w:noProof/>
                 <w:webHidden/>
               </w:rPr>
-              <w:instrText xml:space="preserve"> PAGEREF _Toc231917344 \h </w:instrText>
+              <w:instrText xml:space="preserve"> PAGEREF _Toc231917847 \h </w:instrText>
             </w:r>
             <w:r>
               <w:rPr>
@@ -1304,7 +1304,7 @@
               <w14:ligatures w14:val="standardContextual"/>
             </w:rPr>
           </w:pPr>
-          <w:hyperlink w:anchor="_Toc231917345" w:history="1">
+          <w:hyperlink w:anchor="_Toc231917848" w:history="1">
             <w:r>
               <w:rPr>
                 <w:rStyle w:val="ab"/>
@@ -1350,7 +1350,7 @@
                 <w:noProof/>
                 <w:webHidden/>
               </w:rPr>
-              <w:instrText xml:space="preserve"> PAGEREF _Toc231917345 \h </w:instrText>
+              <w:instrText xml:space="preserve"> PAGEREF _Toc231917848 \h </w:instrText>
             </w:r>
             <w:r>
               <w:rPr>
@@ -1394,7 +1394,7 @@
               <w14:ligatures w14:val="standardContextual"/>
             </w:rPr>
           </w:pPr>
-          <w:hyperlink w:anchor="_Toc231917346" w:history="1">
+          <w:hyperlink w:anchor="_Toc231917849" w:history="1">
             <w:r>
               <w:rPr>
                 <w:rStyle w:val="ab"/>
@@ -1440,7 +1440,7 @@
                 <w:noProof/>
                 <w:webHidden/>
               </w:rPr>
-              <w:instrText xml:space="preserve"> PAGEREF _Toc231917346 \h </w:instrText>
+              <w:instrText xml:space="preserve"> PAGEREF _Toc231917849 \h </w:instrText>
             </w:r>
             <w:r>
               <w:rPr>
@@ -1484,7 +1484,7 @@
               <w14:ligatures w14:val="standardContextual"/>
             </w:rPr>
           </w:pPr>
-          <w:hyperlink w:anchor="_Toc231917347" w:history="1">
+          <w:hyperlink w:anchor="_Toc231917850" w:history="1">
             <w:r>
               <w:rPr>
                 <w:rStyle w:val="ab"/>
@@ -1509,7 +1509,7 @@
                 <w:rStyle w:val="ab"/>
                 <w:noProof/>
               </w:rPr>
-              <w:t>Применение метода в задачах кредитного скоринга [18; 19]</w:t>
+              <w:t>Применение метода в задачах кредитного скоринга</w:t>
             </w:r>
             <w:r>
               <w:rPr>
@@ -1530,7 +1530,7 @@
                 <w:noProof/>
                 <w:webHidden/>
               </w:rPr>
-              <w:instrText xml:space="preserve"> PAGEREF _Toc231917347 \h </w:instrText>
+              <w:instrText xml:space="preserve"> PAGEREF _Toc231917850 \h </w:instrText>
             </w:r>
             <w:r>
               <w:rPr>
@@ -1578,7 +1578,7 @@
               <w14:ligatures w14:val="standardContextual"/>
             </w:rPr>
           </w:pPr>
-          <w:hyperlink w:anchor="_Toc231917348" w:history="1">
+          <w:hyperlink w:anchor="_Toc231917851" w:history="1">
             <w:r>
               <w:rPr>
                 <w:rStyle w:val="ab"/>
@@ -1624,7 +1624,7 @@
                 <w:noProof/>
                 <w:webHidden/>
               </w:rPr>
-              <w:instrText xml:space="preserve"> PAGEREF _Toc231917348 \h </w:instrText>
+              <w:instrText xml:space="preserve"> PAGEREF _Toc231917851 \h </w:instrText>
             </w:r>
             <w:r>
               <w:rPr>
@@ -1668,7 +1668,7 @@
               <w14:ligatures w14:val="standardContextual"/>
             </w:rPr>
           </w:pPr>
-          <w:hyperlink w:anchor="_Toc231917349" w:history="1">
+          <w:hyperlink w:anchor="_Toc231917852" w:history="1">
             <w:r>
               <w:rPr>
                 <w:rStyle w:val="ab"/>
@@ -1714,7 +1714,7 @@
                 <w:noProof/>
                 <w:webHidden/>
               </w:rPr>
-              <w:instrText xml:space="preserve"> PAGEREF _Toc231917349 \h </w:instrText>
+              <w:instrText xml:space="preserve"> PAGEREF _Toc231917852 \h </w:instrText>
             </w:r>
             <w:r>
               <w:rPr>
@@ -1758,7 +1758,7 @@
               <w14:ligatures w14:val="standardContextual"/>
             </w:rPr>
           </w:pPr>
-          <w:hyperlink w:anchor="_Toc231917350" w:history="1">
+          <w:hyperlink w:anchor="_Toc231917853" w:history="1">
             <w:r>
               <w:rPr>
                 <w:rStyle w:val="ab"/>
@@ -1804,7 +1804,7 @@
                 <w:noProof/>
                 <w:webHidden/>
               </w:rPr>
-              <w:instrText xml:space="preserve"> PAGEREF _Toc231917350 \h </w:instrText>
+              <w:instrText xml:space="preserve"> PAGEREF _Toc231917853 \h </w:instrText>
             </w:r>
             <w:r>
               <w:rPr>
@@ -1848,7 +1848,7 @@
               <w14:ligatures w14:val="standardContextual"/>
             </w:rPr>
           </w:pPr>
-          <w:hyperlink w:anchor="_Toc231917351" w:history="1">
+          <w:hyperlink w:anchor="_Toc231917854" w:history="1">
             <w:r>
               <w:rPr>
                 <w:rStyle w:val="ab"/>
@@ -1894,7 +1894,7 @@
                 <w:noProof/>
                 <w:webHidden/>
               </w:rPr>
-              <w:instrText xml:space="preserve"> PAGEREF _Toc231917351 \h </w:instrText>
+              <w:instrText xml:space="preserve"> PAGEREF _Toc231917854 \h </w:instrText>
             </w:r>
             <w:r>
               <w:rPr>
@@ -1938,7 +1938,7 @@
               <w14:ligatures w14:val="standardContextual"/>
             </w:rPr>
           </w:pPr>
-          <w:hyperlink w:anchor="_Toc231917352" w:history="1">
+          <w:hyperlink w:anchor="_Toc231917855" w:history="1">
             <w:r>
               <w:rPr>
                 <w:rStyle w:val="ab"/>
@@ -1984,7 +1984,7 @@
                 <w:noProof/>
                 <w:webHidden/>
               </w:rPr>
-              <w:instrText xml:space="preserve"> PAGEREF _Toc231917352 \h </w:instrText>
+              <w:instrText xml:space="preserve"> PAGEREF _Toc231917855 \h </w:instrText>
             </w:r>
             <w:r>
               <w:rPr>
@@ -2028,7 +2028,7 @@
               <w14:ligatures w14:val="standardContextual"/>
             </w:rPr>
           </w:pPr>
-          <w:hyperlink w:anchor="_Toc231917353" w:history="1">
+          <w:hyperlink w:anchor="_Toc231917856" w:history="1">
             <w:r>
               <w:rPr>
                 <w:rStyle w:val="ab"/>
@@ -2074,7 +2074,7 @@
                 <w:noProof/>
                 <w:webHidden/>
               </w:rPr>
-              <w:instrText xml:space="preserve"> PAGEREF _Toc231917353 \h </w:instrText>
+              <w:instrText xml:space="preserve"> PAGEREF _Toc231917856 \h </w:instrText>
             </w:r>
             <w:r>
               <w:rPr>
@@ -2118,7 +2118,7 @@
               <w14:ligatures w14:val="standardContextual"/>
             </w:rPr>
           </w:pPr>
-          <w:hyperlink w:anchor="_Toc231917354" w:history="1">
+          <w:hyperlink w:anchor="_Toc231917857" w:history="1">
             <w:r>
               <w:rPr>
                 <w:rStyle w:val="ab"/>
@@ -2164,7 +2164,7 @@
                 <w:noProof/>
                 <w:webHidden/>
               </w:rPr>
-              <w:instrText xml:space="preserve"> PAGEREF _Toc231917354 \h </w:instrText>
+              <w:instrText xml:space="preserve"> PAGEREF _Toc231917857 \h </w:instrText>
             </w:r>
             <w:r>
               <w:rPr>
@@ -2208,7 +2208,7 @@
               <w14:ligatures w14:val="standardContextual"/>
             </w:rPr>
           </w:pPr>
-          <w:hyperlink w:anchor="_Toc231917355" w:history="1">
+          <w:hyperlink w:anchor="_Toc231917858" w:history="1">
             <w:r>
               <w:rPr>
                 <w:rStyle w:val="ab"/>
@@ -2254,7 +2254,7 @@
                 <w:noProof/>
                 <w:webHidden/>
               </w:rPr>
-              <w:instrText xml:space="preserve"> PAGEREF _Toc231917355 \h </w:instrText>
+              <w:instrText xml:space="preserve"> PAGEREF _Toc231917858 \h </w:instrText>
             </w:r>
             <w:r>
               <w:rPr>
@@ -2301,7 +2301,7 @@
               <w14:ligatures w14:val="standardContextual"/>
             </w:rPr>
           </w:pPr>
-          <w:hyperlink w:anchor="_Toc231917356" w:history="1">
+          <w:hyperlink w:anchor="_Toc231917859" w:history="1">
             <w:r>
               <w:rPr>
                 <w:rStyle w:val="ab"/>
@@ -2328,7 +2328,7 @@
                 <w:noProof/>
                 <w:webHidden/>
               </w:rPr>
-              <w:instrText xml:space="preserve"> PAGEREF _Toc231917356 \h </w:instrText>
+              <w:instrText xml:space="preserve"> PAGEREF _Toc231917859 \h </w:instrText>
             </w:r>
             <w:r>
               <w:rPr>
@@ -2375,7 +2375,7 @@
               <w14:ligatures w14:val="standardContextual"/>
             </w:rPr>
           </w:pPr>
-          <w:hyperlink w:anchor="_Toc231917357" w:history="1">
+          <w:hyperlink w:anchor="_Toc231917860" w:history="1">
             <w:r>
               <w:rPr>
                 <w:rStyle w:val="ab"/>
@@ -2402,7 +2402,7 @@
                 <w:noProof/>
                 <w:webHidden/>
               </w:rPr>
-              <w:instrText xml:space="preserve"> PAGEREF _Toc231917357 \h </w:instrText>
+              <w:instrText xml:space="preserve"> PAGEREF _Toc231917860 \h </w:instrText>
             </w:r>
             <w:r>
               <w:rPr>
@@ -2449,7 +2449,7 @@
               <w14:ligatures w14:val="standardContextual"/>
             </w:rPr>
           </w:pPr>
-          <w:hyperlink w:anchor="_Toc231917358" w:history="1">
+          <w:hyperlink w:anchor="_Toc231917861" w:history="1">
             <w:r>
               <w:rPr>
                 <w:rStyle w:val="ab"/>
@@ -2476,7 +2476,7 @@
                 <w:noProof/>
                 <w:webHidden/>
               </w:rPr>
-              <w:instrText xml:space="preserve"> PAGEREF _Toc231917358 \h </w:instrText>
+              <w:instrText xml:space="preserve"> PAGEREF _Toc231917861 \h </w:instrText>
             </w:r>
             <w:r>
               <w:rPr>
@@ -2520,7 +2520,7 @@
               <w14:ligatures w14:val="standardContextual"/>
             </w:rPr>
           </w:pPr>
-          <w:hyperlink w:anchor="_Toc231917359" w:history="1">
+          <w:hyperlink w:anchor="_Toc231917862" w:history="1">
             <w:r>
               <w:rPr>
                 <w:rStyle w:val="ab"/>
@@ -2547,7 +2547,7 @@
                 <w:noProof/>
                 <w:webHidden/>
               </w:rPr>
-              <w:instrText xml:space="preserve"> PAGEREF _Toc231917359 \h </w:instrText>
+              <w:instrText xml:space="preserve"> PAGEREF _Toc231917862 \h </w:instrText>
             </w:r>
             <w:r>
               <w:rPr>
@@ -2591,7 +2591,7 @@
               <w14:ligatures w14:val="standardContextual"/>
             </w:rPr>
           </w:pPr>
-          <w:hyperlink w:anchor="_Toc231917360" w:history="1">
+          <w:hyperlink w:anchor="_Toc231917863" w:history="1">
             <w:r>
               <w:rPr>
                 <w:rStyle w:val="ab"/>
@@ -2618,7 +2618,7 @@
                 <w:noProof/>
                 <w:webHidden/>
               </w:rPr>
-              <w:instrText xml:space="preserve"> PAGEREF _Toc231917360 \h </w:instrText>
+              <w:instrText xml:space="preserve"> PAGEREF _Toc231917863 \h </w:instrText>
             </w:r>
             <w:r>
               <w:rPr>
@@ -2662,7 +2662,7 @@
               <w14:ligatures w14:val="standardContextual"/>
             </w:rPr>
           </w:pPr>
-          <w:hyperlink w:anchor="_Toc231917361" w:history="1">
+          <w:hyperlink w:anchor="_Toc231917864" w:history="1">
             <w:r>
               <w:rPr>
                 <w:rStyle w:val="ab"/>
@@ -2689,7 +2689,7 @@
                 <w:noProof/>
                 <w:webHidden/>
               </w:rPr>
-              <w:instrText xml:space="preserve"> PAGEREF _Toc231917361 \h </w:instrText>
+              <w:instrText xml:space="preserve"> PAGEREF _Toc231917864 \h </w:instrText>
             </w:r>
             <w:r>
               <w:rPr>
@@ -2733,7 +2733,7 @@
               <w14:ligatures w14:val="standardContextual"/>
             </w:rPr>
           </w:pPr>
-          <w:hyperlink w:anchor="_Toc231917362" w:history="1">
+          <w:hyperlink w:anchor="_Toc231917865" w:history="1">
             <w:r>
               <w:rPr>
                 <w:rStyle w:val="ab"/>
@@ -2760,7 +2760,7 @@
                 <w:noProof/>
                 <w:webHidden/>
               </w:rPr>
-              <w:instrText xml:space="preserve"> PAGEREF _Toc231917362 \h </w:instrText>
+              <w:instrText xml:space="preserve"> PAGEREF _Toc231917865 \h </w:instrText>
             </w:r>
             <w:r>
               <w:rPr>
@@ -2804,7 +2804,7 @@
               <w14:ligatures w14:val="standardContextual"/>
             </w:rPr>
           </w:pPr>
-          <w:hyperlink w:anchor="_Toc231917363" w:history="1">
+          <w:hyperlink w:anchor="_Toc231917866" w:history="1">
             <w:r>
               <w:rPr>
                 <w:rStyle w:val="ab"/>
@@ -2831,7 +2831,7 @@
                 <w:noProof/>
                 <w:webHidden/>
               </w:rPr>
-              <w:instrText xml:space="preserve"> PAGEREF _Toc231917363 \h </w:instrText>
+              <w:instrText xml:space="preserve"> PAGEREF _Toc231917866 \h </w:instrText>
             </w:r>
             <w:r>
               <w:rPr>
@@ -2875,7 +2875,7 @@
               <w14:ligatures w14:val="standardContextual"/>
             </w:rPr>
           </w:pPr>
-          <w:hyperlink w:anchor="_Toc231917364" w:history="1">
+          <w:hyperlink w:anchor="_Toc231917867" w:history="1">
             <w:r>
               <w:rPr>
                 <w:rStyle w:val="ab"/>
@@ -2902,7 +2902,7 @@
                 <w:noProof/>
                 <w:webHidden/>
               </w:rPr>
-              <w:instrText xml:space="preserve"> PAGEREF _Toc231917364 \h </w:instrText>
+              <w:instrText xml:space="preserve"> PAGEREF _Toc231917867 \h </w:instrText>
             </w:r>
             <w:r>
               <w:rPr>
@@ -2946,7 +2946,7 @@
               <w14:ligatures w14:val="standardContextual"/>
             </w:rPr>
           </w:pPr>
-          <w:hyperlink w:anchor="_Toc231917365" w:history="1">
+          <w:hyperlink w:anchor="_Toc231917868" w:history="1">
             <w:r>
               <w:rPr>
                 <w:rStyle w:val="ab"/>
@@ -2973,7 +2973,7 @@
                 <w:noProof/>
                 <w:webHidden/>
               </w:rPr>
-              <w:instrText xml:space="preserve"> PAGEREF _Toc231917365 \h </w:instrText>
+              <w:instrText xml:space="preserve"> PAGEREF _Toc231917868 \h </w:instrText>
             </w:r>
             <w:r>
               <w:rPr>
@@ -3017,7 +3017,7 @@
               <w14:ligatures w14:val="standardContextual"/>
             </w:rPr>
           </w:pPr>
-          <w:hyperlink w:anchor="_Toc231917366" w:history="1">
+          <w:hyperlink w:anchor="_Toc231917869" w:history="1">
             <w:r>
               <w:rPr>
                 <w:rStyle w:val="ab"/>
@@ -3044,7 +3044,7 @@
                 <w:noProof/>
                 <w:webHidden/>
               </w:rPr>
-              <w:instrText xml:space="preserve"> PAGEREF _Toc231917366 \h </w:instrText>
+              <w:instrText xml:space="preserve"> PAGEREF _Toc231917869 \h </w:instrText>
             </w:r>
             <w:r>
               <w:rPr>
@@ -3088,7 +3088,7 @@
               <w14:ligatures w14:val="standardContextual"/>
             </w:rPr>
           </w:pPr>
-          <w:hyperlink w:anchor="_Toc231917367" w:history="1">
+          <w:hyperlink w:anchor="_Toc231917870" w:history="1">
             <w:r>
               <w:rPr>
                 <w:rStyle w:val="ab"/>
@@ -3115,7 +3115,7 @@
                 <w:noProof/>
                 <w:webHidden/>
               </w:rPr>
-              <w:instrText xml:space="preserve"> PAGEREF _Toc231917367 \h </w:instrText>
+              <w:instrText xml:space="preserve"> PAGEREF _Toc231917870 \h </w:instrText>
             </w:r>
             <w:r>
               <w:rPr>
@@ -3159,7 +3159,7 @@
               <w14:ligatures w14:val="standardContextual"/>
             </w:rPr>
           </w:pPr>
-          <w:hyperlink w:anchor="_Toc231917368" w:history="1">
+          <w:hyperlink w:anchor="_Toc231917871" w:history="1">
             <w:r>
               <w:rPr>
                 <w:rStyle w:val="ab"/>
@@ -3186,7 +3186,7 @@
                 <w:noProof/>
                 <w:webHidden/>
               </w:rPr>
-              <w:instrText xml:space="preserve"> PAGEREF _Toc231917368 \h </w:instrText>
+              <w:instrText xml:space="preserve"> PAGEREF _Toc231917871 \h </w:instrText>
             </w:r>
             <w:r>
               <w:rPr>
@@ -3230,7 +3230,7 @@
               <w14:ligatures w14:val="standardContextual"/>
             </w:rPr>
           </w:pPr>
-          <w:hyperlink w:anchor="_Toc231917369" w:history="1">
+          <w:hyperlink w:anchor="_Toc231917872" w:history="1">
             <w:r>
               <w:rPr>
                 <w:rStyle w:val="ab"/>
@@ -3295,7 +3295,7 @@
                 <w:noProof/>
                 <w:webHidden/>
               </w:rPr>
-              <w:instrText xml:space="preserve"> PAGEREF _Toc231917369 \h </w:instrText>
+              <w:instrText xml:space="preserve"> PAGEREF _Toc231917872 \h </w:instrText>
             </w:r>
             <w:r>
               <w:rPr>
@@ -3339,7 +3339,7 @@
               <w14:ligatures w14:val="standardContextual"/>
             </w:rPr>
           </w:pPr>
-          <w:hyperlink w:anchor="_Toc231917370" w:history="1">
+          <w:hyperlink w:anchor="_Toc231917873" w:history="1">
             <w:r>
               <w:rPr>
                 <w:rStyle w:val="ab"/>
@@ -3404,7 +3404,7 @@
                 <w:noProof/>
                 <w:webHidden/>
               </w:rPr>
-              <w:instrText xml:space="preserve"> PAGEREF _Toc231917370 \h </w:instrText>
+              <w:instrText xml:space="preserve"> PAGEREF _Toc231917873 \h </w:instrText>
             </w:r>
             <w:r>
               <w:rPr>
@@ -3448,7 +3448,7 @@
               <w14:ligatures w14:val="standardContextual"/>
             </w:rPr>
           </w:pPr>
-          <w:hyperlink w:anchor="_Toc231917371" w:history="1">
+          <w:hyperlink w:anchor="_Toc231917874" w:history="1">
             <w:r>
               <w:rPr>
                 <w:rStyle w:val="ab"/>
@@ -3513,7 +3513,7 @@
                 <w:noProof/>
                 <w:webHidden/>
               </w:rPr>
-              <w:instrText xml:space="preserve"> PAGEREF _Toc231917371 \h </w:instrText>
+              <w:instrText xml:space="preserve"> PAGEREF _Toc231917874 \h </w:instrText>
             </w:r>
             <w:r>
               <w:rPr>
@@ -3557,7 +3557,7 @@
               <w14:ligatures w14:val="standardContextual"/>
             </w:rPr>
           </w:pPr>
-          <w:hyperlink w:anchor="_Toc231917372" w:history="1">
+          <w:hyperlink w:anchor="_Toc231917875" w:history="1">
             <w:r>
               <w:rPr>
                 <w:rStyle w:val="ab"/>
@@ -3704,7 +3704,7 @@
                 <w:noProof/>
                 <w:webHidden/>
               </w:rPr>
-              <w:instrText xml:space="preserve"> PAGEREF _Toc231917372 \h </w:instrText>
+              <w:instrText xml:space="preserve"> PAGEREF _Toc231917875 \h </w:instrText>
             </w:r>
             <w:r>
               <w:rPr>
@@ -3748,7 +3748,7 @@
               <w14:ligatures w14:val="standardContextual"/>
             </w:rPr>
           </w:pPr>
-          <w:hyperlink w:anchor="_Toc231917373" w:history="1">
+          <w:hyperlink w:anchor="_Toc231917876" w:history="1">
             <w:r>
               <w:rPr>
                 <w:rStyle w:val="ab"/>
@@ -3873,7 +3873,7 @@
                 <w:noProof/>
                 <w:webHidden/>
               </w:rPr>
-              <w:instrText xml:space="preserve"> PAGEREF _Toc231917373 \h </w:instrText>
+              <w:instrText xml:space="preserve"> PAGEREF _Toc231917876 \h </w:instrText>
             </w:r>
             <w:r>
               <w:rPr>
@@ -3930,7 +3930,7 @@
       </w:pPr>
       <w:bookmarkStart w:id="0" w:name="_Toc101357288"/>
       <w:bookmarkStart w:id="1" w:name="_Toc101716161"/>
-      <w:bookmarkStart w:id="2" w:name="_Toc231917331"/>
+      <w:bookmarkStart w:id="2" w:name="_Toc231917834"/>
       <w:r>
         <w:lastRenderedPageBreak/>
         <w:t>Список сокращений</w:t>
@@ -4010,7 +4010,7 @@
           <w:numId w:val="0"/>
         </w:numPr>
       </w:pPr>
-      <w:bookmarkStart w:id="3" w:name="_Toc231917332"/>
+      <w:bookmarkStart w:id="3" w:name="_Toc231917835"/>
       <w:r>
         <w:lastRenderedPageBreak/>
         <w:t>Введение</w:t>
@@ -4689,7 +4689,7 @@
       <w:pPr>
         <w:pStyle w:val="10"/>
       </w:pPr>
-      <w:bookmarkStart w:id="4" w:name="_Toc231917333"/>
+      <w:bookmarkStart w:id="4" w:name="_Toc231917836"/>
       <w:r>
         <w:lastRenderedPageBreak/>
         <w:t>Теоретические основы неточного поиска в Базах данных</w:t>
@@ -4700,7 +4700,7 @@
       <w:pPr>
         <w:pStyle w:val="20"/>
       </w:pPr>
-      <w:bookmarkStart w:id="5" w:name="_Toc231917334"/>
+      <w:bookmarkStart w:id="5" w:name="_Toc231917837"/>
       <w:r>
         <w:t>Понятие и виды поиска в Базах данных</w:t>
       </w:r>
@@ -6790,7 +6790,7 @@
       <w:pPr>
         <w:pStyle w:val="20"/>
       </w:pPr>
-      <w:bookmarkStart w:id="6" w:name="_Toc231917335"/>
+      <w:bookmarkStart w:id="6" w:name="_Toc231917838"/>
       <w:r>
         <w:lastRenderedPageBreak/>
         <w:t>Проблемы точного поиска по числовым данным</w:t>
@@ -10116,7 +10116,7 @@
       <w:pPr>
         <w:pStyle w:val="20"/>
       </w:pPr>
-      <w:bookmarkStart w:id="7" w:name="_Toc231917336"/>
+      <w:bookmarkStart w:id="7" w:name="_Toc231917839"/>
       <w:r>
         <w:t>Методы неточного поиска</w:t>
       </w:r>
@@ -12801,7 +12801,7 @@
       <w:pPr>
         <w:pStyle w:val="20"/>
       </w:pPr>
-      <w:bookmarkStart w:id="8" w:name="_Toc231917337"/>
+      <w:bookmarkStart w:id="8" w:name="_Toc231917840"/>
       <w:r>
         <w:t>Особенности работы с числовыми данными</w:t>
       </w:r>
@@ -12964,7 +12964,7 @@
       <w:pPr>
         <w:pStyle w:val="20"/>
       </w:pPr>
-      <w:bookmarkStart w:id="9" w:name="_Toc231917338"/>
+      <w:bookmarkStart w:id="9" w:name="_Toc231917841"/>
       <w:r>
         <w:lastRenderedPageBreak/>
         <w:t>Обзор методов ускорения поиска</w:t>
@@ -13128,7 +13128,7 @@
       <w:pPr>
         <w:pStyle w:val="20"/>
       </w:pPr>
-      <w:bookmarkStart w:id="10" w:name="_Toc231917339"/>
+      <w:bookmarkStart w:id="10" w:name="_Toc231917842"/>
       <w:r>
         <w:t>Анализ предметной области</w:t>
       </w:r>
@@ -13269,7 +13269,7 @@
       <w:pPr>
         <w:pStyle w:val="10"/>
       </w:pPr>
-      <w:bookmarkStart w:id="11" w:name="_Toc231917340"/>
+      <w:bookmarkStart w:id="11" w:name="_Toc231917843"/>
       <w:r>
         <w:lastRenderedPageBreak/>
         <w:t>Разработка методов неточного поиска по числовым данным</w:t>
@@ -13285,7 +13285,7 @@
       <w:pPr>
         <w:pStyle w:val="20"/>
       </w:pPr>
-      <w:bookmarkStart w:id="12" w:name="_Toc231917341"/>
+      <w:bookmarkStart w:id="12" w:name="_Toc231917844"/>
       <w:r>
         <w:t>Постановка задачи</w:t>
       </w:r>
@@ -13980,7 +13980,7 @@
       <w:pPr>
         <w:pStyle w:val="20"/>
       </w:pPr>
-      <w:bookmarkStart w:id="13" w:name="_Toc231917342"/>
+      <w:bookmarkStart w:id="13" w:name="_Toc231917845"/>
       <w:r>
         <w:t>Вероятностная модель оценки</w:t>
       </w:r>
@@ -15700,7 +15700,7 @@
       <w:pPr>
         <w:pStyle w:val="20"/>
       </w:pPr>
-      <w:bookmarkStart w:id="14" w:name="_Toc231917343"/>
+      <w:bookmarkStart w:id="14" w:name="_Toc231917846"/>
       <w:r>
         <w:t>Метод интервальной группировки данных</w:t>
       </w:r>
@@ -15900,7 +15900,7 @@
       <w:pPr>
         <w:pStyle w:val="20"/>
       </w:pPr>
-      <w:bookmarkStart w:id="15" w:name="_Toc231917344"/>
+      <w:bookmarkStart w:id="15" w:name="_Toc231917847"/>
       <w:r>
         <w:t xml:space="preserve">Метод </w:t>
       </w:r>
@@ -16188,7 +16188,7 @@
       <w:pPr>
         <w:pStyle w:val="20"/>
       </w:pPr>
-      <w:bookmarkStart w:id="16" w:name="_Toc231917345"/>
+      <w:bookmarkStart w:id="16" w:name="_Toc231917848"/>
       <w:r>
         <w:lastRenderedPageBreak/>
         <w:t>Анализ вычислительной сложности</w:t>
@@ -16626,7 +16626,7 @@
       <w:pPr>
         <w:pStyle w:val="20"/>
       </w:pPr>
-      <w:bookmarkStart w:id="17" w:name="_Toc231917346"/>
+      <w:bookmarkStart w:id="17" w:name="_Toc231917849"/>
       <w:r>
         <w:t>Сравнение методов</w:t>
       </w:r>
@@ -17362,9 +17362,9 @@
       <w:pPr>
         <w:pStyle w:val="20"/>
       </w:pPr>
-      <w:bookmarkStart w:id="18" w:name="_Toc231917347"/>
-      <w:r>
-        <w:t>Применение метода в задачах кредитного скоринга [18; 19]</w:t>
+      <w:bookmarkStart w:id="18" w:name="_Toc231917850"/>
+      <w:r>
+        <w:t>Применение метода в задачах кредитного скоринга</w:t>
       </w:r>
       <w:bookmarkEnd w:id="18"/>
     </w:p>
@@ -17379,7 +17379,7 @@
         <w:rPr>
           <w:lang w:eastAsia="ru-RU"/>
         </w:rPr>
-        <w:t>Кредитный скоринг является одной из прикладных областей, в которой задача неточного поиска по числовым данным имеет практическую значимость. При оценке заемщика банк или аналитическая система редко работает с полностью уникальными и изолированными значениями. Обычно требуется сопоставить новую заявку с уже имеющимися профилями клиентов, определить степень близости между ними и оценить, к какой группе риска может относиться рассматриваемый заемщик.</w:t>
+        <w:t>Кредитный скоринг является одной из прикладных областей, в которой задача неточного поиска по числовым данным имеет практическую значимость. При оценке заемщика банк или аналитическая система редко работает с полностью уникальными и изолированными значениями. Обычно требуется сопоставить новую заявку с уже имеющимися профилями клиентов, определить степень близости между ними и оценить, к какой группе риска может относиться рассматриваемый заемщик [18; 19].</w:t>
       </w:r>
     </w:p>
     <w:p>
@@ -17561,7 +17561,7 @@
       <w:pPr>
         <w:pStyle w:val="10"/>
       </w:pPr>
-      <w:bookmarkStart w:id="19" w:name="_Toc231917348"/>
+      <w:bookmarkStart w:id="19" w:name="_Toc231917851"/>
       <w:r>
         <w:t>Программная реализация и экспериментальное исследование</w:t>
       </w:r>
@@ -17574,7 +17574,7 @@
       <w:pPr>
         <w:pStyle w:val="20"/>
       </w:pPr>
-      <w:bookmarkStart w:id="20" w:name="_Toc231917349"/>
+      <w:bookmarkStart w:id="20" w:name="_Toc231917852"/>
       <w:r>
         <w:t>Выбор инструментов и технологий</w:t>
       </w:r>
@@ -18085,7 +18085,7 @@
       <w:pPr>
         <w:pStyle w:val="20"/>
       </w:pPr>
-      <w:bookmarkStart w:id="21" w:name="_Toc231917350"/>
+      <w:bookmarkStart w:id="21" w:name="_Toc231917853"/>
       <w:r>
         <w:t>Описание структуры базы данных</w:t>
       </w:r>
@@ -20977,7 +20977,7 @@
       <w:pPr>
         <w:pStyle w:val="20"/>
       </w:pPr>
-      <w:bookmarkStart w:id="22" w:name="_Toc231917351"/>
+      <w:bookmarkStart w:id="22" w:name="_Toc231917854"/>
       <w:r>
         <w:t>Описание используемых датасетов</w:t>
       </w:r>
@@ -21449,7 +21449,7 @@
       <w:pPr>
         <w:pStyle w:val="20"/>
       </w:pPr>
-      <w:bookmarkStart w:id="23" w:name="_Toc231917352"/>
+      <w:bookmarkStart w:id="23" w:name="_Toc231917855"/>
       <w:r>
         <w:t>Реализация алгоритма</w:t>
       </w:r>
@@ -21535,7 +21535,7 @@
       <w:pPr>
         <w:pStyle w:val="20"/>
       </w:pPr>
-      <w:bookmarkStart w:id="24" w:name="_Toc231917353"/>
+      <w:bookmarkStart w:id="24" w:name="_Toc231917856"/>
       <w:r>
         <w:lastRenderedPageBreak/>
         <w:t>Проведение экспериментов</w:t>
@@ -22228,7 +22228,7 @@
       <w:pPr>
         <w:pStyle w:val="20"/>
       </w:pPr>
-      <w:bookmarkStart w:id="25" w:name="_Toc231917354"/>
+      <w:bookmarkStart w:id="25" w:name="_Toc231917857"/>
       <w:r>
         <w:t>Анализ результат</w:t>
       </w:r>
@@ -22355,7 +22355,7 @@
       <w:pPr>
         <w:pStyle w:val="20"/>
       </w:pPr>
-      <w:bookmarkStart w:id="26" w:name="_Toc231917355"/>
+      <w:bookmarkStart w:id="26" w:name="_Toc231917858"/>
       <w:r>
         <w:t>Сравнение с классическими методами поиска</w:t>
       </w:r>
@@ -22497,7 +22497,7 @@
           <w:numId w:val="0"/>
         </w:numPr>
       </w:pPr>
-      <w:bookmarkStart w:id="27" w:name="_Toc231917356"/>
+      <w:bookmarkStart w:id="27" w:name="_Toc231917859"/>
       <w:r>
         <w:lastRenderedPageBreak/>
         <w:t>Заключение</w:t>
@@ -22570,7 +22570,7 @@
           <w:numId w:val="0"/>
         </w:numPr>
       </w:pPr>
-      <w:bookmarkStart w:id="28" w:name="_Toc231917357"/>
+      <w:bookmarkStart w:id="28" w:name="_Toc231917860"/>
       <w:r>
         <w:lastRenderedPageBreak/>
         <w:t>Источники</w:t>
@@ -22788,7 +22788,7 @@
           <w:numId w:val="0"/>
         </w:numPr>
       </w:pPr>
-      <w:bookmarkStart w:id="29" w:name="_Toc231917358"/>
+      <w:bookmarkStart w:id="29" w:name="_Toc231917861"/>
       <w:r>
         <w:t>Приложение А</w:t>
       </w:r>
@@ -22802,7 +22802,7 @@
           <w:numId w:val="0"/>
         </w:numPr>
       </w:pPr>
-      <w:bookmarkStart w:id="30" w:name="_Toc231917359"/>
+      <w:bookmarkStart w:id="30" w:name="_Toc231917862"/>
       <w:r>
         <w:t>Фрагменты программной реализации</w:t>
       </w:r>
@@ -22832,7 +22832,7 @@
           <w:numId w:val="0"/>
         </w:numPr>
       </w:pPr>
-      <w:bookmarkStart w:id="31" w:name="_Toc231917360"/>
+      <w:bookmarkStart w:id="31" w:name="_Toc231917863"/>
       <w:r>
         <w:t>Листинг А.1 - Запуск графического приложения</w:t>
       </w:r>
@@ -24375,7 +24375,7 @@
           <w:numId w:val="0"/>
         </w:numPr>
       </w:pPr>
-      <w:bookmarkStart w:id="32" w:name="_Toc231917361"/>
+      <w:bookmarkStart w:id="32" w:name="_Toc231917864"/>
       <w:r>
         <w:t>Листинг А.2 - Базовая структура результата анализа</w:t>
       </w:r>
@@ -25698,7 +25698,7 @@
           <w:numId w:val="0"/>
         </w:numPr>
       </w:pPr>
-      <w:bookmarkStart w:id="33" w:name="_Toc231917362"/>
+      <w:bookmarkStart w:id="33" w:name="_Toc231917865"/>
       <w:r>
         <w:t>Листинг А.3 - Подготовка числовой выборки и квартильное квантование</w:t>
       </w:r>
@@ -26598,7 +26598,7 @@
           <w:numId w:val="0"/>
         </w:numPr>
       </w:pPr>
-      <w:bookmarkStart w:id="34" w:name="_Toc231917363"/>
+      <w:bookmarkStart w:id="34" w:name="_Toc231917866"/>
       <w:r>
         <w:t>Листинг А.4 - Формирование неточного запроса</w:t>
       </w:r>
@@ -27296,7 +27296,7 @@
           <w:numId w:val="0"/>
         </w:numPr>
       </w:pPr>
-      <w:bookmarkStart w:id="35" w:name="_Toc231917364"/>
+      <w:bookmarkStart w:id="35" w:name="_Toc231917867"/>
       <w:r>
         <w:t>Листинг А.5 - Базовый поиск полным перебором</w:t>
       </w:r>
@@ -27548,7 +27548,7 @@
           <w:numId w:val="0"/>
         </w:numPr>
       </w:pPr>
-      <w:bookmarkStart w:id="36" w:name="_Toc231917365"/>
+      <w:bookmarkStart w:id="36" w:name="_Toc231917868"/>
       <w:r>
         <w:t>Листинг А.6 - Квартильная и числовая фильтрация кандидатов</w:t>
       </w:r>
@@ -29001,7 +29001,7 @@
           <w:numId w:val="0"/>
         </w:numPr>
       </w:pPr>
-      <w:bookmarkStart w:id="37" w:name="_Toc231917366"/>
+      <w:bookmarkStart w:id="37" w:name="_Toc231917869"/>
       <w:r>
         <w:t>Листинг А.7 - Вероятностная оценка близости и ранжирование</w:t>
       </w:r>
@@ -29900,7 +29900,7 @@
           <w:numId w:val="0"/>
         </w:numPr>
       </w:pPr>
-      <w:bookmarkStart w:id="38" w:name="_Toc231917367"/>
+      <w:bookmarkStart w:id="38" w:name="_Toc231917870"/>
       <w:r>
         <w:t>Листинг А.8 - Расчет времени и итоговых экспериментальных метрик</w:t>
       </w:r>
@@ -30998,7 +30998,7 @@
           <w:numId w:val="0"/>
         </w:numPr>
       </w:pPr>
-      <w:bookmarkStart w:id="39" w:name="_Toc231917368"/>
+      <w:bookmarkStart w:id="39" w:name="_Toc231917871"/>
       <w:r>
         <w:t>Листинг А.9 - Общий сценарий выполнения анализа</w:t>
       </w:r>
@@ -32981,7 +32981,7 @@
           <w:lang w:val="en-US"/>
         </w:rPr>
       </w:pPr>
-      <w:bookmarkStart w:id="40" w:name="_Toc231917369"/>
+      <w:bookmarkStart w:id="40" w:name="_Toc231917872"/>
       <w:r>
         <w:t>Листинг</w:t>
       </w:r>
@@ -33438,7 +33438,7 @@
           <w:lang w:val="en-US"/>
         </w:rPr>
       </w:pPr>
-      <w:bookmarkStart w:id="41" w:name="_Toc231917370"/>
+      <w:bookmarkStart w:id="41" w:name="_Toc231917873"/>
       <w:r>
         <w:t>Листинг</w:t>
       </w:r>
@@ -34233,7 +34233,7 @@
           <w:lang w:val="en-US"/>
         </w:rPr>
       </w:pPr>
-      <w:bookmarkStart w:id="42" w:name="_Toc231917371"/>
+      <w:bookmarkStart w:id="42" w:name="_Toc231917874"/>
       <w:r>
         <w:t>Листинг</w:t>
       </w:r>
@@ -34725,7 +34725,7 @@
           <w:lang w:val="en-US"/>
         </w:rPr>
       </w:pPr>
-      <w:bookmarkStart w:id="43" w:name="_Toc231917372"/>
+      <w:bookmarkStart w:id="43" w:name="_Toc231917875"/>
       <w:r>
         <w:t>Листинг</w:t>
       </w:r>
@@ -38772,7 +38772,7 @@
           <w:lang w:val="en-US"/>
         </w:rPr>
       </w:pPr>
-      <w:bookmarkStart w:id="44" w:name="_Toc231917373"/>
+      <w:bookmarkStart w:id="44" w:name="_Toc231917876"/>
       <w:r>
         <w:t>Листинг</w:t>
       </w:r>

--- a/docs/ВКР_Ускорение неточного поиска в БД на основе вероятностных соотношений_Полещук И.В..docx
+++ b/docs/ВКР_Ускорение неточного поиска в БД на основе вероятностных соотношений_Полещук И.В..docx
@@ -71,7 +71,7 @@
           <w:r>
             <w:fldChar w:fldCharType="separate"/>
           </w:r>
-          <w:hyperlink w:anchor="_Toc231917834" w:history="1">
+          <w:hyperlink w:anchor="_Toc232086137" w:history="1">
             <w:r>
               <w:rPr>
                 <w:rStyle w:val="ab"/>
@@ -98,7 +98,7 @@
                 <w:noProof/>
                 <w:webHidden/>
               </w:rPr>
-              <w:instrText xml:space="preserve"> PAGEREF _Toc231917834 \h </w:instrText>
+              <w:instrText xml:space="preserve"> PAGEREF _Toc232086137 \h </w:instrText>
             </w:r>
             <w:r>
               <w:rPr>
@@ -145,7 +145,7 @@
               <w14:ligatures w14:val="standardContextual"/>
             </w:rPr>
           </w:pPr>
-          <w:hyperlink w:anchor="_Toc231917835" w:history="1">
+          <w:hyperlink w:anchor="_Toc232086138" w:history="1">
             <w:r>
               <w:rPr>
                 <w:rStyle w:val="ab"/>
@@ -172,7 +172,7 @@
                 <w:noProof/>
                 <w:webHidden/>
               </w:rPr>
-              <w:instrText xml:space="preserve"> PAGEREF _Toc231917835 \h </w:instrText>
+              <w:instrText xml:space="preserve"> PAGEREF _Toc232086138 \h </w:instrText>
             </w:r>
             <w:r>
               <w:rPr>
@@ -220,7 +220,7 @@
               <w14:ligatures w14:val="standardContextual"/>
             </w:rPr>
           </w:pPr>
-          <w:hyperlink w:anchor="_Toc231917836" w:history="1">
+          <w:hyperlink w:anchor="_Toc232086139" w:history="1">
             <w:r>
               <w:rPr>
                 <w:rStyle w:val="ab"/>
@@ -266,7 +266,7 @@
                 <w:noProof/>
                 <w:webHidden/>
               </w:rPr>
-              <w:instrText xml:space="preserve"> PAGEREF _Toc231917836 \h </w:instrText>
+              <w:instrText xml:space="preserve"> PAGEREF _Toc232086139 \h </w:instrText>
             </w:r>
             <w:r>
               <w:rPr>
@@ -286,7 +286,7 @@
                 <w:noProof/>
                 <w:webHidden/>
               </w:rPr>
-              <w:t>8</w:t>
+              <w:t>7</w:t>
             </w:r>
             <w:r>
               <w:rPr>
@@ -310,7 +310,7 @@
               <w14:ligatures w14:val="standardContextual"/>
             </w:rPr>
           </w:pPr>
-          <w:hyperlink w:anchor="_Toc231917837" w:history="1">
+          <w:hyperlink w:anchor="_Toc232086140" w:history="1">
             <w:r>
               <w:rPr>
                 <w:rStyle w:val="ab"/>
@@ -356,7 +356,7 @@
                 <w:noProof/>
                 <w:webHidden/>
               </w:rPr>
-              <w:instrText xml:space="preserve"> PAGEREF _Toc231917837 \h </w:instrText>
+              <w:instrText xml:space="preserve"> PAGEREF _Toc232086140 \h </w:instrText>
             </w:r>
             <w:r>
               <w:rPr>
@@ -376,7 +376,7 @@
                 <w:noProof/>
                 <w:webHidden/>
               </w:rPr>
-              <w:t>8</w:t>
+              <w:t>7</w:t>
             </w:r>
             <w:r>
               <w:rPr>
@@ -400,7 +400,7 @@
               <w14:ligatures w14:val="standardContextual"/>
             </w:rPr>
           </w:pPr>
-          <w:hyperlink w:anchor="_Toc231917838" w:history="1">
+          <w:hyperlink w:anchor="_Toc232086141" w:history="1">
             <w:r>
               <w:rPr>
                 <w:rStyle w:val="ab"/>
@@ -446,7 +446,7 @@
                 <w:noProof/>
                 <w:webHidden/>
               </w:rPr>
-              <w:instrText xml:space="preserve"> PAGEREF _Toc231917838 \h </w:instrText>
+              <w:instrText xml:space="preserve"> PAGEREF _Toc232086141 \h </w:instrText>
             </w:r>
             <w:r>
               <w:rPr>
@@ -466,7 +466,7 @@
                 <w:noProof/>
                 <w:webHidden/>
               </w:rPr>
-              <w:t>13</w:t>
+              <w:t>12</w:t>
             </w:r>
             <w:r>
               <w:rPr>
@@ -490,7 +490,7 @@
               <w14:ligatures w14:val="standardContextual"/>
             </w:rPr>
           </w:pPr>
-          <w:hyperlink w:anchor="_Toc231917839" w:history="1">
+          <w:hyperlink w:anchor="_Toc232086142" w:history="1">
             <w:r>
               <w:rPr>
                 <w:rStyle w:val="ab"/>
@@ -536,7 +536,7 @@
                 <w:noProof/>
                 <w:webHidden/>
               </w:rPr>
-              <w:instrText xml:space="preserve"> PAGEREF _Toc231917839 \h </w:instrText>
+              <w:instrText xml:space="preserve"> PAGEREF _Toc232086142 \h </w:instrText>
             </w:r>
             <w:r>
               <w:rPr>
@@ -556,7 +556,7 @@
                 <w:noProof/>
                 <w:webHidden/>
               </w:rPr>
-              <w:t>30</w:t>
+              <w:t>28</w:t>
             </w:r>
             <w:r>
               <w:rPr>
@@ -580,7 +580,7 @@
               <w14:ligatures w14:val="standardContextual"/>
             </w:rPr>
           </w:pPr>
-          <w:hyperlink w:anchor="_Toc231917840" w:history="1">
+          <w:hyperlink w:anchor="_Toc232086143" w:history="1">
             <w:r>
               <w:rPr>
                 <w:rStyle w:val="ab"/>
@@ -626,7 +626,7 @@
                 <w:noProof/>
                 <w:webHidden/>
               </w:rPr>
-              <w:instrText xml:space="preserve"> PAGEREF _Toc231917840 \h </w:instrText>
+              <w:instrText xml:space="preserve"> PAGEREF _Toc232086143 \h </w:instrText>
             </w:r>
             <w:r>
               <w:rPr>
@@ -646,7 +646,7 @@
                 <w:noProof/>
                 <w:webHidden/>
               </w:rPr>
-              <w:t>43</w:t>
+              <w:t>40</w:t>
             </w:r>
             <w:r>
               <w:rPr>
@@ -670,7 +670,7 @@
               <w14:ligatures w14:val="standardContextual"/>
             </w:rPr>
           </w:pPr>
-          <w:hyperlink w:anchor="_Toc231917841" w:history="1">
+          <w:hyperlink w:anchor="_Toc232086144" w:history="1">
             <w:r>
               <w:rPr>
                 <w:rStyle w:val="ab"/>
@@ -716,7 +716,7 @@
                 <w:noProof/>
                 <w:webHidden/>
               </w:rPr>
-              <w:instrText xml:space="preserve"> PAGEREF _Toc231917841 \h </w:instrText>
+              <w:instrText xml:space="preserve"> PAGEREF _Toc232086144 \h </w:instrText>
             </w:r>
             <w:r>
               <w:rPr>
@@ -736,7 +736,7 @@
                 <w:noProof/>
                 <w:webHidden/>
               </w:rPr>
-              <w:t>46</w:t>
+              <w:t>41</w:t>
             </w:r>
             <w:r>
               <w:rPr>
@@ -760,7 +760,7 @@
               <w14:ligatures w14:val="standardContextual"/>
             </w:rPr>
           </w:pPr>
-          <w:hyperlink w:anchor="_Toc231917842" w:history="1">
+          <w:hyperlink w:anchor="_Toc232086145" w:history="1">
             <w:r>
               <w:rPr>
                 <w:rStyle w:val="ab"/>
@@ -806,7 +806,7 @@
                 <w:noProof/>
                 <w:webHidden/>
               </w:rPr>
-              <w:instrText xml:space="preserve"> PAGEREF _Toc231917842 \h </w:instrText>
+              <w:instrText xml:space="preserve"> PAGEREF _Toc232086145 \h </w:instrText>
             </w:r>
             <w:r>
               <w:rPr>
@@ -826,7 +826,7 @@
                 <w:noProof/>
                 <w:webHidden/>
               </w:rPr>
-              <w:t>48</w:t>
+              <w:t>42</w:t>
             </w:r>
             <w:r>
               <w:rPr>
@@ -854,7 +854,7 @@
               <w14:ligatures w14:val="standardContextual"/>
             </w:rPr>
           </w:pPr>
-          <w:hyperlink w:anchor="_Toc231917843" w:history="1">
+          <w:hyperlink w:anchor="_Toc232086146" w:history="1">
             <w:r>
               <w:rPr>
                 <w:rStyle w:val="ab"/>
@@ -900,7 +900,7 @@
                 <w:noProof/>
                 <w:webHidden/>
               </w:rPr>
-              <w:instrText xml:space="preserve"> PAGEREF _Toc231917843 \h </w:instrText>
+              <w:instrText xml:space="preserve"> PAGEREF _Toc232086146 \h </w:instrText>
             </w:r>
             <w:r>
               <w:rPr>
@@ -920,7 +920,7 @@
                 <w:noProof/>
                 <w:webHidden/>
               </w:rPr>
-              <w:t>51</w:t>
+              <w:t>44</w:t>
             </w:r>
             <w:r>
               <w:rPr>
@@ -944,7 +944,7 @@
               <w14:ligatures w14:val="standardContextual"/>
             </w:rPr>
           </w:pPr>
-          <w:hyperlink w:anchor="_Toc231917844" w:history="1">
+          <w:hyperlink w:anchor="_Toc232086147" w:history="1">
             <w:r>
               <w:rPr>
                 <w:rStyle w:val="ab"/>
@@ -990,7 +990,7 @@
                 <w:noProof/>
                 <w:webHidden/>
               </w:rPr>
-              <w:instrText xml:space="preserve"> PAGEREF _Toc231917844 \h </w:instrText>
+              <w:instrText xml:space="preserve"> PAGEREF _Toc232086147 \h </w:instrText>
             </w:r>
             <w:r>
               <w:rPr>
@@ -1010,7 +1010,7 @@
                 <w:noProof/>
                 <w:webHidden/>
               </w:rPr>
-              <w:t>51</w:t>
+              <w:t>44</w:t>
             </w:r>
             <w:r>
               <w:rPr>
@@ -1034,7 +1034,7 @@
               <w14:ligatures w14:val="standardContextual"/>
             </w:rPr>
           </w:pPr>
-          <w:hyperlink w:anchor="_Toc231917845" w:history="1">
+          <w:hyperlink w:anchor="_Toc232086148" w:history="1">
             <w:r>
               <w:rPr>
                 <w:rStyle w:val="ab"/>
@@ -1080,7 +1080,7 @@
                 <w:noProof/>
                 <w:webHidden/>
               </w:rPr>
-              <w:instrText xml:space="preserve"> PAGEREF _Toc231917845 \h </w:instrText>
+              <w:instrText xml:space="preserve"> PAGEREF _Toc232086148 \h </w:instrText>
             </w:r>
             <w:r>
               <w:rPr>
@@ -1100,7 +1100,7 @@
                 <w:noProof/>
                 <w:webHidden/>
               </w:rPr>
-              <w:t>53</w:t>
+              <w:t>45</w:t>
             </w:r>
             <w:r>
               <w:rPr>
@@ -1124,7 +1124,7 @@
               <w14:ligatures w14:val="standardContextual"/>
             </w:rPr>
           </w:pPr>
-          <w:hyperlink w:anchor="_Toc231917846" w:history="1">
+          <w:hyperlink w:anchor="_Toc232086149" w:history="1">
             <w:r>
               <w:rPr>
                 <w:rStyle w:val="ab"/>
@@ -1170,7 +1170,7 @@
                 <w:noProof/>
                 <w:webHidden/>
               </w:rPr>
-              <w:instrText xml:space="preserve"> PAGEREF _Toc231917846 \h </w:instrText>
+              <w:instrText xml:space="preserve"> PAGEREF _Toc232086149 \h </w:instrText>
             </w:r>
             <w:r>
               <w:rPr>
@@ -1190,7 +1190,7 @@
                 <w:noProof/>
                 <w:webHidden/>
               </w:rPr>
-              <w:t>56</w:t>
+              <w:t>47</w:t>
             </w:r>
             <w:r>
               <w:rPr>
@@ -1214,7 +1214,7 @@
               <w14:ligatures w14:val="standardContextual"/>
             </w:rPr>
           </w:pPr>
-          <w:hyperlink w:anchor="_Toc231917847" w:history="1">
+          <w:hyperlink w:anchor="_Toc232086150" w:history="1">
             <w:r>
               <w:rPr>
                 <w:rStyle w:val="ab"/>
@@ -1260,7 +1260,7 @@
                 <w:noProof/>
                 <w:webHidden/>
               </w:rPr>
-              <w:instrText xml:space="preserve"> PAGEREF _Toc231917847 \h </w:instrText>
+              <w:instrText xml:space="preserve"> PAGEREF _Toc232086150 \h </w:instrText>
             </w:r>
             <w:r>
               <w:rPr>
@@ -1280,7 +1280,7 @@
                 <w:noProof/>
                 <w:webHidden/>
               </w:rPr>
-              <w:t>58</w:t>
+              <w:t>48</w:t>
             </w:r>
             <w:r>
               <w:rPr>
@@ -1304,7 +1304,7 @@
               <w14:ligatures w14:val="standardContextual"/>
             </w:rPr>
           </w:pPr>
-          <w:hyperlink w:anchor="_Toc231917848" w:history="1">
+          <w:hyperlink w:anchor="_Toc232086151" w:history="1">
             <w:r>
               <w:rPr>
                 <w:rStyle w:val="ab"/>
@@ -1350,7 +1350,7 @@
                 <w:noProof/>
                 <w:webHidden/>
               </w:rPr>
-              <w:instrText xml:space="preserve"> PAGEREF _Toc231917848 \h </w:instrText>
+              <w:instrText xml:space="preserve"> PAGEREF _Toc232086151 \h </w:instrText>
             </w:r>
             <w:r>
               <w:rPr>
@@ -1370,7 +1370,7 @@
                 <w:noProof/>
                 <w:webHidden/>
               </w:rPr>
-              <w:t>60</w:t>
+              <w:t>49</w:t>
             </w:r>
             <w:r>
               <w:rPr>
@@ -1394,7 +1394,7 @@
               <w14:ligatures w14:val="standardContextual"/>
             </w:rPr>
           </w:pPr>
-          <w:hyperlink w:anchor="_Toc231917849" w:history="1">
+          <w:hyperlink w:anchor="_Toc232086152" w:history="1">
             <w:r>
               <w:rPr>
                 <w:rStyle w:val="ab"/>
@@ -1440,7 +1440,7 @@
                 <w:noProof/>
                 <w:webHidden/>
               </w:rPr>
-              <w:instrText xml:space="preserve"> PAGEREF _Toc231917849 \h </w:instrText>
+              <w:instrText xml:space="preserve"> PAGEREF _Toc232086152 \h </w:instrText>
             </w:r>
             <w:r>
               <w:rPr>
@@ -1460,7 +1460,7 @@
                 <w:noProof/>
                 <w:webHidden/>
               </w:rPr>
-              <w:t>62</w:t>
+              <w:t>50</w:t>
             </w:r>
             <w:r>
               <w:rPr>
@@ -1484,7 +1484,7 @@
               <w14:ligatures w14:val="standardContextual"/>
             </w:rPr>
           </w:pPr>
-          <w:hyperlink w:anchor="_Toc231917850" w:history="1">
+          <w:hyperlink w:anchor="_Toc232086153" w:history="1">
             <w:r>
               <w:rPr>
                 <w:rStyle w:val="ab"/>
@@ -1530,7 +1530,7 @@
                 <w:noProof/>
                 <w:webHidden/>
               </w:rPr>
-              <w:instrText xml:space="preserve"> PAGEREF _Toc231917850 \h </w:instrText>
+              <w:instrText xml:space="preserve"> PAGEREF _Toc232086153 \h </w:instrText>
             </w:r>
             <w:r>
               <w:rPr>
@@ -1550,7 +1550,7 @@
                 <w:noProof/>
                 <w:webHidden/>
               </w:rPr>
-              <w:t>64</w:t>
+              <w:t>52</w:t>
             </w:r>
             <w:r>
               <w:rPr>
@@ -1578,7 +1578,7 @@
               <w14:ligatures w14:val="standardContextual"/>
             </w:rPr>
           </w:pPr>
-          <w:hyperlink w:anchor="_Toc231917851" w:history="1">
+          <w:hyperlink w:anchor="_Toc232086154" w:history="1">
             <w:r>
               <w:rPr>
                 <w:rStyle w:val="ab"/>
@@ -1624,7 +1624,7 @@
                 <w:noProof/>
                 <w:webHidden/>
               </w:rPr>
-              <w:instrText xml:space="preserve"> PAGEREF _Toc231917851 \h </w:instrText>
+              <w:instrText xml:space="preserve"> PAGEREF _Toc232086154 \h </w:instrText>
             </w:r>
             <w:r>
               <w:rPr>
@@ -1644,7 +1644,7 @@
                 <w:noProof/>
                 <w:webHidden/>
               </w:rPr>
-              <w:t>67</w:t>
+              <w:t>54</w:t>
             </w:r>
             <w:r>
               <w:rPr>
@@ -1668,7 +1668,7 @@
               <w14:ligatures w14:val="standardContextual"/>
             </w:rPr>
           </w:pPr>
-          <w:hyperlink w:anchor="_Toc231917852" w:history="1">
+          <w:hyperlink w:anchor="_Toc232086155" w:history="1">
             <w:r>
               <w:rPr>
                 <w:rStyle w:val="ab"/>
@@ -1714,7 +1714,7 @@
                 <w:noProof/>
                 <w:webHidden/>
               </w:rPr>
-              <w:instrText xml:space="preserve"> PAGEREF _Toc231917852 \h </w:instrText>
+              <w:instrText xml:space="preserve"> PAGEREF _Toc232086155 \h </w:instrText>
             </w:r>
             <w:r>
               <w:rPr>
@@ -1734,7 +1734,7 @@
                 <w:noProof/>
                 <w:webHidden/>
               </w:rPr>
-              <w:t>67</w:t>
+              <w:t>54</w:t>
             </w:r>
             <w:r>
               <w:rPr>
@@ -1758,7 +1758,7 @@
               <w14:ligatures w14:val="standardContextual"/>
             </w:rPr>
           </w:pPr>
-          <w:hyperlink w:anchor="_Toc231917853" w:history="1">
+          <w:hyperlink w:anchor="_Toc232086156" w:history="1">
             <w:r>
               <w:rPr>
                 <w:rStyle w:val="ab"/>
@@ -1804,7 +1804,7 @@
                 <w:noProof/>
                 <w:webHidden/>
               </w:rPr>
-              <w:instrText xml:space="preserve"> PAGEREF _Toc231917853 \h </w:instrText>
+              <w:instrText xml:space="preserve"> PAGEREF _Toc232086156 \h </w:instrText>
             </w:r>
             <w:r>
               <w:rPr>
@@ -1824,7 +1824,7 @@
                 <w:noProof/>
                 <w:webHidden/>
               </w:rPr>
-              <w:t>69</w:t>
+              <w:t>55</w:t>
             </w:r>
             <w:r>
               <w:rPr>
@@ -1848,7 +1848,7 @@
               <w14:ligatures w14:val="standardContextual"/>
             </w:rPr>
           </w:pPr>
-          <w:hyperlink w:anchor="_Toc231917854" w:history="1">
+          <w:hyperlink w:anchor="_Toc232086157" w:history="1">
             <w:r>
               <w:rPr>
                 <w:rStyle w:val="ab"/>
@@ -1894,7 +1894,7 @@
                 <w:noProof/>
                 <w:webHidden/>
               </w:rPr>
-              <w:instrText xml:space="preserve"> PAGEREF _Toc231917854 \h </w:instrText>
+              <w:instrText xml:space="preserve"> PAGEREF _Toc232086157 \h </w:instrText>
             </w:r>
             <w:r>
               <w:rPr>
@@ -1914,7 +1914,7 @@
                 <w:noProof/>
                 <w:webHidden/>
               </w:rPr>
-              <w:t>75</w:t>
+              <w:t>61</w:t>
             </w:r>
             <w:r>
               <w:rPr>
@@ -1938,7 +1938,7 @@
               <w14:ligatures w14:val="standardContextual"/>
             </w:rPr>
           </w:pPr>
-          <w:hyperlink w:anchor="_Toc231917855" w:history="1">
+          <w:hyperlink w:anchor="_Toc232086158" w:history="1">
             <w:r>
               <w:rPr>
                 <w:rStyle w:val="ab"/>
@@ -1984,7 +1984,7 @@
                 <w:noProof/>
                 <w:webHidden/>
               </w:rPr>
-              <w:instrText xml:space="preserve"> PAGEREF _Toc231917855 \h </w:instrText>
+              <w:instrText xml:space="preserve"> PAGEREF _Toc232086158 \h </w:instrText>
             </w:r>
             <w:r>
               <w:rPr>
@@ -2004,7 +2004,7 @@
                 <w:noProof/>
                 <w:webHidden/>
               </w:rPr>
-              <w:t>77</w:t>
+              <w:t>62</w:t>
             </w:r>
             <w:r>
               <w:rPr>
@@ -2028,7 +2028,7 @@
               <w14:ligatures w14:val="standardContextual"/>
             </w:rPr>
           </w:pPr>
-          <w:hyperlink w:anchor="_Toc231917856" w:history="1">
+          <w:hyperlink w:anchor="_Toc232086159" w:history="1">
             <w:r>
               <w:rPr>
                 <w:rStyle w:val="ab"/>
@@ -2074,7 +2074,7 @@
                 <w:noProof/>
                 <w:webHidden/>
               </w:rPr>
-              <w:instrText xml:space="preserve"> PAGEREF _Toc231917856 \h </w:instrText>
+              <w:instrText xml:space="preserve"> PAGEREF _Toc232086159 \h </w:instrText>
             </w:r>
             <w:r>
               <w:rPr>
@@ -2094,7 +2094,7 @@
                 <w:noProof/>
                 <w:webHidden/>
               </w:rPr>
-              <w:t>79</w:t>
+              <w:t>63</w:t>
             </w:r>
             <w:r>
               <w:rPr>
@@ -2118,7 +2118,7 @@
               <w14:ligatures w14:val="standardContextual"/>
             </w:rPr>
           </w:pPr>
-          <w:hyperlink w:anchor="_Toc231917857" w:history="1">
+          <w:hyperlink w:anchor="_Toc232086160" w:history="1">
             <w:r>
               <w:rPr>
                 <w:rStyle w:val="ab"/>
@@ -2164,7 +2164,7 @@
                 <w:noProof/>
                 <w:webHidden/>
               </w:rPr>
-              <w:instrText xml:space="preserve"> PAGEREF _Toc231917857 \h </w:instrText>
+              <w:instrText xml:space="preserve"> PAGEREF _Toc232086160 \h </w:instrText>
             </w:r>
             <w:r>
               <w:rPr>
@@ -2184,7 +2184,7 @@
                 <w:noProof/>
                 <w:webHidden/>
               </w:rPr>
-              <w:t>80</w:t>
+              <w:t>64</w:t>
             </w:r>
             <w:r>
               <w:rPr>
@@ -2208,7 +2208,7 @@
               <w14:ligatures w14:val="standardContextual"/>
             </w:rPr>
           </w:pPr>
-          <w:hyperlink w:anchor="_Toc231917858" w:history="1">
+          <w:hyperlink w:anchor="_Toc232086161" w:history="1">
             <w:r>
               <w:rPr>
                 <w:rStyle w:val="ab"/>
@@ -2254,7 +2254,7 @@
                 <w:noProof/>
                 <w:webHidden/>
               </w:rPr>
-              <w:instrText xml:space="preserve"> PAGEREF _Toc231917858 \h </w:instrText>
+              <w:instrText xml:space="preserve"> PAGEREF _Toc232086161 \h </w:instrText>
             </w:r>
             <w:r>
               <w:rPr>
@@ -2274,7 +2274,7 @@
                 <w:noProof/>
                 <w:webHidden/>
               </w:rPr>
-              <w:t>82</w:t>
+              <w:t>65</w:t>
             </w:r>
             <w:r>
               <w:rPr>
@@ -2301,7 +2301,7 @@
               <w14:ligatures w14:val="standardContextual"/>
             </w:rPr>
           </w:pPr>
-          <w:hyperlink w:anchor="_Toc231917859" w:history="1">
+          <w:hyperlink w:anchor="_Toc232086162" w:history="1">
             <w:r>
               <w:rPr>
                 <w:rStyle w:val="ab"/>
@@ -2328,7 +2328,7 @@
                 <w:noProof/>
                 <w:webHidden/>
               </w:rPr>
-              <w:instrText xml:space="preserve"> PAGEREF _Toc231917859 \h </w:instrText>
+              <w:instrText xml:space="preserve"> PAGEREF _Toc232086162 \h </w:instrText>
             </w:r>
             <w:r>
               <w:rPr>
@@ -2348,7 +2348,7 @@
                 <w:noProof/>
                 <w:webHidden/>
               </w:rPr>
-              <w:t>84</w:t>
+              <w:t>68</w:t>
             </w:r>
             <w:r>
               <w:rPr>
@@ -2375,7 +2375,7 @@
               <w14:ligatures w14:val="standardContextual"/>
             </w:rPr>
           </w:pPr>
-          <w:hyperlink w:anchor="_Toc231917860" w:history="1">
+          <w:hyperlink w:anchor="_Toc232086163" w:history="1">
             <w:r>
               <w:rPr>
                 <w:rStyle w:val="ab"/>
@@ -2402,7 +2402,7 @@
                 <w:noProof/>
                 <w:webHidden/>
               </w:rPr>
-              <w:instrText xml:space="preserve"> PAGEREF _Toc231917860 \h </w:instrText>
+              <w:instrText xml:space="preserve"> PAGEREF _Toc232086163 \h </w:instrText>
             </w:r>
             <w:r>
               <w:rPr>
@@ -2422,7 +2422,7 @@
                 <w:noProof/>
                 <w:webHidden/>
               </w:rPr>
-              <w:t>86</w:t>
+              <w:t>69</w:t>
             </w:r>
             <w:r>
               <w:rPr>
@@ -2449,7 +2449,7 @@
               <w14:ligatures w14:val="standardContextual"/>
             </w:rPr>
           </w:pPr>
-          <w:hyperlink w:anchor="_Toc231917861" w:history="1">
+          <w:hyperlink w:anchor="_Toc232086164" w:history="1">
             <w:r>
               <w:rPr>
                 <w:rStyle w:val="ab"/>
@@ -2476,7 +2476,7 @@
                 <w:noProof/>
                 <w:webHidden/>
               </w:rPr>
-              <w:instrText xml:space="preserve"> PAGEREF _Toc231917861 \h </w:instrText>
+              <w:instrText xml:space="preserve"> PAGEREF _Toc232086164 \h </w:instrText>
             </w:r>
             <w:r>
               <w:rPr>
@@ -2496,7 +2496,7 @@
                 <w:noProof/>
                 <w:webHidden/>
               </w:rPr>
-              <w:t>88</w:t>
+              <w:t>71</w:t>
             </w:r>
             <w:r>
               <w:rPr>
@@ -2520,7 +2520,7 @@
               <w14:ligatures w14:val="standardContextual"/>
             </w:rPr>
           </w:pPr>
-          <w:hyperlink w:anchor="_Toc231917862" w:history="1">
+          <w:hyperlink w:anchor="_Toc232086165" w:history="1">
             <w:r>
               <w:rPr>
                 <w:rStyle w:val="ab"/>
@@ -2547,7 +2547,7 @@
                 <w:noProof/>
                 <w:webHidden/>
               </w:rPr>
-              <w:instrText xml:space="preserve"> PAGEREF _Toc231917862 \h </w:instrText>
+              <w:instrText xml:space="preserve"> PAGEREF _Toc232086165 \h </w:instrText>
             </w:r>
             <w:r>
               <w:rPr>
@@ -2567,7 +2567,7 @@
                 <w:noProof/>
                 <w:webHidden/>
               </w:rPr>
-              <w:t>88</w:t>
+              <w:t>71</w:t>
             </w:r>
             <w:r>
               <w:rPr>
@@ -2591,7 +2591,7 @@
               <w14:ligatures w14:val="standardContextual"/>
             </w:rPr>
           </w:pPr>
-          <w:hyperlink w:anchor="_Toc231917863" w:history="1">
+          <w:hyperlink w:anchor="_Toc232086166" w:history="1">
             <w:r>
               <w:rPr>
                 <w:rStyle w:val="ab"/>
@@ -2618,7 +2618,7 @@
                 <w:noProof/>
                 <w:webHidden/>
               </w:rPr>
-              <w:instrText xml:space="preserve"> PAGEREF _Toc231917863 \h </w:instrText>
+              <w:instrText xml:space="preserve"> PAGEREF _Toc232086166 \h </w:instrText>
             </w:r>
             <w:r>
               <w:rPr>
@@ -2638,7 +2638,7 @@
                 <w:noProof/>
                 <w:webHidden/>
               </w:rPr>
-              <w:t>88</w:t>
+              <w:t>71</w:t>
             </w:r>
             <w:r>
               <w:rPr>
@@ -2662,7 +2662,7 @@
               <w14:ligatures w14:val="standardContextual"/>
             </w:rPr>
           </w:pPr>
-          <w:hyperlink w:anchor="_Toc231917864" w:history="1">
+          <w:hyperlink w:anchor="_Toc232086167" w:history="1">
             <w:r>
               <w:rPr>
                 <w:rStyle w:val="ab"/>
@@ -2689,7 +2689,7 @@
                 <w:noProof/>
                 <w:webHidden/>
               </w:rPr>
-              <w:instrText xml:space="preserve"> PAGEREF _Toc231917864 \h </w:instrText>
+              <w:instrText xml:space="preserve"> PAGEREF _Toc232086167 \h </w:instrText>
             </w:r>
             <w:r>
               <w:rPr>
@@ -2709,7 +2709,7 @@
                 <w:noProof/>
                 <w:webHidden/>
               </w:rPr>
-              <w:t>90</w:t>
+              <w:t>73</w:t>
             </w:r>
             <w:r>
               <w:rPr>
@@ -2733,7 +2733,7 @@
               <w14:ligatures w14:val="standardContextual"/>
             </w:rPr>
           </w:pPr>
-          <w:hyperlink w:anchor="_Toc231917865" w:history="1">
+          <w:hyperlink w:anchor="_Toc232086168" w:history="1">
             <w:r>
               <w:rPr>
                 <w:rStyle w:val="ab"/>
@@ -2760,7 +2760,7 @@
                 <w:noProof/>
                 <w:webHidden/>
               </w:rPr>
-              <w:instrText xml:space="preserve"> PAGEREF _Toc231917865 \h </w:instrText>
+              <w:instrText xml:space="preserve"> PAGEREF _Toc232086168 \h </w:instrText>
             </w:r>
             <w:r>
               <w:rPr>
@@ -2780,7 +2780,7 @@
                 <w:noProof/>
                 <w:webHidden/>
               </w:rPr>
-              <w:t>92</w:t>
+              <w:t>75</w:t>
             </w:r>
             <w:r>
               <w:rPr>
@@ -2804,7 +2804,7 @@
               <w14:ligatures w14:val="standardContextual"/>
             </w:rPr>
           </w:pPr>
-          <w:hyperlink w:anchor="_Toc231917866" w:history="1">
+          <w:hyperlink w:anchor="_Toc232086169" w:history="1">
             <w:r>
               <w:rPr>
                 <w:rStyle w:val="ab"/>
@@ -2831,7 +2831,7 @@
                 <w:noProof/>
                 <w:webHidden/>
               </w:rPr>
-              <w:instrText xml:space="preserve"> PAGEREF _Toc231917866 \h </w:instrText>
+              <w:instrText xml:space="preserve"> PAGEREF _Toc232086169 \h </w:instrText>
             </w:r>
             <w:r>
               <w:rPr>
@@ -2851,7 +2851,7 @@
                 <w:noProof/>
                 <w:webHidden/>
               </w:rPr>
-              <w:t>93</w:t>
+              <w:t>76</w:t>
             </w:r>
             <w:r>
               <w:rPr>
@@ -2875,7 +2875,7 @@
               <w14:ligatures w14:val="standardContextual"/>
             </w:rPr>
           </w:pPr>
-          <w:hyperlink w:anchor="_Toc231917867" w:history="1">
+          <w:hyperlink w:anchor="_Toc232086170" w:history="1">
             <w:r>
               <w:rPr>
                 <w:rStyle w:val="ab"/>
@@ -2902,7 +2902,7 @@
                 <w:noProof/>
                 <w:webHidden/>
               </w:rPr>
-              <w:instrText xml:space="preserve"> PAGEREF _Toc231917867 \h </w:instrText>
+              <w:instrText xml:space="preserve"> PAGEREF _Toc232086170 \h </w:instrText>
             </w:r>
             <w:r>
               <w:rPr>
@@ -2922,7 +2922,7 @@
                 <w:noProof/>
                 <w:webHidden/>
               </w:rPr>
-              <w:t>94</w:t>
+              <w:t>77</w:t>
             </w:r>
             <w:r>
               <w:rPr>
@@ -2946,7 +2946,7 @@
               <w14:ligatures w14:val="standardContextual"/>
             </w:rPr>
           </w:pPr>
-          <w:hyperlink w:anchor="_Toc231917868" w:history="1">
+          <w:hyperlink w:anchor="_Toc232086171" w:history="1">
             <w:r>
               <w:rPr>
                 <w:rStyle w:val="ab"/>
@@ -2973,7 +2973,7 @@
                 <w:noProof/>
                 <w:webHidden/>
               </w:rPr>
-              <w:instrText xml:space="preserve"> PAGEREF _Toc231917868 \h </w:instrText>
+              <w:instrText xml:space="preserve"> PAGEREF _Toc232086171 \h </w:instrText>
             </w:r>
             <w:r>
               <w:rPr>
@@ -2993,7 +2993,7 @@
                 <w:noProof/>
                 <w:webHidden/>
               </w:rPr>
-              <w:t>94</w:t>
+              <w:t>77</w:t>
             </w:r>
             <w:r>
               <w:rPr>
@@ -3017,7 +3017,7 @@
               <w14:ligatures w14:val="standardContextual"/>
             </w:rPr>
           </w:pPr>
-          <w:hyperlink w:anchor="_Toc231917869" w:history="1">
+          <w:hyperlink w:anchor="_Toc232086172" w:history="1">
             <w:r>
               <w:rPr>
                 <w:rStyle w:val="ab"/>
@@ -3044,7 +3044,7 @@
                 <w:noProof/>
                 <w:webHidden/>
               </w:rPr>
-              <w:instrText xml:space="preserve"> PAGEREF _Toc231917869 \h </w:instrText>
+              <w:instrText xml:space="preserve"> PAGEREF _Toc232086172 \h </w:instrText>
             </w:r>
             <w:r>
               <w:rPr>
@@ -3064,7 +3064,7 @@
                 <w:noProof/>
                 <w:webHidden/>
               </w:rPr>
-              <w:t>96</w:t>
+              <w:t>79</w:t>
             </w:r>
             <w:r>
               <w:rPr>
@@ -3088,7 +3088,7 @@
               <w14:ligatures w14:val="standardContextual"/>
             </w:rPr>
           </w:pPr>
-          <w:hyperlink w:anchor="_Toc231917870" w:history="1">
+          <w:hyperlink w:anchor="_Toc232086173" w:history="1">
             <w:r>
               <w:rPr>
                 <w:rStyle w:val="ab"/>
@@ -3115,7 +3115,7 @@
                 <w:noProof/>
                 <w:webHidden/>
               </w:rPr>
-              <w:instrText xml:space="preserve"> PAGEREF _Toc231917870 \h </w:instrText>
+              <w:instrText xml:space="preserve"> PAGEREF _Toc232086173 \h </w:instrText>
             </w:r>
             <w:r>
               <w:rPr>
@@ -3135,7 +3135,7 @@
                 <w:noProof/>
                 <w:webHidden/>
               </w:rPr>
-              <w:t>97</w:t>
+              <w:t>80</w:t>
             </w:r>
             <w:r>
               <w:rPr>
@@ -3159,7 +3159,7 @@
               <w14:ligatures w14:val="standardContextual"/>
             </w:rPr>
           </w:pPr>
-          <w:hyperlink w:anchor="_Toc231917871" w:history="1">
+          <w:hyperlink w:anchor="_Toc232086174" w:history="1">
             <w:r>
               <w:rPr>
                 <w:rStyle w:val="ab"/>
@@ -3186,7 +3186,7 @@
                 <w:noProof/>
                 <w:webHidden/>
               </w:rPr>
-              <w:instrText xml:space="preserve"> PAGEREF _Toc231917871 \h </w:instrText>
+              <w:instrText xml:space="preserve"> PAGEREF _Toc232086174 \h </w:instrText>
             </w:r>
             <w:r>
               <w:rPr>
@@ -3206,7 +3206,7 @@
                 <w:noProof/>
                 <w:webHidden/>
               </w:rPr>
-              <w:t>98</w:t>
+              <w:t>81</w:t>
             </w:r>
             <w:r>
               <w:rPr>
@@ -3230,7 +3230,7 @@
               <w14:ligatures w14:val="standardContextual"/>
             </w:rPr>
           </w:pPr>
-          <w:hyperlink w:anchor="_Toc231917872" w:history="1">
+          <w:hyperlink w:anchor="_Toc232086175" w:history="1">
             <w:r>
               <w:rPr>
                 <w:rStyle w:val="ab"/>
@@ -3295,7 +3295,7 @@
                 <w:noProof/>
                 <w:webHidden/>
               </w:rPr>
-              <w:instrText xml:space="preserve"> PAGEREF _Toc231917872 \h </w:instrText>
+              <w:instrText xml:space="preserve"> PAGEREF _Toc232086175 \h </w:instrText>
             </w:r>
             <w:r>
               <w:rPr>
@@ -3315,7 +3315,7 @@
                 <w:noProof/>
                 <w:webHidden/>
               </w:rPr>
-              <w:t>101</w:t>
+              <w:t>84</w:t>
             </w:r>
             <w:r>
               <w:rPr>
@@ -3339,7 +3339,7 @@
               <w14:ligatures w14:val="standardContextual"/>
             </w:rPr>
           </w:pPr>
-          <w:hyperlink w:anchor="_Toc231917873" w:history="1">
+          <w:hyperlink w:anchor="_Toc232086176" w:history="1">
             <w:r>
               <w:rPr>
                 <w:rStyle w:val="ab"/>
@@ -3404,7 +3404,7 @@
                 <w:noProof/>
                 <w:webHidden/>
               </w:rPr>
-              <w:instrText xml:space="preserve"> PAGEREF _Toc231917873 \h </w:instrText>
+              <w:instrText xml:space="preserve"> PAGEREF _Toc232086176 \h </w:instrText>
             </w:r>
             <w:r>
               <w:rPr>
@@ -3424,7 +3424,7 @@
                 <w:noProof/>
                 <w:webHidden/>
               </w:rPr>
-              <w:t>101</w:t>
+              <w:t>84</w:t>
             </w:r>
             <w:r>
               <w:rPr>
@@ -3448,7 +3448,7 @@
               <w14:ligatures w14:val="standardContextual"/>
             </w:rPr>
           </w:pPr>
-          <w:hyperlink w:anchor="_Toc231917874" w:history="1">
+          <w:hyperlink w:anchor="_Toc232086177" w:history="1">
             <w:r>
               <w:rPr>
                 <w:rStyle w:val="ab"/>
@@ -3513,7 +3513,7 @@
                 <w:noProof/>
                 <w:webHidden/>
               </w:rPr>
-              <w:instrText xml:space="preserve"> PAGEREF _Toc231917874 \h </w:instrText>
+              <w:instrText xml:space="preserve"> PAGEREF _Toc232086177 \h </w:instrText>
             </w:r>
             <w:r>
               <w:rPr>
@@ -3533,7 +3533,7 @@
                 <w:noProof/>
                 <w:webHidden/>
               </w:rPr>
-              <w:t>102</w:t>
+              <w:t>85</w:t>
             </w:r>
             <w:r>
               <w:rPr>
@@ -3557,7 +3557,7 @@
               <w14:ligatures w14:val="standardContextual"/>
             </w:rPr>
           </w:pPr>
-          <w:hyperlink w:anchor="_Toc231917875" w:history="1">
+          <w:hyperlink w:anchor="_Toc232086178" w:history="1">
             <w:r>
               <w:rPr>
                 <w:rStyle w:val="ab"/>
@@ -3704,7 +3704,7 @@
                 <w:noProof/>
                 <w:webHidden/>
               </w:rPr>
-              <w:instrText xml:space="preserve"> PAGEREF _Toc231917875 \h </w:instrText>
+              <w:instrText xml:space="preserve"> PAGEREF _Toc232086178 \h </w:instrText>
             </w:r>
             <w:r>
               <w:rPr>
@@ -3724,7 +3724,7 @@
                 <w:noProof/>
                 <w:webHidden/>
               </w:rPr>
-              <w:t>103</w:t>
+              <w:t>86</w:t>
             </w:r>
             <w:r>
               <w:rPr>
@@ -3748,7 +3748,7 @@
               <w14:ligatures w14:val="standardContextual"/>
             </w:rPr>
           </w:pPr>
-          <w:hyperlink w:anchor="_Toc231917876" w:history="1">
+          <w:hyperlink w:anchor="_Toc232086179" w:history="1">
             <w:r>
               <w:rPr>
                 <w:rStyle w:val="ab"/>
@@ -3873,7 +3873,7 @@
                 <w:noProof/>
                 <w:webHidden/>
               </w:rPr>
-              <w:instrText xml:space="preserve"> PAGEREF _Toc231917876 \h </w:instrText>
+              <w:instrText xml:space="preserve"> PAGEREF _Toc232086179 \h </w:instrText>
             </w:r>
             <w:r>
               <w:rPr>
@@ -3893,7 +3893,7 @@
                 <w:noProof/>
                 <w:webHidden/>
               </w:rPr>
-              <w:t>107</w:t>
+              <w:t>90</w:t>
             </w:r>
             <w:r>
               <w:rPr>
@@ -3930,7 +3930,7 @@
       </w:pPr>
       <w:bookmarkStart w:id="0" w:name="_Toc101357288"/>
       <w:bookmarkStart w:id="1" w:name="_Toc101716161"/>
-      <w:bookmarkStart w:id="2" w:name="_Toc231917834"/>
+      <w:bookmarkStart w:id="2" w:name="_Toc232086137"/>
       <w:r>
         <w:lastRenderedPageBreak/>
         <w:t>Список сокращений</w:t>
@@ -4010,7 +4010,7 @@
           <w:numId w:val="0"/>
         </w:numPr>
       </w:pPr>
-      <w:bookmarkStart w:id="3" w:name="_Toc231917835"/>
+      <w:bookmarkStart w:id="3" w:name="_Toc232086138"/>
       <w:r>
         <w:lastRenderedPageBreak/>
         <w:t>Введение</w:t>
@@ -4024,454 +4024,101 @@
         <w:pStyle w:val="a5"/>
       </w:pPr>
       <w:r>
-        <w:rPr>
-          <w:b/>
-          <w:bCs/>
-        </w:rPr>
-        <w:t>Актуальност</w:t>
-      </w:r>
-      <w:r>
-        <w:rPr>
-          <w:b/>
-          <w:bCs/>
-        </w:rPr>
-        <w:t>ь</w:t>
-      </w:r>
-      <w:r>
-        <w:rPr>
-          <w:b/>
-          <w:bCs/>
-        </w:rPr>
-        <w:t xml:space="preserve"> </w:t>
-      </w:r>
-      <w:r>
-        <w:t>выбранной темы</w:t>
-      </w:r>
-      <w:r>
-        <w:rPr>
-          <w:b/>
-          <w:bCs/>
-        </w:rPr>
-        <w:t xml:space="preserve"> </w:t>
-      </w:r>
-      <w:r>
-        <w:t>подчеркивается фактором постоянного роста объемов данных, повышением требований к скорости их обработки, усложнением современных задач, стоящих перед наукой</w:t>
-      </w:r>
-      <w:r>
-        <w:t xml:space="preserve">, медициной, производством и </w:t>
-      </w:r>
-      <w:r>
-        <w:t>бизнесом, реализуемых посредством дата-анализа и зависящих от качества обработки данных.</w:t>
-      </w:r>
-      <w:r>
-        <w:t xml:space="preserve">  [3; 5]</w:t>
-      </w:r>
-    </w:p>
-    <w:p>
-      <w:pPr>
-        <w:pStyle w:val="a5"/>
-      </w:pPr>
-      <w:r>
-        <w:t xml:space="preserve">Проводится аналитическое сравнение с консервативными алгоритмическими методами </w:t>
-      </w:r>
-      <w:r>
-        <w:t>точного поиска</w:t>
-      </w:r>
-      <w:r>
-        <w:t>, которые</w:t>
-      </w:r>
-      <w:r>
-        <w:t xml:space="preserve"> зачастую неэффективны для обработки большого объема данных из-за</w:t>
-      </w:r>
-      <w:r>
-        <w:t>:</w:t>
-      </w:r>
-      <w:r>
-        <w:t xml:space="preserve"> значительных мощностных затрат, отсутствия нужной скорости вычисления, </w:t>
-      </w:r>
-      <w:r>
-        <w:t>неполнот</w:t>
-      </w:r>
-      <w:r>
-        <w:t>ы</w:t>
-      </w:r>
-      <w:r>
-        <w:t xml:space="preserve"> обработанных данных из-за четких критериев поиска</w:t>
-      </w:r>
-      <w:r>
-        <w:t>.</w:t>
-      </w:r>
-      <w:r>
-        <w:t xml:space="preserve"> </w:t>
-      </w:r>
-      <w:r>
-        <w:t>В проведенном сравнении видно</w:t>
-      </w:r>
-      <w:r>
-        <w:t xml:space="preserve">, что на фоне </w:t>
-      </w:r>
-      <w:r>
-        <w:t>консервативных</w:t>
-      </w:r>
-      <w:r>
-        <w:t xml:space="preserve"> методов поиска</w:t>
-      </w:r>
-      <w:r>
-        <w:t>,</w:t>
-      </w:r>
-      <w:r>
-        <w:t xml:space="preserve"> неточный поиск приобретает преимущества для использования из-за: сокращения мощностных затрат, возможности ускорить алгоритм, дает возможность находить данные в их полноте учитывая близко лежащие варианты [1; 4; 9]. </w:t>
-      </w:r>
-    </w:p>
-    <w:p>
-      <w:pPr>
-        <w:pStyle w:val="a5"/>
-      </w:pPr>
-      <w:r>
-        <w:t xml:space="preserve">Также, </w:t>
-      </w:r>
-      <w:r>
-        <w:t>важно упомянуть</w:t>
-      </w:r>
-      <w:r>
-        <w:t xml:space="preserve"> такую аналогию</w:t>
-      </w:r>
-      <w:r>
-        <w:t xml:space="preserve">, что </w:t>
-      </w:r>
-      <w:r>
-        <w:t xml:space="preserve">при обработке типов данных, которые имеют спектральную природу, являясь высоко размерными и нелинейными: </w:t>
-      </w:r>
-      <w:r>
-        <w:t>аудиосигналы, масс-спектрометрические показания</w:t>
-      </w:r>
-      <w:r>
-        <w:t>, видеосигналы; требуется применить специфические методы векторного ускорения – они помогают сократить временные затраты на поиск, сохраняя точность вывода. Данн</w:t>
-      </w:r>
-      <w:r>
-        <w:t>ая</w:t>
-      </w:r>
-      <w:r>
-        <w:t xml:space="preserve"> </w:t>
-      </w:r>
-      <w:r>
-        <w:t>аналогия</w:t>
-      </w:r>
-      <w:r>
-        <w:t xml:space="preserve"> демонстрирует что, применяя методы ускорения можно достичь результата эффективнее, с меньшими затратами времени и мощности, открывая новые возможности в дата-анализе и интерпретации сложных данных в прикладных областях [13; 15; 16; 17].   </w:t>
-      </w:r>
-    </w:p>
-    <w:p>
-      <w:pPr>
-        <w:pStyle w:val="a5"/>
-      </w:pPr>
-      <w:r>
-        <w:t xml:space="preserve">Возможность ускорения неточного поиска становится обязательным условием для его применения, чтобы обеспечить приемлемый уровень производительности в системах, работающих в условиях реального времени: </w:t>
-      </w:r>
+        <w:t>Актуальность темы определяется тем, что объемы прикладных данных растут быстрее, чем возможности их ручной обработки. В кредитной аналитике, медицине, производстве и исследовательских задачах пользователь часто ищет не строго совпадающую запись, а объект, близкий по набору числовых признаков. Поэтому качество поиска зависит не только от полноты базы, но и от того, насколько быстро система умеет отбирать похожие варианты [3; 5].</w:t>
+      </w:r>
+    </w:p>
+    <w:p>
+      <w:pPr>
+        <w:pStyle w:val="a5"/>
+      </w:pPr>
+      <w:r>
+        <w:t>Точный поиск удобен, когда известен идентификатор записи или требуется проверить конкретное значение. Однако при анализе числовых данных такой подход быстро становится ограничением: небольшая погрешность, округление, другой масштаб признака или расширение диапазона запроса могут привести к тому, что полезные записи не попадут в результат [1; 4; 9].</w:t>
+      </w:r>
+    </w:p>
+    <w:p>
+      <w:pPr>
+        <w:pStyle w:val="a5"/>
+      </w:pPr>
+      <w:r>
+        <w:t>Задача поиска похожих объектов особенно заметна в областях, где данные представлены вектором признаков: изображениях, биомедицинских измерениях, финансовых профилях и результатах лабораторных наблюдений. Для таких данных применяют приближенный поиск ближайших соседей, квантование и графовые структуры, но эти методы часто требуют отдельной настройки и сложной инфраструктуры [13; 15; 16; 17].</w:t>
+      </w:r>
+    </w:p>
+    <w:p>
+      <w:pPr>
+        <w:pStyle w:val="a5"/>
+      </w:pPr>
+      <w:r>
+        <w:t>В работе рассматривается более простой вариант ускорения: предварительно сократить множество кандидатов, а затем оценивать близость только для оставшихся записей. Такой подход важен для систем, где ответ должен формироваться быстро, а построение тяжелых индексов или обучение отдельной модели не всегда оправдано [16; 17].</w:t>
+      </w:r>
+    </w:p>
+    <w:p>
+      <w:pPr>
+        <w:pStyle w:val="a5"/>
+      </w:pPr>
+      <w:r>
+        <w:t>В качестве прикладной области выбран кредитный скоринг. В этой задаче заявка заемщика описывается числовыми параметрами: возрастом, суммой кредита, сроком, размером платежей и другими показателями. Аналитику важно найти исторические записи с близкими параметрами и посмотреть, как вели себя похожие клиенты [18; 19].</w:t>
+      </w:r>
+    </w:p>
+    <w:p>
+      <w:pPr>
+        <w:pStyle w:val="a5"/>
+      </w:pPr>
       <w:r>
         <w:lastRenderedPageBreak/>
-        <w:t>интеллектуальная обработка контента, биомедицинская диагностика и т.д.  [16; 17]</w:t>
-      </w:r>
-    </w:p>
-    <w:p>
-      <w:pPr>
-        <w:pStyle w:val="a5"/>
-      </w:pPr>
-      <w:r>
-        <w:t>Неточный</w:t>
-      </w:r>
-      <w:r>
-        <w:t xml:space="preserve"> метод п</w:t>
-      </w:r>
-      <w:r>
-        <w:t>оиска п</w:t>
-      </w:r>
-      <w:r>
-        <w:t xml:space="preserve">риобретает свою </w:t>
-      </w:r>
-      <w:r>
-        <w:t xml:space="preserve">особую </w:t>
-      </w:r>
-      <w:r>
-        <w:t>значимость в современном мире, где зачастую требуется искать периферийные значения, что особенно важно для науки, мед</w:t>
-      </w:r>
-      <w:r>
-        <w:t>и</w:t>
-      </w:r>
-      <w:r>
-        <w:t xml:space="preserve">цины, </w:t>
-      </w:r>
-      <w:r>
-        <w:t xml:space="preserve">производств, </w:t>
-      </w:r>
-      <w:r>
-        <w:t>бизнеса</w:t>
-      </w:r>
-      <w:r>
-        <w:t>, который находится в постоянном поиске новых ресурсов</w:t>
-      </w:r>
-      <w:r>
-        <w:t xml:space="preserve"> и рынков</w:t>
-      </w:r>
-      <w:r>
-        <w:t xml:space="preserve">, </w:t>
-      </w:r>
-      <w:r>
-        <w:t>маркетингового, мультимедийного, рекламного, с</w:t>
-      </w:r>
-      <w:r>
-        <w:t>трахового, банковского, финансового, инвестиционного секторов, для увеличения эффективности работы аналитических отделов</w:t>
-      </w:r>
-      <w:r>
-        <w:t xml:space="preserve"> и т</w:t>
-      </w:r>
-      <w:r>
-        <w:t>.</w:t>
-      </w:r>
-      <w:r>
-        <w:t>д.</w:t>
-      </w:r>
-      <w:r>
-        <w:t xml:space="preserve"> </w:t>
-      </w:r>
-    </w:p>
-    <w:p>
-      <w:pPr>
-        <w:pStyle w:val="a5"/>
-      </w:pPr>
-      <w:r>
-        <w:rPr>
-          <w:b/>
-          <w:bCs/>
-        </w:rPr>
-        <w:t>Проблематик</w:t>
-      </w:r>
-      <w:r>
-        <w:rPr>
-          <w:b/>
-          <w:bCs/>
-        </w:rPr>
-        <w:t>а</w:t>
-      </w:r>
-      <w:r>
-        <w:rPr>
-          <w:b/>
-          <w:bCs/>
-        </w:rPr>
-        <w:t xml:space="preserve"> </w:t>
-      </w:r>
-      <w:r>
-        <w:t>(</w:t>
-      </w:r>
-      <w:r>
-        <w:rPr>
-          <w:highlight w:val="yellow"/>
-        </w:rPr>
-        <w:t>диапазон запросов, ско, возрастает нагрузка на вычислительную модель</w:t>
-      </w:r>
-      <w:r>
-        <w:t>)</w:t>
-      </w:r>
-      <w:r>
-        <w:t>, существующая на данный момент, заключается в том</w:t>
-      </w:r>
-      <w:r>
-        <w:t xml:space="preserve">, </w:t>
-      </w:r>
-      <w:r>
-        <w:t xml:space="preserve">что модели запускаемые с точным поиском обработки данных являются результативными в консервативном плане, но не находят уникальных сочетаний и </w:t>
-      </w:r>
-      <w:r>
-        <w:t xml:space="preserve">уникальных </w:t>
-      </w:r>
-      <w:r>
-        <w:t>групп</w:t>
-      </w:r>
-      <w:r>
-        <w:t xml:space="preserve"> данных, в отличие от</w:t>
-      </w:r>
-      <w:r>
-        <w:t xml:space="preserve"> неточн</w:t>
-      </w:r>
-      <w:r>
-        <w:t>ого</w:t>
-      </w:r>
-      <w:r>
-        <w:t xml:space="preserve"> поиск</w:t>
-      </w:r>
-      <w:r>
-        <w:t>а</w:t>
-      </w:r>
-      <w:r>
-        <w:t>,</w:t>
-      </w:r>
-      <w:r>
-        <w:t xml:space="preserve"> </w:t>
-      </w:r>
-      <w:r>
-        <w:t>н</w:t>
-      </w:r>
-      <w:r>
-        <w:t>о</w:t>
-      </w:r>
-      <w:r>
-        <w:t>,</w:t>
-      </w:r>
-      <w:r>
-        <w:t xml:space="preserve"> из-за медленной работы данного метода он не отвечает скоростным критериям работы.</w:t>
-      </w:r>
-      <w:r>
-        <w:t xml:space="preserve"> </w:t>
-      </w:r>
-      <w:r>
-        <w:t xml:space="preserve">Данные постоянно увеличиваются в разнообразии типов, в </w:t>
-      </w:r>
-      <w:r>
-        <w:t>размере, ключевая</w:t>
-      </w:r>
-      <w:r>
-        <w:t xml:space="preserve"> проблема заключается в росте вычислительной нагрузки на модели обработки данных. Основной причиной является увеличение диапазона запросов – область данных, охватываемая системой при выполнении операции поиска и анализа. Если расширяется данный диапазон</w:t>
-      </w:r>
-      <w:r>
-        <w:t>,</w:t>
-      </w:r>
-      <w:r>
-        <w:t xml:space="preserve"> растет и необходимость обработки большего числа элементов, из-за этого увеличиваются требования к производительным мощностям системы.</w:t>
-      </w:r>
-    </w:p>
-    <w:p>
-      <w:pPr>
-        <w:pStyle w:val="a5"/>
-      </w:pPr>
-      <w:r>
-        <w:t xml:space="preserve">Важным аспектом, в рамках данной </w:t>
-      </w:r>
-      <w:r>
-        <w:t>проблематики</w:t>
-      </w:r>
-      <w:r>
-        <w:t>,</w:t>
-      </w:r>
-      <w:r>
-        <w:t xml:space="preserve"> является понятие СКО – среднеквадратическое отклонение, часто используется как мера разброса значений относительно среднего, и увеличение СКО говорит о росте вариативности данных. Всё вышеперечисленное также усложняет процессы фильтрации данных, кластеризации и классификаци</w:t>
-      </w:r>
-      <w:r>
-        <w:t>и,</w:t>
-      </w:r>
-      <w:r>
-        <w:t xml:space="preserve"> требует более тщательного анализа, что также влияет на вычислительную нагрузку. </w:t>
-      </w:r>
-    </w:p>
-    <w:p>
-      <w:pPr>
-        <w:pStyle w:val="a5"/>
-      </w:pPr>
+        <w:t>Основная проблема состоит в том, что полный перебор всех записей дает понятный контрольный результат, но плохо масштабируется. Чем шире допустимый диапазон и чем больше разброс значений, тем больше строк приходится сравнивать с запросом. При росте базы это напрямую увеличивает время обработки.</w:t>
+      </w:r>
+    </w:p>
+    <w:p>
+      <w:pPr>
+        <w:pStyle w:val="a5"/>
+      </w:pPr>
+      <w:r>
+        <w:t>Разброс числовых признаков можно оценивать через среднее, стандартное отклонение и квартильные границы. Эти показатели помогают не только описать выборку, но и разделить ее на группы, в которых значения имеют близкое положение внутри распределения. Именно эта идея используется в предлагаемом методе.</w:t>
+      </w:r>
+    </w:p>
+    <w:p>
+      <w:pPr>
+        <w:pStyle w:val="a5"/>
+      </w:pPr>
+      <w:r>
+        <w:t>На практике похожая задача часто решается вручную: специалист фильтрует таблицу, меняет интервалы, сортирует строки и повторяет поиск несколько раз. Такой процесс занимает время и плохо воспроизводится, потому что результат зависит от выбранных вручную порогов.</w:t>
+      </w:r>
+    </w:p>
+    <w:p>
+      <w:pPr>
+        <w:pStyle w:val="a5"/>
+        <w:ind w:firstLine="708"/>
+      </w:pPr>
+      <w:r>
+        <w:t>Цель работы - разработать и проверить метод ускорения неточного поиска по числовым кредитным данным на основе вероятностной оценки близости и предварительной квартильной фильтрации.</w:t>
+      </w:r>
+    </w:p>
+    <w:p>
+      <w:pPr>
+        <w:pStyle w:val="a5"/>
+      </w:pPr>
+      <w:r>
+        <w:t>Для достижения цели необходимо изучить подходы к точному и неточному поиску, выбрать открытые кредитные датасеты, формализовать числовой запрос, разработать алгоритм отбора кандидатов, реализовать программный прототип и сравнить его с полным перебором по времени выполнения, числу обработанных записей и совпадению top-k результатов.</w:t>
+      </w:r>
+    </w:p>
+    <w:p>
+      <w:pPr>
+        <w:pStyle w:val="a5"/>
+      </w:pPr>
+      <w:r>
+        <w:t>Объектом исследования являются табличные кредитные данные, а предметом исследования - алгоритм ускоренного неточного поиска записей, близких к заданному числовому запросу.</w:t>
+      </w:r>
+    </w:p>
+    <w:p>
+      <w:pPr>
+        <w:pStyle w:val="a5"/>
+      </w:pPr>
+      <w:r>
+        <w:t xml:space="preserve">Методы исследования включают анализ литературы по базам данных и поисковым алгоритмам, статистическую обработку числовых признаков, квартильное разбиение выборки, математическое моделирование функции </w:t>
+      </w:r>
       <w:r>
         <w:lastRenderedPageBreak/>
-        <w:t>Часто, специалисты вынуждены вручную пере</w:t>
-      </w:r>
-      <w:r>
-        <w:t xml:space="preserve">собирать </w:t>
-      </w:r>
-      <w:r>
-        <w:t xml:space="preserve">и отсортировывать данные в огромных файлах, что снижает скорость работы, влияет на результативность и не защищает от ошибок, связанных с человеческим фактором. </w:t>
-      </w:r>
-    </w:p>
-    <w:p>
-      <w:pPr>
-        <w:pStyle w:val="a5"/>
-        <w:ind w:firstLine="708"/>
-      </w:pPr>
-      <w:r>
-        <w:rPr>
-          <w:b/>
-          <w:bCs/>
-        </w:rPr>
-        <w:t>Цель</w:t>
-      </w:r>
-      <w:r>
-        <w:t xml:space="preserve"> работы</w:t>
-      </w:r>
-      <w:r>
-        <w:t xml:space="preserve"> заключается в </w:t>
-      </w:r>
-      <w:r>
-        <w:t xml:space="preserve">автоматизации труда аналитиков и </w:t>
-      </w:r>
-      <w:r>
-        <w:t>увеличении КПД</w:t>
-      </w:r>
-      <w:r>
-        <w:t xml:space="preserve"> при работе с поиском уникальных сочетаний данных в </w:t>
-      </w:r>
-      <w:r>
-        <w:t>БД</w:t>
-      </w:r>
-      <w:r>
-        <w:t>, в ускорении неточного поиска</w:t>
-      </w:r>
-      <w:r>
-        <w:t xml:space="preserve"> </w:t>
-      </w:r>
-      <w:r>
-        <w:t>на основе вероятностных соотношений, в создании и обучении модели</w:t>
-      </w:r>
-      <w:r>
-        <w:t>, в программной реализации и проведении исследования</w:t>
-      </w:r>
-      <w:r>
-        <w:t xml:space="preserve">. </w:t>
-      </w:r>
-    </w:p>
-    <w:p>
-      <w:pPr>
-        <w:pStyle w:val="a5"/>
-      </w:pPr>
-      <w:r>
-        <w:rPr>
-          <w:b/>
-          <w:bCs/>
-        </w:rPr>
-        <w:t>Задачи</w:t>
-      </w:r>
-      <w:r>
-        <w:t xml:space="preserve"> исследования</w:t>
-      </w:r>
-      <w:r>
-        <w:t xml:space="preserve"> заключаются в теоретической обработке материала, выборе дата-сета для исследования, написании и обучении модели искусственного интеллекта, в ускорении работы алгоритма неточного поиска, и в отработке точности метода сортировки групп данных.</w:t>
-      </w:r>
-    </w:p>
-    <w:p>
-      <w:pPr>
-        <w:pStyle w:val="a5"/>
-      </w:pPr>
-      <w:r>
-        <w:rPr>
-          <w:b/>
-          <w:bCs/>
-        </w:rPr>
-        <w:t>Объекты и предмет</w:t>
-      </w:r>
-      <w:r>
-        <w:t xml:space="preserve"> исследования</w:t>
-      </w:r>
-      <w:r>
-        <w:t xml:space="preserve"> данной работы берется из банковского сектора на примере поиска в дата сете уникальных клиентов с высоким кредитным скорингом.  </w:t>
-      </w:r>
-    </w:p>
-    <w:p>
-      <w:pPr>
-        <w:pStyle w:val="a5"/>
-      </w:pPr>
-      <w:r>
-        <w:rPr>
-          <w:b/>
-          <w:bCs/>
-        </w:rPr>
-        <w:t>Методы исследования</w:t>
-      </w:r>
-      <w:r>
-        <w:t>. В работе использованы методы анализа научной и учебной литературы по базам данных, алгоритмам поиска и обработке табличных данных; системный анализ предметной области кредитного скоринга; математическое моделирование меры близости числовых записей на основе относительных отклонений и вероятностной оценки; методы статистической обработки данных, включая расчет средних значений, стандартных отклонений и квартильных границ; квартильное разбиение признаков и метод квартиля-антагониста для предварительного сокращения области поиска; сравнительный анализ базового полного перебора и предложенного алгоритма фильтрации; экспериментальное тестирование на открытых кредитных датасетах с оценкой времени выполнения, сокращения числа кандидатов, ускорения и совпадения результатов; а также программная реализация и визуализация результатов средствами языка Python [3; 6; 8].</w:t>
+        <w:t>близости, экспериментальное сравнение алгоритмов и программную проверку результатов на открытых датасетах [3; 6; 8].</w:t>
       </w:r>
     </w:p>
     <w:p>
@@ -4480,61 +4127,7 @@
         <w:ind w:firstLine="433"/>
       </w:pPr>
       <w:r>
-        <w:rPr>
-          <w:b/>
-          <w:bCs/>
-        </w:rPr>
-        <w:lastRenderedPageBreak/>
-        <w:t>Научная новизна</w:t>
-      </w:r>
-      <w:r>
-        <w:rPr>
-          <w:b/>
-          <w:bCs/>
-        </w:rPr>
-        <w:t xml:space="preserve"> </w:t>
-      </w:r>
-      <w:r>
-        <w:t>работы</w:t>
-      </w:r>
-      <w:r>
-        <w:t xml:space="preserve"> заключается в разработке метода неточного поиска по числовым данным, основанного на </w:t>
-      </w:r>
-      <w:r>
-        <w:t xml:space="preserve">комбинации интервальной фильтрации и </w:t>
-      </w:r>
-      <w:r>
-        <w:t>вероятностной оценке близости значени</w:t>
-      </w:r>
-      <w:r>
-        <w:t>й</w:t>
-      </w:r>
-      <w:r>
-        <w:t xml:space="preserve"> </w:t>
-      </w:r>
-      <w:r>
-        <w:t>с квантованием</w:t>
-      </w:r>
-      <w:r>
-        <w:t>.</w:t>
-      </w:r>
-      <w:r>
-        <w:t xml:space="preserve"> </w:t>
-      </w:r>
-      <w:r>
-        <w:t xml:space="preserve">Вводится </w:t>
-      </w:r>
-      <w:r>
-        <w:t xml:space="preserve">понятие </w:t>
-      </w:r>
-      <w:r>
-        <w:t xml:space="preserve">и методология </w:t>
-      </w:r>
-      <w:r>
-        <w:t>квартеля-антагониста, на основании чего удается упростить и ускорить поиск.</w:t>
-      </w:r>
-      <w:r>
-        <w:t xml:space="preserve"> </w:t>
+        <w:t>Научная новизна работы заключается в сочетании квартильной фильтрации и вероятностного ранжирования для задачи неточного поиска по числовым признакам. Предложенный подход не требует построения сложного внешнего индекса и может быть реализован на уровне обычной табличной обработки.</w:t>
       </w:r>
     </w:p>
     <w:p>
@@ -4543,34 +4136,7 @@
         <w:ind w:firstLine="433"/>
       </w:pPr>
       <w:r>
-        <w:t xml:space="preserve">В отличии от современных подходов к </w:t>
-      </w:r>
-      <w:r>
-        <w:rPr>
-          <w:lang w:val="en-US"/>
-        </w:rPr>
-        <w:t>ANNS</w:t>
-      </w:r>
-      <w:r>
-        <w:t>,</w:t>
-      </w:r>
-      <w:r>
-        <w:t xml:space="preserve"> </w:t>
-      </w:r>
-      <w:r>
-        <w:t xml:space="preserve">ориентированных на использование </w:t>
-      </w:r>
-      <w:r>
-        <w:t>сложных структур</w:t>
-      </w:r>
-      <w:r>
-        <w:t xml:space="preserve"> данных, предложенный метод реализуется на уровне стандартных операций и не требует построения специализированных индексов. В работе предложена двухэтапная система поиска</w:t>
-      </w:r>
-      <w:r>
-        <w:t>, включающая предварительное сокращение области поиска за счет интервальной фильтрации и последующее ранжирование записи на основе вероятностной функции отклонения, учитывающая относительное различие значений признаков.</w:t>
-      </w:r>
-      <w:r>
-        <w:t xml:space="preserve"> </w:t>
+        <w:t>В отличие от многих подходов ANNS, ориентированных на специализированные структуры данных, в работе используется интерпретируемая схема: сначала записи отсекаются по допустимым квартильным группам и числовому окну, затем оставшиеся кандидаты сортируются по вероятностной оценке близости [13; 15; 16; 17].</w:t>
       </w:r>
     </w:p>
     <w:p>
@@ -4579,31 +4145,7 @@
         <w:ind w:firstLine="433"/>
       </w:pPr>
       <w:r>
-        <w:t>Также</w:t>
-      </w:r>
-      <w:r>
-        <w:t>, подчеркивается существующая разница в отличии</w:t>
-      </w:r>
-      <w:r>
-        <w:t xml:space="preserve"> от методов с фиксированными параметрами поиска</w:t>
-      </w:r>
-      <w:r>
-        <w:t>. П</w:t>
-      </w:r>
-      <w:r>
-        <w:t xml:space="preserve">редложенный подход допускает адаптацию чувствительности модели к отклонениям за счет параметра </w:t>
-      </w:r>
-      <w:r>
-        <w:rPr>
-          <w:lang w:val="en-US"/>
-        </w:rPr>
-        <w:t>alpha</w:t>
-      </w:r>
-      <w:r>
-        <w:t>, что позволяет регулировать баланс между точностью и полнотой результат</w:t>
-      </w:r>
-      <w:r>
-        <w:t xml:space="preserve">ов. </w:t>
+        <w:t>Дополнительно вводится понятие квартиля-антагониста. Под ним понимается группа значений, которая находится слишком далеко от группы запроса и поэтому исключается до детального расчета близости. Это позволяет объяснить пользователю, почему часть записей не участвует в ранжировании.</w:t>
       </w:r>
     </w:p>
     <w:p>
@@ -4612,7 +4154,7 @@
         <w:ind w:firstLine="433"/>
       </w:pPr>
       <w:r>
-        <w:t>Экспериментально показано, что предложенный метод может существенно сократить объем обрабатываемых записей и время выполнения запроса без использования сложных алгоритмов индексирования и обучения моделей.</w:t>
+        <w:t>Экспериментальная проверка показывает, что предварительная фильтрация заметно уменьшает число сравниваемых строк. При этом метод остается наглядным: каждый этап можно представить в таблицах и графиках, что важно для учебного и исследовательского прототипа.</w:t>
       </w:r>
     </w:p>
     <w:p>
@@ -4621,51 +4163,7 @@
         <w:ind w:firstLine="433"/>
       </w:pPr>
       <w:r>
-        <w:rPr>
-          <w:b/>
-          <w:bCs/>
-        </w:rPr>
-        <w:t>Практическая значимость</w:t>
-      </w:r>
-      <w:r>
-        <w:rPr>
-          <w:b/>
-          <w:bCs/>
-        </w:rPr>
-        <w:t xml:space="preserve"> </w:t>
-      </w:r>
-      <w:r>
-        <w:t>работы состоит в возможности применения разработанного метода в системах анализа данных</w:t>
-      </w:r>
-      <w:r>
-        <w:t xml:space="preserve"> в информационно-справочных и аналитических системах, в различных сферах науки, медицины, бизнеса и производства. В данной работе мы рассмотрим применение данного метода на примере</w:t>
-      </w:r>
-      <w:r>
-        <w:t xml:space="preserve"> банковск</w:t>
-      </w:r>
-      <w:r>
-        <w:t>ой</w:t>
-      </w:r>
-      <w:r>
-        <w:t xml:space="preserve"> систем</w:t>
-      </w:r>
-      <w:r>
-        <w:t>ы</w:t>
-      </w:r>
-      <w:r>
-        <w:t xml:space="preserve"> оценки </w:t>
-      </w:r>
-      <w:r>
-        <w:t xml:space="preserve">кредитных </w:t>
-      </w:r>
-      <w:r>
-        <w:t>рисков</w:t>
-      </w:r>
-      <w:r>
-        <w:t>.</w:t>
-      </w:r>
-      <w:r>
-        <w:t xml:space="preserve"> </w:t>
+        <w:t>Практическая значимость состоит в том, что предложенную схему можно использовать как вспомогательный инструмент для анализа кредитных заявок, поиска похожих профилей и демонстрации принципов ускоренного неточного поиска в табличных данных.</w:t>
       </w:r>
     </w:p>
     <w:p>
@@ -4689,7 +4187,7 @@
       <w:pPr>
         <w:pStyle w:val="10"/>
       </w:pPr>
-      <w:bookmarkStart w:id="4" w:name="_Toc231917836"/>
+      <w:bookmarkStart w:id="4" w:name="_Toc232086139"/>
       <w:r>
         <w:lastRenderedPageBreak/>
         <w:t>Теоретические основы неточного поиска в Базах данных</w:t>
@@ -4700,7 +4198,7 @@
       <w:pPr>
         <w:pStyle w:val="20"/>
       </w:pPr>
-      <w:bookmarkStart w:id="5" w:name="_Toc231917837"/>
+      <w:bookmarkStart w:id="5" w:name="_Toc232086140"/>
       <w:r>
         <w:t>Понятие и виды поиска в Базах данных</w:t>
       </w:r>
@@ -6790,7 +6288,7 @@
       <w:pPr>
         <w:pStyle w:val="20"/>
       </w:pPr>
-      <w:bookmarkStart w:id="6" w:name="_Toc231917838"/>
+      <w:bookmarkStart w:id="6" w:name="_Toc232086141"/>
       <w:r>
         <w:lastRenderedPageBreak/>
         <w:t>Проблемы точного поиска по числовым данным</w:t>
@@ -6808,104 +6306,51 @@
         </w:rPr>
       </w:pPr>
       <w:r>
-        <w:rPr>
-          <w:lang w:eastAsia="ru-RU"/>
-        </w:rPr>
-        <w:t xml:space="preserve">Точный поиск по числовым данным </w:t>
-      </w:r>
-      <w:r>
-        <w:rPr>
-          <w:lang w:eastAsia="ru-RU"/>
-        </w:rPr>
-        <w:t>–</w:t>
-      </w:r>
-      <w:r>
-        <w:rPr>
-          <w:lang w:eastAsia="ru-RU"/>
-        </w:rPr>
-        <w:t xml:space="preserve"> это метод, основанный на полном и буквальном совпадении запрашиваемых значений с хранящимися в базе. Хотя такой подход кажется простым и надежным, на практике он сталкивается с рядом серьезных ограничений [1; 6].</w:t>
-      </w:r>
-      <w:r>
-        <w:rPr>
-          <w:rStyle w:val="af2"/>
-          <w:highlight w:val="yellow"/>
-          <w:lang w:eastAsia="ru-RU"/>
-        </w:rPr>
-        <w:footnoteReference w:id="2"/>
-      </w:r>
-    </w:p>
-    <w:p>
-      <w:pPr>
-        <w:pStyle w:val="a5"/>
-        <w:rPr>
-          <w:lang w:eastAsia="ru-RU"/>
-        </w:rPr>
-      </w:pPr>
-      <w:r>
-        <w:rPr>
-          <w:lang w:eastAsia="ru-RU"/>
-        </w:rPr>
-        <w:t>Главной проблемой является чувствительность к минимальным погрешностям и ошибкам округления, особенно актуальным при работе с вещественными числами и физическими измерениями. Малейшие отклонения могут привести к потере важных данных, даже если они фактически присутствуют в системе.</w:t>
-      </w:r>
-    </w:p>
-    <w:p>
-      <w:pPr>
-        <w:pStyle w:val="a5"/>
-        <w:rPr>
-          <w:lang w:eastAsia="ru-RU"/>
-        </w:rPr>
-      </w:pPr>
-      <w:r>
-        <w:rPr>
-          <w:lang w:eastAsia="ru-RU"/>
-        </w:rPr>
-        <w:t>Другими важными недостатками являются жесткость метода</w:t>
-      </w:r>
-      <w:r>
-        <w:rPr>
-          <w:lang w:eastAsia="ru-RU"/>
-        </w:rPr>
-        <w:t xml:space="preserve">, </w:t>
-      </w:r>
-      <w:r>
-        <w:rPr>
-          <w:lang w:eastAsia="ru-RU"/>
-        </w:rPr>
-        <w:t>невозможность учета небольших отличий, низкая производительность при увеличении объема данных и неспособность работать с разными единицами измерения без предварительной стандартизации. Особенную сложность представляет работа с непрерывными величинами, такими как температура или давление, которые постоянно варьируются и редко достигают абсолютного совпадения.</w:t>
-      </w:r>
-    </w:p>
-    <w:p>
-      <w:pPr>
-        <w:pStyle w:val="a5"/>
-        <w:rPr>
-          <w:lang w:eastAsia="ru-RU"/>
-        </w:rPr>
-      </w:pPr>
-      <w:r>
-        <w:rPr>
-          <w:lang w:eastAsia="ru-RU"/>
-        </w:rPr>
-        <w:t>Все перечисленные факторы указывают на необходимость перехода к более продвинутым и гибким технологиям поиска, таким как приближенный и семантический поиск, которые способны устранить ограничения классического подхода и обеспечить более качественный и надежный результат.</w:t>
-      </w:r>
-    </w:p>
-    <w:p>
-      <w:pPr>
-        <w:pStyle w:val="a5"/>
-        <w:rPr>
-          <w:lang w:eastAsia="ru-RU"/>
-        </w:rPr>
-      </w:pPr>
-      <w:r>
-        <w:rPr>
-          <w:lang w:eastAsia="ru-RU"/>
-        </w:rPr>
-        <w:t>Точный поиск сталкивается с рядом значимых проблем, ограничивающих его эффективность и применимость на практике. Ниже приведены основные проблемы и их причины</w:t>
-      </w:r>
-      <w:r>
-        <w:rPr>
-          <w:lang w:eastAsia="ru-RU"/>
-        </w:rPr>
-        <w:t>:</w:t>
+        <w:t>Точный поиск по числовым данным предполагает, что значение в запросе должно совпасть со значением в базе буквально. Для идентификаторов или заранее нормированных справочников это приемлемо, но для измеряемых и финансовых признаков такое условие часто оказывается слишком жестким [1; 6].</w:t>
+      </w:r>
+    </w:p>
+    <w:p>
+      <w:pPr>
+        <w:pStyle w:val="a5"/>
+        <w:rPr>
+          <w:lang w:eastAsia="ru-RU"/>
+        </w:rPr>
+      </w:pPr>
+      <w:r>
+        <w:t>Первое ограничение связано с погрешностями хранения и округления. Даже если два значения описывают один и тот же объект, они могут отличаться на доли единицы из-за формата числа, способа ввода или преобразования данных.</w:t>
+      </w:r>
+    </w:p>
+    <w:p>
+      <w:pPr>
+        <w:pStyle w:val="a5"/>
+        <w:rPr>
+          <w:lang w:eastAsia="ru-RU"/>
+        </w:rPr>
+      </w:pPr>
+      <w:r>
+        <w:t>В кредитных данных подобная ситуация встречается при работе с суммой кредита, платежами и возрастом клиента. Запрос с фиксированным значением отсечет записи, которые практически совпадают по смыслу, но отличаются на небольшую величину.</w:t>
+      </w:r>
+    </w:p>
+    <w:p>
+      <w:pPr>
+        <w:pStyle w:val="a5"/>
+        <w:rPr>
+          <w:lang w:eastAsia="ru-RU"/>
+        </w:rPr>
+      </w:pPr>
+      <w:r>
+        <w:t>Поэтому для числового поиска важна не только операция равенства, но и понятие допустимого отклонения. Оно задает область, внутри которой записи считаются похожими и могут быть переданы на дальнейшую оценку.</w:t>
+      </w:r>
+    </w:p>
+    <w:p>
+      <w:pPr>
+        <w:pStyle w:val="a5"/>
+        <w:rPr>
+          <w:lang w:eastAsia="ru-RU"/>
+        </w:rPr>
+      </w:pPr>
+      <w:r>
+        <w:t>Для данной работы наиболее важны четыре группы проблем точного поиска: погрешности значений, жесткость полного совпадения, рост времени обработки при увеличении выборки и различие шкал между признаками.</w:t>
       </w:r>
     </w:p>
     <w:p>
@@ -6920,71 +6365,7 @@
         </w:rPr>
       </w:pPr>
       <w:r>
-        <w:rPr>
-          <w:lang w:eastAsia="ru-RU"/>
-        </w:rPr>
-        <w:t>П</w:t>
-      </w:r>
-      <w:r>
-        <w:rPr>
-          <w:lang w:eastAsia="ru-RU"/>
-        </w:rPr>
-        <w:t>огрешност</w:t>
-      </w:r>
-      <w:r>
-        <w:rPr>
-          <w:lang w:eastAsia="ru-RU"/>
-        </w:rPr>
-        <w:t>и</w:t>
-      </w:r>
-      <w:r>
-        <w:rPr>
-          <w:lang w:eastAsia="ru-RU"/>
-        </w:rPr>
-        <w:t xml:space="preserve"> и ошибк</w:t>
-      </w:r>
-      <w:r>
-        <w:rPr>
-          <w:lang w:eastAsia="ru-RU"/>
-        </w:rPr>
-        <w:t>и</w:t>
-      </w:r>
-      <w:r>
-        <w:rPr>
-          <w:lang w:eastAsia="ru-RU"/>
-        </w:rPr>
-        <w:t xml:space="preserve"> округления. Компьютеры иногда немного искажают числа при хранении, да и приборы измерения тоже не идеальны. Из-за этого нужное нам число может отличаться </w:t>
-      </w:r>
-      <w:r>
-        <w:rPr>
-          <w:lang w:eastAsia="ru-RU"/>
-        </w:rPr>
-        <w:lastRenderedPageBreak/>
-        <w:t>буквально на тысячные доли, и система уже не увидит совпадения, хотя</w:t>
-      </w:r>
-      <w:r>
-        <w:rPr>
-          <w:lang w:eastAsia="ru-RU"/>
-        </w:rPr>
-        <w:t>,</w:t>
-      </w:r>
-      <w:r>
-        <w:rPr>
-          <w:lang w:eastAsia="ru-RU"/>
-        </w:rPr>
-        <w:t xml:space="preserve"> по сути</w:t>
-      </w:r>
-      <w:r>
-        <w:rPr>
-          <w:lang w:eastAsia="ru-RU"/>
-        </w:rPr>
-        <w:t>,</w:t>
-      </w:r>
-      <w:r>
-        <w:rPr>
-          <w:lang w:eastAsia="ru-RU"/>
-        </w:rPr>
-        <w:t xml:space="preserve"> данные правильные.</w:t>
+        <w:t>Погрешности и ошибки округления приводят к тому, что запись не находится при формально точном сравнении. Например, сумма платежа после импорта из файла может отличаться от исходного значения из-за округления или преобразования типа.</w:t>
       </w:r>
     </w:p>
     <w:p>
@@ -6999,16 +6380,7 @@
         </w:rPr>
       </w:pPr>
       <w:r>
-        <w:rPr>
-          <w:lang w:eastAsia="ru-RU"/>
-        </w:rPr>
-        <w:t>Т</w:t>
-      </w:r>
-      <w:r>
-        <w:rPr>
-          <w:lang w:eastAsia="ru-RU"/>
-        </w:rPr>
-        <w:t>ребование полного совпадения. Представьте, что вы ищете температуру воздуха, равную ровно 20 градусам. Но погода меняется каждую минуту, и вероятность встретить именно 20,000° почти равна нулю. Поэтому система ничего не найдёт, хотя рядом будут десятки значений около 20 градусов.</w:t>
+        <w:t>Требование полного совпадения не учитывает естественную вариативность данных. Для возраста, дохода или срока кредита чаще важна близость к запросу, а не абсолютное равенство каждому числу.</w:t>
       </w:r>
     </w:p>
     <w:p>
@@ -7023,16 +6395,8 @@
         </w:rPr>
       </w:pPr>
       <w:r>
-        <w:rPr>
-          <w:lang w:eastAsia="ru-RU"/>
-        </w:rPr>
-        <w:t>С</w:t>
-      </w:r>
-      <w:r>
-        <w:rPr>
-          <w:lang w:eastAsia="ru-RU"/>
-        </w:rPr>
-        <w:t>вязано с ростом объёма данных. Когда база становится огромной, проверять каждое число на полное совпадение становится долго и неудобно. Пользователи ждут быстрых ответов, а тут приходится ждать.</w:t>
+        <w:lastRenderedPageBreak/>
+        <w:t>Рост объема данных усиливает проблему. Если база содержит десятки тысяч строк, полный перебор остается возможным, но при дальнейшем масштабировании он начинает занимать заметное время и требует оптимизации.</w:t>
       </w:r>
     </w:p>
     <w:p>
@@ -7047,58 +6411,7 @@
         </w:rPr>
       </w:pPr>
       <w:r>
-        <w:rPr>
-          <w:lang w:eastAsia="ru-RU"/>
-        </w:rPr>
-        <w:t>С</w:t>
-      </w:r>
-      <w:r>
-        <w:rPr>
-          <w:lang w:eastAsia="ru-RU"/>
-        </w:rPr>
-        <w:t>вязан</w:t>
-      </w:r>
-      <w:r>
-        <w:rPr>
-          <w:lang w:eastAsia="ru-RU"/>
-        </w:rPr>
-        <w:t>о</w:t>
-      </w:r>
-      <w:r>
-        <w:rPr>
-          <w:lang w:eastAsia="ru-RU"/>
-        </w:rPr>
-        <w:t xml:space="preserve"> с</w:t>
-      </w:r>
-      <w:r>
-        <w:rPr>
-          <w:lang w:eastAsia="ru-RU"/>
-        </w:rPr>
-        <w:t xml:space="preserve"> раз</w:t>
-      </w:r>
-      <w:r>
-        <w:rPr>
-          <w:lang w:eastAsia="ru-RU"/>
-        </w:rPr>
-        <w:t xml:space="preserve">личиями в </w:t>
-      </w:r>
-      <w:r>
-        <w:rPr>
-          <w:lang w:eastAsia="ru-RU"/>
-        </w:rPr>
-        <w:t>единиц</w:t>
-      </w:r>
-      <w:r>
-        <w:rPr>
-          <w:lang w:eastAsia="ru-RU"/>
-        </w:rPr>
-        <w:t>ах</w:t>
-      </w:r>
-      <w:r>
-        <w:rPr>
-          <w:lang w:eastAsia="ru-RU"/>
-        </w:rPr>
-        <w:t xml:space="preserve"> измерения. Одни хранят данные в метрах, другие в футах. Без предварительной конвертации система не сможет сравнить эти числа правильно.</w:t>
+        <w:t>Различие единиц измерения и шкал также мешает прямому сравнению. Возраст измеряется десятками лет, сумма кредита - тысячами или миллионами, а срок - месяцами. Без нормализации такие признаки будут влиять на меру близости неравномерно.</w:t>
       </w:r>
     </w:p>
     <w:p>
@@ -7113,177 +6426,29 @@
         </w:rPr>
       </w:pPr>
       <w:r>
-        <w:rPr>
-          <w:lang w:eastAsia="ru-RU"/>
-        </w:rPr>
-        <w:t>Н</w:t>
-      </w:r>
-      <w:r>
-        <w:rPr>
-          <w:lang w:eastAsia="ru-RU"/>
-        </w:rPr>
-        <w:t>епрерывные величины вроде температуры или давления сложно искать точно. Ведь они меняются непрерывно, и шанс поймать идеальное совпадение близок к нулю.</w:t>
-      </w:r>
-    </w:p>
-    <w:p>
-      <w:pPr>
-        <w:pStyle w:val="a5"/>
-        <w:rPr>
-          <w:lang w:eastAsia="ru-RU"/>
-        </w:rPr>
-      </w:pPr>
-      <w:r>
-        <w:rPr>
-          <w:lang w:eastAsia="ru-RU"/>
-        </w:rPr>
-        <w:t xml:space="preserve">Всё это подводит нас к выводу, что </w:t>
-      </w:r>
-      <w:r>
-        <w:rPr>
-          <w:lang w:eastAsia="ru-RU"/>
-        </w:rPr>
-        <w:t>консервативный метод</w:t>
-      </w:r>
-      <w:r>
-        <w:rPr>
-          <w:lang w:eastAsia="ru-RU"/>
-        </w:rPr>
-        <w:t xml:space="preserve"> точн</w:t>
-      </w:r>
-      <w:r>
-        <w:rPr>
-          <w:lang w:eastAsia="ru-RU"/>
-        </w:rPr>
-        <w:t xml:space="preserve">ого </w:t>
-      </w:r>
-      <w:r>
-        <w:rPr>
-          <w:lang w:eastAsia="ru-RU"/>
-        </w:rPr>
-        <w:t>поиск</w:t>
-      </w:r>
-      <w:r>
-        <w:rPr>
-          <w:lang w:eastAsia="ru-RU"/>
-        </w:rPr>
-        <w:t>а</w:t>
-      </w:r>
-      <w:r>
-        <w:rPr>
-          <w:lang w:eastAsia="ru-RU"/>
-        </w:rPr>
-        <w:t xml:space="preserve"> по числам подходит далеко не всегда. Нам нужны более гибкие и умные способы поиска, которые смогут учесть нюансы и особенности реальных данных</w:t>
-      </w:r>
-      <w:r>
-        <w:rPr>
-          <w:lang w:eastAsia="ru-RU"/>
-        </w:rPr>
-        <w:t>, пользовательских запросов</w:t>
-      </w:r>
-      <w:r>
-        <w:rPr>
-          <w:lang w:eastAsia="ru-RU"/>
-        </w:rPr>
-        <w:t xml:space="preserve"> [4; 9].</w:t>
-      </w:r>
-    </w:p>
-    <w:p>
-      <w:pPr>
-        <w:pStyle w:val="a5"/>
-        <w:rPr>
-          <w:lang w:eastAsia="ru-RU"/>
-        </w:rPr>
-      </w:pPr>
-      <w:r>
-        <w:rPr>
-          <w:lang w:eastAsia="ru-RU"/>
-        </w:rPr>
-        <w:t>К</w:t>
-      </w:r>
-      <w:r>
-        <w:rPr>
-          <w:lang w:eastAsia="ru-RU"/>
-        </w:rPr>
-        <w:t xml:space="preserve">орректное использование типов данных </w:t>
-      </w:r>
-      <w:r>
-        <w:rPr>
-          <w:lang w:eastAsia="ru-RU"/>
-        </w:rPr>
-        <w:t xml:space="preserve">является </w:t>
-      </w:r>
-      <w:r>
-        <w:rPr>
-          <w:lang w:eastAsia="ru-RU"/>
-        </w:rPr>
-        <w:t>основ</w:t>
-      </w:r>
-      <w:r>
-        <w:rPr>
-          <w:lang w:eastAsia="ru-RU"/>
-        </w:rPr>
-        <w:t>ой</w:t>
-      </w:r>
-      <w:r>
-        <w:rPr>
-          <w:lang w:eastAsia="ru-RU"/>
-        </w:rPr>
-        <w:t xml:space="preserve"> надежной и эффективной работы любой информационной системы. </w:t>
-      </w:r>
-      <w:r>
-        <w:rPr>
-          <w:lang w:eastAsia="ru-RU"/>
-        </w:rPr>
-        <w:t>А т</w:t>
-      </w:r>
-      <w:r>
-        <w:rPr>
-          <w:lang w:eastAsia="ru-RU"/>
-        </w:rPr>
-        <w:t>ип данных определяет, как именно система воспринимает, хранит и обрабатывает информацию. Однако</w:t>
-      </w:r>
-      <w:r>
-        <w:rPr>
-          <w:lang w:eastAsia="ru-RU"/>
-        </w:rPr>
-        <w:t>,</w:t>
-      </w:r>
-      <w:r>
-        <w:rPr>
-          <w:lang w:eastAsia="ru-RU"/>
-        </w:rPr>
-        <w:t xml:space="preserve"> на практике часто встречаются ситуации, когда неправильно выбранный или некорректно использованный тип данных приводит к ряду серьезных проблем</w:t>
-      </w:r>
-      <w:r>
-        <w:rPr>
-          <w:lang w:eastAsia="ru-RU"/>
-        </w:rPr>
-        <w:t>, а о</w:t>
-      </w:r>
-      <w:r>
-        <w:rPr>
-          <w:lang w:eastAsia="ru-RU"/>
-        </w:rPr>
-        <w:t xml:space="preserve">сновная причина кроется в том, что разработчики </w:t>
-      </w:r>
-      <w:r>
-        <w:rPr>
-          <w:lang w:eastAsia="ru-RU"/>
-        </w:rPr>
-        <w:lastRenderedPageBreak/>
-        <w:t>и пользователи не всегда уделяют достаточное внимание выбору правильного типа данных для каждой конкретной задачи</w:t>
-      </w:r>
-      <w:r>
-        <w:rPr>
-          <w:lang w:eastAsia="ru-RU"/>
-        </w:rPr>
-        <w:t>, что приводит к следующему</w:t>
-      </w:r>
-      <w:r>
-        <w:rPr>
-          <w:lang w:eastAsia="ru-RU"/>
-        </w:rPr>
-        <w:t>:</w:t>
+        <w:t>Непрерывные величины редко дают точное совпадение. Поэтому для них рациональнее использовать интервалы, квартильные группы или вероятностную оценку близости, чем искать одну конкретную точку.</w:t>
+      </w:r>
+    </w:p>
+    <w:p>
+      <w:pPr>
+        <w:pStyle w:val="a5"/>
+        <w:rPr>
+          <w:lang w:eastAsia="ru-RU"/>
+        </w:rPr>
+      </w:pPr>
+      <w:r>
+        <w:t>Эти ограничения показывают, почему в работе используется неточный поиск: он позволяет сохранить близкие записи, которые точный запрос отбросил бы только из-за небольшого числового расхождения [4; 9].</w:t>
+      </w:r>
+    </w:p>
+    <w:p>
+      <w:pPr>
+        <w:pStyle w:val="a5"/>
+        <w:rPr>
+          <w:lang w:eastAsia="ru-RU"/>
+        </w:rPr>
+      </w:pPr>
+      <w:r>
+        <w:t>Отдельного внимания требует выбор типов данных. Если числовой признак хранится как строка или преобразуется без контроля, дальнейшая фильтрация и расчет расстояний могут давать некорректный результат.</w:t>
       </w:r>
     </w:p>
     <w:p>
@@ -7298,94 +6463,7 @@
         </w:rPr>
       </w:pPr>
       <w:r>
-        <w:rPr>
-          <w:lang w:eastAsia="ru-RU"/>
-        </w:rPr>
-        <w:t>Неверный выбор типа данных</w:t>
-      </w:r>
-      <w:r>
-        <w:rPr>
-          <w:lang w:eastAsia="ru-RU"/>
-        </w:rPr>
-        <w:t xml:space="preserve">: </w:t>
-      </w:r>
-      <w:r>
-        <w:rPr>
-          <w:lang w:eastAsia="ru-RU"/>
-        </w:rPr>
-        <w:t xml:space="preserve">ведет к </w:t>
-      </w:r>
-      <w:r>
-        <w:rPr>
-          <w:lang w:eastAsia="ru-RU"/>
-        </w:rPr>
-        <w:t>п</w:t>
-      </w:r>
-      <w:r>
-        <w:rPr>
-          <w:lang w:eastAsia="ru-RU"/>
-        </w:rPr>
-        <w:t>отер</w:t>
-      </w:r>
-      <w:r>
-        <w:rPr>
-          <w:lang w:eastAsia="ru-RU"/>
-        </w:rPr>
-        <w:t>е</w:t>
-      </w:r>
-      <w:r>
-        <w:rPr>
-          <w:lang w:eastAsia="ru-RU"/>
-        </w:rPr>
-        <w:t xml:space="preserve"> точност</w:t>
-      </w:r>
-      <w:r>
-        <w:rPr>
-          <w:lang w:eastAsia="ru-RU"/>
-        </w:rPr>
-        <w:t>и, к примеру, хр</w:t>
-      </w:r>
-      <w:r>
-        <w:rPr>
-          <w:lang w:eastAsia="ru-RU"/>
-        </w:rPr>
-        <w:t>анение денежных сумм в формате с плавающей точкой вместо фиксированной точки может привести к накоплению мелких ошибок округления, что критично для финансовых расчетов</w:t>
-      </w:r>
-      <w:r>
-        <w:rPr>
-          <w:lang w:eastAsia="ru-RU"/>
-        </w:rPr>
-        <w:t>. З</w:t>
-      </w:r>
-      <w:r>
-        <w:rPr>
-          <w:lang w:eastAsia="ru-RU"/>
-        </w:rPr>
-        <w:t>амедлени</w:t>
-      </w:r>
-      <w:r>
-        <w:rPr>
-          <w:lang w:eastAsia="ru-RU"/>
-        </w:rPr>
-        <w:t>е</w:t>
-      </w:r>
-      <w:r>
-        <w:rPr>
-          <w:lang w:eastAsia="ru-RU"/>
-        </w:rPr>
-        <w:t xml:space="preserve"> работы системы</w:t>
-      </w:r>
-      <w:r>
-        <w:rPr>
-          <w:lang w:eastAsia="ru-RU"/>
-        </w:rPr>
-        <w:t>. Н</w:t>
-      </w:r>
-      <w:r>
-        <w:rPr>
-          <w:lang w:eastAsia="ru-RU"/>
-        </w:rPr>
-        <w:t>екорректный выбор типа данных может увеличить потребление оперативной памяти и замедлить выполнение операций чтения-записи.</w:t>
+        <w:t>Неверный тип данных особенно критичен для финансовых величин. Денежные суммы, платежи и лимиты должны приводиться к числовому виду до расчета статистики, иначе алгоритм не сможет корректно сравнить записи.</w:t>
       </w:r>
     </w:p>
     <w:p>
@@ -7400,82 +6478,7 @@
         </w:rPr>
       </w:pPr>
       <w:r>
-        <w:rPr>
-          <w:lang w:eastAsia="ru-RU"/>
-        </w:rPr>
-        <w:t>Несовместимость типов данных</w:t>
-      </w:r>
-      <w:r>
-        <w:rPr>
-          <w:lang w:eastAsia="ru-RU"/>
-        </w:rPr>
-        <w:t xml:space="preserve">: </w:t>
-      </w:r>
-      <w:r>
-        <w:rPr>
-          <w:lang w:eastAsia="ru-RU"/>
-        </w:rPr>
-        <w:t>когда система пытается обработать данные, имеющие разные форматы или структуру</w:t>
-      </w:r>
-      <w:r>
-        <w:rPr>
-          <w:lang w:eastAsia="ru-RU"/>
-        </w:rPr>
-        <w:t xml:space="preserve"> </w:t>
-      </w:r>
-      <w:r>
-        <w:rPr>
-          <w:lang w:eastAsia="ru-RU"/>
-        </w:rPr>
-        <w:t>–</w:t>
-      </w:r>
-      <w:r>
-        <w:rPr>
-          <w:lang w:eastAsia="ru-RU"/>
-        </w:rPr>
-        <w:t xml:space="preserve"> </w:t>
-      </w:r>
-      <w:r>
-        <w:rPr>
-          <w:lang w:eastAsia="ru-RU"/>
-        </w:rPr>
-        <w:t>приводит к</w:t>
-      </w:r>
-      <w:r>
-        <w:rPr>
-          <w:lang w:eastAsia="ru-RU"/>
-        </w:rPr>
-        <w:t xml:space="preserve"> о</w:t>
-      </w:r>
-      <w:r>
-        <w:rPr>
-          <w:lang w:eastAsia="ru-RU"/>
-        </w:rPr>
-        <w:t>шибкам преобразования. Попытка преобразовать строку в число или наоборот может завершиться неудачей, если исходные данные некорректны</w:t>
-      </w:r>
-      <w:r>
-        <w:rPr>
-          <w:lang w:eastAsia="ru-RU"/>
-        </w:rPr>
-        <w:t xml:space="preserve">, </w:t>
-      </w:r>
-      <w:r>
-        <w:rPr>
-          <w:lang w:eastAsia="ru-RU"/>
-        </w:rPr>
-        <w:t xml:space="preserve">а также к </w:t>
-      </w:r>
-      <w:r>
-        <w:rPr>
-          <w:lang w:eastAsia="ru-RU"/>
-        </w:rPr>
-        <w:t>к</w:t>
-      </w:r>
-      <w:r>
-        <w:rPr>
-          <w:lang w:eastAsia="ru-RU"/>
-        </w:rPr>
-        <w:t>онфликтам при передаче данных между системами. Различия в стандартах и протоколах могут привести к потере или искажению передаваемой информации.</w:t>
+        <w:t>Несовместимость форматов возникает при объединении данных из разных источников. Один файл может хранить пропуски как пустую строку, другой - как специальный символ, третий - как текстовое значение. Перед анализом такие случаи нужно привести к единому виду.</w:t>
       </w:r>
     </w:p>
     <w:p>
@@ -7490,88 +6493,11 @@
         </w:rPr>
       </w:pPr>
       <w:r>
-        <w:rPr>
-          <w:lang w:eastAsia="ru-RU"/>
-        </w:rPr>
-        <w:t>Недостаточная длина полей данных</w:t>
-      </w:r>
-      <w:r>
-        <w:rPr>
-          <w:lang w:eastAsia="ru-RU"/>
-        </w:rPr>
-        <w:t xml:space="preserve">: </w:t>
-      </w:r>
-      <w:r>
-        <w:rPr>
-          <w:lang w:eastAsia="ru-RU"/>
-        </w:rPr>
-        <w:t>потер</w:t>
-      </w:r>
-      <w:r>
-        <w:rPr>
-          <w:lang w:eastAsia="ru-RU"/>
-        </w:rPr>
-        <w:t>я</w:t>
-      </w:r>
-      <w:r>
-        <w:rPr>
-          <w:lang w:eastAsia="ru-RU"/>
-        </w:rPr>
-        <w:t xml:space="preserve"> информации или возникновение ошибо</w:t>
-      </w:r>
-      <w:r>
-        <w:rPr>
-          <w:lang w:eastAsia="ru-RU"/>
-        </w:rPr>
-        <w:t>к</w:t>
-      </w:r>
-      <w:r>
-        <w:rPr>
-          <w:lang w:eastAsia="ru-RU"/>
-        </w:rPr>
-        <w:t>, о</w:t>
-      </w:r>
-      <w:r>
-        <w:rPr>
-          <w:lang w:eastAsia="ru-RU"/>
-        </w:rPr>
-        <w:t>брезани</w:t>
-      </w:r>
-      <w:r>
-        <w:rPr>
-          <w:lang w:eastAsia="ru-RU"/>
-        </w:rPr>
-        <w:t>е</w:t>
-      </w:r>
-      <w:r>
-        <w:rPr>
-          <w:lang w:eastAsia="ru-RU"/>
-        </w:rPr>
-        <w:t xml:space="preserve"> данных. </w:t>
-      </w:r>
-      <w:r>
-        <w:rPr>
-          <w:lang w:eastAsia="ru-RU"/>
-        </w:rPr>
-        <w:t>К примеру</w:t>
-      </w:r>
-      <w:r>
-        <w:rPr>
-          <w:lang w:eastAsia="ru-RU"/>
-        </w:rPr>
-        <w:t>, если поле для хранения ФИО ограничено 20 символами, длинные имена будут обрезаны, что приведет к утрате части информации.</w:t>
-      </w:r>
-      <w:r>
-        <w:rPr>
-          <w:lang w:eastAsia="ru-RU"/>
-        </w:rPr>
-        <w:t xml:space="preserve"> </w:t>
-      </w:r>
-      <w:r>
-        <w:rPr>
-          <w:lang w:eastAsia="ru-RU"/>
-        </w:rPr>
-        <w:t>Ошибка переполнения. Запись слишком большого числа в короткое целое поле вызовет ошибку переполнения и непредсказуемое поведение системы.</w:t>
+        <w:t xml:space="preserve">Ограничения длины и диапазона полей приводят к потере части информации. Для исследовательского прототипа это </w:t>
+      </w:r>
+      <w:r>
+        <w:lastRenderedPageBreak/>
+        <w:t>проявляется реже, но при переносе метода в промышленную систему такие ограничения должны учитываться заранее.</w:t>
       </w:r>
     </w:p>
     <w:p>
@@ -7586,89 +6512,7 @@
         </w:rPr>
       </w:pPr>
       <w:r>
-        <w:rPr>
-          <w:lang w:eastAsia="ru-RU"/>
-        </w:rPr>
-        <w:t>Отсутствие проверки вводимых данных</w:t>
-      </w:r>
-      <w:r>
-        <w:rPr>
-          <w:lang w:eastAsia="ru-RU"/>
-        </w:rPr>
-        <w:t xml:space="preserve">: </w:t>
-      </w:r>
-      <w:r>
-        <w:rPr>
-          <w:lang w:eastAsia="ru-RU"/>
-        </w:rPr>
-        <w:t>приводит к попаданию некорректной информации в систему</w:t>
-      </w:r>
-      <w:r>
-        <w:rPr>
-          <w:lang w:eastAsia="ru-RU"/>
-        </w:rPr>
-        <w:t>, к п</w:t>
-      </w:r>
-      <w:r>
-        <w:rPr>
-          <w:lang w:eastAsia="ru-RU"/>
-        </w:rPr>
-        <w:t>овреждени</w:t>
-      </w:r>
-      <w:r>
-        <w:rPr>
-          <w:lang w:eastAsia="ru-RU"/>
-        </w:rPr>
-        <w:t>ю</w:t>
-      </w:r>
-      <w:r>
-        <w:rPr>
-          <w:lang w:eastAsia="ru-RU"/>
-        </w:rPr>
-        <w:t xml:space="preserve"> целостности данных. Например, занесение букв в числовое поле способно повредить базу данных или вызвать </w:t>
-      </w:r>
-      <w:r>
-        <w:rPr>
-          <w:lang w:eastAsia="ru-RU"/>
-        </w:rPr>
-        <w:lastRenderedPageBreak/>
-        <w:t>сбои в работе системы.</w:t>
-      </w:r>
-      <w:r>
-        <w:rPr>
-          <w:lang w:eastAsia="ru-RU"/>
-        </w:rPr>
-        <w:t xml:space="preserve"> </w:t>
-      </w:r>
-      <w:r>
-        <w:rPr>
-          <w:lang w:eastAsia="ru-RU"/>
-        </w:rPr>
-        <w:t>Появление уязвимостей.</w:t>
-      </w:r>
-      <w:r>
-        <w:rPr>
-          <w:lang w:eastAsia="ru-RU"/>
-        </w:rPr>
-        <w:t xml:space="preserve"> </w:t>
-      </w:r>
-      <w:r>
-        <w:rPr>
-          <w:lang w:eastAsia="ru-RU"/>
-        </w:rPr>
-        <w:t xml:space="preserve">Незащищенные поля могут использоваться злоумышленниками для проведения SQL-инъекций и </w:t>
-      </w:r>
-      <w:r>
-        <w:rPr>
-          <w:lang w:eastAsia="ru-RU"/>
-        </w:rPr>
-        <w:t>т.д</w:t>
-      </w:r>
-      <w:r>
-        <w:rPr>
-          <w:lang w:eastAsia="ru-RU"/>
-        </w:rPr>
-        <w:t>.</w:t>
+        <w:t>Отсутствие проверки ввода повышает риск появления некорректных строк. В приложении такие строки исключаются из рабочей выборки после преобразования признаков к числовому типу.</w:t>
       </w:r>
     </w:p>
     <w:p>
@@ -7683,46 +6527,7 @@
         </w:rPr>
       </w:pPr>
       <w:r>
-        <w:rPr>
-          <w:lang w:eastAsia="ru-RU"/>
-        </w:rPr>
-        <w:t>Сложности при миграции данных</w:t>
-      </w:r>
-      <w:r>
-        <w:rPr>
-          <w:lang w:eastAsia="ru-RU"/>
-        </w:rPr>
-        <w:t>: п</w:t>
-      </w:r>
-      <w:r>
-        <w:rPr>
-          <w:lang w:eastAsia="ru-RU"/>
-        </w:rPr>
-        <w:t>ереход с одной системы на другую часто осложняется проблемами совместимости типов данных</w:t>
-      </w:r>
-      <w:r>
-        <w:rPr>
-          <w:lang w:eastAsia="ru-RU"/>
-        </w:rPr>
-        <w:t xml:space="preserve">. </w:t>
-      </w:r>
-      <w:r>
-        <w:rPr>
-          <w:lang w:eastAsia="ru-RU"/>
-        </w:rPr>
-        <w:t>При переносе данных из старой системы в новую возможна утрата информации из-за разницы в поддерживаемых типах данных.</w:t>
-      </w:r>
-      <w:r>
-        <w:rPr>
-          <w:lang w:eastAsia="ru-RU"/>
-        </w:rPr>
-        <w:t xml:space="preserve"> Дол</w:t>
-      </w:r>
-      <w:r>
-        <w:rPr>
-          <w:lang w:eastAsia="ru-RU"/>
-        </w:rPr>
-        <w:t>госрочные задержки. Исправление ошибок, вызванных миграцией, может занять длительное время и потребовать значительных усилий команды разработчиков.</w:t>
+        <w:t>При миграции данных между системами возможны потери точности и изменение форматов. Поэтому алгоритм поиска должен начинаться с явного этапа подготовки данных, а не с непосредственного расчета близости.</w:t>
       </w:r>
     </w:p>
     <w:p>
@@ -7954,7 +6759,7 @@
           <w:highlight w:val="yellow"/>
           <w:lang w:eastAsia="ru-RU"/>
         </w:rPr>
-        <w:footnoteReference w:id="3"/>
+        <w:footnoteReference w:id="2"/>
       </w:r>
     </w:p>
     <w:p>
@@ -8811,7 +7616,7 @@
           <w:highlight w:val="yellow"/>
           <w:lang w:eastAsia="ru-RU"/>
         </w:rPr>
-        <w:footnoteReference w:id="4"/>
+        <w:footnoteReference w:id="3"/>
       </w:r>
     </w:p>
     <w:p>
@@ -8852,7 +7657,7 @@
           <w:highlight w:val="yellow"/>
           <w:lang w:eastAsia="ru-RU"/>
         </w:rPr>
-        <w:footnoteReference w:id="5"/>
+        <w:footnoteReference w:id="4"/>
       </w:r>
     </w:p>
     <w:p>
@@ -10116,7 +8921,7 @@
       <w:pPr>
         <w:pStyle w:val="20"/>
       </w:pPr>
-      <w:bookmarkStart w:id="7" w:name="_Toc231917839"/>
+      <w:bookmarkStart w:id="7" w:name="_Toc232086142"/>
       <w:r>
         <w:t>Методы неточного поиска</w:t>
       </w:r>
@@ -10131,10 +8936,7 @@
         </w:rPr>
       </w:pPr>
       <w:r>
-        <w:rPr>
-          <w:lang w:eastAsia="ru-RU"/>
-        </w:rPr>
-        <w:t>Методы неточного поиска основаны на определении степени сходства между объектами посредством вычисления расстояний между ними. Среди наиболее популярных метрик расстояния выделяются метрики Хэмминга, Левенштайна и Дамерау-Левенштейна, каждая из которых предназначена для решения специфических задач и обладает своими уникальными характеристиками [4; 9].</w:t>
+        <w:t>Неточный поиск основан на сравнении объектов по степени близости. В отличие от точного запроса, здесь результатом является не одно совпавшее значение, а набор кандидатов, упорядоченных по выбранной мере сходства [4; 9].</w:t>
       </w:r>
     </w:p>
     <w:p>
@@ -10146,59 +8948,32 @@
         </w:rPr>
       </w:pPr>
       <w:r>
-        <w:rPr>
-          <w:lang w:eastAsia="ru-RU"/>
-        </w:rPr>
-        <w:t xml:space="preserve">Расстояние Хэмминга применяется для сравнения двух строк одинаковой длины и определяется как количество позиций, в которых символы различаются. Эта метрика проста в реализации и эффективна для коротких бинарных последовательностей, например, в криптографии или проверке корректности </w:t>
-      </w:r>
-      <w:r>
-        <w:rPr>
-          <w:lang w:eastAsia="ru-RU"/>
-        </w:rPr>
+        <w:t>Расстояние Хэмминга удобно для строк одинаковой длины и бинарных кодов. В задачах табличного числового поиска оно используется редко, но полезно как пример простой дискретной меры различия.</w:t>
+      </w:r>
+    </w:p>
+    <w:p>
+      <w:pPr>
+        <w:pStyle w:val="a5"/>
+        <w:shd w:val="clear" w:color="auto" w:fill="D0CECE" w:themeFill="background2" w:themeFillShade="E6"/>
+        <w:rPr>
+          <w:lang w:eastAsia="ru-RU"/>
+        </w:rPr>
+      </w:pPr>
+      <w:r>
+        <w:t>Расстояние Левенштайна измеряет число операций редактирования между строками. Оно важно для текстового поиска, однако напрямую не решает задачу сравнения кредитных записей, где признаки представлены числами.</w:t>
+      </w:r>
+    </w:p>
+    <w:p>
+      <w:pPr>
+        <w:pStyle w:val="a5"/>
+        <w:shd w:val="clear" w:color="auto" w:fill="D0CECE" w:themeFill="background2" w:themeFillShade="E6"/>
+        <w:rPr>
+          <w:lang w:eastAsia="ru-RU"/>
+        </w:rPr>
+      </w:pPr>
+      <w:r>
         <w:lastRenderedPageBreak/>
-        <w:t>передачи данных. Однако её основной недостаток — невозможность обработки строк разной длины и ограниченность только заменой символов.</w:t>
-      </w:r>
-    </w:p>
-    <w:p>
-      <w:pPr>
-        <w:pStyle w:val="a5"/>
-        <w:shd w:val="clear" w:color="auto" w:fill="D0CECE" w:themeFill="background2" w:themeFillShade="E6"/>
-        <w:rPr>
-          <w:lang w:eastAsia="ru-RU"/>
-        </w:rPr>
-      </w:pPr>
-      <w:r>
-        <w:rPr>
-          <w:lang w:eastAsia="ru-RU"/>
-        </w:rPr>
-        <w:t xml:space="preserve">Расстояние Левенштайна (редакционное расстояние) рассчитывает минимальное количество элементарных операций редактирования (замена, вставка, удаление символов), необходимых для превращения одной строки в другую. Эта метрика нашла широкое применение в задачах проверки орфографии, анализа генетических последовательностей и сравнения текстов. Её преимущество </w:t>
-      </w:r>
-      <w:r>
-        <w:rPr>
-          <w:lang w:eastAsia="ru-RU"/>
-        </w:rPr>
-        <w:t>–</w:t>
-      </w:r>
-      <w:r>
-        <w:rPr>
-          <w:lang w:eastAsia="ru-RU"/>
-        </w:rPr>
-        <w:t xml:space="preserve"> универсальность и способность учитывать различные типы ошибок, однако вычислительная сложность возрастает с длиной строк.</w:t>
-      </w:r>
-    </w:p>
-    <w:p>
-      <w:pPr>
-        <w:pStyle w:val="a5"/>
-        <w:shd w:val="clear" w:color="auto" w:fill="D0CECE" w:themeFill="background2" w:themeFillShade="E6"/>
-        <w:rPr>
-          <w:lang w:eastAsia="ru-RU"/>
-        </w:rPr>
-      </w:pPr>
-      <w:r>
-        <w:rPr>
-          <w:lang w:eastAsia="ru-RU"/>
-        </w:rPr>
-        <w:t>Расстояние Дамерау-Левенштейна является модификацией классического расстояния Левенштайна и дополнительно учитывает транспозиции (перестановки соседних символов). Это делает данную метрику особенно подходящей для обработки человеческих ошибок при наборе текста, где перестановки символов случаются довольно часто. Благодаря своей практической ценности, данная метрика активно используется в системах автокоррекции, поисковых движках и инструментах обработки естественного языка.</w:t>
+        <w:t>Расстояние Дамерау-Левенштейна расширяет предыдущую метрику за счет перестановки соседних символов. Этот пример показывает, что мера близости должна учитывать тип ошибки, характерный для конкретных данных.</w:t>
       </w:r>
     </w:p>
     <w:p>
@@ -10301,56 +9076,53 @@
         </w:rPr>
       </w:pPr>
       <w:r>
-        <w:rPr>
+        <w:t>Перечисленные строковые метрики полезны для понимания принципа неточного поиска, но в данной работе основное внимание переносится на числовые признаки. Для них важнее интервалы, нормализация и вероятностная оценка отклонения.</w:t>
+      </w:r>
+    </w:p>
+    <w:p>
+      <w:pPr>
+        <w:pStyle w:val="a5"/>
+        <w:shd w:val="clear" w:color="auto" w:fill="D0CECE" w:themeFill="background2" w:themeFillShade="E6"/>
+        <w:rPr>
+          <w:lang w:eastAsia="ru-RU"/>
+        </w:rPr>
+      </w:pPr>
+      <w:r>
+        <w:rPr>
+          <w:lang w:eastAsia="ru-RU"/>
+        </w:rPr>
+        <w:t>Метрики сходства занимают центральное место в методологии неточного поиска, позволяя оценивать степень близости между строками на основе общего количества совпадающих символов и их относительного положения. Одной из наиболее востребованных и эффективных метрик сходства является коэффициент Джаро-Винклера, разработанный на основе классической метрики Джаро с добавлением усовершенствований, повышающих точность при сравнении строк с небольшими начальными различиями [4].</w:t>
+      </w:r>
+    </w:p>
+    <w:p>
+      <w:pPr>
+        <w:pStyle w:val="a5"/>
+        <w:shd w:val="clear" w:color="auto" w:fill="D0CECE" w:themeFill="background2" w:themeFillShade="E6"/>
+        <w:rPr>
+          <w:lang w:eastAsia="ru-RU"/>
+        </w:rPr>
+      </w:pPr>
+      <w:r>
+        <w:rPr>
+          <w:lang w:eastAsia="ru-RU"/>
+        </w:rPr>
+        <w:t>Коэффициент Джаро рассчитывается по следующей формуле:</w:t>
+      </w:r>
+    </w:p>
+    <w:p>
+      <w:pPr>
+        <w:pStyle w:val="a5"/>
+        <w:shd w:val="clear" w:color="auto" w:fill="D0CECE" w:themeFill="background2" w:themeFillShade="E6"/>
+        <w:rPr>
+          <w:lang w:eastAsia="ru-RU"/>
+        </w:rPr>
+      </w:pPr>
+      <w:r>
+        <w:rPr>
+          <w:noProof/>
           <w:lang w:eastAsia="ru-RU"/>
         </w:rPr>
         <w:lastRenderedPageBreak/>
-        <w:t>Таким образом, методы неточного поиска на основе метрик расстояния Хэмминга, Левенштейна и Дамерау-Левенштейна являются мощным инструментом для решения широкого круга задач, связанных с обработкой и сравнением данных, особенно в условиях присутствия шума, ошибок или вариативности исходной информации.</w:t>
-      </w:r>
-    </w:p>
-    <w:p>
-      <w:pPr>
-        <w:pStyle w:val="a5"/>
-        <w:shd w:val="clear" w:color="auto" w:fill="D0CECE" w:themeFill="background2" w:themeFillShade="E6"/>
-        <w:rPr>
-          <w:lang w:eastAsia="ru-RU"/>
-        </w:rPr>
-      </w:pPr>
-      <w:r>
-        <w:rPr>
-          <w:lang w:eastAsia="ru-RU"/>
-        </w:rPr>
-        <w:t>Метрики сходства занимают центральное место в методологии неточного поиска, позволяя оценивать степень близости между строками на основе общего количества совпадающих символов и их относительного положения. Одной из наиболее востребованных и эффективных метрик сходства является коэффициент Джаро-Винклера, разработанный на основе классической метрики Джаро с добавлением усовершенствований, повышающих точность при сравнении строк с небольшими начальными различиями [4].</w:t>
-      </w:r>
-    </w:p>
-    <w:p>
-      <w:pPr>
-        <w:pStyle w:val="a5"/>
-        <w:shd w:val="clear" w:color="auto" w:fill="D0CECE" w:themeFill="background2" w:themeFillShade="E6"/>
-        <w:rPr>
-          <w:lang w:eastAsia="ru-RU"/>
-        </w:rPr>
-      </w:pPr>
-      <w:r>
-        <w:rPr>
-          <w:lang w:eastAsia="ru-RU"/>
-        </w:rPr>
-        <w:t>Коэффициент Джаро рассчитывается по следующей формуле:</w:t>
-      </w:r>
-    </w:p>
-    <w:p>
-      <w:pPr>
-        <w:pStyle w:val="a5"/>
-        <w:shd w:val="clear" w:color="auto" w:fill="D0CECE" w:themeFill="background2" w:themeFillShade="E6"/>
-        <w:rPr>
-          <w:lang w:eastAsia="ru-RU"/>
-        </w:rPr>
-      </w:pPr>
-      <w:r>
-        <w:rPr>
-          <w:noProof/>
-          <w:lang w:eastAsia="ru-RU"/>
-        </w:rPr>
         <w:drawing>
           <wp:inline distT="0" distB="0" distL="0" distR="0" wp14:anchorId="41990603" wp14:editId="2F9950CC">
             <wp:extent cx="5361817" cy="897890"/>
@@ -10682,7 +9454,6 @@
             <w:rFonts w:ascii="Cambria Math" w:hAnsi="Cambria Math"/>
             <w:lang w:eastAsia="ru-RU"/>
           </w:rPr>
-          <w:lastRenderedPageBreak/>
           <m:t>l</m:t>
         </m:r>
       </m:oMath>
@@ -11136,6 +9907,7 @@
         <w:rPr>
           <w:lang w:eastAsia="ru-RU"/>
         </w:rPr>
+        <w:lastRenderedPageBreak/>
         <w:t>Преимущества метрики Джаро-Винклера заключаются в её простоте реализации, высокой эффективности при работе с короткими строками и улучшенной точности за счет учета начальных символов. Вместе с тем, она менее эффективна при сравнении длинных текстов и не учитывает семантическую близость слов.</w:t>
       </w:r>
     </w:p>
@@ -11181,38 +9953,44 @@
         <w:rPr>
           <w:lang w:eastAsia="ru-RU"/>
         </w:rPr>
+        <w:t>Принцип работы n-граммовых методов заключается в следующем: исходная строка разбивается на подстроки длины n, начиная с первой позиции и сдвигаясь на один символ вправо. Полученные n-граммы формируют уникальный набор признаков, по которым производится сравнение строк. Степень сходства определяется долей совпадающих n-грамм между сравниваемыми текстами.</w:t>
+      </w:r>
+    </w:p>
+    <w:p>
+      <w:pPr>
+        <w:pStyle w:val="a5"/>
+        <w:shd w:val="clear" w:color="auto" w:fill="D0CECE" w:themeFill="background2" w:themeFillShade="E6"/>
+        <w:rPr>
+          <w:lang w:eastAsia="ru-RU"/>
+        </w:rPr>
+      </w:pPr>
+      <w:r>
+        <w:rPr>
+          <w:lang w:eastAsia="ru-RU"/>
+        </w:rPr>
+        <w:t>Популярным вариантом n-граммовых методов является техника Q-грамм, где в качестве n выбирается некоторое оптимальное значение, зависящее от длины и характера анализируемых данных. Чаще всего используются биграммы (n=2) и триграммы (n=3), демонстрирующие хороший компромисс между точностью и вычислительной сложностью.</w:t>
+      </w:r>
+    </w:p>
+    <w:p>
+      <w:pPr>
+        <w:pStyle w:val="a5"/>
+        <w:shd w:val="clear" w:color="auto" w:fill="D0CECE" w:themeFill="background2" w:themeFillShade="E6"/>
+        <w:rPr>
+          <w:lang w:eastAsia="ru-RU"/>
+        </w:rPr>
+      </w:pPr>
+      <w:r>
+        <w:rPr>
+          <w:lang w:eastAsia="ru-RU"/>
+        </w:rPr>
+        <w:t xml:space="preserve">Оценка сходства строк на основе n-грамм осуществляется с помощью различных метрик, таких как коэффициент Жаккара, косинусное сходство или простая доля общих n-грамм. Коэффициент Жаккара, например, вычисляется как </w:t>
+      </w:r>
+      <w:r>
+        <w:rPr>
+          <w:lang w:eastAsia="ru-RU"/>
+        </w:rPr>
         <w:lastRenderedPageBreak/>
-        <w:t>Принцип работы n-граммовых методов заключается в следующем: исходная строка разбивается на подстроки длины n, начиная с первой позиции и сдвигаясь на один символ вправо. Полученные n-граммы формируют уникальный набор признаков, по которым производится сравнение строк. Степень сходства определяется долей совпадающих n-грамм между сравниваемыми текстами.</w:t>
-      </w:r>
-    </w:p>
-    <w:p>
-      <w:pPr>
-        <w:pStyle w:val="a5"/>
-        <w:shd w:val="clear" w:color="auto" w:fill="D0CECE" w:themeFill="background2" w:themeFillShade="E6"/>
-        <w:rPr>
-          <w:lang w:eastAsia="ru-RU"/>
-        </w:rPr>
-      </w:pPr>
-      <w:r>
-        <w:rPr>
-          <w:lang w:eastAsia="ru-RU"/>
-        </w:rPr>
-        <w:t>Популярным вариантом n-граммовых методов является техника Q-грамм, где в качестве n выбирается некоторое оптимальное значение, зависящее от длины и характера анализируемых данных. Чаще всего используются биграммы (n=2) и триграммы (n=3), демонстрирующие хороший компромисс между точностью и вычислительной сложностью.</w:t>
-      </w:r>
-    </w:p>
-    <w:p>
-      <w:pPr>
-        <w:pStyle w:val="a5"/>
-        <w:shd w:val="clear" w:color="auto" w:fill="D0CECE" w:themeFill="background2" w:themeFillShade="E6"/>
-        <w:rPr>
-          <w:lang w:eastAsia="ru-RU"/>
-        </w:rPr>
-      </w:pPr>
-      <w:r>
-        <w:rPr>
-          <w:lang w:eastAsia="ru-RU"/>
-        </w:rPr>
-        <w:t>Оценка сходства строк на основе n-грамм осуществляется с помощью различных метрик, таких как коэффициент Жаккара, косинусное сходство или простая доля общих n-грамм. Коэффициент Жаккара, например, вычисляется как отношение количества общих n-грамм к общему количеству уникальных n-грамм в обоих текстах:</w:t>
+        <w:t>отношение количества общих n-грамм к общему количеству уникальных n-грамм в обоих текстах:</w:t>
       </w:r>
     </w:p>
     <w:p>
@@ -11451,7 +10229,6 @@
         <w:rPr>
           <w:lang w:eastAsia="ru-RU"/>
         </w:rPr>
-        <w:lastRenderedPageBreak/>
         <w:t>Фонетические алгоритмы представляют собой специальные методы обработки текстовой информации, предназначенные для сравнения слов по их звучанию, а не по буквальному написанию. Такие алгоритмы особенно эффективны в задачах неточного поиска, когда необходимо находить похожие по произношению слова, даже если они записаны с ошибками или вариантами транскрипции.</w:t>
       </w:r>
       <w:r>
@@ -11521,6 +10298,7 @@
         <w:rPr>
           <w:lang w:eastAsia="ru-RU"/>
         </w:rPr>
+        <w:lastRenderedPageBreak/>
         <w:t>Сохраняется первый символ слова.</w:t>
       </w:r>
     </w:p>
@@ -11742,7 +10520,6 @@
         <w:rPr>
           <w:lang w:eastAsia="ru-RU"/>
         </w:rPr>
-        <w:lastRenderedPageBreak/>
         <w:t>Слово "Rupert" также кодируется как R163.</w:t>
       </w:r>
     </w:p>
@@ -11872,6 +10649,7 @@
         <w:rPr>
           <w:lang w:eastAsia="ru-RU"/>
         </w:rPr>
+        <w:lastRenderedPageBreak/>
         <w:t>Double Metaphone</w:t>
       </w:r>
       <w:r>
@@ -11896,10 +10674,7 @@
         </w:rPr>
       </w:pPr>
       <w:r>
-        <w:rPr>
-          <w:lang w:eastAsia="ru-RU"/>
-        </w:rPr>
-        <w:t>Вероятностные и индексные методы занимают важное место в арсенале инструментов неточного поиска, позволяя эффективно решать задачи поиска похожих объектов в больших объемах данных. Эти методы основаны на вероятностных подходах и специальных структурах данных, обеспечивающих высокую скорость поиска при умеренном уровне ложноположительных срабатываний [10; 12].</w:t>
+        <w:t>Вероятностные и индексные методы применяются тогда, когда полный перебор становится слишком дорогим. Их задача - уменьшить число проверяемых объектов и оставить в работе только те записи, которые с высокой вероятностью близки к запросу [10; 12].</w:t>
       </w:r>
     </w:p>
     <w:p>
@@ -11911,17 +10686,7 @@
         </w:rPr>
       </w:pPr>
       <w:r>
-        <w:rPr>
-          <w:lang w:eastAsia="ru-RU"/>
-        </w:rPr>
-        <w:t xml:space="preserve">Фильтр Блума представляет собой вероятностную структуру данных, предназначенную для быстрой проверки принадлежности элемента множеству. Используя битовый массив и несколько хеш-функций, фильтр Блума позволяет экономить память и ускорять проверку, однако допускает ложноположительные </w:t>
-      </w:r>
-      <w:r>
-        <w:rPr>
-          <w:lang w:eastAsia="ru-RU"/>
-        </w:rPr>
-        <w:lastRenderedPageBreak/>
-        <w:t>результаты (элемент ошибочно считается присутствующим в множестве). Он широко применяется в кэшировании, антивирусах и браузерах для блокировки нежелательных сайтов.</w:t>
+        <w:t>Фильтр Блума показывает общий принцип вероятностной структуры: часть проверок можно выполнять очень быстро, допуская контролируемую вероятность ложного срабатывания.</w:t>
       </w:r>
     </w:p>
     <w:p>
@@ -11933,10 +10698,7 @@
         </w:rPr>
       </w:pPr>
       <w:r>
-        <w:rPr>
-          <w:lang w:eastAsia="ru-RU"/>
-        </w:rPr>
-        <w:t>BK-деревья (Burkhard-Keller trees) — это индексные структуры данных, предназначенные для эффективного поиска по метрическим пространствам, особенно для поиска похожих строк или объектов с использованием метрик расстояния (например, расстояния Левенштейна). Рекурсивно распределяя узлы по ветвям в зависимости от расстояния до выбранного корня, BK-деревья позволяют быстро находить элементы, находящиеся в пределах заданного порога расстояния от искомого образца.</w:t>
+        <w:t>BK-деревья используются для поиска в метрических пространствах и особенно удобны при строковых расстояниях. Для числовых кредитных признаков близкую роль выполняет предварительное разбиение на интервалы или группы.</w:t>
       </w:r>
     </w:p>
     <w:p>
@@ -11948,10 +10710,7 @@
         </w:rPr>
       </w:pPr>
       <w:r>
-        <w:rPr>
-          <w:lang w:eastAsia="ru-RU"/>
-        </w:rPr>
-        <w:t>Локально-чувствительное хеширование (LSH) — семейство алгоритмов, предназначенных для эффективного поиска похожих объектов в больших наборах данных. Создавая хеш-функции, которые с высокой вероятностью помещают похожие объекты в одно и то же хеш-ведро, LSH позволяет значительно сократить пространство поиска и ускорить процесс нахождения похожих элементов. LSH широко применяется в системах рекомендаций, поиске похожих изображений и документов, анализе социальных сетей и других областях, где требуется быстро находить похожие объекты в больших коллекциях данных [13].</w:t>
+        <w:t>Локально-чувствительное хеширование группирует похожие объекты так, чтобы они чаще попадали в одно и то же хеш-ведро. Идея близка к предварительному сокращению области поиска, которое используется в данной работе [13].</w:t>
       </w:r>
     </w:p>
     <w:p>
@@ -11963,10 +10722,7 @@
         </w:rPr>
       </w:pPr>
       <w:r>
-        <w:rPr>
-          <w:lang w:eastAsia="ru-RU"/>
-        </w:rPr>
-        <w:t>Таким образом, вероятностные и индексные методы, такие как фильтр Блума, BK-деревья и локально-чувствительное хеширование, играют ключевую роль в современных системах неточного поиска, обеспечивая высокую скорость, гибкость и эффективность при работе с большими объемами разнородной информации.</w:t>
+        <w:t>Общий вывод для этих методов состоит в том, что ускорение достигается не за счет изменения смысла поиска, а за счет уменьшения числа кандидатов до детального сравнения.</w:t>
       </w:r>
     </w:p>
     <w:p>
@@ -11982,14 +10738,7 @@
         <w:rPr>
           <w:lang w:eastAsia="ru-RU"/>
         </w:rPr>
-        <w:t xml:space="preserve">Векторные методы представляют собой современную группу подходов к неточному поиску и анализу текстовых данных, основанных на переводе текстовой информации в многомерное векторное пространство. Основным преимуществом этих методов является возможность учитывать не только </w:t>
-      </w:r>
-      <w:r>
-        <w:rPr>
-          <w:lang w:eastAsia="ru-RU"/>
-        </w:rPr>
-        <w:lastRenderedPageBreak/>
-        <w:t>поверхностное совпадение символов или слов, но и семантическую близость, что особенно ценно при работе с естественным языком [4; 15].</w:t>
+        <w:t>Векторные методы представляют собой современную группу подходов к неточному поиску и анализу текстовых данных, основанных на переводе текстовой информации в многомерное векторное пространство. Основным преимуществом этих методов является возможность учитывать не только поверхностное совпадение символов или слов, но и семантическую близость, что особенно ценно при работе с естественным языком [4; 15].</w:t>
       </w:r>
     </w:p>
     <w:p>
@@ -12005,6 +10754,7 @@
         <w:rPr>
           <w:lang w:eastAsia="ru-RU"/>
         </w:rPr>
+        <w:lastRenderedPageBreak/>
         <w:t>TF-IDF (Term Frequency-Inverse Document Frequency) — это классический метод векторного представления текста, который оценивает значимость термина в документе относительно коллекции документов. Вес термина определяется частотой его появления в документе (TF) и обратной частотой документов, содержащих этот термин (IDF). Таким образом, редкие, но важные для конкретного документа слова получают наибольший вес.</w:t>
       </w:r>
     </w:p>
@@ -12110,7 +10860,6 @@
         <w:rPr>
           <w:lang w:eastAsia="ru-RU"/>
         </w:rPr>
-        <w:lastRenderedPageBreak/>
         <w:t>BERT и Transformer-based модели: Современное поколение эмбеддингов, основанное на архитектуре трансформеров, позволяющее учитывать глубокие семантические и контекстные особенности текста.</w:t>
       </w:r>
     </w:p>
@@ -12127,6 +10876,7 @@
         <w:rPr>
           <w:lang w:eastAsia="ru-RU"/>
         </w:rPr>
+        <w:lastRenderedPageBreak/>
         <w:t>LSH (Locality-Sensitive Hashing) — это вероятностный метод, тесно связанный с векторными представлениями. Он позволяет эффективно находить ближайшие соседние векторы в больших наборах данных, группируя похожие векторы в одни и те же хеш-корзины. LSH особенно полезен при работе с высокими размерностями и большими объемами данных, значительно ускоряя процесс поиска.</w:t>
       </w:r>
     </w:p>
@@ -12155,10 +10905,7 @@
         </w:rPr>
       </w:pPr>
       <w:r>
-        <w:rPr>
-          <w:lang w:eastAsia="ru-RU"/>
-        </w:rPr>
-        <w:t>Современные методы приближенного поиска ближайших соседей (Approximate Nearest Neighbor Search, ANNS) приобрели особую актуальность в эпоху стремительного роста объемов данных и повышения требований к скорости и качеству обработки информации. Традиционные точные методы поиска ближайших соседей становятся неэффективными при работе с большими наборами данных высокой размерности, что стимулирует развитие новых подходов, таких как квантование, графовые структуры и адаптивные параметры поиска [13; 15; 16; 17].</w:t>
+        <w:t>Приближенный поиск ближайших соседей применяется в задачах, где точный перебор всех объектов слишком дорог. К таким задачам относятся поиск изображений, рекомендаций, векторных представлений текста и других многомерных данных [13; 15; 16; 17].</w:t>
       </w:r>
     </w:p>
     <w:p>
@@ -12170,10 +10917,7 @@
         </w:rPr>
       </w:pPr>
       <w:r>
-        <w:rPr>
-          <w:lang w:eastAsia="ru-RU"/>
-        </w:rPr>
-        <w:t>Квантование представляет собой технику сжатия векторов данных, позволяющую уменьшать их размерность и объем памяти, необходимый для хранения. Основой метода является разделение вектора на сегменты и замена каждого сегмента ближайшим представителем из предварительно подготовленного словаря квантов. Наиболее популярными разновидностями квантования являются скалярное квантование (PQ, Product Quantization) и остаточное квантование (RQ, Residual Quantization) [15].</w:t>
+        <w:t>Квантование сжимает числовое представление объекта: вместо полного вектора система хранит код или номер группы. Это уменьшает объем вычислений, но требует контролировать потерю точности [15].</w:t>
       </w:r>
     </w:p>
     <w:p>
@@ -12185,11 +10929,56 @@
         </w:rPr>
       </w:pPr>
       <w:r>
+        <w:t>Преимущество квантования заключается в том, что часть сравнения можно выполнить на более грубом уровне. В данной работе эта идея используется в упрощенном виде: признаки переводятся в квартильные группы.</w:t>
+      </w:r>
+    </w:p>
+    <w:p>
+      <w:pPr>
+        <w:pStyle w:val="a5"/>
+        <w:shd w:val="clear" w:color="auto" w:fill="D0CECE" w:themeFill="background2" w:themeFillShade="E6"/>
+        <w:rPr>
+          <w:lang w:eastAsia="ru-RU"/>
+        </w:rPr>
+      </w:pPr>
+      <w:r>
+        <w:rPr>
+          <w:lang w:eastAsia="ru-RU"/>
+        </w:rPr>
+        <w:t>Применяется квантование в системах рекомендаций, поисковых движках, системах компьютерного зрения и обработки естественного языка.</w:t>
+      </w:r>
+    </w:p>
+    <w:p>
+      <w:pPr>
+        <w:pStyle w:val="a5"/>
+        <w:shd w:val="clear" w:color="auto" w:fill="D0CECE" w:themeFill="background2" w:themeFillShade="E6"/>
+        <w:rPr>
+          <w:lang w:eastAsia="ru-RU"/>
+        </w:rPr>
+      </w:pPr>
+      <w:r>
+        <w:t>Графовые структуры, включая HNSW, строят связи между близкими объектами и позволяют быстро переходить от одного кандидата к другому. Такой подход эффективен, но сложнее в реализации и сопровождении [17].</w:t>
+      </w:r>
+    </w:p>
+    <w:p>
+      <w:pPr>
+        <w:pStyle w:val="a5"/>
+        <w:shd w:val="clear" w:color="auto" w:fill="D0CECE" w:themeFill="background2" w:themeFillShade="E6"/>
+        <w:rPr>
+          <w:lang w:eastAsia="ru-RU"/>
+        </w:rPr>
+      </w:pPr>
+      <w:r>
+        <w:rPr>
+          <w:lang w:eastAsia="ru-RU"/>
+        </w:rPr>
+        <w:t xml:space="preserve">Основное преимущество графовых структур — высокая скорость поиска и хорошая масштабируемость при работе с большими наборами данных. Однако </w:t>
+      </w:r>
+      <w:r>
         <w:rPr>
           <w:lang w:eastAsia="ru-RU"/>
         </w:rPr>
         <w:lastRenderedPageBreak/>
-        <w:t>Преимущества квантования заключаются в существенном сокращении объема хранимых данных и ускорении процедуры поиска за счет уменьшения количества операций сравнения. Однако данный метод сопровождается некоторым снижением точности поиска, что компенсируется возможностью тонкой настройки параметров квантования.</w:t>
+        <w:t>построение и обновление графов требует значительных вычислительных ресурсов, а также сложного алгоритмического сопровождения.</w:t>
       </w:r>
     </w:p>
     <w:p>
@@ -12204,7 +10993,7 @@
         <w:rPr>
           <w:lang w:eastAsia="ru-RU"/>
         </w:rPr>
-        <w:t>Применяется квантование в системах рекомендаций, поисковых движках, системах компьютерного зрения и обработки естественного языка.</w:t>
+        <w:t>Графовые структуры активно применяются в системах поиска изображений, видео и звука, а также в задачах кластеризации и классификации данных.</w:t>
       </w:r>
     </w:p>
     <w:p>
@@ -12216,10 +11005,7 @@
         </w:rPr>
       </w:pPr>
       <w:r>
-        <w:rPr>
-          <w:lang w:eastAsia="ru-RU"/>
-        </w:rPr>
-        <w:t>Графовые структуры, такие как HNSW (Hierarchical Navigable Small World graphs) и NSG (Neighborhood Search Graphs), представляют собой эффективные подходы к организации данных в виде графов, вершины которых соединены ребрами, ведущими к ближайшим соседям. Поиск в таких структурах осуществляется путем постепенного перемещения по графу от стартовой точки к наиболее близким кандидатам [17].</w:t>
+        <w:t>Адаптивная настройка параметров поиска нужна тогда, когда разные датасеты имеют разный масштаб и распределение признаков. Для кредитных данных это особенно важно: сумма кредита, возраст и срок имеют разные диапазоны.</w:t>
       </w:r>
     </w:p>
     <w:p>
@@ -12234,7 +11020,19 @@
         <w:rPr>
           <w:lang w:eastAsia="ru-RU"/>
         </w:rPr>
-        <w:t>Основное преимущество графовых структур — высокая скорость поиска и хорошая масштабируемость при работе с большими наборами данных. Однако построение и обновление графов требует значительных вычислительных ресурсов, а также сложного алгоритмического сопровождения.</w:t>
+        <w:t>Главное достоинство адаптивного подхода — возможность гибкой настройки под конкретные задачи и наборы данных, что особенно важно в условиях изменяющейся внешней среды и разнородности информации. Однако реализация адаптивной настройки требует развитой системы мониторинга и анализа эффективности поиска.</w:t>
+      </w:r>
+      <w:r>
+        <w:rPr>
+          <w:lang w:eastAsia="ru-RU"/>
+        </w:rPr>
+        <w:t xml:space="preserve"> </w:t>
+      </w:r>
+      <w:r>
+        <w:rPr>
+          <w:lang w:eastAsia="ru-RU"/>
+        </w:rPr>
+        <w:t>Адаптивные параметры поиска находят применение в интеллектуальных поисковых системах, рекомендательных сервисах и системах обработки потоковых данных.</w:t>
       </w:r>
     </w:p>
     <w:p>
@@ -12246,10 +11044,7 @@
         </w:rPr>
       </w:pPr>
       <w:r>
-        <w:rPr>
-          <w:lang w:eastAsia="ru-RU"/>
-        </w:rPr>
-        <w:t>Графовые структуры активно применяются в системах поиска изображений, видео и звука, а также в задачах кластеризации и классификации данных.</w:t>
+        <w:t>Для выбранной задачи целесообразен более простой подход: использовать статистическое разбиение признаков, сократить множество кандидатов и затем выполнить вероятностное ранжирование.</w:t>
       </w:r>
     </w:p>
     <w:p>
@@ -12264,7 +11059,13 @@
         <w:rPr>
           <w:lang w:eastAsia="ru-RU"/>
         </w:rPr>
-        <w:t>Адаптивный подход к определению параметров поиска предусматривает динамическое изменение настроек алгоритма в зависимости от характеристик входных данных и поставленных целей. Параметры, такие как количество кандидатов, глубина поиска или порог сходства, могут меняться в процессе работы системы, что позволяет добиваться компромисса между скоростью и качеством поиска.</w:t>
+        <w:t>Методы, реализованные на уровне базы данных (БД), играют ключевую роль в обеспечении эффективного и точного поиска информации. Среди таких методов особо выделяются диапазонные запросы, вероятностное ранжирование и интервальная фильтрация, которые позволяют гибко и быстро извлекать данные, соответствующие заданным критериям.</w:t>
+      </w:r>
+      <w:r>
+        <w:rPr>
+          <w:lang w:eastAsia="ru-RU"/>
+        </w:rPr>
+        <w:t xml:space="preserve">  [1; 2]</w:t>
       </w:r>
     </w:p>
     <w:p>
@@ -12279,26 +11080,14 @@
         <w:rPr>
           <w:lang w:eastAsia="ru-RU"/>
         </w:rPr>
-        <w:t xml:space="preserve">Главное достоинство адаптивного подхода — возможность гибкой настройки под конкретные задачи и наборы данных, что особенно важно в </w:t>
+        <w:t xml:space="preserve">Диапазонные запросы предназначены для поиска данных, попадающих в указанный промежуток значений. Они широко применяются при работе с числовой информацией, датами и временными метками. Основными преимуществами диапазонных запросов являются простота реализации и </w:t>
       </w:r>
       <w:r>
         <w:rPr>
           <w:lang w:eastAsia="ru-RU"/>
         </w:rPr>
         <w:lastRenderedPageBreak/>
-        <w:t>условиях изменяющейся внешней среды и разнородности информации. Однако реализация адаптивной настройки требует развитой системы мониторинга и анализа эффективности поиска.</w:t>
-      </w:r>
-      <w:r>
-        <w:rPr>
-          <w:lang w:eastAsia="ru-RU"/>
-        </w:rPr>
-        <w:t xml:space="preserve"> </w:t>
-      </w:r>
-      <w:r>
-        <w:rPr>
-          <w:lang w:eastAsia="ru-RU"/>
-        </w:rPr>
-        <w:t>Адаптивные параметры поиска находят применение в интеллектуальных поисковых системах, рекомендательных сервисах и системах обработки потоковых данных.</w:t>
+        <w:t>высокая производительность при условии правильного индексирования. Индексирование по соответствующим полям позволяет значительно ускорить выполнение запросов, сводя к минимуму необходимость полного сканирования таблиц.</w:t>
       </w:r>
     </w:p>
     <w:p>
@@ -12313,7 +11102,7 @@
         <w:rPr>
           <w:lang w:eastAsia="ru-RU"/>
         </w:rPr>
-        <w:t>Современные методы ANNS, такие как квантование, графовые структуры и адаптивные параметры поиска, играют ключевую роль в развитии информационных технологий, обеспечивая высокую производительность и эффективность при работе с большими объемами данных. Их комплексное применение позволяет преодолевать ограничения традиционных подходов и создавать инновационные решения для задач поиска и анализа информации в различных областях науки и техники.</w:t>
+        <w:t>Пример диапазонного запроса на языке SQL:</w:t>
       </w:r>
     </w:p>
     <w:p>
@@ -12328,13 +11117,7 @@
         <w:rPr>
           <w:lang w:eastAsia="ru-RU"/>
         </w:rPr>
-        <w:t>Методы, реализованные на уровне базы данных (БД), играют ключевую роль в обеспечении эффективного и точного поиска информации. Среди таких методов особо выделяются диапазонные запросы, вероятностное ранжирование и интервальная фильтрация, которые позволяют гибко и быстро извлекать данные, соответствующие заданным критериям.</w:t>
-      </w:r>
-      <w:r>
-        <w:rPr>
-          <w:lang w:eastAsia="ru-RU"/>
-        </w:rPr>
-        <w:t xml:space="preserve">  [1; 2]</w:t>
+        <w:t>SELECT *</w:t>
       </w:r>
     </w:p>
     <w:p>
@@ -12349,7 +11132,7 @@
         <w:rPr>
           <w:lang w:eastAsia="ru-RU"/>
         </w:rPr>
-        <w:t>Диапазонные запросы предназначены для поиска данных, попадающих в указанный промежуток значений. Они широко применяются при работе с числовой информацией, датами и временными метками. Основными преимуществами диапазонных запросов являются простота реализации и высокая производительность при условии правильного индексирования. Индексирование по соответствующим полям позволяет значительно ускорить выполнение запросов, сводя к минимуму необходимость полного сканирования таблиц.</w:t>
+        <w:t>FROM Таблица</w:t>
       </w:r>
     </w:p>
     <w:p>
@@ -12364,7 +11147,7 @@
         <w:rPr>
           <w:lang w:eastAsia="ru-RU"/>
         </w:rPr>
-        <w:t>Пример диапазонного запроса на языке SQL:</w:t>
+        <w:t>WHERE Поле BETWEEN НижняяГраница AND ВерхняяГрань;</w:t>
       </w:r>
     </w:p>
     <w:p>
@@ -12379,6 +11162,328 @@
         <w:rPr>
           <w:lang w:eastAsia="ru-RU"/>
         </w:rPr>
+        <w:t>Вероятностное ранжирование представляет собой методологию, позволяющую назначать документам или записям численную оценку (ранг), отражающую степень их соответствия поисковому запросу. Этот подход широко применяется в поисковых системах и рекомендательных сервисах, где требуется отсортировать результаты по убыванию релевантности.</w:t>
+      </w:r>
+    </w:p>
+    <w:p>
+      <w:pPr>
+        <w:pStyle w:val="a5"/>
+        <w:shd w:val="clear" w:color="auto" w:fill="D0CECE" w:themeFill="background2" w:themeFillShade="E6"/>
+        <w:rPr>
+          <w:lang w:eastAsia="ru-RU"/>
+        </w:rPr>
+      </w:pPr>
+      <w:r>
+        <w:rPr>
+          <w:lang w:eastAsia="ru-RU"/>
+        </w:rPr>
+        <w:t>Один из распространенных алгоритмов вероятностного ранжирования — BM25 (Best Match 25), который учитывает частоту термина в документе и длину документа. В контексте баз данных вероятностное ранжирование реализуется через специальные функции и агрегаты, позволяющие интегрировать алгоритмы ранжирования непосредственно в SQL-запросы.</w:t>
+      </w:r>
+    </w:p>
+    <w:p>
+      <w:pPr>
+        <w:pStyle w:val="a5"/>
+        <w:shd w:val="clear" w:color="auto" w:fill="D0CECE" w:themeFill="background2" w:themeFillShade="E6"/>
+        <w:rPr>
+          <w:lang w:eastAsia="ru-RU"/>
+        </w:rPr>
+      </w:pPr>
+      <w:r>
+        <w:rPr>
+          <w:lang w:eastAsia="ru-RU"/>
+        </w:rPr>
+        <w:t>Пример использования вероятностного ранжирования в PostgreSQL с использованием расширения pg_trgm:</w:t>
+      </w:r>
+    </w:p>
+    <w:p>
+      <w:pPr>
+        <w:pStyle w:val="a5"/>
+        <w:shd w:val="clear" w:color="auto" w:fill="D0CECE" w:themeFill="background2" w:themeFillShade="E6"/>
+        <w:rPr>
+          <w:lang w:val="en-US" w:eastAsia="ru-RU"/>
+        </w:rPr>
+      </w:pPr>
+      <w:r>
+        <w:rPr>
+          <w:lang w:val="en-US" w:eastAsia="ru-RU"/>
+        </w:rPr>
+        <w:t>SELECT *, similarity(</w:t>
+      </w:r>
+      <w:r>
+        <w:rPr>
+          <w:lang w:eastAsia="ru-RU"/>
+        </w:rPr>
+        <w:t>Строка</w:t>
+      </w:r>
+      <w:r>
+        <w:rPr>
+          <w:lang w:val="en-US" w:eastAsia="ru-RU"/>
+        </w:rPr>
+        <w:t>, '</w:t>
+      </w:r>
+      <w:r>
+        <w:rPr>
+          <w:lang w:eastAsia="ru-RU"/>
+        </w:rPr>
+        <w:t>ПоисковыйЗапрос</w:t>
+      </w:r>
+      <w:r>
+        <w:rPr>
+          <w:lang w:val="en-US" w:eastAsia="ru-RU"/>
+        </w:rPr>
+        <w:t>')</w:t>
+      </w:r>
+    </w:p>
+    <w:p>
+      <w:pPr>
+        <w:pStyle w:val="a5"/>
+        <w:shd w:val="clear" w:color="auto" w:fill="D0CECE" w:themeFill="background2" w:themeFillShade="E6"/>
+        <w:rPr>
+          <w:lang w:val="en-US" w:eastAsia="ru-RU"/>
+        </w:rPr>
+      </w:pPr>
+      <w:r>
+        <w:rPr>
+          <w:lang w:val="en-US" w:eastAsia="ru-RU"/>
+        </w:rPr>
+        <w:t xml:space="preserve">FROM </w:t>
+      </w:r>
+      <w:r>
+        <w:rPr>
+          <w:lang w:eastAsia="ru-RU"/>
+        </w:rPr>
+        <w:t>Таблица</w:t>
+      </w:r>
+    </w:p>
+    <w:p>
+      <w:pPr>
+        <w:pStyle w:val="a5"/>
+        <w:shd w:val="clear" w:color="auto" w:fill="D0CECE" w:themeFill="background2" w:themeFillShade="E6"/>
+        <w:rPr>
+          <w:lang w:val="en-US" w:eastAsia="ru-RU"/>
+        </w:rPr>
+      </w:pPr>
+      <w:r>
+        <w:rPr>
+          <w:lang w:val="en-US" w:eastAsia="ru-RU"/>
+        </w:rPr>
+        <w:t>ORDER BY similarity DESC;</w:t>
+      </w:r>
+    </w:p>
+    <w:p>
+      <w:pPr>
+        <w:pStyle w:val="a5"/>
+        <w:shd w:val="clear" w:color="auto" w:fill="D0CECE" w:themeFill="background2" w:themeFillShade="E6"/>
+        <w:rPr>
+          <w:lang w:eastAsia="ru-RU"/>
+        </w:rPr>
+      </w:pPr>
+      <w:r>
+        <w:rPr>
+          <w:lang w:eastAsia="ru-RU"/>
+        </w:rPr>
+        <w:t xml:space="preserve">Интервальная фильтрация — это частный случай диапазонных запросов, предназначенный для работы с данными, представленными в виде интервалов (например, временные отрезки, диапазоны дат или числовых значений). Главная особенность интервальной фильтрации заключается в необходимости проверки </w:t>
+      </w:r>
+      <w:r>
+        <w:rPr>
+          <w:lang w:eastAsia="ru-RU"/>
+        </w:rPr>
+        <w:lastRenderedPageBreak/>
+        <w:t>пересечения или вложения интервалов, что требует специальных алгоритмов и структур данных.</w:t>
+      </w:r>
+    </w:p>
+    <w:p>
+      <w:pPr>
+        <w:pStyle w:val="a5"/>
+        <w:shd w:val="clear" w:color="auto" w:fill="D0CECE" w:themeFill="background2" w:themeFillShade="E6"/>
+        <w:rPr>
+          <w:lang w:eastAsia="ru-RU"/>
+        </w:rPr>
+      </w:pPr>
+      <w:r>
+        <w:rPr>
+          <w:lang w:eastAsia="ru-RU"/>
+        </w:rPr>
+        <w:t>Для эффективной реализации интервальной фильтрации используются специализированные индексы, такие как GiST (Generalized Search Tree) и SP-GiST (Space-Partitioned GiST), которые позволяют быстро находить пересекающиеся или вложенные интервалы [2].</w:t>
+      </w:r>
+    </w:p>
+    <w:p>
+      <w:pPr>
+        <w:pStyle w:val="a5"/>
+        <w:shd w:val="clear" w:color="auto" w:fill="D0CECE" w:themeFill="background2" w:themeFillShade="E6"/>
+        <w:rPr>
+          <w:lang w:eastAsia="ru-RU"/>
+        </w:rPr>
+      </w:pPr>
+      <w:r>
+        <w:rPr>
+          <w:lang w:eastAsia="ru-RU"/>
+        </w:rPr>
+        <w:t>Пример интервальной фильтрации с использованием GiST-индекса в PostgreSQL:</w:t>
+      </w:r>
+    </w:p>
+    <w:p>
+      <w:pPr>
+        <w:pStyle w:val="a5"/>
+        <w:shd w:val="clear" w:color="auto" w:fill="D0CECE" w:themeFill="background2" w:themeFillShade="E6"/>
+        <w:rPr>
+          <w:lang w:val="en-US" w:eastAsia="ru-RU"/>
+        </w:rPr>
+      </w:pPr>
+      <w:r>
+        <w:rPr>
+          <w:lang w:val="en-US" w:eastAsia="ru-RU"/>
+        </w:rPr>
+        <w:t xml:space="preserve">CREATE TABLE </w:t>
+      </w:r>
+      <w:r>
+        <w:rPr>
+          <w:lang w:eastAsia="ru-RU"/>
+        </w:rPr>
+        <w:t>ВременныеИнтервалы</w:t>
+      </w:r>
+      <w:r>
+        <w:rPr>
+          <w:lang w:val="en-US" w:eastAsia="ru-RU"/>
+        </w:rPr>
+        <w:t xml:space="preserve"> (</w:t>
+      </w:r>
+    </w:p>
+    <w:p>
+      <w:pPr>
+        <w:pStyle w:val="a5"/>
+        <w:shd w:val="clear" w:color="auto" w:fill="D0CECE" w:themeFill="background2" w:themeFillShade="E6"/>
+        <w:rPr>
+          <w:lang w:val="en-US" w:eastAsia="ru-RU"/>
+        </w:rPr>
+      </w:pPr>
+      <w:r>
+        <w:rPr>
+          <w:lang w:val="en-US" w:eastAsia="ru-RU"/>
+        </w:rPr>
+        <w:t xml:space="preserve">    </w:t>
+      </w:r>
+      <w:r>
+        <w:rPr>
+          <w:lang w:eastAsia="ru-RU"/>
+        </w:rPr>
+        <w:t>Ид</w:t>
+      </w:r>
+      <w:r>
+        <w:rPr>
+          <w:lang w:val="en-US" w:eastAsia="ru-RU"/>
+        </w:rPr>
+        <w:t xml:space="preserve"> SERIAL PRIMARY KEY,</w:t>
+      </w:r>
+    </w:p>
+    <w:p>
+      <w:pPr>
+        <w:pStyle w:val="a5"/>
+        <w:shd w:val="clear" w:color="auto" w:fill="D0CECE" w:themeFill="background2" w:themeFillShade="E6"/>
+        <w:rPr>
+          <w:lang w:val="en-US" w:eastAsia="ru-RU"/>
+        </w:rPr>
+      </w:pPr>
+      <w:r>
+        <w:rPr>
+          <w:lang w:val="en-US" w:eastAsia="ru-RU"/>
+        </w:rPr>
+        <w:t xml:space="preserve">    </w:t>
+      </w:r>
+      <w:r>
+        <w:rPr>
+          <w:lang w:eastAsia="ru-RU"/>
+        </w:rPr>
+        <w:t>Период</w:t>
+      </w:r>
+      <w:r>
+        <w:rPr>
+          <w:lang w:val="en-US" w:eastAsia="ru-RU"/>
+        </w:rPr>
+        <w:t xml:space="preserve"> TS_RANGE</w:t>
+      </w:r>
+    </w:p>
+    <w:p>
+      <w:pPr>
+        <w:pStyle w:val="a5"/>
+        <w:shd w:val="clear" w:color="auto" w:fill="D0CECE" w:themeFill="background2" w:themeFillShade="E6"/>
+        <w:rPr>
+          <w:lang w:val="en-US" w:eastAsia="ru-RU"/>
+        </w:rPr>
+      </w:pPr>
+      <w:r>
+        <w:rPr>
+          <w:lang w:val="en-US" w:eastAsia="ru-RU"/>
+        </w:rPr>
+        <w:t>);</w:t>
+      </w:r>
+    </w:p>
+    <w:p>
+      <w:pPr>
+        <w:pStyle w:val="a5"/>
+        <w:shd w:val="clear" w:color="auto" w:fill="D0CECE" w:themeFill="background2" w:themeFillShade="E6"/>
+        <w:rPr>
+          <w:lang w:val="en-US" w:eastAsia="ru-RU"/>
+        </w:rPr>
+      </w:pPr>
+      <w:r>
+        <w:rPr>
+          <w:lang w:val="en-US" w:eastAsia="ru-RU"/>
+        </w:rPr>
+        <w:t xml:space="preserve">CREATE INDEX ON </w:t>
+      </w:r>
+      <w:r>
+        <w:rPr>
+          <w:lang w:eastAsia="ru-RU"/>
+        </w:rPr>
+        <w:t>ВременныеИнтервалы</w:t>
+      </w:r>
+      <w:r>
+        <w:rPr>
+          <w:lang w:val="en-US" w:eastAsia="ru-RU"/>
+        </w:rPr>
+        <w:t xml:space="preserve"> USING GIST (</w:t>
+      </w:r>
+      <w:r>
+        <w:rPr>
+          <w:lang w:eastAsia="ru-RU"/>
+        </w:rPr>
+        <w:t>Период</w:t>
+      </w:r>
+      <w:r>
+        <w:rPr>
+          <w:lang w:val="en-US" w:eastAsia="ru-RU"/>
+        </w:rPr>
+        <w:t>);</w:t>
+      </w:r>
+    </w:p>
+    <w:p>
+      <w:pPr>
+        <w:pStyle w:val="a5"/>
+        <w:shd w:val="clear" w:color="auto" w:fill="D0CECE" w:themeFill="background2" w:themeFillShade="E6"/>
+        <w:rPr>
+          <w:lang w:eastAsia="ru-RU"/>
+        </w:rPr>
+      </w:pPr>
+      <w:r>
+        <w:rPr>
+          <w:lang w:eastAsia="ru-RU"/>
+        </w:rPr>
+        <w:t>-- Поиск пересекающихся интервалов</w:t>
+      </w:r>
+    </w:p>
+    <w:p>
+      <w:pPr>
+        <w:pStyle w:val="a5"/>
+        <w:shd w:val="clear" w:color="auto" w:fill="D0CECE" w:themeFill="background2" w:themeFillShade="E6"/>
+        <w:rPr>
+          <w:lang w:eastAsia="ru-RU"/>
+        </w:rPr>
+      </w:pPr>
+      <w:r>
+        <w:rPr>
+          <w:lang w:eastAsia="ru-RU"/>
+        </w:rPr>
         <w:t>SELECT *</w:t>
       </w:r>
     </w:p>
@@ -12394,7 +11499,7 @@
         <w:rPr>
           <w:lang w:eastAsia="ru-RU"/>
         </w:rPr>
-        <w:t>FROM Таблица</w:t>
+        <w:t>FROM ВременныеИнтервалы</w:t>
       </w:r>
     </w:p>
     <w:p>
@@ -12409,23 +11514,54 @@
         <w:rPr>
           <w:lang w:eastAsia="ru-RU"/>
         </w:rPr>
+        <w:t>WHERE Период &amp;&amp; '[2023-01-01, 2023-12-31]';</w:t>
+      </w:r>
+    </w:p>
+    <w:p>
+      <w:pPr>
+        <w:pStyle w:val="a5"/>
+        <w:shd w:val="clear" w:color="auto" w:fill="D0CECE" w:themeFill="background2" w:themeFillShade="E6"/>
+        <w:rPr>
+          <w:lang w:eastAsia="ru-RU"/>
+        </w:rPr>
+      </w:pPr>
+      <w:r>
+        <w:rPr>
+          <w:lang w:eastAsia="ru-RU"/>
+        </w:rPr>
+        <w:t>Методы, реализуемые на уровне базы данных, такие как диапазонные запросы, вероятностное ранжирование и интервальная фильтрация, обеспечивают гибкость и эффективность при извлечении и обработке информации. Их умелое сочетание позволяет создавать мощные и производительные информационные системы, способные быстро и точно отвечать на разнообразные запросы пользователей.</w:t>
+      </w:r>
+    </w:p>
+    <w:p>
+      <w:pPr>
+        <w:pStyle w:val="a5"/>
+        <w:rPr>
+          <w:lang w:eastAsia="ru-RU"/>
+        </w:rPr>
+      </w:pPr>
+    </w:p>
+    <w:p>
+      <w:pPr>
+        <w:pStyle w:val="20"/>
+      </w:pPr>
+      <w:bookmarkStart w:id="8" w:name="_Toc232086143"/>
+      <w:r>
         <w:lastRenderedPageBreak/>
-        <w:t>WHERE Поле BETWEEN НижняяГраница AND ВерхняяГрань;</w:t>
-      </w:r>
+        <w:t>Особенности работы с числовыми данными</w:t>
+      </w:r>
+      <w:bookmarkEnd w:id="8"/>
     </w:p>
     <w:p>
       <w:pPr>
         <w:pStyle w:val="a5"/>
         <w:shd w:val="clear" w:color="auto" w:fill="D0CECE" w:themeFill="background2" w:themeFillShade="E6"/>
         <w:rPr>
-          <w:lang w:eastAsia="ru-RU"/>
-        </w:rPr>
-      </w:pPr>
-      <w:r>
-        <w:rPr>
-          <w:lang w:eastAsia="ru-RU"/>
-        </w:rPr>
-        <w:t>Вероятностное ранжирование представляет собой методологию, позволяющую назначать документам или записям численную оценку (ранг), отражающую степень их соответствия поисковому запросу. Этот подход широко применяется в поисковых системах и рекомендательных сервисах, где требуется отсортировать результаты по убыванию релевантности.</w:t>
+          <w:rFonts w:cs="Times New Roman"/>
+          <w:lang w:eastAsia="ru-RU"/>
+        </w:rPr>
+      </w:pPr>
+      <w:r>
+        <w:t>Числовые данные являются основной частью исследуемых кредитных наборов. Каждая запись описывает заемщика или заявку через измеримые признаки: возраст, сумму кредита, срок, платежи или близкие финансовые показатели [6; 7].</w:t>
       </w:r>
     </w:p>
     <w:p>
@@ -12433,14 +11569,12 @@
         <w:pStyle w:val="a5"/>
         <w:shd w:val="clear" w:color="auto" w:fill="D0CECE" w:themeFill="background2" w:themeFillShade="E6"/>
         <w:rPr>
-          <w:lang w:eastAsia="ru-RU"/>
-        </w:rPr>
-      </w:pPr>
-      <w:r>
-        <w:rPr>
-          <w:lang w:eastAsia="ru-RU"/>
-        </w:rPr>
-        <w:t>Один из распространенных алгоритмов вероятностного ранжирования — BM25 (Best Match 25), который учитывает частоту термина в документе и длину документа. В контексте баз данных вероятностное ранжирование реализуется через специальные функции и агрегаты, позволяющие интегрировать алгоритмы ранжирования непосредственно в SQL-запросы.</w:t>
+          <w:rFonts w:cs="Times New Roman"/>
+          <w:lang w:eastAsia="ru-RU"/>
+        </w:rPr>
+      </w:pPr>
+      <w:r>
+        <w:t>Такие признаки имеют разную природу. Одни являются целочисленными, например срок в месяцах, другие могут быть вещественными или денежными. Поэтому перед сравнением их необходимо привести к согласованному числовому виду.</w:t>
       </w:r>
     </w:p>
     <w:p>
@@ -12448,14 +11582,12 @@
         <w:pStyle w:val="a5"/>
         <w:shd w:val="clear" w:color="auto" w:fill="D0CECE" w:themeFill="background2" w:themeFillShade="E6"/>
         <w:rPr>
-          <w:lang w:eastAsia="ru-RU"/>
-        </w:rPr>
-      </w:pPr>
-      <w:r>
-        <w:rPr>
-          <w:lang w:eastAsia="ru-RU"/>
-        </w:rPr>
-        <w:t>Пример использования вероятностного ранжирования в PostgreSQL с использованием расширения pg_trgm:</w:t>
+          <w:rFonts w:cs="Times New Roman"/>
+          <w:lang w:eastAsia="ru-RU"/>
+        </w:rPr>
+      </w:pPr>
+      <w:r>
+        <w:t>Погрешности и округление влияют на расчет близости, особенно если признаки имеют разные масштабы. Нормализация и работа с относительным отклонением позволяют уменьшить этот эффект [6; 7].</w:t>
       </w:r>
     </w:p>
     <w:p>
@@ -12463,38 +11595,12 @@
         <w:pStyle w:val="a5"/>
         <w:shd w:val="clear" w:color="auto" w:fill="D0CECE" w:themeFill="background2" w:themeFillShade="E6"/>
         <w:rPr>
-          <w:lang w:val="en-US" w:eastAsia="ru-RU"/>
-        </w:rPr>
-      </w:pPr>
-      <w:r>
-        <w:rPr>
-          <w:lang w:val="en-US" w:eastAsia="ru-RU"/>
-        </w:rPr>
-        <w:t>SELECT *, similarity(</w:t>
-      </w:r>
-      <w:r>
-        <w:rPr>
-          <w:lang w:eastAsia="ru-RU"/>
-        </w:rPr>
-        <w:t>Строка</w:t>
-      </w:r>
-      <w:r>
-        <w:rPr>
-          <w:lang w:val="en-US" w:eastAsia="ru-RU"/>
-        </w:rPr>
-        <w:t>, '</w:t>
-      </w:r>
-      <w:r>
-        <w:rPr>
-          <w:lang w:eastAsia="ru-RU"/>
-        </w:rPr>
-        <w:t>ПоисковыйЗапрос</w:t>
-      </w:r>
-      <w:r>
-        <w:rPr>
-          <w:lang w:val="en-US" w:eastAsia="ru-RU"/>
-        </w:rPr>
-        <w:t>')</w:t>
+          <w:rFonts w:cs="Times New Roman"/>
+          <w:lang w:eastAsia="ru-RU"/>
+        </w:rPr>
+      </w:pPr>
+      <w:r>
+        <w:t>Для числовых признаков применяются агрегаты, интервалы и меры расстояния. В данной работе вместо сложной многомерной метрики используется более прозрачная схема: сначала квартильная фильтрация, затем расчет вероятностного вклада каждого признака.</w:t>
       </w:r>
     </w:p>
     <w:p>
@@ -12502,20 +11608,12 @@
         <w:pStyle w:val="a5"/>
         <w:shd w:val="clear" w:color="auto" w:fill="D0CECE" w:themeFill="background2" w:themeFillShade="E6"/>
         <w:rPr>
-          <w:lang w:val="en-US" w:eastAsia="ru-RU"/>
-        </w:rPr>
-      </w:pPr>
-      <w:r>
-        <w:rPr>
-          <w:lang w:val="en-US" w:eastAsia="ru-RU"/>
-        </w:rPr>
-        <w:t xml:space="preserve">FROM </w:t>
-      </w:r>
-      <w:r>
-        <w:rPr>
-          <w:lang w:eastAsia="ru-RU"/>
-        </w:rPr>
-        <w:t>Таблица</w:t>
+          <w:rFonts w:cs="Times New Roman"/>
+          <w:lang w:eastAsia="ru-RU"/>
+        </w:rPr>
+      </w:pPr>
+      <w:r>
+        <w:t>Индексирование числовых данных в СУБД обычно опирается на B-деревья и диапазонные запросы. При многомерном поиске одного индекса часто недостаточно, поэтому применяют дополнительные структуры или предварительные фильтры [1; 2; 11].</w:t>
       </w:r>
     </w:p>
     <w:p>
@@ -12523,14 +11621,24 @@
         <w:pStyle w:val="a5"/>
         <w:shd w:val="clear" w:color="auto" w:fill="D0CECE" w:themeFill="background2" w:themeFillShade="E6"/>
         <w:rPr>
-          <w:lang w:val="en-US" w:eastAsia="ru-RU"/>
-        </w:rPr>
-      </w:pPr>
-      <w:r>
-        <w:rPr>
-          <w:lang w:val="en-US" w:eastAsia="ru-RU"/>
-        </w:rPr>
-        <w:t>ORDER BY similarity DESC;</w:t>
+          <w:rFonts w:cs="Times New Roman"/>
+          <w:lang w:eastAsia="ru-RU"/>
+        </w:rPr>
+      </w:pPr>
+      <w:r>
+        <w:rPr>
+          <w:rFonts w:cs="Times New Roman"/>
+          <w:lang w:eastAsia="ru-RU"/>
+        </w:rPr>
+        <w:t xml:space="preserve">Особенности хранения и производительности тесно связаны с форматом организации данных. Столбцовое хранение ускоряет операции сканирования отдельных признаков и агрегации, что полезно при вычислении расстояний. Современные процессоры поддерживают SIMD-инструкции, позволяющие параллельно выполнять арифметические операции над векторами, что значительно повышает скорость обработки числовых массивов. Специфика работы с числовыми данными в разных системах – реляционных, NoSQL, специализированных векторных СУБД – состоит в различной степени </w:t>
+      </w:r>
+      <w:r>
+        <w:rPr>
+          <w:rFonts w:cs="Times New Roman"/>
+          <w:lang w:eastAsia="ru-RU"/>
+        </w:rPr>
+        <w:lastRenderedPageBreak/>
+        <w:t>встроенной поддержки многомерных индексов и математических операций. Реляционные системы обеспечивают транзакционность и зрелые оптимизаторы, тогда как векторные БД (FAISS, Milvus и др.) созданы именно для быстрого приближённого поиска в многомерных пространствах.</w:t>
       </w:r>
     </w:p>
     <w:p>
@@ -12538,14 +11646,12 @@
         <w:pStyle w:val="a5"/>
         <w:shd w:val="clear" w:color="auto" w:fill="D0CECE" w:themeFill="background2" w:themeFillShade="E6"/>
         <w:rPr>
-          <w:lang w:eastAsia="ru-RU"/>
-        </w:rPr>
-      </w:pPr>
-      <w:r>
-        <w:rPr>
-          <w:lang w:eastAsia="ru-RU"/>
-        </w:rPr>
-        <w:t>Интервальная фильтрация — это частный случай диапазонных запросов, предназначенный для работы с данными, представленными в виде интервалов (например, временные отрезки, диапазоны дат или числовых значений). Главная особенность интервальной фильтрации заключается в необходимости проверки пересечения или вложения интервалов, что требует специальных алгоритмов и структур данных.</w:t>
+          <w:rFonts w:cs="Times New Roman"/>
+          <w:lang w:eastAsia="ru-RU"/>
+        </w:rPr>
+      </w:pPr>
+      <w:r>
+        <w:t>Для обработки числовых данных в прототипе используются Python и pandas. Эти инструменты позволяют загрузить таблицу, привести признаки к числовому типу, рассчитать статистику и сформировать результаты эксперимента [23; 24].</w:t>
       </w:r>
     </w:p>
     <w:p>
@@ -12553,29 +11659,43 @@
         <w:pStyle w:val="a5"/>
         <w:shd w:val="clear" w:color="auto" w:fill="D0CECE" w:themeFill="background2" w:themeFillShade="E6"/>
         <w:rPr>
-          <w:lang w:eastAsia="ru-RU"/>
-        </w:rPr>
-      </w:pPr>
-      <w:r>
-        <w:rPr>
-          <w:lang w:eastAsia="ru-RU"/>
-        </w:rPr>
-        <w:t>Для эффективной реализации интервальной фильтрации используются специализированные индексы, такие как GiST (Generalized Search Tree) и SP-GiST (Space-Partitioned GiST), которые позволяют быстро находить пересекающиеся или вложенные интервалы [2].</w:t>
-      </w:r>
+          <w:rFonts w:cs="Times New Roman"/>
+          <w:lang w:eastAsia="ru-RU"/>
+        </w:rPr>
+      </w:pPr>
+      <w:r>
+        <w:t>Выбор числовых признаков сделан осознанно: по ним проще задать близость, построить квартильные границы и проверить, как меняется число кандидатов после фильтрации.</w:t>
+      </w:r>
+    </w:p>
+    <w:p>
+      <w:pPr>
+        <w:pStyle w:val="a5"/>
+        <w:rPr>
+          <w:lang w:eastAsia="ru-RU"/>
+        </w:rPr>
+      </w:pPr>
+    </w:p>
+    <w:p>
+      <w:pPr>
+        <w:pStyle w:val="20"/>
+      </w:pPr>
+      <w:bookmarkStart w:id="9" w:name="_Toc232086144"/>
+      <w:r>
+        <w:t>Обзор методов ускорения поиска</w:t>
+      </w:r>
+      <w:bookmarkEnd w:id="9"/>
     </w:p>
     <w:p>
       <w:pPr>
         <w:pStyle w:val="a5"/>
         <w:shd w:val="clear" w:color="auto" w:fill="D0CECE" w:themeFill="background2" w:themeFillShade="E6"/>
         <w:rPr>
-          <w:lang w:eastAsia="ru-RU"/>
-        </w:rPr>
-      </w:pPr>
-      <w:r>
-        <w:rPr>
-          <w:lang w:eastAsia="ru-RU"/>
-        </w:rPr>
-        <w:t>Пример интервальной фильтрации с использованием GiST-индекса в PostgreSQL:</w:t>
+          <w:rFonts w:cs="Times New Roman"/>
+          <w:lang w:eastAsia="ru-RU"/>
+        </w:rPr>
+      </w:pPr>
+      <w:r>
+        <w:t>Методы ускорения поиска в многомерных данных можно разделить на несколько групп: индексные структуры, предварительная фильтрация, приближенный поиск ближайших соседей, снижение размерности и параллельная обработка [11; 13; 14; 15; 16; 17].</w:t>
       </w:r>
     </w:p>
     <w:p>
@@ -12583,27 +11703,56 @@
         <w:pStyle w:val="a5"/>
         <w:shd w:val="clear" w:color="auto" w:fill="D0CECE" w:themeFill="background2" w:themeFillShade="E6"/>
         <w:rPr>
-          <w:lang w:val="en-US" w:eastAsia="ru-RU"/>
-        </w:rPr>
-      </w:pPr>
-      <w:r>
-        <w:rPr>
-          <w:lang w:val="en-US" w:eastAsia="ru-RU"/>
+          <w:rFonts w:cs="Times New Roman"/>
+          <w:lang w:eastAsia="ru-RU"/>
+        </w:rPr>
+      </w:pPr>
+      <w:r>
+        <w:t>Индексные структуры эффективны, когда запрос хорошо согласуется с выбранным индексом. Для одномерных диапазонов подходят B-деревья, а для метрических задач могут использоваться BK-деревья и близкие структуры [11; 12].</w:t>
+      </w:r>
+    </w:p>
+    <w:p>
+      <w:pPr>
+        <w:pStyle w:val="a5"/>
+        <w:shd w:val="clear" w:color="auto" w:fill="D0CECE" w:themeFill="background2" w:themeFillShade="E6"/>
+        <w:rPr>
+          <w:rFonts w:cs="Times New Roman"/>
+          <w:lang w:eastAsia="ru-RU"/>
+        </w:rPr>
+      </w:pPr>
+      <w:r>
+        <w:t>Предварительная фильтрация уменьшает число объектов до расчета полной меры близости. В этой работе такую роль выполняет проверка квартильных групп и числового окна по каждому признаку.</w:t>
+      </w:r>
+    </w:p>
+    <w:p>
+      <w:pPr>
+        <w:pStyle w:val="a5"/>
+        <w:shd w:val="clear" w:color="auto" w:fill="D0CECE" w:themeFill="background2" w:themeFillShade="E6"/>
+        <w:rPr>
+          <w:rFonts w:cs="Times New Roman"/>
+          <w:lang w:eastAsia="ru-RU"/>
+        </w:rPr>
+      </w:pPr>
+      <w:r>
+        <w:t>Методы ANNS позволяют быстро получить близкие объекты без гарантии абсолютного совпадения с результатом полного перебора. Наиболее известные подходы используют квантование, хеширование или графовые индексы [13; 15; 16; 17].</w:t>
+      </w:r>
+    </w:p>
+    <w:p>
+      <w:pPr>
+        <w:pStyle w:val="a5"/>
+        <w:shd w:val="clear" w:color="auto" w:fill="D0CECE" w:themeFill="background2" w:themeFillShade="E6"/>
+        <w:rPr>
+          <w:rFonts w:cs="Times New Roman"/>
+          <w:lang w:eastAsia="ru-RU"/>
+        </w:rPr>
+      </w:pPr>
+      <w:r>
+        <w:rPr>
+          <w:rFonts w:cs="Times New Roman"/>
+          <w:lang w:eastAsia="ru-RU"/>
         </w:rPr>
         <w:lastRenderedPageBreak/>
-        <w:t xml:space="preserve">CREATE TABLE </w:t>
-      </w:r>
-      <w:r>
-        <w:rPr>
-          <w:lang w:eastAsia="ru-RU"/>
-        </w:rPr>
-        <w:t>ВременныеИнтервалы</w:t>
-      </w:r>
-      <w:r>
-        <w:rPr>
-          <w:lang w:val="en-US" w:eastAsia="ru-RU"/>
-        </w:rPr>
-        <w:t xml:space="preserve"> (</w:t>
+        <w:t>Методы снижения размерности решают проблему высокой вычислительной сложности путём перехода в пространство меньшей размерности с сохранением, насколько это возможно, структуры близости. Анализ главных компонент (PCA) выделяет ортогональные направления максимальной дисперсии; автоэнкодеры – нейросетевые аналоги PCA – способны моделировать нелинейные зависимости. Снижение размерности ускоряет как индексирование, так и само вычисление расстояний, хотя может приводить к потере части информации.</w:t>
       </w:r>
     </w:p>
     <w:p>
@@ -12611,26 +11760,16 @@
         <w:pStyle w:val="a5"/>
         <w:shd w:val="clear" w:color="auto" w:fill="D0CECE" w:themeFill="background2" w:themeFillShade="E6"/>
         <w:rPr>
-          <w:lang w:val="en-US" w:eastAsia="ru-RU"/>
-        </w:rPr>
-      </w:pPr>
-      <w:r>
-        <w:rPr>
-          <w:lang w:val="en-US" w:eastAsia="ru-RU"/>
-        </w:rPr>
-        <w:t xml:space="preserve">    </w:t>
-      </w:r>
-      <w:r>
-        <w:rPr>
-          <w:lang w:eastAsia="ru-RU"/>
-        </w:rPr>
-        <w:t>Ид</w:t>
-      </w:r>
-      <w:r>
-        <w:rPr>
-          <w:lang w:val="en-US" w:eastAsia="ru-RU"/>
-        </w:rPr>
-        <w:t xml:space="preserve"> SERIAL PRIMARY KEY,</w:t>
+          <w:rFonts w:cs="Times New Roman"/>
+          <w:lang w:eastAsia="ru-RU"/>
+        </w:rPr>
+      </w:pPr>
+      <w:r>
+        <w:rPr>
+          <w:rFonts w:cs="Times New Roman"/>
+          <w:lang w:eastAsia="ru-RU"/>
+        </w:rPr>
+        <w:t>Параллелизация и распределённые вычисления обеспечивают ускорение за счёт масштабирования. Обработка на нескольких ядрах одного узла с использованием векторных расширений (SIMD), многопоточность, а также GPU-ускорение (CUDA, OpenCL) позволяют одновременно вычислять расстояния для сотен и тысяч кандидатов. Распределённые системы, разбивающие данные по узлам, способны обрабатывать объёмы, не помещающиеся в память одного сервера, хотя требуют решения проблем сетевого обмена и консистентности.</w:t>
       </w:r>
     </w:p>
     <w:p>
@@ -12638,26 +11777,12 @@
         <w:pStyle w:val="a5"/>
         <w:shd w:val="clear" w:color="auto" w:fill="D0CECE" w:themeFill="background2" w:themeFillShade="E6"/>
         <w:rPr>
-          <w:lang w:val="en-US" w:eastAsia="ru-RU"/>
-        </w:rPr>
-      </w:pPr>
-      <w:r>
-        <w:rPr>
-          <w:lang w:val="en-US" w:eastAsia="ru-RU"/>
-        </w:rPr>
-        <w:t xml:space="preserve">    </w:t>
-      </w:r>
-      <w:r>
-        <w:rPr>
-          <w:lang w:eastAsia="ru-RU"/>
-        </w:rPr>
-        <w:t>Период</w:t>
-      </w:r>
-      <w:r>
-        <w:rPr>
-          <w:lang w:val="en-US" w:eastAsia="ru-RU"/>
-        </w:rPr>
-        <w:t xml:space="preserve"> TS_RANGE</w:t>
+          <w:rFonts w:cs="Times New Roman"/>
+          <w:lang w:eastAsia="ru-RU"/>
+        </w:rPr>
+      </w:pPr>
+      <w:r>
+        <w:t>Вероятностное ранжирование дополняет фильтрацию: после отбора кандидатов каждой записи присваивается оценка близости, и пользователь получает не просто набор строк, а упорядоченный список.</w:t>
       </w:r>
     </w:p>
     <w:p>
@@ -12665,53 +11790,43 @@
         <w:pStyle w:val="a5"/>
         <w:shd w:val="clear" w:color="auto" w:fill="D0CECE" w:themeFill="background2" w:themeFillShade="E6"/>
         <w:rPr>
-          <w:lang w:val="en-US" w:eastAsia="ru-RU"/>
-        </w:rPr>
-      </w:pPr>
-      <w:r>
-        <w:rPr>
-          <w:lang w:val="en-US" w:eastAsia="ru-RU"/>
-        </w:rPr>
-        <w:t>);</w:t>
-      </w:r>
+          <w:rFonts w:cs="Times New Roman"/>
+          <w:lang w:eastAsia="ru-RU"/>
+        </w:rPr>
+      </w:pPr>
+      <w:r>
+        <w:t>В данной работе объединяются два понятных этапа: грубый отбор по статистическим группам и детальное ранжирование по относительным отклонениям признаков.</w:t>
+      </w:r>
+    </w:p>
+    <w:p>
+      <w:pPr>
+        <w:pStyle w:val="a5"/>
+        <w:rPr>
+          <w:lang w:eastAsia="ru-RU"/>
+        </w:rPr>
+      </w:pPr>
+    </w:p>
+    <w:p>
+      <w:pPr>
+        <w:pStyle w:val="20"/>
+      </w:pPr>
+      <w:bookmarkStart w:id="10" w:name="_Toc232086145"/>
+      <w:r>
+        <w:t>Анализ предметной области</w:t>
+      </w:r>
+      <w:bookmarkEnd w:id="10"/>
     </w:p>
     <w:p>
       <w:pPr>
         <w:pStyle w:val="a5"/>
         <w:shd w:val="clear" w:color="auto" w:fill="D0CECE" w:themeFill="background2" w:themeFillShade="E6"/>
         <w:rPr>
-          <w:lang w:val="en-US" w:eastAsia="ru-RU"/>
-        </w:rPr>
-      </w:pPr>
-      <w:r>
-        <w:rPr>
-          <w:lang w:val="en-US" w:eastAsia="ru-RU"/>
-        </w:rPr>
-        <w:t xml:space="preserve">CREATE INDEX ON </w:t>
-      </w:r>
-      <w:r>
-        <w:rPr>
-          <w:lang w:eastAsia="ru-RU"/>
-        </w:rPr>
-        <w:t>ВременныеИнтервалы</w:t>
-      </w:r>
-      <w:r>
-        <w:rPr>
-          <w:lang w:val="en-US" w:eastAsia="ru-RU"/>
-        </w:rPr>
-        <w:t xml:space="preserve"> USING GIST (</w:t>
-      </w:r>
-      <w:r>
-        <w:rPr>
-          <w:lang w:eastAsia="ru-RU"/>
-        </w:rPr>
-        <w:t>Период</w:t>
-      </w:r>
-      <w:r>
-        <w:rPr>
-          <w:lang w:val="en-US" w:eastAsia="ru-RU"/>
-        </w:rPr>
-        <w:t>);</w:t>
+          <w:rFonts w:cs="Times New Roman"/>
+          <w:lang w:eastAsia="ru-RU"/>
+        </w:rPr>
+      </w:pPr>
+      <w:r>
+        <w:t>Предметная область работы - поиск похожих кредитных записей в табличных данных. Под похожей записью понимается профиль заемщика или заявки, близкий к заданному запросу по выбранным числовым признакам [18; 19].</w:t>
       </w:r>
     </w:p>
     <w:p>
@@ -12719,14 +11834,13 @@
         <w:pStyle w:val="a5"/>
         <w:shd w:val="clear" w:color="auto" w:fill="D0CECE" w:themeFill="background2" w:themeFillShade="E6"/>
         <w:rPr>
-          <w:lang w:eastAsia="ru-RU"/>
-        </w:rPr>
-      </w:pPr>
-      <w:r>
-        <w:rPr>
-          <w:lang w:eastAsia="ru-RU"/>
-        </w:rPr>
-        <w:t>-- Поиск пересекающихся интервалов</w:t>
+          <w:rFonts w:cs="Times New Roman"/>
+          <w:lang w:eastAsia="ru-RU"/>
+        </w:rPr>
+      </w:pPr>
+      <w:r>
+        <w:lastRenderedPageBreak/>
+        <w:t>Для экспериментов используются открытые наборы данных UCI: German Credit, Default of Credit Card Clients и Credit Approval. Они различаются объемом, набором признаков и целевым показателем, что позволяет проверить метод в нескольких условиях [20; 21; 22].</w:t>
       </w:r>
     </w:p>
     <w:p>
@@ -12734,14 +11848,12 @@
         <w:pStyle w:val="a5"/>
         <w:shd w:val="clear" w:color="auto" w:fill="D0CECE" w:themeFill="background2" w:themeFillShade="E6"/>
         <w:rPr>
-          <w:lang w:eastAsia="ru-RU"/>
-        </w:rPr>
-      </w:pPr>
-      <w:r>
-        <w:rPr>
-          <w:lang w:eastAsia="ru-RU"/>
-        </w:rPr>
-        <w:t>SELECT *</w:t>
+          <w:rFonts w:cs="Times New Roman"/>
+          <w:lang w:eastAsia="ru-RU"/>
+        </w:rPr>
+      </w:pPr>
+      <w:r>
+        <w:t>Кредитные данные неоднородны: в них встречаются разные масштабы признаков, пропуски, выбросы и категориальные поля. В прототипе такие поля не смешиваются с числовыми признаками, чтобы оценить именно работу числового поиска.</w:t>
       </w:r>
     </w:p>
     <w:p>
@@ -12749,14 +11861,12 @@
         <w:pStyle w:val="a5"/>
         <w:shd w:val="clear" w:color="auto" w:fill="D0CECE" w:themeFill="background2" w:themeFillShade="E6"/>
         <w:rPr>
-          <w:lang w:eastAsia="ru-RU"/>
-        </w:rPr>
-      </w:pPr>
-      <w:r>
-        <w:rPr>
-          <w:lang w:eastAsia="ru-RU"/>
-        </w:rPr>
-        <w:t>FROM ВременныеИнтервалы</w:t>
+          <w:rFonts w:cs="Times New Roman"/>
+          <w:lang w:eastAsia="ru-RU"/>
+        </w:rPr>
+      </w:pPr>
+      <w:r>
+        <w:t>Банковская область требует осторожной интерпретации результатов. Предложенный метод не принимает решение о выдаче кредита, а помогает быстро найти похожие исторические случаи для дальнейшего анализа.</w:t>
       </w:r>
     </w:p>
     <w:p>
@@ -12764,14 +11874,12 @@
         <w:pStyle w:val="a5"/>
         <w:shd w:val="clear" w:color="auto" w:fill="D0CECE" w:themeFill="background2" w:themeFillShade="E6"/>
         <w:rPr>
-          <w:lang w:eastAsia="ru-RU"/>
-        </w:rPr>
-      </w:pPr>
-      <w:r>
-        <w:rPr>
-          <w:lang w:eastAsia="ru-RU"/>
-        </w:rPr>
-        <w:t>WHERE Период &amp;&amp; '[2023-01-01, 2023-12-31]';</w:t>
+          <w:rFonts w:cs="Times New Roman"/>
+          <w:lang w:eastAsia="ru-RU"/>
+        </w:rPr>
+      </w:pPr>
+      <w:r>
+        <w:t>Классические скоринговые модели оценивают одну заявку, но не всегда показывают, какие записи из истории похожи на нее. Поиск аналогов дополняет скоринговый анализ и делает результат более объяснимым [18; 19].</w:t>
       </w:r>
     </w:p>
     <w:p>
@@ -12783,472 +11891,7 @@
         </w:rPr>
       </w:pPr>
       <w:r>
-        <w:rPr>
-          <w:lang w:eastAsia="ru-RU"/>
-        </w:rPr>
-        <w:t>Методы, реализуемые на уровне базы данных, такие как диапазонные запросы, вероятностное ранжирование и интервальная фильтрация, обеспечивают гибкость и эффективность при извлечении и обработке информации. Их умелое сочетание позволяет создавать мощные и производительные информационные системы, способные быстро и точно отвечать на разнообразные запросы пользователей.</w:t>
-      </w:r>
-    </w:p>
-    <w:p>
-      <w:pPr>
-        <w:pStyle w:val="a5"/>
-        <w:rPr>
-          <w:lang w:eastAsia="ru-RU"/>
-        </w:rPr>
-      </w:pPr>
-    </w:p>
-    <w:p>
-      <w:pPr>
-        <w:pStyle w:val="20"/>
-      </w:pPr>
-      <w:bookmarkStart w:id="8" w:name="_Toc231917840"/>
-      <w:r>
-        <w:t>Особенности работы с числовыми данными</w:t>
-      </w:r>
-      <w:bookmarkEnd w:id="8"/>
-    </w:p>
-    <w:p>
-      <w:pPr>
-        <w:pStyle w:val="a5"/>
-        <w:shd w:val="clear" w:color="auto" w:fill="D0CECE" w:themeFill="background2" w:themeFillShade="E6"/>
-        <w:rPr>
-          <w:rFonts w:cs="Times New Roman"/>
-          <w:lang w:eastAsia="ru-RU"/>
-        </w:rPr>
-      </w:pPr>
-      <w:r>
-        <w:rPr>
-          <w:rFonts w:cs="Times New Roman"/>
-          <w:lang w:eastAsia="ru-RU"/>
-        </w:rPr>
-        <w:t>Числовые данные образуют фундамент большинства информационных систем, особенно в финансовой и кредитной сферах, где каждая запись характеризуется набором измеримых показателей: возраст, доход, сумма обязательств, количество просрочек и т.п. В отличие от текстов или изображений, числовые значения допускают естественную количественную обработку, что делает их предпочтительным объектом для построения формальных моделей поиска и оценки близости [6; 7].</w:t>
-      </w:r>
-    </w:p>
-    <w:p>
-      <w:pPr>
-        <w:pStyle w:val="a5"/>
-        <w:shd w:val="clear" w:color="auto" w:fill="D0CECE" w:themeFill="background2" w:themeFillShade="E6"/>
-        <w:rPr>
-          <w:rFonts w:cs="Times New Roman"/>
-          <w:lang w:eastAsia="ru-RU"/>
-        </w:rPr>
-      </w:pPr>
-      <w:r>
-        <w:rPr>
-          <w:rFonts w:cs="Times New Roman"/>
-          <w:lang w:eastAsia="ru-RU"/>
-        </w:rPr>
-        <w:t xml:space="preserve">С точки зрения типов выделяют целочисленные, вещественные числа с плавающей и фиксированной точкой, а также дискретные порядковые величины. </w:t>
-      </w:r>
-      <w:r>
-        <w:rPr>
-          <w:rFonts w:cs="Times New Roman"/>
-          <w:lang w:eastAsia="ru-RU"/>
-        </w:rPr>
-        <w:lastRenderedPageBreak/>
-        <w:t>Каждый тип обладает своими особенностями: целочисленные признаки (например, срок кредита) не требуют специальной обработки точности, тогда как вещественные (доход, коэффициент долговой нагрузки) подвержены погрешностям округления и требуют аккуратного представления. Форматы представления, как правило, опираются на стандарт IEEE 754 для чисел с плавающей точкой, а в базах данных могут также использоваться специализированные DECIMAL-типы для финансовых расчётов с фиксированной точностью.</w:t>
-      </w:r>
-    </w:p>
-    <w:p>
-      <w:pPr>
-        <w:pStyle w:val="a5"/>
-        <w:shd w:val="clear" w:color="auto" w:fill="D0CECE" w:themeFill="background2" w:themeFillShade="E6"/>
-        <w:rPr>
-          <w:rFonts w:cs="Times New Roman"/>
-          <w:lang w:eastAsia="ru-RU"/>
-        </w:rPr>
-      </w:pPr>
-      <w:r>
-        <w:rPr>
-          <w:rFonts w:cs="Times New Roman"/>
-          <w:lang w:eastAsia="ru-RU"/>
-        </w:rPr>
-        <w:t>Проблема точности и округления критична при выполнении массовых арифметических операций. Накопление машинных погрешностей может искажать меры близости, особенно в многомерных пространствах. В связи с этим на этапе предобработки применяются нормализация и масштабирование, которые не только приводят признаки к единому диапазону, но и частично смягчают влияние артефактов представления [6; 7].</w:t>
-      </w:r>
-    </w:p>
-    <w:p>
-      <w:pPr>
-        <w:pStyle w:val="a5"/>
-        <w:shd w:val="clear" w:color="auto" w:fill="D0CECE" w:themeFill="background2" w:themeFillShade="E6"/>
-        <w:rPr>
-          <w:rFonts w:cs="Times New Roman"/>
-          <w:lang w:eastAsia="ru-RU"/>
-        </w:rPr>
-      </w:pPr>
-      <w:r>
-        <w:rPr>
-          <w:rFonts w:cs="Times New Roman"/>
-          <w:lang w:eastAsia="ru-RU"/>
-        </w:rPr>
-        <w:t>Операции и функции для числовых данных составляют основной инструментарий поисковых алгоритмов. К ним относятся базовые арифметические действия, функции агрегации (сумма, среднее, минимум, максимум), а также меры расстояний – евклидово, манхэттенское, косинусное и другие. Именно на их основе строятся формальные критерии релевантности записей запросу. Богатство таких функций позволяет гибко конфигурировать понятие «похожести» в зависимости от природы признаков.</w:t>
-      </w:r>
-    </w:p>
-    <w:p>
-      <w:pPr>
-        <w:pStyle w:val="a5"/>
-        <w:shd w:val="clear" w:color="auto" w:fill="D0CECE" w:themeFill="background2" w:themeFillShade="E6"/>
-        <w:rPr>
-          <w:rFonts w:cs="Times New Roman"/>
-          <w:lang w:eastAsia="ru-RU"/>
-        </w:rPr>
-      </w:pPr>
-      <w:r>
-        <w:rPr>
-          <w:rFonts w:cs="Times New Roman"/>
-          <w:lang w:eastAsia="ru-RU"/>
-        </w:rPr>
-        <w:t>Индексирование и поиск по числовым данным традиционно поддерживаются большинством СУБД через B-деревья и их модификации, хорошо приспособленные для диапазонных запросов в одномерном случае. Для многомерных поисковых задач используют специализированные структуры – R-деревья, KD-деревья, а в случае высоких размерностей – методы приближённого поиска. Важным этапом работы с числовыми массивами является валидация и очистка: обнаружение и обработка пропусков, выбросов, некорректных значений, что непосредственно влияет на качество поиска [1; 2; 11].</w:t>
-      </w:r>
-    </w:p>
-    <w:p>
-      <w:pPr>
-        <w:pStyle w:val="a5"/>
-        <w:shd w:val="clear" w:color="auto" w:fill="D0CECE" w:themeFill="background2" w:themeFillShade="E6"/>
-        <w:rPr>
-          <w:rFonts w:cs="Times New Roman"/>
-          <w:lang w:eastAsia="ru-RU"/>
-        </w:rPr>
-      </w:pPr>
-      <w:r>
-        <w:rPr>
-          <w:rFonts w:cs="Times New Roman"/>
-          <w:lang w:eastAsia="ru-RU"/>
-        </w:rPr>
-        <w:lastRenderedPageBreak/>
-        <w:t>Особенности хранения и производительности тесно связаны с форматом организации данных. Столбцовое хранение ускоряет операции сканирования отдельных признаков и агрегации, что полезно при вычислении расстояний. Современные процессоры поддерживают SIMD-инструкции, позволяющие параллельно выполнять арифметические операции над векторами, что значительно повышает скорость обработки числовых массивов. Специфика работы с числовыми данными в разных системах – реляционных, NoSQL, специализированных векторных СУБД – состоит в различной степени встроенной поддержки многомерных индексов и математических операций. Реляционные системы обеспечивают транзакционность и зрелые оптимизаторы, тогда как векторные БД (FAISS, Milvus и др.) созданы именно для быстрого приближённого поиска в многомерных пространствах.</w:t>
-      </w:r>
-    </w:p>
-    <w:p>
-      <w:pPr>
-        <w:pStyle w:val="a5"/>
-        <w:shd w:val="clear" w:color="auto" w:fill="D0CECE" w:themeFill="background2" w:themeFillShade="E6"/>
-        <w:rPr>
-          <w:rFonts w:cs="Times New Roman"/>
-          <w:lang w:eastAsia="ru-RU"/>
-        </w:rPr>
-      </w:pPr>
-      <w:r>
-        <w:rPr>
-          <w:rFonts w:cs="Times New Roman"/>
-          <w:lang w:eastAsia="ru-RU"/>
-        </w:rPr>
-        <w:t>Среди инструментов и библиотек, ориентированных на обработку числовых данных, широко применяются NumPy, Pandas, Scikit-learn, а также аппаратно-ускоренные решения на базе CUDA. Они предоставляют реализацию как базовых линейно-алгебраических операций, так и готовых компонентов поисковых методов [23; 24].</w:t>
-      </w:r>
-    </w:p>
-    <w:p>
-      <w:pPr>
-        <w:pStyle w:val="a5"/>
-        <w:shd w:val="clear" w:color="auto" w:fill="D0CECE" w:themeFill="background2" w:themeFillShade="E6"/>
-        <w:rPr>
-          <w:rFonts w:cs="Times New Roman"/>
-          <w:lang w:eastAsia="ru-RU"/>
-        </w:rPr>
-      </w:pPr>
-      <w:r>
-        <w:rPr>
-          <w:rFonts w:cs="Times New Roman"/>
-          <w:lang w:eastAsia="ru-RU"/>
-        </w:rPr>
-        <w:t>Выбор числовых данных в качестве объекта исследования продиктован их относительной простотой с точки зрения формализации и валидации. В отличие от текстовой или мультимедийной информации, числовые признаки обладают естественной упорядоченностью, допускают однозначное определение мер близости и удобны для построения вероятностных моделей. Это позволяет сосредоточить усилия непосредственно на развитии методов ускорения неточного поиска, а не на решении проблем неоднозначности или извлечения признаков.</w:t>
-      </w:r>
-    </w:p>
-    <w:p>
-      <w:pPr>
-        <w:pStyle w:val="a5"/>
-        <w:rPr>
-          <w:lang w:eastAsia="ru-RU"/>
-        </w:rPr>
-      </w:pPr>
-    </w:p>
-    <w:p>
-      <w:pPr>
-        <w:pStyle w:val="20"/>
-      </w:pPr>
-      <w:bookmarkStart w:id="9" w:name="_Toc231917841"/>
-      <w:r>
-        <w:lastRenderedPageBreak/>
-        <w:t>Обзор методов ускорения поиска</w:t>
-      </w:r>
-      <w:bookmarkEnd w:id="9"/>
-    </w:p>
-    <w:p>
-      <w:pPr>
-        <w:pStyle w:val="a5"/>
-        <w:shd w:val="clear" w:color="auto" w:fill="D0CECE" w:themeFill="background2" w:themeFillShade="E6"/>
-        <w:rPr>
-          <w:rFonts w:cs="Times New Roman"/>
-          <w:lang w:eastAsia="ru-RU"/>
-        </w:rPr>
-      </w:pPr>
-      <w:r>
-        <w:rPr>
-          <w:rFonts w:cs="Times New Roman"/>
-          <w:lang w:eastAsia="ru-RU"/>
-        </w:rPr>
-        <w:t>Современные стратегии ускорения поиска в многомерных числовых пространствах можно условно разделить на несколько классов: индексные структуры, методы предварительной фильтрации, приближённый поиск ближайших соседей (ANNS), методы снижения размерности, распараллеливание и вероятностные подходы [11; 13; 14; 15; 16; 17].</w:t>
-      </w:r>
-    </w:p>
-    <w:p>
-      <w:pPr>
-        <w:pStyle w:val="a5"/>
-        <w:shd w:val="clear" w:color="auto" w:fill="D0CECE" w:themeFill="background2" w:themeFillShade="E6"/>
-        <w:rPr>
-          <w:rFonts w:cs="Times New Roman"/>
-          <w:lang w:eastAsia="ru-RU"/>
-        </w:rPr>
-      </w:pPr>
-      <w:r>
-        <w:rPr>
-          <w:rFonts w:cs="Times New Roman"/>
-          <w:lang w:eastAsia="ru-RU"/>
-        </w:rPr>
-        <w:t>Первый класс образуют индексные структуры. Классические B-деревья и их варианты эффективны для одномерных данных, однако в многомерном случае применяются пространственные и метрические индексы. BK-деревья, основанные на неравенстве треугольника, подходят для дискретных метрик вроде расстояния Левенштейна, но не являются основным инструментом для непрерывных числовых признаков. Значительно более востребованным для многомерного поиска является семейство методов Locality-Sensitive Hashing (LSH), которые используют хеш-функции, сохраняющие локальность: близкие векторы с высокой вероятностью попадают в одну корзину. Это позволяет многократно сократить объём перебираемых кандидатов ценой допустимого снижения полноты [11; 12].</w:t>
-      </w:r>
-    </w:p>
-    <w:p>
-      <w:pPr>
-        <w:pStyle w:val="a5"/>
-        <w:shd w:val="clear" w:color="auto" w:fill="D0CECE" w:themeFill="background2" w:themeFillShade="E6"/>
-        <w:rPr>
-          <w:rFonts w:cs="Times New Roman"/>
-          <w:lang w:eastAsia="ru-RU"/>
-        </w:rPr>
-      </w:pPr>
-      <w:r>
-        <w:rPr>
-          <w:rFonts w:cs="Times New Roman"/>
-          <w:lang w:eastAsia="ru-RU"/>
-        </w:rPr>
-        <w:t>Методы предварительной фильтрации направлены на сокращение числа кандидатов до выполнения точных вычислений расстояний. Сюда относятся диапазонные запросы, при которых объекты фильтруются по отдельным признакам (например, исключаются записи с доходом, выходящим за пределы заданного интервала), и интервальная фильтрация, когда для каждого измерения строится набор допустимых интервалов, а пересечение этих условий даёт множество-кандидат. Такая стратегия проста в реализации, но её эффективность падает с ростом размерности из-за «проклятия размерности».</w:t>
-      </w:r>
-    </w:p>
-    <w:p>
-      <w:pPr>
-        <w:pStyle w:val="a5"/>
-        <w:shd w:val="clear" w:color="auto" w:fill="D0CECE" w:themeFill="background2" w:themeFillShade="E6"/>
-        <w:rPr>
-          <w:rFonts w:cs="Times New Roman"/>
-          <w:lang w:eastAsia="ru-RU"/>
-        </w:rPr>
-      </w:pPr>
-      <w:r>
-        <w:rPr>
-          <w:rFonts w:cs="Times New Roman"/>
-          <w:lang w:eastAsia="ru-RU"/>
-        </w:rPr>
-        <w:t xml:space="preserve">Методы приближённого поиска ближайших соседей (ANNS) позволяют находить объекты, близкие к запросу, без гарантии точного результата, но за значительно меньшее время. Среди них выделяются подходы на основе квантования, в том числе product quantization, сжимающие векторы и </w:t>
-      </w:r>
-      <w:r>
-        <w:rPr>
-          <w:rFonts w:cs="Times New Roman"/>
-          <w:lang w:eastAsia="ru-RU"/>
-        </w:rPr>
-        <w:lastRenderedPageBreak/>
-        <w:t>ускоряющие вычисление расстояний путём предварительного построения кодовых книг. Графовые структуры (HNSW, NSG, DiskANN) формируют навигационные графы по множеству векторов, допускающие жадный поиск с малым числом шагов. Адаптивные параметры поиска (например, динамическое расширение списка кандидатов) позволяют балансировать между скоростью и точностью [13; 15; 16; 17].</w:t>
-      </w:r>
-    </w:p>
-    <w:p>
-      <w:pPr>
-        <w:pStyle w:val="a5"/>
-        <w:shd w:val="clear" w:color="auto" w:fill="D0CECE" w:themeFill="background2" w:themeFillShade="E6"/>
-        <w:rPr>
-          <w:rFonts w:cs="Times New Roman"/>
-          <w:lang w:eastAsia="ru-RU"/>
-        </w:rPr>
-      </w:pPr>
-      <w:r>
-        <w:rPr>
-          <w:rFonts w:cs="Times New Roman"/>
-          <w:lang w:eastAsia="ru-RU"/>
-        </w:rPr>
-        <w:t>Методы снижения размерности решают проблему высокой вычислительной сложности путём перехода в пространство меньшей размерности с сохранением, насколько это возможно, структуры близости. Анализ главных компонент (PCA) выделяет ортогональные направления максимальной дисперсии; автоэнкодеры – нейросетевые аналоги PCA – способны моделировать нелинейные зависимости. Снижение размерности ускоряет как индексирование, так и само вычисление расстояний, хотя может приводить к потере части информации.</w:t>
-      </w:r>
-    </w:p>
-    <w:p>
-      <w:pPr>
-        <w:pStyle w:val="a5"/>
-        <w:shd w:val="clear" w:color="auto" w:fill="D0CECE" w:themeFill="background2" w:themeFillShade="E6"/>
-        <w:rPr>
-          <w:rFonts w:cs="Times New Roman"/>
-          <w:lang w:eastAsia="ru-RU"/>
-        </w:rPr>
-      </w:pPr>
-      <w:r>
-        <w:rPr>
-          <w:rFonts w:cs="Times New Roman"/>
-          <w:lang w:eastAsia="ru-RU"/>
-        </w:rPr>
-        <w:t>Параллелизация и распределённые вычисления обеспечивают ускорение за счёт масштабирования. Обработка на нескольких ядрах одного узла с использованием векторных расширений (SIMD), многопоточность, а также GPU-ускорение (CUDA, OpenCL) позволяют одновременно вычислять расстояния для сотен и тысяч кандидатов. Распределённые системы, разбивающие данные по узлам, способны обрабатывать объёмы, не помещающиеся в память одного сервера, хотя требуют решения проблем сетевого обмена и консистентности.</w:t>
-      </w:r>
-    </w:p>
-    <w:p>
-      <w:pPr>
-        <w:pStyle w:val="a5"/>
-        <w:shd w:val="clear" w:color="auto" w:fill="D0CECE" w:themeFill="background2" w:themeFillShade="E6"/>
-        <w:rPr>
-          <w:rFonts w:cs="Times New Roman"/>
-          <w:lang w:eastAsia="ru-RU"/>
-        </w:rPr>
-      </w:pPr>
-      <w:r>
-        <w:rPr>
-          <w:rFonts w:cs="Times New Roman"/>
-          <w:lang w:eastAsia="ru-RU"/>
-        </w:rPr>
-        <w:t xml:space="preserve">Наконец, вероятностные методы ускорения опираются на ранжирование с отсечением и оценку релевантности без полного перебора. Идея состоит в том, чтобы с помощью быстрой вероятностной модели присвоить каждой записи оценку правдоподобия быть близкой к запросу, после чего отбросить записи с низкими оценками, а точные вычисления произвести только для оставшегося короткого списка. </w:t>
-      </w:r>
-    </w:p>
-    <w:p>
-      <w:pPr>
-        <w:pStyle w:val="a5"/>
-        <w:shd w:val="clear" w:color="auto" w:fill="D0CECE" w:themeFill="background2" w:themeFillShade="E6"/>
-        <w:rPr>
-          <w:rFonts w:cs="Times New Roman"/>
-          <w:lang w:eastAsia="ru-RU"/>
-        </w:rPr>
-      </w:pPr>
-      <w:r>
-        <w:rPr>
-          <w:rFonts w:cs="Times New Roman"/>
-          <w:lang w:eastAsia="ru-RU"/>
-        </w:rPr>
-        <w:lastRenderedPageBreak/>
-        <w:t>Именно этот класс методов является центральным для настоящей работы, поскольку он потенциально позволяет объединить высокую скорость предварительного отбора с приемлемой точностью финального ответа.</w:t>
-      </w:r>
-    </w:p>
-    <w:p>
-      <w:pPr>
-        <w:pStyle w:val="a5"/>
-        <w:rPr>
-          <w:lang w:eastAsia="ru-RU"/>
-        </w:rPr>
-      </w:pPr>
-    </w:p>
-    <w:p>
-      <w:pPr>
-        <w:pStyle w:val="20"/>
-      </w:pPr>
-      <w:bookmarkStart w:id="10" w:name="_Toc231917842"/>
-      <w:r>
-        <w:t>Анализ предметной области</w:t>
-      </w:r>
-      <w:bookmarkEnd w:id="10"/>
-    </w:p>
-    <w:p>
-      <w:pPr>
-        <w:pStyle w:val="a5"/>
-        <w:shd w:val="clear" w:color="auto" w:fill="D0CECE" w:themeFill="background2" w:themeFillShade="E6"/>
-        <w:rPr>
-          <w:rFonts w:cs="Times New Roman"/>
-          <w:lang w:eastAsia="ru-RU"/>
-        </w:rPr>
-      </w:pPr>
-      <w:r>
-        <w:rPr>
-          <w:rFonts w:cs="Times New Roman"/>
-          <w:lang w:eastAsia="ru-RU"/>
-        </w:rPr>
-        <w:t>Предметная область исследования охватывает задачи неточного поиска в базах данных банковского кредитного скоринга. Иначе говоря, речь идёт о поиске в больших массивах числовых характеристик заёмщиков, с целью быстрого нахождения профилей, похожих на заданный запрос (например, профиль нового клиента). Под поиском понимается как выдача ближайших соседей, так и ранжированный список кандидатов по убыванию сходства [18; 19].</w:t>
-      </w:r>
-    </w:p>
-    <w:p>
-      <w:pPr>
-        <w:pStyle w:val="a5"/>
-        <w:shd w:val="clear" w:color="auto" w:fill="D0CECE" w:themeFill="background2" w:themeFillShade="E6"/>
-        <w:rPr>
-          <w:rFonts w:cs="Times New Roman"/>
-          <w:lang w:eastAsia="ru-RU"/>
-        </w:rPr>
-      </w:pPr>
-      <w:r>
-        <w:rPr>
-          <w:rFonts w:cs="Times New Roman"/>
-          <w:lang w:eastAsia="ru-RU"/>
-        </w:rPr>
-        <w:t>Источниками данных для экспериментов выступают исторические наборы данных, содержащие информацию о заёмщиках. Типичными примерами могут служить общедоступные датасеты «Give Me Some Credit» или «Home Credit Default Risk», а также деперсонализированные банковские выборки. Такие наборы включают десятки числовых признаков и содержат от десятков тысяч до нескольких миллионов записей. Запросы к системе формулируются как многомерные числовые векторы, отражающие параметры интересующего кредитного профиля; возможны как точные требования к отдельным полям, так и полностью свободный поиск по всем признакам [20; 21; 22].</w:t>
-      </w:r>
-    </w:p>
-    <w:p>
-      <w:pPr>
-        <w:pStyle w:val="a5"/>
-        <w:shd w:val="clear" w:color="auto" w:fill="D0CECE" w:themeFill="background2" w:themeFillShade="E6"/>
-        <w:rPr>
-          <w:rFonts w:cs="Times New Roman"/>
-          <w:lang w:eastAsia="ru-RU"/>
-        </w:rPr>
-      </w:pPr>
-      <w:r>
-        <w:rPr>
-          <w:rFonts w:cs="Times New Roman"/>
-          <w:lang w:eastAsia="ru-RU"/>
-        </w:rPr>
-        <w:t xml:space="preserve">Данные в рассматриваемой области характеризуются значительным объёмом (исторические архивы банков), неоднородным качеством – наличием пропусков, выбросов, зашумлённых измерений, а также статической или медленно меняющейся природой (пополнение происходит пакетами, например, ежемесячно). Требования к поиску диктуются бизнес-сценариями: высокая точность, чтобы найденные аналоги действительно отражали уровень риска; достаточная полнота, чтобы не упустить значимые прецеденты; малое время </w:t>
-      </w:r>
-      <w:r>
-        <w:rPr>
-          <w:rFonts w:cs="Times New Roman"/>
-          <w:lang w:eastAsia="ru-RU"/>
-        </w:rPr>
-        <w:lastRenderedPageBreak/>
-        <w:t>отклика, необходимое для поддержки принятия решений в реальном времени или в режиме, близком к онлайн; масштабируемость на сотни тысяч и миллионы записей; гибкость настройки, позволяющая варьировать вклад отдельных признаков и допустимую степень приближения.</w:t>
-      </w:r>
-    </w:p>
-    <w:p>
-      <w:pPr>
-        <w:pStyle w:val="a5"/>
-        <w:shd w:val="clear" w:color="auto" w:fill="D0CECE" w:themeFill="background2" w:themeFillShade="E6"/>
-        <w:rPr>
-          <w:rFonts w:cs="Times New Roman"/>
-          <w:lang w:eastAsia="ru-RU"/>
-        </w:rPr>
-      </w:pPr>
-      <w:r>
-        <w:rPr>
-          <w:rFonts w:cs="Times New Roman"/>
-          <w:lang w:eastAsia="ru-RU"/>
-        </w:rPr>
-        <w:t>Специфика банковской предметной области накладывает дополнительные ограничения. Во-первых, данные носят конфиденциальный характер, что требует особых мер защиты. Во-вторых, финансовые риски, связанные с ошибочными решениями о выдаче кредита, чрезвычайно высоки; следовательно, метод поиска не должен вносить непредсказуемые искажения в итоговую оценку. В-третьих, регуляторные нормы во многих юрисдикциях требуют интерпретируемости решений, что ограничивает применение полностью «чёрных ящиков». Поэтому сочетание быстрой вероятностной фильтрации с детерминированным финальным ранжированием выглядит предпочтительным.</w:t>
-      </w:r>
-    </w:p>
-    <w:p>
-      <w:pPr>
-        <w:pStyle w:val="a5"/>
-        <w:shd w:val="clear" w:color="auto" w:fill="D0CECE" w:themeFill="background2" w:themeFillShade="E6"/>
-        <w:rPr>
-          <w:rFonts w:cs="Times New Roman"/>
-          <w:lang w:eastAsia="ru-RU"/>
-        </w:rPr>
-      </w:pPr>
-      <w:r>
-        <w:rPr>
-          <w:rFonts w:cs="Times New Roman"/>
-          <w:lang w:eastAsia="ru-RU"/>
-        </w:rPr>
-        <w:t>Существующие решения в данной области включают классические скоринговые карты и логистические регрессии, которые работают с отдельной записью, но не предоставляют механизма быстрого поиска похожих профилей. Поиск аналогов при необходимости нередко осуществляется прямым перебором, что неприемлемо при больших объёмах. Специализированные ANNS-библиотеки (FAISS, Annoy, NMSLIB) предлагают высокую скорость, но не всегда учитывают бизнес-специфику и требования к взвешиванию признаков и контролю полноты. Таким образом, ключевыми проблемами остаются: обеспечение одновременно высокой скорости и полноты поиска; обработка неоднородных числовых признаков с различной важностью; минимизация потерь релевантных записей на этапе отсечения [18; 19].</w:t>
-      </w:r>
-    </w:p>
-    <w:p>
-      <w:pPr>
-        <w:pStyle w:val="a5"/>
-        <w:shd w:val="clear" w:color="auto" w:fill="D0CECE" w:themeFill="background2" w:themeFillShade="E6"/>
-        <w:rPr>
-          <w:lang w:eastAsia="ru-RU"/>
-        </w:rPr>
-      </w:pPr>
-      <w:r>
-        <w:rPr>
-          <w:rFonts w:cs="Times New Roman"/>
-          <w:lang w:eastAsia="ru-RU"/>
-        </w:rPr>
-        <w:t xml:space="preserve">Предлагаемое в работе решение, основанное на вероятностных соотношениях, важно для рассматриваемой предметной области именно потому, что оно адресовано перечисленным проблемам. Быстрый предварительный отбор кандидатов с вероятностной оценкой сокращает время отклика без катастрофического падения полноты, а финальное точное ранжирование на </w:t>
-      </w:r>
-      <w:r>
-        <w:rPr>
-          <w:rFonts w:cs="Times New Roman"/>
-          <w:lang w:eastAsia="ru-RU"/>
-        </w:rPr>
-        <w:lastRenderedPageBreak/>
-        <w:t>коротком списке сохраняет интерпретируемость и точность, необходимые для кредитного анализа. Это позволяет повысить оперативность принятия решений, улучшить качество риск-моделирования за счёт более полного учёта исторических аналогов и, в конечном счёте, снизить финансовые потери банка.</w:t>
+        <w:t>Поэтому предложенный метод рассматривается как инструмент предварительного анализа: он сокращает область поиска, показывает шаги фильтрации и возвращает ранжированный список кандидатов.</w:t>
       </w:r>
     </w:p>
     <w:p>
@@ -13269,7 +11912,7 @@
       <w:pPr>
         <w:pStyle w:val="10"/>
       </w:pPr>
-      <w:bookmarkStart w:id="11" w:name="_Toc231917843"/>
+      <w:bookmarkStart w:id="11" w:name="_Toc232086146"/>
       <w:r>
         <w:lastRenderedPageBreak/>
         <w:t>Разработка методов неточного поиска по числовым данным</w:t>
@@ -13285,7 +11928,7 @@
       <w:pPr>
         <w:pStyle w:val="20"/>
       </w:pPr>
-      <w:bookmarkStart w:id="12" w:name="_Toc231917844"/>
+      <w:bookmarkStart w:id="12" w:name="_Toc232086147"/>
       <w:r>
         <w:t>Постановка задачи</w:t>
       </w:r>
@@ -13301,18 +11944,7 @@
         </w:rPr>
       </w:pPr>
       <w:r>
-        <w:rPr>
-          <w:rFonts w:cs="Times New Roman"/>
-          <w:b/>
-          <w:bCs/>
-        </w:rPr>
-        <w:t>Описание исходных данных</w:t>
-      </w:r>
-      <w:r>
-        <w:rPr>
-          <w:rFonts w:cs="Times New Roman"/>
-        </w:rPr>
-        <w:t>. Исходные данные представляют собой большой набор банковских записей, включающих различные характеристики заемщиков, такие как возраст, доход, сумма кредита, срок кредитования и другие параметры. Данные представлены в виде числовых признаков, некоторые из которых имеют категориальную природу (например, уровень образования заемщика). Основной задачей является создание эффективного механизма поиска схожих записей среди миллионов кредитных заявок, учитывая возможные ошибки ввода данных и различия в уровне детализации информации [18; 20; 21; 22].</w:t>
+        <w:t>Исходные данные представлены кредитными таблицами, где строки соответствуют заявкам или клиентам, а столбцы - признакам. Для эксперимента из каждой таблицы выбираются несколько числовых признаков, пригодных для сравнения [18; 20; 21; 22].</w:t>
       </w:r>
     </w:p>
     <w:p>
@@ -13325,270 +11957,8 @@
         </w:rPr>
       </w:pPr>
       <w:r>
-        <w:rPr>
-          <w:rFonts w:cs="Times New Roman"/>
-          <w:b/>
-          <w:bCs/>
-        </w:rPr>
-        <w:t>Формализация данных.</w:t>
-      </w:r>
-      <w:r>
-        <w:rPr>
-          <w:rFonts w:cs="Times New Roman"/>
-        </w:rPr>
-        <w:t xml:space="preserve"> Каждая запись представляется в виде вектора признаков </w:t>
-      </w:r>
-      <w:r>
-        <w:rPr>
-          <w:rFonts w:cs="Times New Roman"/>
-          <w:i/>
-          <w:iCs/>
-          <w:lang w:val="en-US"/>
-        </w:rPr>
-        <w:t>X</w:t>
-      </w:r>
-      <w:r>
-        <w:rPr>
-          <w:rFonts w:cs="Times New Roman"/>
-        </w:rPr>
-        <w:t xml:space="preserve">, где каждая компонента вектора соответствует одному из числовых показателей заемщика. Поскольку признаки имеют разные единицы измерения и масштаб, необходимо провести нормализацию данных, чтобы привести их к единой шкале. Нормализованный вектор </w:t>
-      </w:r>
-      <m:oMath>
-        <m:acc>
-          <m:accPr>
-            <m:ctrlPr>
-              <w:rPr>
-                <w:rFonts w:ascii="Cambria Math" w:hAnsi="Cambria Math" w:cs="Times New Roman"/>
-                <w:i/>
-              </w:rPr>
-            </m:ctrlPr>
-          </m:accPr>
-          <m:e>
-            <m:r>
-              <w:rPr>
-                <w:rFonts w:ascii="Cambria Math" w:hAnsi="Cambria Math" w:cs="Times New Roman"/>
-              </w:rPr>
-              <m:t>x</m:t>
-            </m:r>
-          </m:e>
-        </m:acc>
-      </m:oMath>
-      <w:r>
-        <w:rPr>
-          <w:rFonts w:eastAsiaTheme="minorEastAsia" w:cs="Times New Roman"/>
-        </w:rPr>
-        <w:t xml:space="preserve"> рассчитывается следующим образом:</w:t>
-      </w:r>
-      <w:r>
-        <w:rPr>
-          <w:rFonts w:eastAsiaTheme="minorEastAsia" w:cs="Times New Roman"/>
-        </w:rPr>
-        <w:br/>
-      </w:r>
-      <m:oMathPara>
-        <m:oMath>
-          <m:sSub>
-            <m:sSubPr>
-              <m:ctrlPr>
-                <w:rPr>
-                  <w:rFonts w:ascii="Cambria Math" w:eastAsiaTheme="minorEastAsia" w:hAnsi="Cambria Math" w:cs="Times New Roman"/>
-                  <w:i/>
-                  <w:lang w:val="en-US"/>
-                </w:rPr>
-              </m:ctrlPr>
-            </m:sSubPr>
-            <m:e>
-              <m:acc>
-                <m:accPr>
-                  <m:ctrlPr>
-                    <w:rPr>
-                      <w:rFonts w:ascii="Cambria Math" w:eastAsiaTheme="minorEastAsia" w:hAnsi="Cambria Math" w:cs="Times New Roman"/>
-                      <w:i/>
-                      <w:lang w:val="en-US"/>
-                    </w:rPr>
-                  </m:ctrlPr>
-                </m:accPr>
-                <m:e>
-                  <m:r>
-                    <w:rPr>
-                      <w:rFonts w:ascii="Cambria Math" w:eastAsiaTheme="minorEastAsia" w:hAnsi="Cambria Math" w:cs="Times New Roman"/>
-                      <w:lang w:val="en-US"/>
-                    </w:rPr>
-                    <m:t>x</m:t>
-                  </m:r>
-                </m:e>
-              </m:acc>
-            </m:e>
-            <m:sub>
-              <m:r>
-                <w:rPr>
-                  <w:rFonts w:ascii="Cambria Math" w:eastAsiaTheme="minorEastAsia" w:hAnsi="Cambria Math" w:cs="Times New Roman"/>
-                  <w:lang w:val="en-US"/>
-                </w:rPr>
-                <m:t>i</m:t>
-              </m:r>
-            </m:sub>
-          </m:sSub>
-          <m:r>
-            <w:rPr>
-              <w:rFonts w:ascii="Cambria Math" w:eastAsiaTheme="minorEastAsia" w:hAnsi="Cambria Math" w:cs="Times New Roman"/>
-            </w:rPr>
-            <m:t>=</m:t>
-          </m:r>
-          <m:f>
-            <m:fPr>
-              <m:ctrlPr>
-                <w:rPr>
-                  <w:rFonts w:ascii="Cambria Math" w:eastAsiaTheme="minorEastAsia" w:hAnsi="Cambria Math" w:cs="Times New Roman"/>
-                  <w:i/>
-                  <w:lang w:val="en-US"/>
-                </w:rPr>
-              </m:ctrlPr>
-            </m:fPr>
-            <m:num>
-              <m:sSub>
-                <m:sSubPr>
-                  <m:ctrlPr>
-                    <w:rPr>
-                      <w:rFonts w:ascii="Cambria Math" w:eastAsiaTheme="minorEastAsia" w:hAnsi="Cambria Math" w:cs="Times New Roman"/>
-                      <w:i/>
-                      <w:lang w:val="en-US"/>
-                    </w:rPr>
-                  </m:ctrlPr>
-                </m:sSubPr>
-                <m:e>
-                  <m:r>
-                    <w:rPr>
-                      <w:rFonts w:ascii="Cambria Math" w:eastAsiaTheme="minorEastAsia" w:hAnsi="Cambria Math" w:cs="Times New Roman"/>
-                      <w:lang w:val="en-US"/>
-                    </w:rPr>
-                    <m:t>x</m:t>
-                  </m:r>
-                </m:e>
-                <m:sub>
-                  <m:r>
-                    <w:rPr>
-                      <w:rFonts w:ascii="Cambria Math" w:eastAsiaTheme="minorEastAsia" w:hAnsi="Cambria Math" w:cs="Times New Roman"/>
-                      <w:lang w:val="en-US"/>
-                    </w:rPr>
-                    <m:t>i</m:t>
-                  </m:r>
-                </m:sub>
-              </m:sSub>
-              <m:r>
-                <w:rPr>
-                  <w:rFonts w:ascii="Cambria Math" w:eastAsiaTheme="minorEastAsia" w:hAnsi="Cambria Math" w:cs="Times New Roman"/>
-                </w:rPr>
-                <m:t>-</m:t>
-              </m:r>
-              <m:r>
-                <w:rPr>
-                  <w:rFonts w:ascii="Cambria Math" w:eastAsiaTheme="minorEastAsia" w:hAnsi="Cambria Math" w:cs="Times New Roman"/>
-                  <w:lang w:val="en-US"/>
-                </w:rPr>
-                <m:t>min</m:t>
-              </m:r>
-              <m:d>
-                <m:dPr>
-                  <m:ctrlPr>
-                    <w:rPr>
-                      <w:rFonts w:ascii="Cambria Math" w:eastAsiaTheme="minorEastAsia" w:hAnsi="Cambria Math" w:cs="Times New Roman"/>
-                      <w:i/>
-                      <w:lang w:val="en-US"/>
-                    </w:rPr>
-                  </m:ctrlPr>
-                </m:dPr>
-                <m:e>
-                  <m:r>
-                    <w:rPr>
-                      <w:rFonts w:ascii="Cambria Math" w:eastAsiaTheme="minorEastAsia" w:hAnsi="Cambria Math" w:cs="Times New Roman"/>
-                      <w:lang w:val="en-US"/>
-                    </w:rPr>
-                    <m:t>x</m:t>
-                  </m:r>
-                </m:e>
-              </m:d>
-            </m:num>
-            <m:den>
-              <m:func>
-                <m:funcPr>
-                  <m:ctrlPr>
-                    <w:rPr>
-                      <w:rFonts w:ascii="Cambria Math" w:eastAsiaTheme="minorEastAsia" w:hAnsi="Cambria Math" w:cs="Times New Roman"/>
-                      <w:i/>
-                      <w:lang w:val="en-US"/>
-                    </w:rPr>
-                  </m:ctrlPr>
-                </m:funcPr>
-                <m:fName>
-                  <m:r>
-                    <w:rPr>
-                      <w:rFonts w:ascii="Cambria Math" w:eastAsiaTheme="minorEastAsia" w:hAnsi="Cambria Math" w:cs="Times New Roman"/>
-                      <w:lang w:val="en-US"/>
-                    </w:rPr>
-                    <m:t>max</m:t>
-                  </m:r>
-                </m:fName>
-                <m:e>
-                  <m:d>
-                    <m:dPr>
-                      <m:ctrlPr>
-                        <w:rPr>
-                          <w:rFonts w:ascii="Cambria Math" w:eastAsiaTheme="minorEastAsia" w:hAnsi="Cambria Math" w:cs="Times New Roman"/>
-                          <w:i/>
-                          <w:lang w:val="en-US"/>
-                        </w:rPr>
-                      </m:ctrlPr>
-                    </m:dPr>
-                    <m:e>
-                      <m:r>
-                        <w:rPr>
-                          <w:rFonts w:ascii="Cambria Math" w:eastAsiaTheme="minorEastAsia" w:hAnsi="Cambria Math" w:cs="Times New Roman"/>
-                          <w:lang w:val="en-US"/>
-                        </w:rPr>
-                        <m:t>x</m:t>
-                      </m:r>
-                    </m:e>
-                  </m:d>
-                </m:e>
-              </m:func>
-              <m:r>
-                <w:rPr>
-                  <w:rFonts w:ascii="Cambria Math" w:eastAsiaTheme="minorEastAsia" w:hAnsi="Cambria Math" w:cs="Times New Roman"/>
-                </w:rPr>
-                <m:t>-</m:t>
-              </m:r>
-              <m:r>
-                <w:rPr>
-                  <w:rFonts w:ascii="Cambria Math" w:eastAsiaTheme="minorEastAsia" w:hAnsi="Cambria Math" w:cs="Times New Roman"/>
-                  <w:lang w:val="en-US"/>
-                </w:rPr>
-                <m:t>min</m:t>
-              </m:r>
-              <m:d>
-                <m:dPr>
-                  <m:ctrlPr>
-                    <w:rPr>
-                      <w:rFonts w:ascii="Cambria Math" w:eastAsiaTheme="minorEastAsia" w:hAnsi="Cambria Math" w:cs="Times New Roman"/>
-                      <w:i/>
-                      <w:lang w:val="en-US"/>
-                    </w:rPr>
-                  </m:ctrlPr>
-                </m:dPr>
-                <m:e>
-                  <m:r>
-                    <w:rPr>
-                      <w:rFonts w:ascii="Cambria Math" w:eastAsiaTheme="minorEastAsia" w:hAnsi="Cambria Math" w:cs="Times New Roman"/>
-                      <w:lang w:val="en-US"/>
-                    </w:rPr>
-                    <m:t>x</m:t>
-                  </m:r>
-                </m:e>
-              </m:d>
-            </m:den>
-          </m:f>
-        </m:oMath>
-      </m:oMathPara>
+        <w:t>Каждая запись описывается вектором X. Чтобы признаки с разными единицами измерения можно было сравнивать, значения приводятся к числовому типу и при необходимости нормализуются.</w:t>
+      </w:r>
     </w:p>
     <w:p>
       <w:pPr>
@@ -13706,60 +12076,7 @@
         </w:rPr>
       </w:pPr>
       <w:r>
-        <w:rPr>
-          <w:rFonts w:cs="Times New Roman"/>
-          <w:b/>
-          <w:bCs/>
-        </w:rPr>
-        <w:t>Формулировка запроса</w:t>
-      </w:r>
-      <w:r>
-        <w:rPr>
-          <w:rFonts w:cs="Times New Roman"/>
-        </w:rPr>
-        <w:t xml:space="preserve">. Запрос представлен вектором </w:t>
-      </w:r>
-      <w:r>
-        <w:rPr>
-          <w:rFonts w:cs="Times New Roman"/>
-          <w:i/>
-          <w:iCs/>
-        </w:rPr>
-        <w:t>Q</w:t>
-      </w:r>
-      <w:r>
-        <w:rPr>
-          <w:rFonts w:cs="Times New Roman"/>
-        </w:rPr>
-        <w:t xml:space="preserve">, аналогичном нормализованному вектору признаков. При этом важно учитывать возможность наличия небольших погрешностей в запросе, поэтому вводится понятие допустимого отклонения </w:t>
-      </w:r>
-      <w:r>
-        <w:rPr>
-          <w:rFonts w:cs="Times New Roman"/>
-          <w:i/>
-          <w:iCs/>
-        </w:rPr>
-        <w:t>δ</w:t>
-      </w:r>
-      <w:r>
-        <w:rPr>
-          <w:rFonts w:cs="Times New Roman"/>
-        </w:rPr>
-        <w:t xml:space="preserve">. Таким образом, задача сводится к поиску записей, чьи признаки отличаются от запроса не больше, чем на величину </w:t>
-      </w:r>
-      <w:r>
-        <w:rPr>
-          <w:rFonts w:cs="Times New Roman"/>
-          <w:i/>
-          <w:iCs/>
-        </w:rPr>
-        <w:t>δ</w:t>
-      </w:r>
-      <w:r>
-        <w:rPr>
-          <w:rFonts w:cs="Times New Roman"/>
-        </w:rPr>
-        <w:t>.</w:t>
+        <w:t>Запрос Q строится на основе одной строки датасета с небольшим изменением выбранных признаков. Это имитирует практическую ситуацию, когда пользователь ищет не точную копию записи, а близкий по параметрам пример.</w:t>
       </w:r>
     </w:p>
     <w:p>
@@ -13772,47 +12089,7 @@
         </w:rPr>
       </w:pPr>
       <w:r>
-        <w:rPr>
-          <w:rFonts w:cs="Times New Roman"/>
-          <w:b/>
-          <w:bCs/>
-        </w:rPr>
-        <w:lastRenderedPageBreak/>
-        <w:t>Определение неточного поиска</w:t>
-      </w:r>
-      <w:r>
-        <w:rPr>
-          <w:rFonts w:cs="Times New Roman"/>
-        </w:rPr>
-        <w:t>. Неточный поиск подразумевает наличие некоторого допуска на ошибку, выражаемого мерой расстояния между записями. Наиболее распространенными мерами расстояний являются евклидово расстояние (</w:t>
-      </w:r>
-      <w:r>
-        <w:rPr>
-          <w:rFonts w:cs="Times New Roman"/>
-          <w:i/>
-          <w:iCs/>
-        </w:rPr>
-        <w:t>L2</w:t>
-      </w:r>
-      <w:r>
-        <w:rPr>
-          <w:rFonts w:cs="Times New Roman"/>
-        </w:rPr>
-        <w:t>) и манхэттенское расстояние (</w:t>
-      </w:r>
-      <w:r>
-        <w:rPr>
-          <w:rFonts w:cs="Times New Roman"/>
-          <w:i/>
-          <w:iCs/>
-        </w:rPr>
-        <w:t>L1</w:t>
-      </w:r>
-      <w:r>
-        <w:rPr>
-          <w:rFonts w:cs="Times New Roman"/>
-        </w:rPr>
-        <w:t>). Евклидова норма измеряет суммарное отклонение по всем признакам, тогда как манхэттенская норма суммирует абсолютные отклонения по каждому признаку отдельно [9; 11].</w:t>
+        <w:t>Неточный поиск в данной работе понимается как поиск записей, значения которых отклоняются от запроса в допустимых пределах. На первом этапе проверяются группы и числовые окна, на втором - рассчитывается оценка близости [9; 11].</w:t>
       </w:r>
     </w:p>
     <w:p>
@@ -13825,46 +12102,7 @@
         </w:rPr>
       </w:pPr>
       <w:r>
-        <w:rPr>
-          <w:rFonts w:cs="Times New Roman"/>
-          <w:b/>
-          <w:bCs/>
-        </w:rPr>
-        <w:t>Проблема существующих методов</w:t>
-      </w:r>
-      <w:r>
-        <w:rPr>
-          <w:rFonts w:cs="Times New Roman"/>
-        </w:rPr>
-        <w:t xml:space="preserve">. Классические методы точного поиска предполагают полное сравнение каждого элемента с запросом, что приводит к высокой вычислительной сложности порядка </w:t>
-      </w:r>
-      <w:r>
-        <w:rPr>
-          <w:rFonts w:cs="Times New Roman"/>
-          <w:i/>
-          <w:iCs/>
-        </w:rPr>
-        <w:t>O(N)</w:t>
-      </w:r>
-      <w:r>
-        <w:rPr>
-          <w:rFonts w:cs="Times New Roman"/>
-        </w:rPr>
-        <w:t xml:space="preserve">, где </w:t>
-      </w:r>
-      <w:r>
-        <w:rPr>
-          <w:rFonts w:cs="Times New Roman"/>
-          <w:i/>
-          <w:iCs/>
-        </w:rPr>
-        <w:t>N</w:t>
-      </w:r>
-      <w:r>
-        <w:rPr>
-          <w:rFonts w:cs="Times New Roman"/>
-        </w:rPr>
-        <w:t xml:space="preserve"> – количество записей в базе данных. Даже современные методы приближённого поиска, основанные на построении индексов, сталкиваются с проблемой низкой точности при наличии шума в данных [11; 13; 16; 17].</w:t>
+        <w:t>Классический полный перебор сравнивает запрос со всеми строками и поэтому имеет линейную сложность по числу записей. Предложенный метод сокращает множество строк до ранжирования, что уменьшает фактическое число вычислений [11; 13; 16; 17].</w:t>
       </w:r>
     </w:p>
     <w:p>
@@ -13877,18 +12115,8 @@
         </w:rPr>
       </w:pPr>
       <w:r>
-        <w:rPr>
-          <w:rFonts w:cs="Times New Roman"/>
-          <w:b/>
-          <w:bCs/>
-        </w:rPr>
-        <w:t>Цель проекта</w:t>
-      </w:r>
-      <w:r>
-        <w:rPr>
-          <w:rFonts w:cs="Times New Roman"/>
-        </w:rPr>
-        <w:t>. Основная цель заключается в создании метода, способного ускорить поиск схожих записей путем уменьшения числа необходимых сравнений и улучшении качества результата. Предполагается, что предлагаемый подход позволит снизить вычислительную нагрузку и увеличить качество выдачи за счет учета вероятностных отношений между признаками.</w:t>
+        <w:lastRenderedPageBreak/>
+        <w:t>Цель алгоритма - получить близкий к полному перебору top-k результат, но обработать меньше строк. Поэтому в эксперименте одновременно оцениваются скорость и совпадение найденных записей.</w:t>
       </w:r>
     </w:p>
     <w:p>
@@ -13901,18 +12129,7 @@
         </w:rPr>
       </w:pPr>
       <w:r>
-        <w:rPr>
-          <w:rFonts w:cs="Times New Roman"/>
-          <w:b/>
-          <w:bCs/>
-        </w:rPr>
-        <w:t>Предполагаемый подход</w:t>
-      </w:r>
-      <w:r>
-        <w:rPr>
-          <w:rFonts w:cs="Times New Roman"/>
-        </w:rPr>
-        <w:t>. Предлагается использовать вероятностную оценку близости записей, основанную на исторических данных. Идея состоит в том, чтобы оценить вероятность соответствия записи запросу исходя из степени отклонения признаков. Чем меньше отклонение, тем выше вероятность релевантности записи.</w:t>
+        <w:t>Основная идея состоит в том, чтобы использовать статистическое положение значения внутри признака. Если запрос находится во втором квартиле, то явно удаленные квартильные группы можно исключить до детального расчета.</w:t>
       </w:r>
     </w:p>
     <w:p>
@@ -13925,18 +12142,7 @@
         </w:rPr>
       </w:pPr>
       <w:r>
-        <w:rPr>
-          <w:rFonts w:cs="Times New Roman"/>
-          <w:b/>
-          <w:bCs/>
-        </w:rPr>
-        <w:t>Требования к методу вероятностной сортировки</w:t>
-      </w:r>
-      <w:r>
-        <w:rPr>
-          <w:rFonts w:cs="Times New Roman"/>
-        </w:rPr>
-        <w:t>. Метод должен обеспечивать эффективное сокращение пространства поиска, сохраняя при этом высокое качество результатов. Кроме того, он должен быть устойчивым к случайным ошибкам и вариациям в данных.</w:t>
+        <w:t>Метод должен быть устойчивым к небольшим отклонениям и при этом не превращаться в полный перебор. Для этого задаются радиус соседних квартильных групп, числовое окно и параметр чувствительности alpha.</w:t>
       </w:r>
     </w:p>
     <w:p>
@@ -13949,219 +12155,59 @@
         </w:rPr>
       </w:pPr>
       <w:r>
+        <w:t>Область применения метода - предварительный поиск похожих кредитных профилей, где важно быстро сузить набор кандидатов и показать аналитику наиболее близкие строки.</w:t>
+      </w:r>
+    </w:p>
+    <w:p>
+      <w:pPr>
+        <w:pStyle w:val="a5"/>
+        <w:ind w:left="576" w:firstLine="0"/>
+      </w:pPr>
+    </w:p>
+    <w:p>
+      <w:pPr>
+        <w:pStyle w:val="20"/>
+      </w:pPr>
+      <w:bookmarkStart w:id="13" w:name="_Toc232086148"/>
+      <w:r>
+        <w:t>Вероятностная модель оценки</w:t>
+      </w:r>
+      <w:bookmarkEnd w:id="13"/>
+    </w:p>
+    <w:p>
+      <w:pPr>
+        <w:pStyle w:val="a5"/>
+        <w:shd w:val="clear" w:color="auto" w:fill="D0CECE" w:themeFill="background2" w:themeFillShade="E6"/>
         <w:rPr>
           <w:rFonts w:cs="Times New Roman"/>
-          <w:b/>
-          <w:bCs/>
-        </w:rPr>
-        <w:t>Область применения</w:t>
-      </w:r>
-      <w:r>
+        </w:rPr>
+      </w:pPr>
+      <w:r>
+        <w:t>Предлагаемое решение переходит от жесткого совпадения к оценке степени близости. Запрос и запись сравниваются как два вектора признаков, а результатом становится числовая оценка релевантности [9; 11].</w:t>
+      </w:r>
+    </w:p>
+    <w:p>
+      <w:pPr>
+        <w:pStyle w:val="a5"/>
+        <w:shd w:val="clear" w:color="auto" w:fill="D0CECE" w:themeFill="background2" w:themeFillShade="E6"/>
         <w:rPr>
           <w:rFonts w:cs="Times New Roman"/>
         </w:rPr>
-        <w:t xml:space="preserve">. Предлагаемый метод ориентирован прежде всего на банковскую сферу, где необходим оперативный и качественный поиск </w:t>
-      </w:r>
-      <w:r>
+      </w:pPr>
+      <w:r>
+        <w:t>Вероятностная интерпретация удобна тем, что она не делит записи только на подходящие и неподходящие. Чем меньше отклонение между запросом и кандидатом, тем выше его оценка и тем выше позиция в итоговом списке.</w:t>
+      </w:r>
+    </w:p>
+    <w:p>
+      <w:pPr>
+        <w:pStyle w:val="a5"/>
+        <w:shd w:val="clear" w:color="auto" w:fill="D0CECE" w:themeFill="background2" w:themeFillShade="E6"/>
         <w:rPr>
           <w:rFonts w:cs="Times New Roman"/>
         </w:rPr>
-        <w:lastRenderedPageBreak/>
-        <w:t>аналогичных кредитных историй для целей кредитного скоринга и риск-менеджмента.</w:t>
-      </w:r>
-    </w:p>
-    <w:p>
-      <w:pPr>
-        <w:pStyle w:val="a5"/>
-        <w:ind w:left="576" w:firstLine="0"/>
-      </w:pPr>
-    </w:p>
-    <w:p>
-      <w:pPr>
-        <w:pStyle w:val="20"/>
-      </w:pPr>
-      <w:bookmarkStart w:id="13" w:name="_Toc231917845"/>
-      <w:r>
-        <w:t>Вероятностная модель оценки</w:t>
-      </w:r>
-      <w:bookmarkEnd w:id="13"/>
-    </w:p>
-    <w:p>
-      <w:pPr>
-        <w:pStyle w:val="a5"/>
-        <w:shd w:val="clear" w:color="auto" w:fill="D0CECE" w:themeFill="background2" w:themeFillShade="E6"/>
-        <w:rPr>
-          <w:rFonts w:cs="Times New Roman"/>
-        </w:rPr>
-      </w:pPr>
-      <w:r>
-        <w:rPr>
-          <w:rFonts w:cs="Times New Roman"/>
-        </w:rPr>
-        <w:t xml:space="preserve">В основе предлагаемого решения лежит переход от классического детерминированного поиска к вероятностному подходу. Традиционные методы поиска ближайших соседей (K-NN) оперируют жесткими метриками расстояния (например, евклидовой или косинусной), где объект либо является соседом в радиусе </w:t>
-      </w:r>
-      <m:oMath>
-        <m:r>
-          <w:rPr>
-            <w:rFonts w:ascii="Cambria Math" w:hAnsi="Cambria Math" w:cs="Times New Roman"/>
-          </w:rPr>
-          <m:t>R</m:t>
-        </m:r>
-      </m:oMath>
-      <w:r>
-        <w:rPr>
-          <w:rFonts w:cs="Times New Roman"/>
-        </w:rPr>
-        <w:t>, либо нет. Такой бинарный подход не всегда адекватно отражает суть задачи кредитного скоринга. В нашей работе мы переосмысливаем понятие релевантности: вместо того чтобы считать двух заемщиков просто «похожими» или «непохожими», мы вводим вероятность релевантности. Эта величина отражает степень уверенности в том, что кредитная история одного заемщика может быть использована для прогнозирования поведения другого. Чем выше эта вероятность, тем более весомым будет вклад найденного «соседа» в итоговую оценку кредитного риска [9; 11].</w:t>
-      </w:r>
-    </w:p>
-    <w:p>
-      <w:pPr>
-        <w:pStyle w:val="a5"/>
-        <w:shd w:val="clear" w:color="auto" w:fill="D0CECE" w:themeFill="background2" w:themeFillShade="E6"/>
-        <w:rPr>
-          <w:rFonts w:cs="Times New Roman"/>
-        </w:rPr>
-      </w:pPr>
-      <w:r>
-        <w:rPr>
-          <w:rFonts w:cs="Times New Roman"/>
-        </w:rPr>
-        <w:t xml:space="preserve">Исторически понятие вероятности в задачах поиска и классификации уходит корнями к работам по байесовскому выводу и теории информации. В нашем контексте мы определяем вероятность релевантности </w:t>
-      </w:r>
-      <m:oMath>
-        <m:r>
-          <w:rPr>
-            <w:rFonts w:ascii="Cambria Math" w:hAnsi="Cambria Math" w:cs="Times New Roman"/>
-          </w:rPr>
-          <m:t>P(rel)</m:t>
-        </m:r>
-      </m:oMath>
-      <w:r>
-        <w:rPr>
-          <w:rFonts w:cs="Times New Roman"/>
-        </w:rPr>
-        <w:t xml:space="preserve">как функцию от степени отклонения между вектором признаков нового заемщика </w:t>
-      </w:r>
-      <m:oMath>
-        <m:r>
-          <w:rPr>
-            <w:rFonts w:ascii="Cambria Math" w:hAnsi="Cambria Math" w:cs="Times New Roman"/>
-          </w:rPr>
-          <m:t>q</m:t>
-        </m:r>
-      </m:oMath>
-      <w:r>
-        <w:rPr>
-          <w:rFonts w:cs="Times New Roman"/>
-        </w:rPr>
-        <w:t xml:space="preserve">и вектором признаков кандидата из базы данных </w:t>
-      </w:r>
-      <m:oMath>
-        <m:r>
-          <w:rPr>
-            <w:rFonts w:ascii="Cambria Math" w:hAnsi="Cambria Math" w:cs="Times New Roman"/>
-          </w:rPr>
-          <m:t>d</m:t>
-        </m:r>
-      </m:oMath>
-      <w:r>
-        <w:rPr>
-          <w:rFonts w:cs="Times New Roman"/>
-        </w:rPr>
-        <w:t xml:space="preserve">. Ключевая идея заключается в том, что вероятность не является константой, а представляет собой монотонно убывающую функцию от меры отклонения между объектами: </w:t>
-      </w:r>
-      <m:oMath>
-        <m:r>
-          <w:rPr>
-            <w:rFonts w:ascii="Cambria Math" w:hAnsi="Cambria Math" w:cs="Times New Roman"/>
-          </w:rPr>
-          <m:t>P(rel)=f(</m:t>
-        </m:r>
-        <m:r>
-          <m:rPr>
-            <m:sty m:val="p"/>
-          </m:rPr>
-          <w:rPr>
-            <w:rFonts w:ascii="Cambria Math" w:hAnsi="Cambria Math" w:cs="Times New Roman"/>
-          </w:rPr>
-          <m:t>Δ</m:t>
-        </m:r>
-        <m:r>
-          <w:rPr>
-            <w:rFonts w:ascii="Cambria Math" w:hAnsi="Cambria Math" w:cs="Times New Roman"/>
-          </w:rPr>
-          <m:t>(q,d))</m:t>
-        </m:r>
-      </m:oMath>
-      <w:r>
-        <w:rPr>
-          <w:rFonts w:cs="Times New Roman"/>
-        </w:rPr>
-        <w:t>. При нулевом отклонении (полном совпадении профилей) вероятность релевантности стремится к единице, а при бесконечном отклонении — к нулю.</w:t>
-      </w:r>
-    </w:p>
-    <w:p>
-      <w:pPr>
-        <w:pStyle w:val="a5"/>
-        <w:shd w:val="clear" w:color="auto" w:fill="D0CECE" w:themeFill="background2" w:themeFillShade="E6"/>
-        <w:rPr>
-          <w:rFonts w:cs="Times New Roman"/>
-        </w:rPr>
-      </w:pPr>
-      <w:r>
-        <w:rPr>
-          <w:rFonts w:cs="Times New Roman"/>
-        </w:rPr>
-        <w:lastRenderedPageBreak/>
-        <w:t xml:space="preserve">Для вычисления общего отклонения </w:t>
-      </w:r>
-      <m:oMath>
-        <m:r>
-          <m:rPr>
-            <m:sty m:val="p"/>
-          </m:rPr>
-          <w:rPr>
-            <w:rFonts w:ascii="Cambria Math" w:hAnsi="Cambria Math" w:cs="Times New Roman"/>
-          </w:rPr>
-          <m:t>Δ(</m:t>
-        </m:r>
-        <m:r>
-          <w:rPr>
-            <w:rFonts w:ascii="Cambria Math" w:hAnsi="Cambria Math" w:cs="Times New Roman"/>
-          </w:rPr>
-          <m:t>q</m:t>
-        </m:r>
-        <m:r>
-          <m:rPr>
-            <m:sty m:val="p"/>
-          </m:rPr>
-          <w:rPr>
-            <w:rFonts w:ascii="Cambria Math" w:hAnsi="Cambria Math" w:cs="Times New Roman"/>
-          </w:rPr>
-          <m:t>,</m:t>
-        </m:r>
-        <m:r>
-          <w:rPr>
-            <w:rFonts w:ascii="Cambria Math" w:hAnsi="Cambria Math" w:cs="Times New Roman"/>
-          </w:rPr>
-          <m:t>d</m:t>
-        </m:r>
-        <m:r>
-          <m:rPr>
-            <m:sty m:val="p"/>
-          </m:rPr>
-          <w:rPr>
-            <w:rFonts w:ascii="Cambria Math" w:hAnsi="Cambria Math" w:cs="Times New Roman"/>
-          </w:rPr>
-          <m:t>)</m:t>
-        </m:r>
-      </m:oMath>
-      <w:r>
-        <w:rPr>
-          <w:rFonts w:cs="Times New Roman"/>
-        </w:rPr>
-        <w:t xml:space="preserve"> необходимо сначала определить отклонение на уровне отдельных признаков. В качестве базовых мер используются:</w:t>
+      </w:pPr>
+      <w:r>
+        <w:t>На уровне отдельного признака сначала рассчитывается отклонение между значением запроса и значением записи. В работе используется относительное отклонение, потому что признаки имеют разные масштабы.</w:t>
       </w:r>
     </w:p>
     <w:p>
@@ -14293,7 +12339,14 @@
         <w:rPr>
           <w:rFonts w:cs="Times New Roman"/>
         </w:rPr>
-        <w:t>. Простой и интуитивно понятный метод, однако он чувствителен к масштабу признака (например, отклонение в доходе на 1000 рублей и на 10000 рублей будет иметь разный вес).</w:t>
+        <w:t xml:space="preserve">. Простой и интуитивно понятный метод, однако он чувствителен к масштабу признака </w:t>
+      </w:r>
+      <w:r>
+        <w:rPr>
+          <w:rFonts w:cs="Times New Roman"/>
+        </w:rPr>
+        <w:lastRenderedPageBreak/>
+        <w:t>(например, отклонение в доходе на 1000 рублей и на 10000 рублей будет иметь разный вес).</w:t>
       </w:r>
     </w:p>
     <w:p>
@@ -14540,22 +12593,7 @@
         </w:rPr>
       </w:pPr>
       <w:r>
-        <w:rPr>
-          <w:rFonts w:cs="Times New Roman"/>
-        </w:rPr>
-        <w:t>Комбинация методов:</w:t>
-      </w:r>
-      <w:r>
-        <w:rPr>
-          <w:rFonts w:cs="Times New Roman"/>
-        </w:rPr>
-        <w:t xml:space="preserve"> н</w:t>
-      </w:r>
-      <w:r>
-        <w:rPr>
-          <w:rFonts w:cs="Times New Roman"/>
-        </w:rPr>
-        <w:t>а практике для повышения робастности модели целесообразно использовать комбинацию абсолютных и относительных отклонений, где веса каждого метода могут определяться эмпирически или с помощью методов оптимизации для конкретного датасета.</w:t>
+        <w:t>Вес признака позволяет учитывать предметную значимость показателя. Например, для кредитной заявки сумма кредита может влиять на оценку сильнее, чем менее информативный вспомогательный признак.</w:t>
       </w:r>
     </w:p>
     <w:p>
@@ -15292,7 +13330,6 @@
         <w:rPr>
           <w:rFonts w:cs="Times New Roman"/>
         </w:rPr>
-        <w:lastRenderedPageBreak/>
         <w:t xml:space="preserve">На основе агрегированного отклонения </w:t>
       </w:r>
       <m:oMath>
@@ -15495,7 +13532,14 @@
         <w:rPr>
           <w:rFonts w:cs="Times New Roman"/>
         </w:rPr>
-        <w:t xml:space="preserve"> — параметр сглаживания (коэффициент "чувствительности"), который определяет скорость убывания вероятности с ростом отклонения. При малых значениях </w:t>
+        <w:t xml:space="preserve"> — параметр сглаживания (коэффициент "чувствительности"), который определяет скорость убывания вероятности с ростом отклонения. При малых </w:t>
+      </w:r>
+      <w:r>
+        <w:rPr>
+          <w:rFonts w:cs="Times New Roman"/>
+        </w:rPr>
+        <w:lastRenderedPageBreak/>
+        <w:t xml:space="preserve">значениях </w:t>
       </w:r>
       <m:oMath>
         <m:r>
@@ -15521,120 +13565,83 @@
         </w:rPr>
       </w:pPr>
       <w:r>
+        <w:t>Интерпретация модели проста: нулевое или малое отклонение дает высокую оценку близости, а рост отклонения постепенно снижает вклад признака. Это делает результат понятным для анализа.</w:t>
+      </w:r>
+    </w:p>
+    <w:p>
+      <w:pPr>
+        <w:pStyle w:val="a5"/>
+        <w:shd w:val="clear" w:color="auto" w:fill="D0CECE" w:themeFill="background2" w:themeFillShade="E6"/>
         <w:rPr>
           <w:rFonts w:cs="Times New Roman"/>
         </w:rPr>
-        <w:t>Построенная модель имеет прозрачную и логичную интерпретацию. Малое отклонение (</w:t>
-      </w:r>
-      <m:oMath>
-        <m:r>
-          <m:rPr>
-            <m:sty m:val="p"/>
-          </m:rPr>
-          <w:rPr>
-            <w:rFonts w:ascii="Cambria Math" w:hAnsi="Cambria Math" w:cs="Times New Roman"/>
-          </w:rPr>
-          <m:t>Δ≈0</m:t>
-        </m:r>
-      </m:oMath>
-      <w:r>
+      </w:pPr>
+      <w:r>
+        <w:t>После фильтрации кандидатов вероятностная оценка используется для ранжирования. Поэтому вычислительно дорогой этап выполняется не для всей базы, а только для сокращенного множества записей.</w:t>
+      </w:r>
+    </w:p>
+    <w:p>
+      <w:pPr>
+        <w:pStyle w:val="a5"/>
+        <w:ind w:firstLine="0"/>
+      </w:pPr>
+    </w:p>
+    <w:p>
+      <w:pPr>
+        <w:pStyle w:val="20"/>
+      </w:pPr>
+      <w:bookmarkStart w:id="14" w:name="_Toc232086149"/>
+      <w:r>
+        <w:t>Метод интервальной группировки данных</w:t>
+      </w:r>
+      <w:bookmarkEnd w:id="14"/>
+    </w:p>
+    <w:p>
+      <w:pPr>
+        <w:pStyle w:val="a5"/>
+        <w:shd w:val="clear" w:color="auto" w:fill="D0CECE" w:themeFill="background2" w:themeFillShade="E6"/>
         <w:rPr>
           <w:rFonts w:cs="Times New Roman"/>
         </w:rPr>
-        <w:t>) между векторами признаков нового клиента и кандидата из базы данных соответствует высокой вероятности релевантности (</w:t>
-      </w:r>
-      <m:oMath>
-        <m:r>
-          <w:rPr>
-            <w:rFonts w:ascii="Cambria Math" w:hAnsi="Cambria Math" w:cs="Times New Roman"/>
-          </w:rPr>
-          <m:t>P</m:t>
-        </m:r>
-        <m:r>
-          <m:rPr>
-            <m:sty m:val="p"/>
-          </m:rPr>
-          <w:rPr>
-            <w:rFonts w:ascii="Cambria Math" w:hAnsi="Cambria Math" w:cs="Times New Roman"/>
-          </w:rPr>
-          <m:t>(</m:t>
-        </m:r>
-        <m:r>
-          <w:rPr>
-            <w:rFonts w:ascii="Cambria Math" w:hAnsi="Cambria Math" w:cs="Times New Roman"/>
-          </w:rPr>
-          <m:t>rel</m:t>
-        </m:r>
-        <m:r>
-          <m:rPr>
-            <m:sty m:val="p"/>
-          </m:rPr>
-          <w:rPr>
-            <w:rFonts w:ascii="Cambria Math" w:hAnsi="Cambria Math" w:cs="Times New Roman"/>
-          </w:rPr>
-          <m:t>)→1</m:t>
-        </m:r>
-      </m:oMath>
-      <w:r>
+      </w:pPr>
+      <w:r>
+        <w:t>Интервальная группировка используется как первый этап ускорения. Вместо того чтобы сразу сравнивать запрос со всеми строками, алгоритм определяет, какие записи находятся в близких областях распределения признаков [11; 15].</w:t>
+      </w:r>
+    </w:p>
+    <w:p>
+      <w:pPr>
+        <w:pStyle w:val="a5"/>
+        <w:shd w:val="clear" w:color="auto" w:fill="D0CECE" w:themeFill="background2" w:themeFillShade="E6"/>
         <w:rPr>
           <w:rFonts w:cs="Times New Roman"/>
         </w:rPr>
-        <w:t>). Это означает, что данные кандидаты имеют практически идентичный профиль риска, и их кредитная история является максимально надежным предиктором. И наоборот, большое отклонение (</w:t>
-      </w:r>
-      <m:oMath>
-        <m:r>
-          <m:rPr>
-            <m:sty m:val="p"/>
-          </m:rPr>
-          <w:rPr>
-            <w:rFonts w:ascii="Cambria Math" w:hAnsi="Cambria Math" w:cs="Times New Roman"/>
-          </w:rPr>
-          <m:t>Δ≫0</m:t>
-        </m:r>
-      </m:oMath>
-      <w:r>
+      </w:pPr>
+      <w:r>
+        <w:t>Интервал задает диапазон значений на числовой оси. Если значения двух записей попадают в близкие интервалы, они считаются потенциальными кандидатами для дальнейшего сравнения.</w:t>
+      </w:r>
+    </w:p>
+    <w:p>
+      <w:pPr>
+        <w:pStyle w:val="a5"/>
+        <w:shd w:val="clear" w:color="auto" w:fill="D0CECE" w:themeFill="background2" w:themeFillShade="E6"/>
         <w:rPr>
           <w:rFonts w:cs="Times New Roman"/>
         </w:rPr>
-        <w:t>) приводит к низкой вероятности релевантности (</w:t>
-      </w:r>
-      <m:oMath>
-        <m:r>
-          <w:rPr>
-            <w:rFonts w:ascii="Cambria Math" w:hAnsi="Cambria Math" w:cs="Times New Roman"/>
-          </w:rPr>
-          <m:t>P</m:t>
-        </m:r>
-        <m:r>
-          <m:rPr>
-            <m:sty m:val="p"/>
-          </m:rPr>
-          <w:rPr>
-            <w:rFonts w:ascii="Cambria Math" w:hAnsi="Cambria Math" w:cs="Times New Roman"/>
-          </w:rPr>
-          <m:t>(</m:t>
-        </m:r>
-        <m:r>
-          <w:rPr>
-            <w:rFonts w:ascii="Cambria Math" w:hAnsi="Cambria Math" w:cs="Times New Roman"/>
-          </w:rPr>
-          <m:t>rel</m:t>
-        </m:r>
-        <m:r>
-          <m:rPr>
-            <m:sty m:val="p"/>
-          </m:rPr>
-          <w:rPr>
-            <w:rFonts w:ascii="Cambria Math" w:hAnsi="Cambria Math" w:cs="Times New Roman"/>
-          </w:rPr>
-          <m:t>)→0</m:t>
-        </m:r>
-      </m:oMath>
-      <w:r>
+      </w:pPr>
+      <w:r>
+        <w:t>Для неравномерных кредитных данных удобнее использовать не равные по ширине интервалы, а квартильные границы. В этом случае каждая группа содержит сопоставимую долю наблюдений, что делает фильтрацию устойчивее [6; 8].</w:t>
+      </w:r>
+    </w:p>
+    <w:p>
+      <w:pPr>
+        <w:pStyle w:val="a5"/>
+        <w:shd w:val="clear" w:color="auto" w:fill="D0CECE" w:themeFill="background2" w:themeFillShade="E6"/>
         <w:rPr>
           <w:rFonts w:cs="Times New Roman"/>
         </w:rPr>
-        <w:t>), что позволяет отфильтровывать из рассмотрения заемщиков с кардинально отличающимися характеристиками, чьи данные могут внести шум в итоговый прогноз.</w:t>
+      </w:pPr>
+      <w:r>
+        <w:t>Подготовка данных включает расчет границ Q1, медианы и Q3 по каждому признаку. Затем каждое значение получает номер группы от 0 до 3.</w:t>
       </w:r>
     </w:p>
     <w:p>
@@ -15646,65 +13653,85 @@
         </w:rPr>
       </w:pPr>
       <w:r>
+        <w:t>При поиске запрос также переводится в квартильные группы. Далее выбираются записи, которые попали в ту же группу или в соседние группы в пределах заданного радиуса.</w:t>
+      </w:r>
+    </w:p>
+    <w:p>
+      <w:pPr>
+        <w:pStyle w:val="a5"/>
+        <w:shd w:val="clear" w:color="auto" w:fill="D0CECE" w:themeFill="background2" w:themeFillShade="E6"/>
         <w:rPr>
           <w:rFonts w:cs="Times New Roman"/>
         </w:rPr>
-        <w:t xml:space="preserve">Интеграция данной вероятностной модели в алгоритм поиска происходит на финальном этапе. После того как квантованный индекс вернет набор потенциальных кандидатов-кредитных профилей, для каждого из них вычисляется значение </w:t>
-      </w:r>
-      <m:oMath>
-        <m:r>
-          <w:rPr>
-            <w:rFonts w:ascii="Cambria Math" w:hAnsi="Cambria Math" w:cs="Times New Roman"/>
-          </w:rPr>
-          <m:t>P</m:t>
-        </m:r>
-        <m:r>
-          <m:rPr>
-            <m:sty m:val="p"/>
-          </m:rPr>
-          <w:rPr>
-            <w:rFonts w:ascii="Cambria Math" w:hAnsi="Cambria Math" w:cs="Times New Roman"/>
-          </w:rPr>
-          <m:t>(</m:t>
-        </m:r>
-        <m:r>
-          <w:rPr>
-            <w:rFonts w:ascii="Cambria Math" w:hAnsi="Cambria Math" w:cs="Times New Roman"/>
-          </w:rPr>
-          <m:t>rel</m:t>
-        </m:r>
-        <m:r>
-          <m:rPr>
-            <m:sty m:val="p"/>
-          </m:rPr>
-          <w:rPr>
-            <w:rFonts w:ascii="Cambria Math" w:hAnsi="Cambria Math" w:cs="Times New Roman"/>
-          </w:rPr>
-          <m:t>)</m:t>
-        </m:r>
-      </m:oMath>
-      <w:r>
+      </w:pPr>
+      <w:r>
+        <w:lastRenderedPageBreak/>
+        <w:t>Пограничные значения обрабатываются единообразно: значение относится к той группе, границы которой определены правилом квантования. Это исключает неоднозначность при повторном запуске алгоритма.</w:t>
+      </w:r>
+    </w:p>
+    <w:p>
+      <w:pPr>
+        <w:pStyle w:val="a5"/>
+        <w:shd w:val="clear" w:color="auto" w:fill="D0CECE" w:themeFill="background2" w:themeFillShade="E6"/>
         <w:rPr>
           <w:rFonts w:cs="Times New Roman"/>
         </w:rPr>
-        <w:t>. Эти значения используются для ранжирования результатов: кандидаты упорядочиваются по убыванию вероятности их релевантности запросу. Таким образом, на вершине списка оказываются наиболее статистически значимые "соседи", чьи данные будут использованы для вычисления итогового кредитного рейтинга нового заемщика с наибольшим весом. Это позволяет не только ускорить поиск за счет отсечения нерелевантных кандидатов на ранних этапах квантования, но и повысить качество итогового прогноза за счет взвешенного учета наиболее похожих профилей.</w:t>
+      </w:pPr>
+      <w:r>
+        <w:t>Слишком широкие группы оставят много кандидатов, а слишком узкие могут исключить полезные записи. Поэтому квартильное разбиение используется как компромисс между скоростью и полнотой.</w:t>
+      </w:r>
+    </w:p>
+    <w:p>
+      <w:pPr>
+        <w:pStyle w:val="a5"/>
+        <w:shd w:val="clear" w:color="auto" w:fill="D0CECE" w:themeFill="background2" w:themeFillShade="E6"/>
+        <w:rPr>
+          <w:rFonts w:cs="Times New Roman"/>
+        </w:rPr>
+      </w:pPr>
+      <w:r>
+        <w:rPr>
+          <w:rFonts w:cs="Times New Roman"/>
+        </w:rPr>
+        <w:t>Описанные методы являются фундаментом для более сложной техники — векторного квантования. Квантование можно рассматривать как обобщение интервальной группировки на многомерный случай, где вместо одномерных интервалов используются многомерные "ячейки" или кластеры (центроиды). Эффективность квантования оценивается по двум ключевым метрикам: степени сжатия данных и уровню потери точности поиска (recall).</w:t>
+      </w:r>
+    </w:p>
+    <w:p>
+      <w:pPr>
+        <w:pStyle w:val="a5"/>
+        <w:shd w:val="clear" w:color="auto" w:fill="D0CECE" w:themeFill="background2" w:themeFillShade="E6"/>
+        <w:rPr>
+          <w:rFonts w:cs="Times New Roman"/>
+        </w:rPr>
+      </w:pPr>
+      <w:r>
+        <w:t>В результате поиск разделяется на два понятных шага: сначала формируется множество кандидатов, затем для него рассчитывается детальная вероятностная оценка.</w:t>
       </w:r>
     </w:p>
     <w:p>
       <w:pPr>
         <w:pStyle w:val="a5"/>
         <w:ind w:firstLine="0"/>
+        <w:rPr>
+          <w:lang w:eastAsia="ru-RU"/>
+        </w:rPr>
       </w:pPr>
     </w:p>
     <w:p>
       <w:pPr>
         <w:pStyle w:val="20"/>
       </w:pPr>
-      <w:bookmarkStart w:id="14" w:name="_Toc231917846"/>
-      <w:r>
-        <w:t>Метод интервальной группировки данных</w:t>
-      </w:r>
-      <w:bookmarkEnd w:id="14"/>
+      <w:bookmarkStart w:id="15" w:name="_Toc232086150"/>
+      <w:r>
+        <w:t xml:space="preserve">Метод </w:t>
+      </w:r>
+      <w:r>
+        <w:t>с использованием квантования</w:t>
+      </w:r>
+      <w:bookmarkEnd w:id="15"/>
+      <w:r>
+        <w:t xml:space="preserve"> </w:t>
+      </w:r>
     </w:p>
     <w:p>
       <w:pPr>
@@ -15715,10 +13742,19 @@
         </w:rPr>
       </w:pPr>
       <w:r>
+        <w:t>Квантование в работе рассматривается как способ заменить исходное числовое значение его группой. Для практической реализации используется квартильный вариант: каждому признаку соответствует номер группы от 0 до 3 [15].</w:t>
+      </w:r>
+    </w:p>
+    <w:p>
+      <w:pPr>
+        <w:pStyle w:val="a5"/>
+        <w:shd w:val="clear" w:color="auto" w:fill="D0CECE" w:themeFill="background2" w:themeFillShade="E6"/>
         <w:rPr>
           <w:rFonts w:cs="Times New Roman"/>
         </w:rPr>
-        <w:t>Основой для ускорения неточного поиска служит разработанный метод предварительной фильтрации на основе интервальной группировки данных. Ключевой целью данного подхода является сокращение области поиска, что напрямую ведет к уменьшению числа сравниваемых записей. Вместо того чтобы вычислять меру сходства между запросом и каждой записью в базе данных (что имеет сложность O(N)), мы ограничиваем поиск только теми записями, которые попадают в потенциально релевантные группы [11; 15].</w:t>
+      </w:pPr>
+      <w:r>
+        <w:t>Такая замена не хранит все детали исходного значения, но сохраняет положение записи внутри распределения. Этого достаточно для предварительного отбора кандидатов.</w:t>
       </w:r>
     </w:p>
     <w:p>
@@ -15730,10 +13766,20 @@
         </w:rPr>
       </w:pPr>
       <w:r>
+        <w:t>В классическом product quantization вектор разбивается на части и кодируется через центроиды. В данной работе используется более простая и интерпретируемая схема, подходящая для учебного прототипа и табличных кредитных данных [15].</w:t>
+      </w:r>
+    </w:p>
+    <w:p>
+      <w:pPr>
+        <w:pStyle w:val="a5"/>
+        <w:shd w:val="clear" w:color="auto" w:fill="D0CECE" w:themeFill="background2" w:themeFillShade="E6"/>
         <w:rPr>
           <w:rFonts w:cs="Times New Roman"/>
         </w:rPr>
-        <w:t>В основе метода лежит понятие интервала — непрерывного диапазона значений на числовой оси, определяемого нижней и верхней границей. Принадлежность конкретного значения признака некоторому интервалу позволяет классифицировать записи и группировать их по схожим характеристикам.</w:t>
+      </w:pPr>
+      <w:r>
+        <w:lastRenderedPageBreak/>
+        <w:t>Во время поиска сравниваются не только исходные числа, но и их квартильные группы. Если группа признака слишком удалена от группы запроса, запись исключается до этапа ранжирования.</w:t>
       </w:r>
     </w:p>
     <w:p>
@@ -15745,11 +13791,50 @@
         </w:rPr>
       </w:pPr>
       <w:r>
+        <w:t>Преимущество такого подхода - малая стоимость вычислений. Номер группы можно определить быстро, а проверка допустимых групп проще, чем полный расчет близости для каждой строки.</w:t>
+      </w:r>
+    </w:p>
+    <w:p>
+      <w:pPr>
+        <w:pStyle w:val="a5"/>
+        <w:shd w:val="clear" w:color="auto" w:fill="D0CECE" w:themeFill="background2" w:themeFillShade="E6"/>
         <w:rPr>
           <w:rFonts w:cs="Times New Roman"/>
         </w:rPr>
-        <w:t>Для разбиения данных на такие интервалы были рассмотрены несколько подходов. Наиболее простым является равномерное разбиение, при котором весь диапазон значений признака делится на отрезки равной длины. Однако этот метод неэффективен для неравномерно распределенных данных. Поэтому был исследован подход разбиения с учетом распределения данных, где границы интервалов определяются таким образом, чтобы в каждый из них попадало примерно равное количество записей (например, на основе квантилей). Также была проанализирована концепция адаптивного интервала, ширина которого динамически изменяется в зависимости от локальной плотности данных [6; 8].</w:t>
-      </w:r>
+      </w:pPr>
+      <w:r>
+        <w:t>Ограничение метода состоит в потере части информации при группировке. Поэтому после фильтрации обязательно выполняется второй этап - расчет вероятностной оценки по исходным значениям признаков.</w:t>
+      </w:r>
+    </w:p>
+    <w:p>
+      <w:pPr>
+        <w:pStyle w:val="a5"/>
+        <w:rPr>
+          <w:lang w:eastAsia="ru-RU"/>
+        </w:rPr>
+      </w:pPr>
+      <w:r>
+        <w:t>Для данной задачи квартильное квантование выбрано как понятный компромисс: оно ускоряет отбор кандидатов и при этом легко объясняется через таблицы и графики.</w:t>
+      </w:r>
+    </w:p>
+    <w:p>
+      <w:pPr>
+        <w:pStyle w:val="a5"/>
+        <w:ind w:firstLine="0"/>
+        <w:rPr>
+          <w:lang w:eastAsia="ru-RU"/>
+        </w:rPr>
+      </w:pPr>
+    </w:p>
+    <w:p>
+      <w:pPr>
+        <w:pStyle w:val="20"/>
+      </w:pPr>
+      <w:bookmarkStart w:id="16" w:name="_Toc232086151"/>
+      <w:r>
+        <w:t>Анализ вычислительной сложности</w:t>
+      </w:r>
+      <w:bookmarkEnd w:id="16"/>
     </w:p>
     <w:p>
       <w:pPr>
@@ -15760,10 +13845,19 @@
         </w:rPr>
       </w:pPr>
       <w:r>
+        <w:t>Сравнение сложности необходимо, чтобы показать, где именно возникает выигрыш. Базовый метод обрабатывает каждую строку, а предложенный метод сначала сокращает множество кандидатов.</w:t>
+      </w:r>
+    </w:p>
+    <w:p>
+      <w:pPr>
+        <w:pStyle w:val="a5"/>
+        <w:shd w:val="clear" w:color="auto" w:fill="D0CECE" w:themeFill="background2" w:themeFillShade="E6"/>
         <w:rPr>
           <w:rFonts w:cs="Times New Roman"/>
         </w:rPr>
-        <w:t>Процесс подготовки данных включает два ключевых шага: определение границ интервалов на основе обучающей выборки и последующее назначение записей базы данных соответствующим им интервалам. В результате формируется индексная структура, сопоставляющая каждому интервалу список идентификаторов записей, попавших в него.</w:t>
+      </w:pPr>
+      <w:r>
+        <w:t>При полном переборе время одного запроса растет пропорционально числу записей N. Если база увеличивается, число расчетов близости увеличивается в той же пропорции.</w:t>
       </w:r>
     </w:p>
     <w:p>
@@ -15775,11 +13869,32 @@
         </w:rPr>
       </w:pPr>
       <w:r>
+        <w:t>Предложенный метод состоит из фильтрации и ранжирования. Фильтрация проверяет квартильные группы и числовые окна, после чего на детальный расчет передается только k кандидатов.</w:t>
+      </w:r>
+    </w:p>
+    <w:p>
+      <w:pPr>
+        <w:pStyle w:val="a5"/>
+        <w:shd w:val="clear" w:color="auto" w:fill="D0CECE" w:themeFill="background2" w:themeFillShade="E6"/>
         <w:rPr>
           <w:rFonts w:cs="Times New Roman"/>
         </w:rPr>
+      </w:pPr>
+      <w:r>
+        <w:t>Если k значительно меньше N, основная экономия появляется именно на этапе ранжирования. В эксперименте это видно по числу обработанных записей в сравнительной таблице.</w:t>
+      </w:r>
+    </w:p>
+    <w:p>
+      <w:pPr>
+        <w:pStyle w:val="a5"/>
+        <w:shd w:val="clear" w:color="auto" w:fill="D0CECE" w:themeFill="background2" w:themeFillShade="E6"/>
+        <w:rPr>
+          <w:rFonts w:cs="Times New Roman"/>
+        </w:rPr>
+      </w:pPr>
+      <w:r>
         <w:lastRenderedPageBreak/>
-        <w:t>Сам процесс поиска с использованием интервалов выглядит следующим образом: вектор признаков запроса проецируется на оси признаков, определяя соответствующие ему интервалы. Система ищет совпадения не во всей базе, а лишь среди записей, назначенных в эти же или соседние интервалы. При работе с многомерными данными применяется многомерная фильтрация, которая может быть реализована как последовательным применением одномерных фильтров по каждому признаку, так и путем определения гиперкубов в пространстве признаков.</w:t>
+        <w:t>Дополнительные затраты связаны с расчетом квартильных границ и квантованием выборки. Эти операции выполняются один раз при подготовке анализа и не повторяются для каждой строки в полном объеме.</w:t>
       </w:r>
     </w:p>
     <w:p>
@@ -15791,10 +13906,19 @@
         </w:rPr>
       </w:pPr>
       <w:r>
+        <w:t>В худшем случае фильтр может оставить много кандидатов. Поэтому параметры радиуса, числового окна и alpha должны подбираться с учетом распределения данных.</w:t>
+      </w:r>
+    </w:p>
+    <w:p>
+      <w:pPr>
+        <w:pStyle w:val="a5"/>
+        <w:shd w:val="clear" w:color="auto" w:fill="D0CECE" w:themeFill="background2" w:themeFillShade="E6"/>
         <w:rPr>
           <w:rFonts w:cs="Times New Roman"/>
         </w:rPr>
-        <w:t>Важной деталью реализации является обработка пограничных случаев, когда значение признака запроса точно совпадает с границей интервала. Для решения этой проблемы используется правило включения, например, левая граница включительно, а правая — исключительно [a, b), что гарантирует однозначное назначение каждого значения.</w:t>
+      </w:pPr>
+      <w:r>
+        <w:t>На практике эффективность метода оценивается не только асимптотикой, но и экспериментом: важны фактическое время выполнения, сокращение кандидатов и совпадение top-k.</w:t>
       </w:r>
     </w:p>
     <w:p>
@@ -15806,10 +13930,19 @@
         </w:rPr>
       </w:pPr>
       <w:r>
+        <w:t>Такой подход дает проверяемую картину: если фильтрация слишком жесткая, падает совпадение результатов; если слишком мягкая, уменьшается выигрыш по времени.</w:t>
+      </w:r>
+    </w:p>
+    <w:p>
+      <w:pPr>
+        <w:pStyle w:val="a5"/>
+        <w:shd w:val="clear" w:color="auto" w:fill="D0CECE" w:themeFill="background2" w:themeFillShade="E6"/>
         <w:rPr>
           <w:rFonts w:cs="Times New Roman"/>
         </w:rPr>
-        <w:t>Эффективность всего механизма напрямую зависит от параметров группировки: количества интервалов, их ширины и способа определения границ. Слишком грубая детализация приведет к низкой точности фильтрации, пропуская нерелевантные записи, а слишком мелкая — нивелирует выигрыш в скорости за счет увеличения числа проверяемых групп.</w:t>
+      </w:pPr>
+      <w:r>
+        <w:t>Следовательно, предложенный метод следует рассматривать как настраиваемый механизм ускорения, а не как универсальную замену всем методам поиска.</w:t>
       </w:r>
     </w:p>
     <w:p>
@@ -15821,10 +13954,40 @@
         </w:rPr>
       </w:pPr>
       <w:r>
+        <w:t>Главный критерий качества для данной работы - получить заметное сокращение кандидатов при сохранении приемлемого совпадения с результатами полного перебора.</w:t>
+      </w:r>
+    </w:p>
+    <w:p>
+      <w:pPr>
+        <w:pStyle w:val="a5"/>
+        <w:ind w:firstLine="0"/>
+        <w:rPr>
+          <w:lang w:eastAsia="ru-RU"/>
+        </w:rPr>
+      </w:pPr>
+    </w:p>
+    <w:p>
+      <w:pPr>
+        <w:pStyle w:val="20"/>
+      </w:pPr>
+      <w:bookmarkStart w:id="17" w:name="_Toc232086152"/>
+      <w:r>
+        <w:t>Сравнение методов</w:t>
+      </w:r>
+      <w:bookmarkEnd w:id="17"/>
+    </w:p>
+    <w:p>
+      <w:pPr>
+        <w:pStyle w:val="a5"/>
         <w:rPr>
           <w:rFonts w:cs="Times New Roman"/>
         </w:rPr>
-        <w:t>Описанные методы являются фундаментом для более сложной техники — векторного квантования. Квантование можно рассматривать как обобщение интервальной группировки на многомерный случай, где вместо одномерных интервалов используются многомерные "ячейки" или кластеры (центроиды). Эффективность квантования оценивается по двум ключевым метрикам: степени сжатия данных и уровню потери точности поиска (recall).</w:t>
+      </w:pPr>
+      <w:r>
+        <w:rPr>
+          <w:rFonts w:cs="Times New Roman"/>
+        </w:rPr>
+        <w:t>Для оценки практической эффективности разработанного подхода необходимо провести его сравнение как с базовыми методами, так и проанализировать вклад отдельных компонентов. В рамках данной работы под «нашим методом» понимается полная система, включающая этап фильтрации на основе квантования (интервальной группировки) и последующий этап ранжирования с использованием вероятностной модели.</w:t>
       </w:r>
     </w:p>
     <w:p>
@@ -15839,77 +14002,23 @@
         <w:rPr>
           <w:rFonts w:cs="Times New Roman"/>
         </w:rPr>
-        <w:t xml:space="preserve">Ключевая идея разработанной системы заключается в разделении процесса оценки на два этапа. На первом этапе интервальная группировка и квантование выступают в роли грубого фильтра, который за линейное время формирует пул потенциальных кандидатов. Этот этап отсекает основную массу нерелевантных данных. Затем отобранные кандидаты передаются на второй этап — </w:t>
-      </w:r>
-      <w:r>
+        <w:lastRenderedPageBreak/>
+        <w:t>Важно разграничить предложенный комплексный подход от использования только одного из его элементов — квантования данных. Применение исключительно векторного квантования (Product Quantization) позволяет решить проблему хранения и первичной обработки больших объемов данных за счет их сжатия. Однако само по себе оно не решает задачу эффективного поиска: при поиске все равно пришлось бы сравнивать сжатый вектор запроса со всеми сжатыми векторами в базе данных, что лишь частично снижает нагрузку на центральный процессор, но сохраняет линейную сложность O(N) по количеству обращений к памяти.</w:t>
+      </w:r>
+    </w:p>
+    <w:p>
+      <w:pPr>
+        <w:pStyle w:val="a5"/>
+        <w:shd w:val="clear" w:color="auto" w:fill="D0CECE" w:themeFill="background2" w:themeFillShade="E6"/>
         <w:rPr>
           <w:rFonts w:cs="Times New Roman"/>
         </w:rPr>
-        <w:lastRenderedPageBreak/>
-        <w:t xml:space="preserve">вероятностному ранжированию. Здесь для каждого кандидата из пула вычисляется точная вероятность релевантности </w:t>
-      </w:r>
-      <m:oMath>
-        <m:r>
-          <w:rPr>
-            <w:rFonts w:ascii="Cambria Math" w:hAnsi="Cambria Math" w:cs="Times New Roman"/>
-          </w:rPr>
-          <m:t>P</m:t>
-        </m:r>
-        <m:r>
-          <m:rPr>
-            <m:sty m:val="p"/>
-          </m:rPr>
-          <w:rPr>
-            <w:rFonts w:ascii="Cambria Math" w:hAnsi="Cambria Math" w:cs="Times New Roman"/>
-          </w:rPr>
-          <m:t>(</m:t>
-        </m:r>
-        <m:r>
-          <w:rPr>
-            <w:rFonts w:ascii="Cambria Math" w:hAnsi="Cambria Math" w:cs="Times New Roman"/>
-          </w:rPr>
-          <m:t>rel</m:t>
-        </m:r>
-        <m:r>
-          <m:rPr>
-            <m:sty m:val="p"/>
-          </m:rPr>
-          <w:rPr>
-            <w:rFonts w:ascii="Cambria Math" w:hAnsi="Cambria Math" w:cs="Times New Roman"/>
-          </w:rPr>
-          <m:t>)</m:t>
-        </m:r>
-      </m:oMath>
+      </w:pPr>
       <w:r>
         <w:rPr>
           <w:rFonts w:cs="Times New Roman"/>
         </w:rPr>
-        <w:t>, и результаты упорядочиваются по её убыванию. Такая связка обеспечивает оптимальный баланс между скоростью поиска и точностью итоговой оценки.</w:t>
-      </w:r>
-    </w:p>
-    <w:p>
-      <w:pPr>
-        <w:pStyle w:val="a5"/>
-        <w:ind w:firstLine="0"/>
-        <w:rPr>
-          <w:lang w:eastAsia="ru-RU"/>
-        </w:rPr>
-      </w:pPr>
-    </w:p>
-    <w:p>
-      <w:pPr>
-        <w:pStyle w:val="20"/>
-      </w:pPr>
-      <w:bookmarkStart w:id="15" w:name="_Toc231917847"/>
-      <w:r>
-        <w:t xml:space="preserve">Метод </w:t>
-      </w:r>
-      <w:r>
-        <w:t>с использованием квантования</w:t>
-      </w:r>
-      <w:bookmarkEnd w:id="15"/>
-      <w:r>
-        <w:t xml:space="preserve"> </w:t>
+        <w:t>Ключевое отличие и новизна нашего метода заключается в объединении квантования с механизмом быстрой фильтрации. Квантование здесь выступает как инструмент для создания компактных кодов, а интервальная группировка и построение индекса позволяют мгновенно находить потенциальных кандидатов, сокращая множество поиска с миллионов до сотен записей. Таким образом, наш метод использует квантование не просто для экономии места, а как основу для построения высокоэффективной поисковой структуры, где основная вычислительная нагрузка смещается с этапа перебора на финальный, но быстрый, этап ранжирования малого числа кандидатов.</w:t>
       </w:r>
     </w:p>
     <w:p>
@@ -15924,513 +14033,7 @@
         <w:rPr>
           <w:rFonts w:cs="Times New Roman"/>
         </w:rPr>
-        <w:t>В основе разработанного метода ускорения лежит идея векторного квантования, которая позволяет перейти от сравнения полных многомерных векторов к сравнению их компактных представлений (кодов). Общая схема алгоритма состоит из двух основных этапов: оффлайн-этап индексации базы данных и онлайн-этап обработки поискового запроса. На этапе индексации все векторы признаков существующих записей подвергаются процедуре сжатия, а на этапе поиска код запроса сравнивается не со всеми кодами в базе, а лишь с наиболее вероятными кандидатами, что кардинально снижает вычислительную сложность [15].</w:t>
-      </w:r>
-    </w:p>
-    <w:p>
-      <w:pPr>
-        <w:pStyle w:val="a5"/>
-        <w:shd w:val="clear" w:color="auto" w:fill="D0CECE" w:themeFill="background2" w:themeFillShade="E6"/>
-        <w:rPr>
-          <w:rFonts w:cs="Times New Roman"/>
-        </w:rPr>
-      </w:pPr>
-      <w:r>
-        <w:rPr>
-          <w:rFonts w:cs="Times New Roman"/>
-        </w:rPr>
-        <w:t xml:space="preserve">Представление данных является ключевым аспектом метода. Каждый объект (например, профиль заемщика) описывается вектором высокой размерности </w:t>
-      </w:r>
-      <m:oMath>
-        <m:r>
-          <w:rPr>
-            <w:rFonts w:ascii="Cambria Math" w:hAnsi="Cambria Math" w:cs="Times New Roman"/>
-          </w:rPr>
-          <m:t>V</m:t>
-        </m:r>
-        <m:r>
-          <m:rPr>
-            <m:sty m:val="p"/>
-          </m:rPr>
-          <w:rPr>
-            <w:rFonts w:ascii="Cambria Math" w:hAnsi="Cambria Math" w:cs="Times New Roman"/>
-          </w:rPr>
-          <m:t>∈</m:t>
-        </m:r>
-        <m:sSup>
-          <m:sSupPr>
-            <m:ctrlPr>
-              <w:rPr>
-                <w:rFonts w:ascii="Cambria Math" w:hAnsi="Cambria Math" w:cs="Times New Roman"/>
-              </w:rPr>
-            </m:ctrlPr>
-          </m:sSupPr>
-          <m:e>
-            <m:r>
-              <m:rPr>
-                <m:scr m:val="double-struck"/>
-                <m:sty m:val="p"/>
-              </m:rPr>
-              <w:rPr>
-                <w:rFonts w:ascii="Cambria Math" w:hAnsi="Cambria Math" w:cs="Times New Roman"/>
-              </w:rPr>
-              <m:t>R</m:t>
-            </m:r>
-          </m:e>
-          <m:sup>
-            <m:r>
-              <w:rPr>
-                <w:rFonts w:ascii="Cambria Math" w:hAnsi="Cambria Math" w:cs="Times New Roman"/>
-              </w:rPr>
-              <m:t>D</m:t>
-            </m:r>
-          </m:sup>
-        </m:sSup>
-      </m:oMath>
-      <w:r>
-        <w:rPr>
-          <w:rFonts w:cs="Times New Roman"/>
-        </w:rPr>
-        <w:t>. Основная задача</w:t>
-      </w:r>
-      <w:r>
-        <w:rPr>
-          <w:rFonts w:cs="Times New Roman"/>
-        </w:rPr>
-        <w:t>:</w:t>
-      </w:r>
-      <w:r>
-        <w:rPr>
-          <w:rFonts w:cs="Times New Roman"/>
-        </w:rPr>
-        <w:t xml:space="preserve"> преобразовать этот вектор вещественных чисел в короткий двоичный или целочисленный код, сохранив при этом информацию о его положении в пространстве относительно других векторов.</w:t>
-      </w:r>
-    </w:p>
-    <w:p>
-      <w:pPr>
-        <w:pStyle w:val="a5"/>
-        <w:shd w:val="clear" w:color="auto" w:fill="D0CECE" w:themeFill="background2" w:themeFillShade="E6"/>
-        <w:rPr>
-          <w:rFonts w:cs="Times New Roman"/>
-        </w:rPr>
-      </w:pPr>
-      <w:r>
-        <w:rPr>
-          <w:rFonts w:cs="Times New Roman"/>
-        </w:rPr>
-        <w:t xml:space="preserve">Процесс преобразования вектора в код называется квантованием. В рамках данной работы рассматривается векторное квантование (Product Quantization), которое заключается в разбиении исходного вектора </w:t>
-      </w:r>
-      <m:oMath>
-        <m:r>
-          <w:rPr>
-            <w:rFonts w:ascii="Cambria Math" w:hAnsi="Cambria Math" w:cs="Times New Roman"/>
-          </w:rPr>
-          <m:t>V</m:t>
-        </m:r>
-      </m:oMath>
-      <w:r>
-        <w:rPr>
-          <w:rFonts w:cs="Times New Roman"/>
-        </w:rPr>
-        <w:t xml:space="preserve"> на </w:t>
-      </w:r>
-      <m:oMath>
-        <m:r>
-          <w:rPr>
-            <w:rFonts w:ascii="Cambria Math" w:hAnsi="Cambria Math" w:cs="Times New Roman"/>
-          </w:rPr>
-          <m:t>M</m:t>
-        </m:r>
-      </m:oMath>
-      <w:r>
-        <w:rPr>
-          <w:rFonts w:cs="Times New Roman"/>
-        </w:rPr>
-        <w:t xml:space="preserve"> равных субвекторов меньшей размерности. Для каждого субпространства строится отдельная </w:t>
-      </w:r>
-      <w:r>
-        <w:rPr>
-          <w:rFonts w:cs="Times New Roman"/>
-        </w:rPr>
-        <w:t>«</w:t>
-      </w:r>
-      <w:r>
-        <w:rPr>
-          <w:rFonts w:cs="Times New Roman"/>
-        </w:rPr>
-        <w:t>кодовая книга</w:t>
-      </w:r>
-      <w:r>
-        <w:rPr>
-          <w:rFonts w:cs="Times New Roman"/>
-        </w:rPr>
-        <w:t>»</w:t>
-      </w:r>
-      <w:r>
-        <w:rPr>
-          <w:rFonts w:cs="Times New Roman"/>
-        </w:rPr>
-        <w:t xml:space="preserve"> набор из </w:t>
-      </w:r>
-      <m:oMath>
-        <m:r>
-          <w:rPr>
-            <w:rFonts w:ascii="Cambria Math" w:hAnsi="Cambria Math" w:cs="Times New Roman"/>
-          </w:rPr>
-          <m:t>K</m:t>
-        </m:r>
-      </m:oMath>
-      <w:r>
-        <w:rPr>
-          <w:rFonts w:cs="Times New Roman"/>
-        </w:rPr>
-        <w:t xml:space="preserve"> центроидов. Процесс кодирования признака сводится к поиску ближайшего центроида для каждого субвектора и замене самого субвектора на индекс этого центроида в кодовой книге. Таким образом, исходный вектор размерности </w:t>
-      </w:r>
-      <m:oMath>
-        <m:r>
-          <w:rPr>
-            <w:rFonts w:ascii="Cambria Math" w:hAnsi="Cambria Math" w:cs="Times New Roman"/>
-          </w:rPr>
-          <m:t>D</m:t>
-        </m:r>
-      </m:oMath>
-      <w:r>
-        <w:rPr>
-          <w:rFonts w:cs="Times New Roman"/>
-        </w:rPr>
-        <w:t xml:space="preserve">, состоящий из чисел с плавающей точкой, </w:t>
-      </w:r>
-      <w:r>
-        <w:rPr>
-          <w:rFonts w:cs="Times New Roman"/>
-        </w:rPr>
-        <w:lastRenderedPageBreak/>
-        <w:t xml:space="preserve">заменяется последовательностью из </w:t>
-      </w:r>
-      <m:oMath>
-        <m:r>
-          <w:rPr>
-            <w:rFonts w:ascii="Cambria Math" w:hAnsi="Cambria Math" w:cs="Times New Roman"/>
-          </w:rPr>
-          <m:t>M</m:t>
-        </m:r>
-      </m:oMath>
-      <w:r>
-        <w:rPr>
-          <w:rFonts w:cs="Times New Roman"/>
-        </w:rPr>
-        <w:t xml:space="preserve"> индексов. Это обеспечивает значительное уменьшение размерности и колоссальное сжатие данных без необходимости хранить сам вектор [15].</w:t>
-      </w:r>
-    </w:p>
-    <w:p>
-      <w:pPr>
-        <w:pStyle w:val="a5"/>
-        <w:shd w:val="clear" w:color="auto" w:fill="D0CECE" w:themeFill="background2" w:themeFillShade="E6"/>
-        <w:rPr>
-          <w:rFonts w:cs="Times New Roman"/>
-        </w:rPr>
-      </w:pPr>
-      <w:r>
-        <w:rPr>
-          <w:rFonts w:cs="Times New Roman"/>
-        </w:rPr>
-        <w:t>Сам процесс поиска также трансформируется. Вместо вычисления точного расстояния между векторами запроса и кандидата, что требует операций над числами с плавающей запятой, происходит сравнение их сжатых представлений. Приближенное расстояние вычисляется путем декодирования кодов кандидатов (подстановки соответствующих центроидов вместо индексов) и расчета метрики уже для восстановленных, но всё ещё менее точных, версий векторов. Такой подход позволяет быстро оценить близость объектов и сформировать список наиболее релевантных кандидатов для последующего детального анализа.</w:t>
-      </w:r>
-    </w:p>
-    <w:p>
-      <w:pPr>
-        <w:pStyle w:val="a5"/>
-        <w:shd w:val="clear" w:color="auto" w:fill="D0CECE" w:themeFill="background2" w:themeFillShade="E6"/>
-        <w:rPr>
-          <w:rFonts w:cs="Times New Roman"/>
-        </w:rPr>
-      </w:pPr>
-      <w:r>
-        <w:rPr>
-          <w:rFonts w:cs="Times New Roman"/>
-        </w:rPr>
-        <w:t>Главным преимуществом данного подхода являются высокая скорость выполнения запросов и отличная масштабируемость. Поскольку операции с короткими кодами выполняются на порядки быстрее, чем с векторами высокой размерности, система способна обрабатывать миллионы запросов в секунду даже на стандартном оборудовании. Кроме того, сжатые данные занимают значительно меньше места в оперативной памяти, что позволяет полностью загружать индекс в кэш и избежать медленных обращений к диску.</w:t>
-      </w:r>
-    </w:p>
-    <w:p>
-      <w:pPr>
-        <w:pStyle w:val="a5"/>
-        <w:shd w:val="clear" w:color="auto" w:fill="D0CECE" w:themeFill="background2" w:themeFillShade="E6"/>
-        <w:rPr>
-          <w:rFonts w:cs="Times New Roman"/>
-        </w:rPr>
-      </w:pPr>
-      <w:r>
-        <w:rPr>
-          <w:rFonts w:cs="Times New Roman"/>
-        </w:rPr>
-        <w:t>Однако метод имеет и существенные ограничения. Основным недостатком является потеря точности: из-за сжатия часть информации об объекте теряется, что может привести к пропуску истинно ближайших соседей. Точность поиска напрямую зависит от параметров квантования (размера кодовой книги, количества субвекторов). Другим ограничением является сложность реализации: построение оптимальных кодовых книг и настройка всех параметров алгоритма требуют значительных вычислительных ресурсов на этапе подготовки и глубокого понимания математической модели.</w:t>
-      </w:r>
-    </w:p>
-    <w:p>
-      <w:pPr>
-        <w:pStyle w:val="a5"/>
-        <w:rPr>
-          <w:lang w:eastAsia="ru-RU"/>
-        </w:rPr>
-      </w:pPr>
-    </w:p>
-    <w:p>
-      <w:pPr>
-        <w:pStyle w:val="a5"/>
-        <w:ind w:firstLine="0"/>
-        <w:rPr>
-          <w:lang w:eastAsia="ru-RU"/>
-        </w:rPr>
-      </w:pPr>
-    </w:p>
-    <w:p>
-      <w:pPr>
-        <w:pStyle w:val="20"/>
-      </w:pPr>
-      <w:bookmarkStart w:id="16" w:name="_Toc231917848"/>
-      <w:r>
-        <w:lastRenderedPageBreak/>
-        <w:t>Анализ вычислительной сложности</w:t>
-      </w:r>
-      <w:bookmarkEnd w:id="16"/>
-    </w:p>
-    <w:p>
-      <w:pPr>
-        <w:pStyle w:val="a5"/>
-        <w:shd w:val="clear" w:color="auto" w:fill="D0CECE" w:themeFill="background2" w:themeFillShade="E6"/>
-        <w:rPr>
-          <w:rFonts w:cs="Times New Roman"/>
-        </w:rPr>
-      </w:pPr>
-      <w:r>
-        <w:rPr>
-          <w:rFonts w:cs="Times New Roman"/>
-        </w:rPr>
-        <w:t>Целью данного анализа является формальное обоснование эффективности предложенного метода неточного поиска. Для этого проводится сравнение асимптотической сложности классического подхода и разработанного решения на основе квантования и вероятностной модели, а также оценка их масштабируемости при увеличении объема данных.</w:t>
-      </w:r>
-    </w:p>
-    <w:p>
-      <w:pPr>
-        <w:pStyle w:val="a5"/>
-        <w:shd w:val="clear" w:color="auto" w:fill="D0CECE" w:themeFill="background2" w:themeFillShade="E6"/>
-        <w:rPr>
-          <w:rFonts w:cs="Times New Roman"/>
-        </w:rPr>
-      </w:pPr>
-      <w:r>
-        <w:rPr>
-          <w:rFonts w:cs="Times New Roman"/>
-        </w:rPr>
-        <w:t xml:space="preserve">Сложность базового метода, представляющего собой точный поиск ближайших соседей (K-NN), является линейной относительно размера базы данных. Для каждого нового запроса системе необходимо вычислить метрику расстояния до всех </w:t>
-      </w:r>
-      <m:oMath>
-        <m:r>
-          <w:rPr>
-            <w:rFonts w:ascii="Cambria Math" w:hAnsi="Cambria Math" w:cs="Times New Roman"/>
-          </w:rPr>
-          <m:t>N</m:t>
-        </m:r>
-      </m:oMath>
-      <w:r>
-        <w:rPr>
-          <w:rFonts w:cs="Times New Roman"/>
-        </w:rPr>
-        <w:t xml:space="preserve"> записей в базе. Таким образом, временная сложность одного поискового запроса составляет O(N), где </w:t>
-      </w:r>
-      <m:oMath>
-        <m:r>
-          <w:rPr>
-            <w:rFonts w:ascii="Cambria Math" w:hAnsi="Cambria Math" w:cs="Times New Roman"/>
-          </w:rPr>
-          <m:t>N</m:t>
-        </m:r>
-      </m:oMath>
-      <w:r>
-        <w:rPr>
-          <w:rFonts w:cs="Times New Roman"/>
-        </w:rPr>
-        <w:t xml:space="preserve"> — общее число профилей заемщиков. При работе с большими данными (миллионы записей) такой подход становится вычислительно затратным и не позволяет обеспечивать отклик системы в режиме реального времени.</w:t>
-      </w:r>
-    </w:p>
-    <w:p>
-      <w:pPr>
-        <w:pStyle w:val="a5"/>
-        <w:shd w:val="clear" w:color="auto" w:fill="D0CECE" w:themeFill="background2" w:themeFillShade="E6"/>
-        <w:rPr>
-          <w:rFonts w:cs="Times New Roman"/>
-        </w:rPr>
-      </w:pPr>
-      <w:r>
-        <w:rPr>
-          <w:rFonts w:cs="Times New Roman"/>
-        </w:rPr>
-        <w:t>Сложность предложенного метода имеет принципиально иную структуру и состоит из двух основных этапов: фильтрации и ранжирования.</w:t>
-      </w:r>
-    </w:p>
-    <w:p>
-      <w:pPr>
-        <w:pStyle w:val="a5"/>
-        <w:shd w:val="clear" w:color="auto" w:fill="D0CECE" w:themeFill="background2" w:themeFillShade="E6"/>
-        <w:rPr>
-          <w:rFonts w:cs="Times New Roman"/>
-        </w:rPr>
-      </w:pPr>
-      <w:r>
-        <w:rPr>
-          <w:rFonts w:cs="Times New Roman"/>
-        </w:rPr>
-        <w:t xml:space="preserve">Анализ этапа фильтрации показывает, что благодаря использованию предварительно построенных структур на основе интервальной группировки и квантования, область поиска сокращается с </w:t>
-      </w:r>
-      <m:oMath>
-        <m:r>
-          <w:rPr>
-            <w:rFonts w:ascii="Cambria Math" w:hAnsi="Cambria Math" w:cs="Times New Roman"/>
-          </w:rPr>
-          <m:t>N</m:t>
-        </m:r>
-      </m:oMath>
-      <w:r>
-        <w:rPr>
-          <w:rFonts w:cs="Times New Roman"/>
-        </w:rPr>
-        <w:t xml:space="preserve"> до небольшого подмножества кандидатов </w:t>
-      </w:r>
-      <m:oMath>
-        <m:r>
-          <w:rPr>
-            <w:rFonts w:ascii="Cambria Math" w:hAnsi="Cambria Math" w:cs="Times New Roman"/>
-          </w:rPr>
-          <m:t>k</m:t>
-        </m:r>
-      </m:oMath>
-      <w:r>
-        <w:rPr>
-          <w:rFonts w:cs="Times New Roman"/>
-        </w:rPr>
-        <w:t xml:space="preserve">. Поиск в этих структурах обычно осуществляется за логарифмическое или даже константное время. В худшем случае, если данные распределены равномерно, сложность этого этапа можно оценить как O(log N) или O(1) для нахождения потенциальных групп, плюс O(k) для извлечения самих кандидатов. Поскольку </w:t>
-      </w:r>
-      <m:oMath>
-        <m:r>
-          <w:rPr>
-            <w:rFonts w:ascii="Cambria Math" w:hAnsi="Cambria Math" w:cs="Times New Roman"/>
-          </w:rPr>
-          <m:t>k</m:t>
-        </m:r>
-        <m:r>
-          <m:rPr>
-            <m:sty m:val="p"/>
-          </m:rPr>
-          <w:rPr>
-            <w:rFonts w:ascii="Cambria Math" w:hAnsi="Cambria Math" w:cs="Times New Roman"/>
-          </w:rPr>
-          <m:t>≪</m:t>
-        </m:r>
-        <m:r>
-          <w:rPr>
-            <w:rFonts w:ascii="Cambria Math" w:hAnsi="Cambria Math" w:cs="Times New Roman"/>
-          </w:rPr>
-          <m:t>N</m:t>
-        </m:r>
-      </m:oMath>
-      <w:r>
-        <w:rPr>
-          <w:rFonts w:cs="Times New Roman"/>
-        </w:rPr>
-        <w:t>, этот этап обеспечивает основное ускорение.</w:t>
-      </w:r>
-    </w:p>
-    <w:p>
-      <w:pPr>
-        <w:pStyle w:val="a5"/>
-        <w:shd w:val="clear" w:color="auto" w:fill="D0CECE" w:themeFill="background2" w:themeFillShade="E6"/>
-        <w:rPr>
-          <w:rFonts w:cs="Times New Roman"/>
-        </w:rPr>
-      </w:pPr>
-      <w:r>
-        <w:rPr>
-          <w:rFonts w:cs="Times New Roman"/>
-        </w:rPr>
-        <w:t xml:space="preserve">Анализ этапа ранжирования оставшихся кандидатов требует применения более сложных вычислений — расчета функции вероятностной оценки для каждого из </w:t>
-      </w:r>
-      <m:oMath>
-        <m:r>
-          <w:rPr>
-            <w:rFonts w:ascii="Cambria Math" w:hAnsi="Cambria Math" w:cs="Times New Roman"/>
-          </w:rPr>
-          <m:t>k</m:t>
-        </m:r>
-      </m:oMath>
-      <w:r>
-        <w:rPr>
-          <w:rFonts w:cs="Times New Roman"/>
-        </w:rPr>
-        <w:t xml:space="preserve"> отобранных профилей. Сложность этого этапа составляет O(k * D), где </w:t>
-      </w:r>
-      <m:oMath>
-        <m:r>
-          <w:rPr>
-            <w:rFonts w:ascii="Cambria Math" w:hAnsi="Cambria Math" w:cs="Times New Roman"/>
-          </w:rPr>
-          <m:t>D</m:t>
-        </m:r>
-      </m:oMath>
-      <w:r>
-        <w:rPr>
-          <w:rFonts w:cs="Times New Roman"/>
-        </w:rPr>
-        <w:t xml:space="preserve"> — размерность вектора признаков. Однако, поскольку количество </w:t>
-      </w:r>
-      <w:r>
-        <w:rPr>
-          <w:rFonts w:cs="Times New Roman"/>
-        </w:rPr>
-        <w:lastRenderedPageBreak/>
-        <w:t xml:space="preserve">кандидатов </w:t>
-      </w:r>
-      <m:oMath>
-        <m:r>
-          <w:rPr>
-            <w:rFonts w:ascii="Cambria Math" w:hAnsi="Cambria Math" w:cs="Times New Roman"/>
-          </w:rPr>
-          <m:t>k</m:t>
-        </m:r>
-      </m:oMath>
-      <w:r>
-        <w:rPr>
-          <w:rFonts w:cs="Times New Roman"/>
-        </w:rPr>
-        <w:t xml:space="preserve"> на порядки меньше общего числа записей </w:t>
-      </w:r>
-      <m:oMath>
-        <m:r>
-          <w:rPr>
-            <w:rFonts w:ascii="Cambria Math" w:hAnsi="Cambria Math" w:cs="Times New Roman"/>
-          </w:rPr>
-          <m:t>N</m:t>
-        </m:r>
-      </m:oMath>
-      <w:r>
-        <w:rPr>
-          <w:rFonts w:cs="Times New Roman"/>
-        </w:rPr>
-        <w:t>, итоговая сложность всего запроса определяется как O(log N + k*D), что значительно эффективнее O(N).</w:t>
-      </w:r>
-    </w:p>
-    <w:p>
-      <w:pPr>
-        <w:pStyle w:val="a5"/>
-        <w:shd w:val="clear" w:color="auto" w:fill="D0CECE" w:themeFill="background2" w:themeFillShade="E6"/>
-        <w:rPr>
-          <w:rFonts w:cs="Times New Roman"/>
-        </w:rPr>
-      </w:pPr>
-      <w:r>
-        <w:rPr>
-          <w:rFonts w:cs="Times New Roman"/>
-        </w:rPr>
-        <w:t xml:space="preserve">Сравнение методов наглядно демонстрирует преимущество предложенного подхода. Если классический метод всегда требует полного сканирования базы (O(N)), то новый метод выполняет лишь локальный анализ в малой окрестности запроса. Например, при </w:t>
+        <w:t xml:space="preserve">Экспериментальное исследование проводилось на синтетическом датасете, эмулирующем профили заемщиков, объемом </w:t>
       </w:r>
       <m:oMath>
         <m:r>
@@ -16475,271 +14078,6 @@
               <w:rPr>
                 <w:rFonts w:ascii="Cambria Math" w:hAnsi="Cambria Math" w:cs="Times New Roman"/>
               </w:rPr>
-              <m:t>7</m:t>
-            </m:r>
-          </m:sup>
-        </m:sSup>
-      </m:oMath>
-      <w:r>
-        <w:rPr>
-          <w:rFonts w:cs="Times New Roman"/>
-        </w:rPr>
-        <w:t xml:space="preserve"> и </w:t>
-      </w:r>
-      <m:oMath>
-        <m:r>
-          <w:rPr>
-            <w:rFonts w:ascii="Cambria Math" w:hAnsi="Cambria Math" w:cs="Times New Roman"/>
-          </w:rPr>
-          <m:t>k</m:t>
-        </m:r>
-        <m:r>
-          <m:rPr>
-            <m:sty m:val="p"/>
-          </m:rPr>
-          <w:rPr>
-            <w:rFonts w:ascii="Cambria Math" w:hAnsi="Cambria Math" w:cs="Times New Roman"/>
-          </w:rPr>
-          <m:t>=100</m:t>
-        </m:r>
-      </m:oMath>
-      <w:r>
-        <w:rPr>
-          <w:rFonts w:cs="Times New Roman"/>
-        </w:rPr>
-        <w:t>, выигрыш в количестве операций может достигать пяти порядков.</w:t>
-      </w:r>
-    </w:p>
-    <w:p>
-      <w:pPr>
-        <w:pStyle w:val="a5"/>
-        <w:shd w:val="clear" w:color="auto" w:fill="D0CECE" w:themeFill="background2" w:themeFillShade="E6"/>
-        <w:rPr>
-          <w:rFonts w:cs="Times New Roman"/>
-        </w:rPr>
-      </w:pPr>
-      <w:r>
-        <w:rPr>
-          <w:rFonts w:cs="Times New Roman"/>
-        </w:rPr>
-        <w:t xml:space="preserve">Влияние параметров на сложность является важным аспектом. Ключевыми параметрами являются количество интервалов/центроидов и пороговые значения фильтрации. Увеличение детализации квантования (рост числа центроидов) повышает точность, но может увеличить </w:t>
-      </w:r>
-      <m:oMath>
-        <m:r>
-          <w:rPr>
-            <w:rFonts w:ascii="Cambria Math" w:hAnsi="Cambria Math" w:cs="Times New Roman"/>
-          </w:rPr>
-          <m:t>k</m:t>
-        </m:r>
-      </m:oMath>
-      <w:r>
-        <w:rPr>
-          <w:rFonts w:cs="Times New Roman"/>
-        </w:rPr>
-        <w:t xml:space="preserve"> и, следовательно, нагрузку на этапе ранжирования. Оптимизация этих параметров позволяет найти баланс между скоростью и качеством результатов.</w:t>
-      </w:r>
-    </w:p>
-    <w:p>
-      <w:pPr>
-        <w:pStyle w:val="a5"/>
-        <w:shd w:val="clear" w:color="auto" w:fill="D0CECE" w:themeFill="background2" w:themeFillShade="E6"/>
-        <w:rPr>
-          <w:rFonts w:cs="Times New Roman"/>
-        </w:rPr>
-      </w:pPr>
-      <w:r>
-        <w:rPr>
-          <w:rFonts w:cs="Times New Roman"/>
-        </w:rPr>
-        <w:t>Помимо скорости, критически важен анализ точности и полноты. Основной метрикой здесь выступает Recall@K, показывающий, какая доля истинных ближайших соседей попала в финальный список кандидатов после этапа фильтрации. Предложенный метод нацелен на достижение высокого уровня полноты (близкого к 95-99%) при сохранении значительного прироста скорости, что делает потерю точности допустимой для большинства практических задач кредитного скоринга.</w:t>
-      </w:r>
-    </w:p>
-    <w:p>
-      <w:pPr>
-        <w:pStyle w:val="a5"/>
-        <w:shd w:val="clear" w:color="auto" w:fill="D0CECE" w:themeFill="background2" w:themeFillShade="E6"/>
-        <w:rPr>
-          <w:rFonts w:cs="Times New Roman"/>
-        </w:rPr>
-      </w:pPr>
-      <w:r>
-        <w:rPr>
-          <w:rFonts w:cs="Times New Roman"/>
-        </w:rPr>
-        <w:t xml:space="preserve">Масштабируемость метода является его ключевым преимуществом. Вычислительная нагрузка точного поиска растет линейно вместе с ростом базы данных. В то же время, сложность предложенного метода от </w:t>
-      </w:r>
-      <m:oMath>
-        <m:r>
-          <w:rPr>
-            <w:rFonts w:ascii="Cambria Math" w:hAnsi="Cambria Math" w:cs="Times New Roman"/>
-          </w:rPr>
-          <m:t>N</m:t>
-        </m:r>
-      </m:oMath>
-      <w:r>
-        <w:rPr>
-          <w:rFonts w:cs="Times New Roman"/>
-        </w:rPr>
-        <w:t xml:space="preserve"> практически не зависит. Рост базы данных приводит лишь к необходимости перестраивать индексные структуры (что делается оффлайн), в то время как онлайн-поиск остается быстрым и стабильным, так как он оперирует фиксированным числом кандидатов </w:t>
-      </w:r>
-      <m:oMath>
-        <m:r>
-          <w:rPr>
-            <w:rFonts w:ascii="Cambria Math" w:hAnsi="Cambria Math" w:cs="Times New Roman"/>
-          </w:rPr>
-          <m:t>k</m:t>
-        </m:r>
-      </m:oMath>
-      <w:r>
-        <w:rPr>
-          <w:rFonts w:cs="Times New Roman"/>
-        </w:rPr>
-        <w:t>.</w:t>
-      </w:r>
-    </w:p>
-    <w:p>
-      <w:pPr>
-        <w:pStyle w:val="a5"/>
-        <w:shd w:val="clear" w:color="auto" w:fill="D0CECE" w:themeFill="background2" w:themeFillShade="E6"/>
-        <w:rPr>
-          <w:rFonts w:cs="Times New Roman"/>
-        </w:rPr>
-      </w:pPr>
-      <w:r>
-        <w:rPr>
-          <w:rFonts w:cs="Times New Roman"/>
-        </w:rPr>
-        <w:lastRenderedPageBreak/>
-        <w:t>Выводы по эффективности однозначны: разработанный метод неточного поиска на основе квантования и вероятностной оценки обеспечивает кардинальное снижение временной сложности поисковых запросов. Он позволяет обрабатывать массивы данных объемом в десятки миллионов записей со скоростью, недостижимой для классических алгоритмов, сохраняя при этом высокий уровень точности прогноза, что полностью соответствует требованиям систем поддержки принятия решений в реальном времени.</w:t>
-      </w:r>
-    </w:p>
-    <w:p>
-      <w:pPr>
-        <w:pStyle w:val="a5"/>
-        <w:ind w:firstLine="0"/>
-        <w:rPr>
-          <w:lang w:eastAsia="ru-RU"/>
-        </w:rPr>
-      </w:pPr>
-    </w:p>
-    <w:p>
-      <w:pPr>
-        <w:pStyle w:val="20"/>
-      </w:pPr>
-      <w:bookmarkStart w:id="17" w:name="_Toc231917849"/>
-      <w:r>
-        <w:t>Сравнение методов</w:t>
-      </w:r>
-      <w:bookmarkEnd w:id="17"/>
-    </w:p>
-    <w:p>
-      <w:pPr>
-        <w:pStyle w:val="a5"/>
-        <w:rPr>
-          <w:rFonts w:cs="Times New Roman"/>
-        </w:rPr>
-      </w:pPr>
-      <w:r>
-        <w:rPr>
-          <w:rFonts w:cs="Times New Roman"/>
-        </w:rPr>
-        <w:t>Для оценки практической эффективности разработанного подхода необходимо провести его сравнение как с базовыми методами, так и проанализировать вклад отдельных компонентов. В рамках данной работы под «нашим методом» понимается полная система, включающая этап фильтрации на основе квантования (интервальной группировки) и последующий этап ранжирования с использованием вероятностной модели.</w:t>
-      </w:r>
-    </w:p>
-    <w:p>
-      <w:pPr>
-        <w:pStyle w:val="a5"/>
-        <w:shd w:val="clear" w:color="auto" w:fill="D0CECE" w:themeFill="background2" w:themeFillShade="E6"/>
-        <w:rPr>
-          <w:rFonts w:cs="Times New Roman"/>
-        </w:rPr>
-      </w:pPr>
-      <w:r>
-        <w:rPr>
-          <w:rFonts w:cs="Times New Roman"/>
-        </w:rPr>
-        <w:t>Важно разграничить предложенный комплексный подход от использования только одного из его элементов — квантования данных. Применение исключительно векторного квантования (Product Quantization) позволяет решить проблему хранения и первичной обработки больших объемов данных за счет их сжатия. Однако само по себе оно не решает задачу эффективного поиска: при поиске все равно пришлось бы сравнивать сжатый вектор запроса со всеми сжатыми векторами в базе данных, что лишь частично снижает нагрузку на центральный процессор, но сохраняет линейную сложность O(N) по количеству обращений к памяти.</w:t>
-      </w:r>
-    </w:p>
-    <w:p>
-      <w:pPr>
-        <w:pStyle w:val="a5"/>
-        <w:shd w:val="clear" w:color="auto" w:fill="D0CECE" w:themeFill="background2" w:themeFillShade="E6"/>
-        <w:rPr>
-          <w:rFonts w:cs="Times New Roman"/>
-        </w:rPr>
-      </w:pPr>
-      <w:r>
-        <w:rPr>
-          <w:rFonts w:cs="Times New Roman"/>
-        </w:rPr>
-        <w:t xml:space="preserve">Ключевое отличие и новизна нашего метода заключается в объединении квантования с механизмом быстрой фильтрации. Квантование здесь выступает как инструмент для создания компактных кодов, а интервальная группировка и построение индекса позволяют мгновенно находить потенциальных кандидатов, </w:t>
-      </w:r>
-      <w:r>
-        <w:rPr>
-          <w:rFonts w:cs="Times New Roman"/>
-        </w:rPr>
-        <w:lastRenderedPageBreak/>
-        <w:t>сокращая множество поиска с миллионов до сотен записей. Таким образом, наш метод использует квантование не просто для экономии места, а как основу для построения высокоэффективной поисковой структуры, где основная вычислительная нагрузка смещается с этапа перебора на финальный, но быстрый, этап ранжирования малого числа кандидатов.</w:t>
-      </w:r>
-    </w:p>
-    <w:p>
-      <w:pPr>
-        <w:pStyle w:val="a5"/>
-        <w:shd w:val="clear" w:color="auto" w:fill="D0CECE" w:themeFill="background2" w:themeFillShade="E6"/>
-        <w:rPr>
-          <w:rFonts w:cs="Times New Roman"/>
-        </w:rPr>
-      </w:pPr>
-      <w:r>
-        <w:rPr>
-          <w:rFonts w:cs="Times New Roman"/>
-        </w:rPr>
-        <w:t xml:space="preserve">Экспериментальное исследование проводилось на синтетическом датасете, эмулирующем профили заемщиков, объемом </w:t>
-      </w:r>
-      <m:oMath>
-        <m:r>
-          <w:rPr>
-            <w:rFonts w:ascii="Cambria Math" w:hAnsi="Cambria Math" w:cs="Times New Roman"/>
-          </w:rPr>
-          <m:t>N</m:t>
-        </m:r>
-        <m:r>
-          <m:rPr>
-            <m:sty m:val="p"/>
-          </m:rPr>
-          <w:rPr>
-            <w:rFonts w:ascii="Cambria Math" w:hAnsi="Cambria Math" w:cs="Times New Roman"/>
-          </w:rPr>
-          <m:t>=</m:t>
-        </m:r>
-        <m:sSup>
-          <m:sSupPr>
-            <m:ctrlPr>
-              <w:rPr>
-                <w:rFonts w:ascii="Cambria Math" w:hAnsi="Cambria Math" w:cs="Times New Roman"/>
-              </w:rPr>
-            </m:ctrlPr>
-          </m:sSupPr>
-          <m:e>
-            <m:r>
-              <m:rPr>
-                <m:sty m:val="p"/>
-              </m:rPr>
-              <w:rPr>
-                <w:rFonts w:ascii="Cambria Math" w:hAnsi="Cambria Math" w:cs="Times New Roman"/>
-              </w:rPr>
-              <m:t>10</m:t>
-            </m:r>
-          </m:e>
-          <m:sup>
-            <m:r>
-              <m:rPr>
-                <m:sty m:val="p"/>
-              </m:rPr>
-              <w:rPr>
-                <w:rFonts w:ascii="Cambria Math" w:hAnsi="Cambria Math" w:cs="Times New Roman"/>
-              </w:rPr>
               <m:t>6</m:t>
             </m:r>
           </m:sup>
@@ -16854,6 +14192,7 @@
         <w:spacing w:before="0" w:after="0"/>
       </w:pPr>
       <w:r>
+        <w:lastRenderedPageBreak/>
         <w:t xml:space="preserve">Таблица </w:t>
       </w:r>
       <w:fldSimple w:instr=" SEQ Таблица \* ARABIC ">
@@ -17310,14 +14649,7 @@
         <w:rPr>
           <w:lang w:eastAsia="ru-RU"/>
         </w:rPr>
-        <w:t xml:space="preserve"> кредитного скоринга. Кроме того, достигается значительное сокращение размера </w:t>
-      </w:r>
-      <w:r>
-        <w:rPr>
-          <w:lang w:eastAsia="ru-RU"/>
-        </w:rPr>
-        <w:lastRenderedPageBreak/>
-        <w:t>хранимых данных. Эти результаты наглядно демонстрируют, что объединение квантования с алгоритмами фильтрации является наиболее эффективным решением для задач неточного поиска в условиях больших данных.</w:t>
+        <w:t xml:space="preserve"> кредитного скоринга. Кроме того, достигается значительное сокращение размера хранимых данных. Эти результаты наглядно демонстрируют, что объединение квантования с алгоритмами фильтрации является наиболее эффективным решением для задач неточного поиска в условиях больших данных.</w:t>
       </w:r>
     </w:p>
     <w:p>
@@ -17362,7 +14694,7 @@
       <w:pPr>
         <w:pStyle w:val="20"/>
       </w:pPr>
-      <w:bookmarkStart w:id="18" w:name="_Toc231917850"/>
+      <w:bookmarkStart w:id="18" w:name="_Toc232086153"/>
       <w:r>
         <w:t>Применение метода в задачах кредитного скоринга</w:t>
       </w:r>
@@ -17376,276 +14708,221 @@
         </w:rPr>
       </w:pPr>
       <w:r>
-        <w:rPr>
-          <w:lang w:eastAsia="ru-RU"/>
-        </w:rPr>
-        <w:t>Кредитный скоринг является одной из прикладных областей, в которой задача неточного поиска по числовым данным имеет практическую значимость. При оценке заемщика банк или аналитическая система редко работает с полностью уникальными и изолированными значениями. Обычно требуется сопоставить новую заявку с уже имеющимися профилями клиентов, определить степень близости между ними и оценить, к какой группе риска может относиться рассматриваемый заемщик [18; 19].</w:t>
-      </w:r>
-    </w:p>
-    <w:p>
-      <w:pPr>
-        <w:pStyle w:val="a5"/>
-        <w:rPr>
-          <w:lang w:eastAsia="ru-RU"/>
-        </w:rPr>
-      </w:pPr>
-      <w:r>
-        <w:rPr>
-          <w:lang w:eastAsia="ru-RU"/>
-        </w:rPr>
-        <w:t>Выбор данной предметной области обусловлен тем, что данные кредитного скоринга содержат большое количество числовых признаков: возраст клиента, сумму кредита, срок кредитования, размер платежей, количество обращений, показатели задолженности и другие характеристики. Эти признаки могут изменяться в широких диапазонах, иметь неравномерное распределение и не совпадать точно между разными клиентами. Поэтому классический точный поиск оказывается недостаточным: он либо возвращает слишком мало результатов, либо требует ручного расширения условий отбора.</w:t>
-      </w:r>
-    </w:p>
-    <w:p>
-      <w:pPr>
-        <w:pStyle w:val="a5"/>
-        <w:rPr>
-          <w:lang w:eastAsia="ru-RU"/>
-        </w:rPr>
-      </w:pPr>
-      <w:r>
-        <w:rPr>
-          <w:lang w:eastAsia="ru-RU"/>
-        </w:rPr>
-        <w:t xml:space="preserve">Профиль заемщика в рамках предлагаемого подхода рассматривается как вектор числовых признаков. Пользовательский запрос также задается в виде набора числовых значений, например возраста, суммы кредита и срока кредитования. Цель поиска заключается не в нахождении полностью идентичной </w:t>
-      </w:r>
-      <w:r>
-        <w:rPr>
-          <w:lang w:eastAsia="ru-RU"/>
-        </w:rPr>
+        <w:t>Кредитный скоринг выбран как понятная прикладная область для проверки метода. В ней каждая заявка описывается набором измеримых признаков, а похожие исторические случаи помогают интерпретировать новую заявку [18; 19].</w:t>
+      </w:r>
+    </w:p>
+    <w:p>
+      <w:pPr>
+        <w:pStyle w:val="a5"/>
+        <w:rPr>
+          <w:lang w:eastAsia="ru-RU"/>
+        </w:rPr>
+      </w:pPr>
+      <w:r>
         <w:lastRenderedPageBreak/>
-        <w:t>записи, а в отборе тех клиентов, характеристики которых находятся в допустимой близости к заданному запросу и могут быть использованы для последующего анализа.</w:t>
-      </w:r>
-    </w:p>
-    <w:p>
-      <w:pPr>
-        <w:pStyle w:val="a5"/>
-        <w:rPr>
-          <w:lang w:eastAsia="ru-RU"/>
-        </w:rPr>
-      </w:pPr>
-      <w:r>
-        <w:rPr>
-          <w:lang w:eastAsia="ru-RU"/>
-        </w:rPr>
-        <w:t>На этапе адаптации метода к данным кредитного скоринга выполняется выделение числовых признаков, очистка пропущенных или некорректных значений, расчет статистических характеристик и построение квартильных границ. Для каждого признака определяется принадлежность значения к одной из квартильных групп. Такое представление позволяет перейти от сравнения всех исходных чисел к предварительной оценке положения объекта внутри распределения признака.</w:t>
-      </w:r>
-    </w:p>
-    <w:p>
-      <w:pPr>
-        <w:pStyle w:val="a5"/>
-        <w:rPr>
-          <w:lang w:eastAsia="ru-RU"/>
-        </w:rPr>
-      </w:pPr>
-      <w:r>
-        <w:rPr>
-          <w:lang w:eastAsia="ru-RU"/>
-        </w:rPr>
-        <w:t>Квартильное разбиение особенно полезно для кредитных данных, поскольку распределения финансовых признаков часто являются неравномерными. Например, сумма кредита может иметь большое количество небольших значений и сравнительно малое число крупных кредитов. В этом случае равномерное деление диапазона на интервалы может давать несбалансированные группы, тогда как квартильное разбиение формирует интервалы с сопоставимым числом наблюдений и повышает устойчивость фильтрации.</w:t>
-      </w:r>
-    </w:p>
-    <w:p>
-      <w:pPr>
-        <w:pStyle w:val="a5"/>
-        <w:rPr>
-          <w:lang w:eastAsia="ru-RU"/>
-        </w:rPr>
-      </w:pPr>
-      <w:r>
-        <w:rPr>
-          <w:lang w:eastAsia="ru-RU"/>
-        </w:rPr>
-        <w:t>Для сокращения области поиска используется принцип квартиля-антагониста. Если значение запроса попадает в определенную квартильную группу, то из рассмотрения исключаются явно удаленные группы, которые с высокой вероятностью не дадут релевантных кандидатов. При этом соседние или допустимые группы сохраняются, что позволяет не потерять близкие записи при небольшом отклонении числовых значений. Таким образом, метод не сводится к жесткому отсечению, а выполняет предварительную вероятностно обоснованную фильтрацию.</w:t>
-      </w:r>
-    </w:p>
-    <w:p>
-      <w:pPr>
-        <w:pStyle w:val="a5"/>
-        <w:rPr>
-          <w:lang w:eastAsia="ru-RU"/>
-        </w:rPr>
-      </w:pPr>
-      <w:r>
-        <w:rPr>
-          <w:lang w:eastAsia="ru-RU"/>
-        </w:rPr>
-        <w:t xml:space="preserve">После отбора кандидатов применяется вероятностная модель оценки близости. Для каждой оставшейся записи рассчитывается отклонение ее признаков от значений запроса. Чем меньше относительное отклонение, тем </w:t>
-      </w:r>
-      <w:r>
-        <w:rPr>
-          <w:lang w:eastAsia="ru-RU"/>
-        </w:rPr>
+        <w:t>Особенность кредитных данных состоит в неравномерности признаков. Например, суммы кредита и платежей распределены иначе, чем возраст или срок, поэтому равномерное деление диапазона не всегда удобно.</w:t>
+      </w:r>
+    </w:p>
+    <w:p>
+      <w:pPr>
+        <w:pStyle w:val="a5"/>
+        <w:rPr>
+          <w:lang w:eastAsia="ru-RU"/>
+        </w:rPr>
+      </w:pPr>
+      <w:r>
+        <w:t>Вектор признаков заемщика формируется из выбранных числовых столбцов. Запрос строится так же, поэтому его можно сравнивать с каждой записью по одинаковому набору признаков.</w:t>
+      </w:r>
+    </w:p>
+    <w:p>
+      <w:pPr>
+        <w:pStyle w:val="a5"/>
+        <w:rPr>
+          <w:lang w:eastAsia="ru-RU"/>
+        </w:rPr>
+      </w:pPr>
+      <w:r>
+        <w:t>Перед поиском данные очищаются и приводятся к числовому виду. Затем для каждого признака рассчитываются квартильные границы, которые используются для первичной группировки записей.</w:t>
+      </w:r>
+    </w:p>
+    <w:p>
+      <w:pPr>
+        <w:pStyle w:val="a5"/>
+        <w:rPr>
+          <w:lang w:eastAsia="ru-RU"/>
+        </w:rPr>
+      </w:pPr>
+      <w:r>
+        <w:t>Квартильное разбиение удобно тем, что группы отражают положение значения внутри конкретного датасета. Это важно для финансовых признаков, где распределение часто смещено и содержит выбросы.</w:t>
+      </w:r>
+    </w:p>
+    <w:p>
+      <w:pPr>
+        <w:pStyle w:val="a5"/>
+        <w:rPr>
+          <w:lang w:eastAsia="ru-RU"/>
+        </w:rPr>
+      </w:pPr>
+      <w:r>
+        <w:t>Квартиль-антагонист исключается как явно удаленная группа. Например, если запрос относится к высокой группе, то записи из самой низкой группы по этому признаку с большой вероятностью не будут близкими.</w:t>
+      </w:r>
+    </w:p>
+    <w:p>
+      <w:pPr>
+        <w:pStyle w:val="a5"/>
+        <w:rPr>
+          <w:lang w:eastAsia="ru-RU"/>
+        </w:rPr>
+      </w:pPr>
+      <w:r>
+        <w:t>После фильтрации по группам алгоритм не останавливается. Оставшиеся кандидаты дополнительно сравниваются по исходным числовым значениям, что снижает риск грубой ошибки группировки.</w:t>
+      </w:r>
+    </w:p>
+    <w:p>
+      <w:pPr>
+        <w:pStyle w:val="a5"/>
+        <w:rPr>
+          <w:lang w:eastAsia="ru-RU"/>
+        </w:rPr>
+      </w:pPr>
+      <w:r>
+        <w:t>Последовательность поиска включает формирование запроса, определение групп, отбор допустимых кандидатов, расчет вероятностной оценки и сортировку top-k записей.</w:t>
+      </w:r>
+    </w:p>
+    <w:p>
+      <w:pPr>
+        <w:pStyle w:val="a5"/>
+        <w:rPr>
+          <w:lang w:eastAsia="ru-RU"/>
+        </w:rPr>
+      </w:pPr>
+      <w:r>
+        <w:t>Практический сценарий - поиск похожих заявок в исторической базе. Аналитик видит не только итоговые строки, но и промежуточные таблицы, где показано, сколько записей осталось после каждого фильтра.</w:t>
+      </w:r>
+    </w:p>
+    <w:p>
+      <w:pPr>
+        <w:pStyle w:val="a5"/>
+        <w:rPr>
+          <w:lang w:eastAsia="ru-RU"/>
+        </w:rPr>
+      </w:pPr>
+      <w:r>
+        <w:t>Метод также помогает обнаружить нетипичные заявки. Если после фильтрации кандидатов почти нет, это сигнал, что профиль плохо представлен в имеющейся истории и требует отдельного анализа.</w:t>
+      </w:r>
+    </w:p>
+    <w:p>
+      <w:pPr>
+        <w:pStyle w:val="a5"/>
+        <w:rPr>
+          <w:lang w:eastAsia="ru-RU"/>
+        </w:rPr>
+      </w:pPr>
+      <w:r>
         <w:lastRenderedPageBreak/>
-        <w:t>выше итоговая оценка релевантности. Параметр чувствительности модели позволяет регулировать строгость поиска: при более жесткой настройке в результат попадают только наиболее близкие записи, а при более мягкой настройке сохраняется больше потенциально полезных кандидатов.</w:t>
-      </w:r>
-    </w:p>
-    <w:p>
-      <w:pPr>
-        <w:pStyle w:val="a5"/>
-        <w:rPr>
-          <w:lang w:eastAsia="ru-RU"/>
-        </w:rPr>
-      </w:pPr>
-      <w:r>
-        <w:rPr>
-          <w:lang w:eastAsia="ru-RU"/>
-        </w:rPr>
-        <w:t>Алгоритм поиска в контексте кредитного скоринга можно представить как последовательность действий: формирование запроса по ключевым числовым признакам заемщика; определение квартильных групп для значений запроса; фильтрация базы по допустимым группам; расчет вероятностной близости для оставшихся записей; ранжирование кандидатов и вывод наиболее релевантных результатов. Такая схема позволяет уменьшить число записей, для которых требуется выполнять полный расчет меры близости.</w:t>
-      </w:r>
-    </w:p>
-    <w:p>
-      <w:pPr>
-        <w:pStyle w:val="a5"/>
-        <w:rPr>
-          <w:lang w:eastAsia="ru-RU"/>
-        </w:rPr>
-      </w:pPr>
-      <w:r>
-        <w:rPr>
-          <w:lang w:eastAsia="ru-RU"/>
-        </w:rPr>
-        <w:t>Практический сценарий применения метода связан с поиском клиентов, близких к новой кредитной заявке. Аналитик может задать параметры заемщика и получить набор похожих случаев из исторической базы. Далее по найденным записям можно анализировать распределение целевого признака, выявлять типичные группы заемщиков, находить пограничные случаи и оценивать, насколько новая заявка похожа на клиентов с благоприятным или неблагоприятным кредитным исходом.</w:t>
-      </w:r>
-    </w:p>
-    <w:p>
-      <w:pPr>
-        <w:pStyle w:val="a5"/>
-        <w:rPr>
-          <w:lang w:eastAsia="ru-RU"/>
-        </w:rPr>
-      </w:pPr>
-      <w:r>
-        <w:rPr>
-          <w:lang w:eastAsia="ru-RU"/>
-        </w:rPr>
-        <w:t>Дополнительно метод может использоваться для выявления нетипичных или аномальных заявок. Если после фильтрации система находит слишком мало близких кандидатов либо найденные записи имеют низкую вероятность релевантности, это может указывать на нестандартный профиль заемщика. В таком случае заявка требует более детального анализа, так как она плохо сопоставима с типовыми группами клиентов, представленными в базе данных.</w:t>
-      </w:r>
-    </w:p>
-    <w:p>
-      <w:pPr>
-        <w:pStyle w:val="a5"/>
-        <w:rPr>
-          <w:lang w:eastAsia="ru-RU"/>
-        </w:rPr>
-      </w:pPr>
-      <w:r>
-        <w:rPr>
-          <w:lang w:eastAsia="ru-RU"/>
-        </w:rPr>
-        <w:t xml:space="preserve">Следует учитывать ограничения применения метода. Предложенный подход ориентирован преимущественно на числовые признаки и зависит от качества исходных данных. При наличии большого количества пропусков, выбросов или несопоставимых шкал требуется предварительная обработка. Кроме того, метод не заменяет полноценную скоринговую модель и не </w:t>
-      </w:r>
-      <w:r>
-        <w:rPr>
-          <w:lang w:eastAsia="ru-RU"/>
-        </w:rPr>
+        <w:t>Ограничение состоит в том, что текущая версия работает только с числовыми признаками и не заменяет скоринговую модель. Метод предназначен для ускоренного поиска похожих записей и аналитической поддержки.</w:t>
+      </w:r>
+    </w:p>
+    <w:p>
+      <w:pPr>
+        <w:pStyle w:val="a5"/>
+        <w:rPr>
+          <w:lang w:eastAsia="ru-RU"/>
+        </w:rPr>
+      </w:pPr>
+      <w:r>
+        <w:rPr>
+          <w:lang w:eastAsia="ru-RU"/>
+        </w:rPr>
+        <w:t>Таким образом, применение разработанного метода в задачах кредитного скоринга позволяет совместить гибкость неточного поиска с более высокой скоростью обработки данных. Предварительная квартильная фильтрация сокращает число кандидатов, вероятностная оценка обеспечивает ранжирование найденных записей по степени близости, а итоговый результат может использоваться для анализа групп заемщиков, сравнения кредитных профилей и поддержки принятия решений в банковской аналитике.</w:t>
+      </w:r>
+    </w:p>
+    <w:p>
+      <w:pPr>
+        <w:pStyle w:val="10"/>
+      </w:pPr>
+      <w:bookmarkStart w:id="19" w:name="_Toc232086154"/>
+      <w:r>
+        <w:t>Программная реализация и экспериментальное исследование</w:t>
+      </w:r>
+      <w:bookmarkEnd w:id="19"/>
+      <w:r>
+        <w:t xml:space="preserve"> </w:t>
+      </w:r>
+    </w:p>
+    <w:p>
+      <w:pPr>
+        <w:pStyle w:val="20"/>
+      </w:pPr>
+      <w:bookmarkStart w:id="20" w:name="_Toc232086155"/>
+      <w:r>
+        <w:t>Выбор инструментов и технологий</w:t>
+      </w:r>
+      <w:bookmarkEnd w:id="20"/>
+    </w:p>
+    <w:p>
+      <w:pPr>
+        <w:pStyle w:val="a5"/>
+        <w:rPr>
+          <w:lang w:eastAsia="ru-RU"/>
+        </w:rPr>
+      </w:pPr>
+    </w:p>
+    <w:p>
+      <w:pPr>
+        <w:pStyle w:val="a5"/>
+      </w:pPr>
+      <w:r>
+        <w:t>Для программной части выбран стек, который позволяет быстро проверить алгоритм на табличных данных: Python для реализации, pandas и NumPy для обработки, matplotlib для графиков и tkinter для настольного интерфейса [23; 24; 25].</w:t>
+      </w:r>
+    </w:p>
+    <w:p>
+      <w:pPr>
+        <w:pStyle w:val="a5"/>
+      </w:pPr>
+      <w:r>
+        <w:t>Приложение должно загрузить датасет, подготовить числовую выборку, сформировать запрос, выполнить два варианта поиска и показать разницу между ними по времени, числу кандидатов и совпадению результатов.</w:t>
+      </w:r>
+    </w:p>
+    <w:p>
+      <w:pPr>
+        <w:pStyle w:val="a5"/>
+      </w:pPr>
+      <w:r>
+        <w:t>Полноценная промышленная СУБД в прототипе не используется. Данные хранятся в таблицах pandas, потому что цель работы - проверить алгоритм поиска, а не проектировать банковскую клиент-серверную систему.</w:t>
+      </w:r>
+    </w:p>
+    <w:p>
+      <w:pPr>
+        <w:pStyle w:val="a5"/>
+      </w:pPr>
+      <w:r>
+        <w:t>Python выбран из-за развитой экосистемы анализа данных и удобства экспериментальной разработки. На нем проще быстро реализовать несколько вариантов алгоритма и сравнить их на одинаковых данных [23].</w:t>
+      </w:r>
+    </w:p>
+    <w:p>
+      <w:pPr>
+        <w:pStyle w:val="a5"/>
+      </w:pPr>
+      <w:r>
         <w:lastRenderedPageBreak/>
-        <w:t>принимает кредитное решение самостоятельно. Его назначение состоит в ускорении поиска похожих записей и предоставлении аналитической поддержки при исследовании данных.</w:t>
-      </w:r>
-    </w:p>
-    <w:p>
-      <w:pPr>
-        <w:pStyle w:val="a5"/>
-        <w:rPr>
-          <w:lang w:eastAsia="ru-RU"/>
-        </w:rPr>
-      </w:pPr>
-      <w:r>
-        <w:rPr>
-          <w:lang w:eastAsia="ru-RU"/>
-        </w:rPr>
-        <w:t>Таким образом, применение разработанного метода в задачах кредитного скоринга позволяет совместить гибкость неточного поиска с более высокой скоростью обработки данных. Предварительная квартильная фильтрация сокращает число кандидатов, вероятностная оценка обеспечивает ранжирование найденных записей по степени близости, а итоговый результат может использоваться для анализа групп заемщиков, сравнения кредитных профилей и поддержки принятия решений в банковской аналитике.</w:t>
-      </w:r>
-    </w:p>
-    <w:p>
-      <w:pPr>
-        <w:pStyle w:val="10"/>
-      </w:pPr>
-      <w:bookmarkStart w:id="19" w:name="_Toc231917851"/>
-      <w:r>
-        <w:t>Программная реализация и экспериментальное исследование</w:t>
-      </w:r>
-      <w:bookmarkEnd w:id="19"/>
-      <w:r>
-        <w:t xml:space="preserve"> </w:t>
-      </w:r>
-    </w:p>
-    <w:p>
-      <w:pPr>
-        <w:pStyle w:val="20"/>
-      </w:pPr>
-      <w:bookmarkStart w:id="20" w:name="_Toc231917852"/>
-      <w:r>
-        <w:t>Выбор инструментов и технологий</w:t>
-      </w:r>
-      <w:bookmarkEnd w:id="20"/>
-    </w:p>
-    <w:p>
-      <w:pPr>
-        <w:pStyle w:val="a5"/>
-        <w:rPr>
-          <w:lang w:eastAsia="ru-RU"/>
-        </w:rPr>
-      </w:pPr>
-    </w:p>
-    <w:p>
-      <w:pPr>
-        <w:pStyle w:val="a5"/>
-      </w:pPr>
-      <w:r>
-        <w:t>Для разработки программной реализации был выбран стек технологий, ориентированный на обработку табличных данных, проведение экспериментов и визуальное представление результатов. Основной задачей программной части является не создание промышленной банковской информационной системы, а реализация и проверка алгоритма ускоренного неточного поиска в кредитных данных. Поэтому при выборе инструментов учитывались простота реализации, наглядность, возможность обработки датасетов и удобство проведения сравнительного эксперимента [23; 24; 25].</w:t>
-      </w:r>
-    </w:p>
-    <w:p>
-      <w:pPr>
-        <w:pStyle w:val="a5"/>
-      </w:pPr>
-      <w:r>
-        <w:t xml:space="preserve">Программная реализация должна обеспечивать загрузку кредитных данных, выделение числовых признаков, формирование неточного запроса, выполнение базового и предложенного методов поиска, а также сравнение результатов по времени выполнения и количеству обработанных записей. </w:t>
-      </w:r>
-      <w:r>
-        <w:lastRenderedPageBreak/>
-        <w:t>Дополнительно требуется отображение результатов в виде таблиц и графиков, а также экспорт итоговой сравнительной таблицы в форматах CSV, JSON и XML.</w:t>
-      </w:r>
-    </w:p>
-    <w:p>
-      <w:pPr>
-        <w:pStyle w:val="a5"/>
-      </w:pPr>
-      <w:r>
-        <w:t>В рамках работы использование полноценной промышленной СУБД не является обязательным, поскольку основная цель состоит в исследовании алгоритма поиска, а не в построении клиент-серверной банковской системы. В качестве источников данных используются открытые кредитные датасеты, представленные в табличном формате. Роль экспериментальной базы данных выполняет табличное представление данных, загружаемое в структуру DataFrame.</w:t>
-      </w:r>
-    </w:p>
-    <w:p>
-      <w:pPr>
-        <w:pStyle w:val="a5"/>
-      </w:pPr>
-      <w:r>
-        <w:t>В качестве языка программирования выбран Python. Данный язык широко применяется в задачах анализа данных, статистической обработки, машинного обучения и построения исследовательских прототипов. Python имеет развитую экосистему библиотек, позволяет быстро реализовать алгоритм, провести эксперимент и представить результаты в удобной форме [23].</w:t>
-      </w:r>
-    </w:p>
-    <w:p>
-      <w:pPr>
-        <w:pStyle w:val="a5"/>
-      </w:pPr>
-      <w:r>
-        <w:t>Для работы с табличными данными используется библиотека pandas. Она обеспечивает загрузку данных из CSV, XLS и DATA-файлов, преобразование типов, фильтрацию строк, расчет статистических характеристик и формирование результирующих таблиц. Библиотека NumPy применяется как вспомогательный инструмент для числовых операций и обработки массивов [24].</w:t>
-      </w:r>
-    </w:p>
-    <w:p>
-      <w:pPr>
-        <w:pStyle w:val="a5"/>
-      </w:pPr>
-      <w:r>
-        <w:t>Для построения графиков используется matplotlib. С ее помощью в приложении отображаются распределения признаков, квартильные группы и результаты сравнения методов. Графический интерфейс реализован средствами tkinter, что позволяет создать настольное приложение без подключения веб-фреймворков и серверной части [23; 25].</w:t>
-      </w:r>
-    </w:p>
-    <w:p>
-      <w:pPr>
-        <w:pStyle w:val="a5"/>
-      </w:pPr>
-      <w:r>
-        <w:t>Средой разработки выбран PyCharm, поскольку она поддерживает работу с Python-проектами, виртуальными окружениями, запуском тестов и отладкой. Проект структурирован по модулям: загрузка датасетов, базовые алгоритмы анализа, графический интерфейс и тесты.</w:t>
+        <w:t>pandas используется для загрузки CSV, XLS и DATA-файлов, фильтрации строк, преобразования типов и формирования итоговых таблиц. NumPy применяется для числовых операций и расчета показателей [24].</w:t>
+      </w:r>
+    </w:p>
+    <w:p>
+      <w:pPr>
+        <w:pStyle w:val="a5"/>
+      </w:pPr>
+      <w:r>
+        <w:t>matplotlib отвечает за графики распределений, квартильных групп и результатов сравнения. tkinter выбран для простого настольного интерфейса, который можно запустить без веб-сервера [23; 25].</w:t>
+      </w:r>
+    </w:p>
+    <w:p>
+      <w:pPr>
+        <w:pStyle w:val="a5"/>
+      </w:pPr>
+      <w:r>
+        <w:t>PyCharm используется как среда разработки: в проекте удобно запускать приложение, тесты и отдельные модули загрузки датасетов.</w:t>
       </w:r>
     </w:p>
     <w:p>
@@ -17654,7 +14931,6 @@
         <w:ind w:firstLine="0"/>
       </w:pPr>
       <w:r>
-        <w:lastRenderedPageBreak/>
         <w:t>Таблица 3.1 - Используемый стек технологий</w:t>
       </w:r>
     </w:p>
@@ -18078,14 +15354,14 @@
         <w:pStyle w:val="a5"/>
       </w:pPr>
       <w:r>
-        <w:t>Выбранный стек технологий соответствует исследовательской направленности работы. Он позволяет реализовать алгоритм, провести измерения, визуализировать результаты и обеспечить удобную демонстрацию разработанного метода.</w:t>
+        <w:t>Выбранный стек соответствует исследовательскому прототипу: он не усложняет архитектуру и позволяет сосредоточиться на алгоритме, данных и интерпретации результатов.</w:t>
       </w:r>
     </w:p>
     <w:p>
       <w:pPr>
         <w:pStyle w:val="20"/>
       </w:pPr>
-      <w:bookmarkStart w:id="21" w:name="_Toc231917853"/>
+      <w:bookmarkStart w:id="21" w:name="_Toc232086156"/>
       <w:r>
         <w:t>Описание структуры базы данных</w:t>
       </w:r>
@@ -18104,27 +15380,24 @@
         <w:pStyle w:val="a5"/>
       </w:pPr>
       <w:r>
-        <w:t>В работе под базой данных понимается набор взаимосвязанных табличных структур, которые используются для загрузки кредитных записей, подготовки числовых признаков, квантования, фильтрации кандидатов и хранения результатов эксперимента. В промышленной системе такие структуры могли бы быть реализованы средствами СУБД, однако в исследовательском прототипе они представлены объектами DataFrame библиотеки pandas.</w:t>
-      </w:r>
-    </w:p>
-    <w:p>
-      <w:pPr>
-        <w:pStyle w:val="a5"/>
-      </w:pPr>
-      <w:r>
-        <w:t xml:space="preserve">Логическая структура базы данных построена вокруг записи заемщика или кредитной заявки. Каждая запись имеет внутренний идентификатор record_id, </w:t>
-      </w:r>
-      <w:r>
         <w:lastRenderedPageBreak/>
-        <w:t>соответствующий индексу строки в рабочей выборке. Этот идентификатор используется для сопоставления исходных данных, квантованных групп и результатов поиска.</w:t>
-      </w:r>
-    </w:p>
-    <w:p>
-      <w:pPr>
-        <w:pStyle w:val="a5"/>
-      </w:pPr>
-      <w:r>
-        <w:t>Для реализации алгоритма используются не одна, а несколько логических таблиц. Такое разделение необходимо, потому что разные этапы обработки решают разные задачи: исходные данные хранят полный набор признаков, рабочая выборка содержит только числовые признаки, квантованная таблица хранит номера квартильных групп, а результирующие таблицы фиксируют найденные записи и экспериментальные метрики.</w:t>
+        <w:t>В рамках прототипа база данных представлена набором логических таблиц в памяти приложения. Они отражают этапы обработки: исходные данные, числовая выборка, квартильные границы, группы, запрос и результаты поиска.</w:t>
+      </w:r>
+    </w:p>
+    <w:p>
+      <w:pPr>
+        <w:pStyle w:val="a5"/>
+      </w:pPr>
+      <w:r>
+        <w:t>Основной идентификатор записи - record_id. Он формируется из индекса строки и используется для связи исходной записи с результатами фильтрации и ранжирования.</w:t>
+      </w:r>
+    </w:p>
+    <w:p>
+      <w:pPr>
+        <w:pStyle w:val="a5"/>
+      </w:pPr>
+      <w:r>
+        <w:t>Разделение на несколько таблиц нужно для прозрачности эксперимента. Пользователь может увидеть не только итоговый top-k, но и промежуточные данные, на основании которых он был получен.</w:t>
       </w:r>
     </w:p>
     <w:p>
@@ -18530,7 +15803,14 @@
               <w:rPr>
                 <w:noProof/>
               </w:rPr>
-              <w:t>Описание сформированного неточного запроса и допустимых квартильных групп.</w:t>
+              <w:t xml:space="preserve">Описание сформированного неточного запроса и </w:t>
+            </w:r>
+            <w:r>
+              <w:rPr>
+                <w:noProof/>
+              </w:rPr>
+              <w:lastRenderedPageBreak/>
+              <w:t>допустимых квартильных групп.</w:t>
             </w:r>
           </w:p>
         </w:tc>
@@ -18550,6 +15830,7 @@
                 <w:noProof/>
                 <w:lang w:val="en-US"/>
               </w:rPr>
+              <w:lastRenderedPageBreak/>
               <w:t>feature, query_value, query_group, allowed_groups</w:t>
             </w:r>
           </w:p>
@@ -18570,7 +15851,6 @@
               <w:rPr>
                 <w:noProof/>
               </w:rPr>
-              <w:lastRenderedPageBreak/>
               <w:t>filter_steps</w:t>
             </w:r>
           </w:p>
@@ -18795,15 +16075,15 @@
         <w:pStyle w:val="a5"/>
       </w:pPr>
       <w:r>
-        <w:t>Исходная таблица raw_dataset не изменяется в процессе поиска и используется как источник данных. После загрузки из нее выделяется numeric_sample - таблица, с которой непосредственно работают алгоритмы. Это позволяет отделить полный набор признаков от признаков, участвующих в вычислении близости.</w:t>
-      </w:r>
-    </w:p>
-    <w:p>
-      <w:pPr>
-        <w:pStyle w:val="a5"/>
-      </w:pPr>
-      <w:r>
-        <w:t>Таблица quantile_bounds строится один раз для каждого датасета на основе рабочей числовой выборки. Она хранит минимальное значение, первый квартиль, медиану, третий квартиль и максимум. На основе этих границ формируется quantized_sample, где каждое числовое значение заменяется номером группы от 0 до 3.</w:t>
+        <w:t>raw_dataset хранит исходную таблицу без изменения. numeric_sample содержит только признаки, которые участвуют в расчете близости, поэтому алгоритм не смешивает числовые и категориальные поля.</w:t>
+      </w:r>
+    </w:p>
+    <w:p>
+      <w:pPr>
+        <w:pStyle w:val="a5"/>
+      </w:pPr>
+      <w:r>
+        <w:t>quantile_bounds хранит границы разбиения по каждому признаку, а quantized_sample - номера квартильных групп для каждой записи. Эти таблицы используются на этапе предварительного отбора.</w:t>
       </w:r>
     </w:p>
     <w:p>
@@ -18997,7 +16277,6 @@
               <w:rPr>
                 <w:noProof/>
               </w:rPr>
-              <w:lastRenderedPageBreak/>
               <w:t>raw_dataset</w:t>
             </w:r>
           </w:p>
@@ -19052,7 +16331,14 @@
               <w:rPr>
                 <w:noProof/>
               </w:rPr>
-              <w:t>Целевой признак датасета: риск, дефолт или решение по заявке.</w:t>
+              <w:t xml:space="preserve">Целевой признак датасета: риск, </w:t>
+            </w:r>
+            <w:r>
+              <w:rPr>
+                <w:noProof/>
+              </w:rPr>
+              <w:lastRenderedPageBreak/>
+              <w:t>дефолт или решение по заявке.</w:t>
             </w:r>
           </w:p>
         </w:tc>
@@ -19072,6 +16358,7 @@
               <w:rPr>
                 <w:noProof/>
               </w:rPr>
+              <w:lastRenderedPageBreak/>
               <w:t>numeric_sample</w:t>
             </w:r>
           </w:p>
@@ -19718,14 +17005,7 @@
               <w:rPr>
                 <w:noProof/>
               </w:rPr>
-              <w:t xml:space="preserve">Номер квартильной </w:t>
-            </w:r>
-            <w:r>
-              <w:rPr>
-                <w:noProof/>
-              </w:rPr>
-              <w:lastRenderedPageBreak/>
-              <w:t>группы: 0, 1, 2 или 3.</w:t>
+              <w:t>Номер квартильной группы: 0, 1, 2 или 3.</w:t>
             </w:r>
           </w:p>
         </w:tc>
@@ -20334,7 +17614,8 @@
         <w:pStyle w:val="a5"/>
       </w:pPr>
       <w:r>
-        <w:t>Ключевым полем для связи таблиц является record_id. В исходных датасетах такого поля может не быть, поэтому в приложении оно формируется программно на основе индекса строки. Благодаря этому результаты поиска можно сопоставить с исходной записью, а также сравнить пересечение top-k между базовым и предложенным методами.</w:t>
+        <w:lastRenderedPageBreak/>
+        <w:t>record_id позволяет сопоставить результаты базового и предложенного поиска. По нему вычисляется пересечение top-k и проверяется, какие записи были найдены обоими методами.</w:t>
       </w:r>
     </w:p>
     <w:p>
@@ -20880,89 +18161,32 @@
         <w:pStyle w:val="a5"/>
       </w:pPr>
       <w:r>
-        <w:t>Первичным</w:t>
-      </w:r>
-      <w:r>
-        <w:rPr>
-          <w:lang w:val="en-US"/>
-        </w:rPr>
-        <w:t xml:space="preserve"> </w:t>
-      </w:r>
-      <w:r>
-        <w:t>ключом</w:t>
-      </w:r>
-      <w:r>
-        <w:rPr>
-          <w:lang w:val="en-US"/>
-        </w:rPr>
-        <w:t xml:space="preserve"> </w:t>
-      </w:r>
-      <w:r>
-        <w:t>в</w:t>
-      </w:r>
-      <w:r>
-        <w:rPr>
-          <w:lang w:val="en-US"/>
-        </w:rPr>
-        <w:t xml:space="preserve"> </w:t>
-      </w:r>
-      <w:r>
-        <w:t>таблицах</w:t>
-      </w:r>
-      <w:r>
-        <w:rPr>
-          <w:lang w:val="en-US"/>
-        </w:rPr>
-        <w:t xml:space="preserve"> raw_dataset, numeric_sample, normalized_sample </w:t>
-      </w:r>
-      <w:r>
-        <w:t>и</w:t>
-      </w:r>
-      <w:r>
-        <w:rPr>
-          <w:lang w:val="en-US"/>
-        </w:rPr>
-        <w:t xml:space="preserve"> quantized_sample </w:t>
-      </w:r>
-      <w:r>
-        <w:t>выступает</w:t>
-      </w:r>
-      <w:r>
-        <w:rPr>
-          <w:lang w:val="en-US"/>
-        </w:rPr>
-        <w:t xml:space="preserve"> record_id. </w:t>
-      </w:r>
-      <w:r>
-        <w:t xml:space="preserve">Для таблицы quantile_bounds ключом является имя признака feature, поскольку для каждого </w:t>
-      </w:r>
+        <w:t>В прототипе нет физических первичных и внешних ключей СУБД, но логика связей сохранена: каждая таблица либо описывает запись, либо признак, либо результат конкретного этапа анализа.</w:t>
+      </w:r>
+    </w:p>
+    <w:p>
+      <w:pPr>
+        <w:pStyle w:val="a5"/>
+      </w:pPr>
+      <w:r>
+        <w:t>Роль поискового индекса выполняет quantized_sample. Эта таблица позволяет быстро отсеять записи, чьи квартильные группы не входят в допустимый набор для текущего запроса.</w:t>
+      </w:r>
+    </w:p>
+    <w:p>
+      <w:pPr>
+        <w:pStyle w:val="a5"/>
+      </w:pPr>
       <w:r>
         <w:lastRenderedPageBreak/>
-        <w:t>признака хранится один набор квартильных границ. Для таблиц time_comparison и experiment_summary ключевыми полями являются method и metric соответственно.</w:t>
-      </w:r>
-    </w:p>
-    <w:p>
-      <w:pPr>
-        <w:pStyle w:val="a5"/>
-      </w:pPr>
-      <w:r>
-        <w:t>Вторичные ключи и индексы в классическом понимании СУБД в прототипе не создаются, так как данные находятся в памяти приложения. Однако роль поискового индекса выполняет таблица quantized_sample. Она позволяет быстро исключить записи, квартильные группы которых не попадают в допустимый диапазон для текущего запроса.</w:t>
-      </w:r>
-    </w:p>
-    <w:p>
-      <w:pPr>
-        <w:pStyle w:val="a5"/>
-      </w:pPr>
-      <w:r>
-        <w:t>Связь структуры базы данных с алгоритмом проявляется в последовательном переходе от исходных данных к результатам поиска. Сначала raw_dataset преобразуется в numeric_sample. Затем по numeric_sample строятся quantile_bounds и quantized_sample. После формирования query_summary алгоритм проходит по filter_steps, получает множество кандидатов, формирует search_results и на их основе рассчитывает time_comparison и experiment_summary.</w:t>
-      </w:r>
-    </w:p>
-    <w:p>
-      <w:pPr>
-        <w:pStyle w:val="a5"/>
-      </w:pPr>
-      <w:r>
-        <w:t>Такая структура делает программную реализацию прозрачной: каждый этап алгоритма представлен отдельной логической таблицей, а результаты фильтрации можно проверить как вручную, так и через графический интерфейс приложения. Это особенно важно для выпускной квалификационной работы, поскольку позволяет не только получить итоговое ускорение, но и показать, за счет каких промежуточных операций оно достигается.</w:t>
+        <w:t>Обработка идет последовательно: raw_dataset преобразуется в numeric_sample, затем строятся quantile_bounds и quantized_sample, после чего формируется query_summary и таблицы результатов.</w:t>
+      </w:r>
+    </w:p>
+    <w:p>
+      <w:pPr>
+        <w:pStyle w:val="a5"/>
+      </w:pPr>
+      <w:r>
+        <w:t>Такая структура удобна для проверки метода: любой этап можно открыть в интерфейсе и сравнить с графиками распределений или итоговыми метриками.</w:t>
       </w:r>
     </w:p>
     <w:p>
@@ -20977,7 +18201,7 @@
       <w:pPr>
         <w:pStyle w:val="20"/>
       </w:pPr>
-      <w:bookmarkStart w:id="22" w:name="_Toc231917854"/>
+      <w:bookmarkStart w:id="22" w:name="_Toc232086157"/>
       <w:r>
         <w:t>Описание используемых датасетов</w:t>
       </w:r>
@@ -20988,92 +18212,31 @@
         <w:pStyle w:val="a5"/>
       </w:pPr>
       <w:r>
-        <w:t>Для проверки предложенного метода используются три открытых кредитных датасета. Их применение позволяет оценить работу алгоритма на данных разного объема и структуры. Все датасеты содержат числовые признаки, связанные с кредитной заявкой, заемщиком или платежным поведением [20; 21; 22].</w:t>
-      </w:r>
-    </w:p>
-    <w:p>
-      <w:pPr>
-        <w:pStyle w:val="a5"/>
-      </w:pPr>
-      <w:r>
-        <w:lastRenderedPageBreak/>
-        <w:t>Первый</w:t>
-      </w:r>
-      <w:r>
-        <w:rPr>
-          <w:lang w:val="en-US"/>
-        </w:rPr>
-        <w:t xml:space="preserve"> </w:t>
-      </w:r>
-      <w:r>
-        <w:t>датасет</w:t>
-      </w:r>
-      <w:r>
-        <w:rPr>
-          <w:lang w:val="en-US"/>
-        </w:rPr>
-        <w:t xml:space="preserve"> - </w:t>
-      </w:r>
-      <w:r>
-        <w:rPr>
-          <w:b/>
-          <w:bCs/>
-          <w:lang w:val="en-US"/>
-        </w:rPr>
-        <w:t>German Credit Dataset</w:t>
-      </w:r>
-      <w:r>
-        <w:rPr>
-          <w:lang w:val="en-US"/>
-        </w:rPr>
-        <w:t xml:space="preserve">. </w:t>
-      </w:r>
-      <w:r>
-        <w:t>Он содержит 1000 записей и 21 признак. Для эксперимента используются признаки age, credit_amount и duration_months. Целевой признак target отражает класс кредитного риска. Данный набор удобен для демонстрации работы метода на небольшой выборке [20].</w:t>
-      </w:r>
-    </w:p>
-    <w:p>
-      <w:pPr>
-        <w:pStyle w:val="a5"/>
-      </w:pPr>
-      <w:r>
-        <w:t>Второй</w:t>
-      </w:r>
-      <w:r>
-        <w:rPr>
-          <w:lang w:val="en-US"/>
-        </w:rPr>
-        <w:t xml:space="preserve"> </w:t>
-      </w:r>
-      <w:r>
-        <w:t>датасет</w:t>
-      </w:r>
-      <w:r>
-        <w:rPr>
-          <w:lang w:val="en-US"/>
-        </w:rPr>
-        <w:t xml:space="preserve"> - Credit Card Default Dataset. </w:t>
-      </w:r>
-      <w:r>
-        <w:t>Он содержит 30000 записей и 25 признаков. В эксперименте используются признаки limit_bal, age и pay_amt1. Целевой признак default_next_month отражает факт дефолта по платежу в следующем месяце. Этот датасет позволяет оценить ускорение на более крупной выборке [19; 21].</w:t>
-      </w:r>
-    </w:p>
-    <w:p>
-      <w:pPr>
-        <w:pStyle w:val="a5"/>
-      </w:pPr>
-      <w:r>
-        <w:t xml:space="preserve">Третий датасет - </w:t>
-      </w:r>
-      <w:r>
-        <w:rPr>
-          <w:b/>
-          <w:bCs/>
-        </w:rPr>
-        <w:t>Credit Approval Dataset</w:t>
-      </w:r>
-      <w:r>
-        <w:t>. Он содержит 690 исходных записей и 16 признаков. После удаления строк с некорректными числовыми значениями рабочая выборка составляет 678 записей. В эксперименте используются признаки A2, A3 и A8, а целевой признак A16 отражает решение по заявке [22].</w:t>
+        <w:t>Для проверки используются три открытых кредитных набора данных. Они различаются размером и набором признаков, поэтому позволяют оценить метод не на одном частном примере, а на нескольких сценариях [20; 21; 22].</w:t>
+      </w:r>
+    </w:p>
+    <w:p>
+      <w:pPr>
+        <w:pStyle w:val="a5"/>
+      </w:pPr>
+      <w:r>
+        <w:t>German Credit Dataset содержит 1000 записей. В эксперименте используются age, credit_amount и duration_months; целевой столбец показывает класс кредитного риска [20].</w:t>
+      </w:r>
+    </w:p>
+    <w:p>
+      <w:pPr>
+        <w:pStyle w:val="a5"/>
+      </w:pPr>
+      <w:r>
+        <w:t>Default of Credit Card Clients содержит 30000 записей. Для поиска выбраны limit_bal, age и pay_amt1, а целевой признак default_next_month связан с фактом дефолта в следующем месяце [19; 21].</w:t>
+      </w:r>
+    </w:p>
+    <w:p>
+      <w:pPr>
+        <w:pStyle w:val="a5"/>
+      </w:pPr>
+      <w:r>
+        <w:t>Credit Approval Dataset меньше по объему, но содержит смешанные признаки и пропуски. После очистки рабочая числовая выборка включает 678 записей, а для поиска используются A2, A3 и A8 [22].</w:t>
       </w:r>
     </w:p>
     <w:p>
@@ -21415,41 +18578,31 @@
         <w:pStyle w:val="a5"/>
       </w:pPr>
       <w:r>
-        <w:t xml:space="preserve">Предобработка данных включает выбор числовых признаков, приведение их к числовому типу и удаление строк, в которых после преобразования отсутствуют необходимые значения. Для </w:t>
-      </w:r>
-      <w:r>
-        <w:rPr>
-          <w:b/>
-          <w:bCs/>
-        </w:rPr>
-        <w:t>Credit Approval Dataset</w:t>
-      </w:r>
-      <w:r>
-        <w:t xml:space="preserve"> символ ? заменяется на пропущенное значение, после чего строки с некорректными числовыми признаками исключаются из рабочей выборки.</w:t>
-      </w:r>
-    </w:p>
-    <w:p>
-      <w:pPr>
-        <w:pStyle w:val="a5"/>
-      </w:pPr>
-      <w:r>
         <w:lastRenderedPageBreak/>
-        <w:t>Формирование неточного запроса выполняется на основе одной из строк рабочей выборки. Для выбранной записи значения признаков немного изменяются с помощью коэффициентов perturbation. Такой подход имитирует ситуацию, когда пользователь ищет не точное совпадение, а близкую по параметрам кредитную запись.</w:t>
-      </w:r>
-    </w:p>
-    <w:p>
-      <w:pPr>
-        <w:pStyle w:val="a5"/>
-      </w:pPr>
-      <w:r>
-        <w:t>Ограничение данных связано с тем, что исследование ориентировано на числовой поиск. Категориальные признаки датасетов не участвуют в расчете близости. Это ограничение принято осознанно, так как основной задачей является проверка метода квартильной фильтрации и вероятностного ранжирования числовых признаков.</w:t>
+        <w:t>Предобработка включает замену специальных обозначений пропусков, преобразование выбранных столбцов к числовому типу и удаление строк, где нужные признаки отсутствуют.</w:t>
+      </w:r>
+    </w:p>
+    <w:p>
+      <w:pPr>
+        <w:pStyle w:val="a5"/>
+      </w:pPr>
+      <w:r>
+        <w:t>Неточный запрос строится из существующей строки с небольшим изменением значений. Это дает контролируемый сценарий: известно, от какой записи отталкивается запрос, и можно сравнить результаты двух методов.</w:t>
+      </w:r>
+    </w:p>
+    <w:p>
+      <w:pPr>
+        <w:pStyle w:val="a5"/>
+      </w:pPr>
+      <w:r>
+        <w:t>Категориальные признаки в текущей версии не участвуют в расчете. Такое ограничение принято, чтобы отдельно проверить работу квартильной фильтрации и вероятностного ранжирования числовых данных.</w:t>
       </w:r>
     </w:p>
     <w:p>
       <w:pPr>
         <w:pStyle w:val="20"/>
       </w:pPr>
-      <w:bookmarkStart w:id="23" w:name="_Toc231917855"/>
+      <w:bookmarkStart w:id="23" w:name="_Toc232086158"/>
       <w:r>
         <w:t>Реализация алгоритма</w:t>
       </w:r>
@@ -21460,84 +18613,80 @@
         <w:pStyle w:val="a5"/>
       </w:pPr>
       <w:r>
-        <w:t>Программная реализация алгоритма разделена на несколько этапов: загрузка данных, подготовка рабочей выборки, построение квартильных границ, формирование неточного запроса, выполнение базового поиска, выполнение предложенного поиска и расчет экспериментальных показателей.</w:t>
-      </w:r>
-    </w:p>
-    <w:p>
-      <w:pPr>
-        <w:pStyle w:val="a5"/>
-      </w:pPr>
-      <w:r>
-        <w:t>Общая структура реализации включает модуль datasets/base.py, в котором размещены основные функции анализа, и отдельные модули для конкретных датасетов. Графический интерфейс расположен в пакете gui и отвечает за отображение таблиц, графиков, метрик и экспорт результатов.</w:t>
-      </w:r>
-    </w:p>
-    <w:p>
-      <w:pPr>
-        <w:pStyle w:val="a5"/>
-      </w:pPr>
-      <w:r>
-        <w:t>Этап фильтрации начинается с расчета квартильных границ по каждому выбранному признаку. Значения признака делятся на четыре группы: 0 - значения до Q1, 1 - значения от Q1 до медианы, 2 - значения от медианы до Q3, 3 - значения выше Q3. После этого для запроса определяется соответствующая квартильная группа по каждому признаку.</w:t>
-      </w:r>
-    </w:p>
-    <w:p>
-      <w:pPr>
-        <w:pStyle w:val="a5"/>
-      </w:pPr>
-      <w:r>
-        <w:t xml:space="preserve">Для каждого признака выбираются допустимые группы: группа запроса и соседние группы в пределах заданного радиуса. В реализации используется параметр neighbor_radius, равный 1. Это означает, что при запросе из группы 2 </w:t>
-      </w:r>
+        <w:t>Алгоритм реализован как последовательность этапов: загрузка данных, подготовка числовой выборки, расчет квартилей, формирование запроса, базовый поиск, предложенный поиск и расчет метрик.</w:t>
+      </w:r>
+    </w:p>
+    <w:p>
+      <w:pPr>
+        <w:pStyle w:val="a5"/>
+      </w:pPr>
+      <w:r>
+        <w:t>Основная вычислительная логика находится в модуле datasets/base.py. Отдельные модули датасетов отвечают за загрузку и выбор признаков, а пакет gui - за отображение таблиц, графиков и экспорт результатов.</w:t>
+      </w:r>
+    </w:p>
+    <w:p>
+      <w:pPr>
+        <w:pStyle w:val="a5"/>
+      </w:pPr>
+      <w:r>
+        <w:t>Фильтрация начинается с расчета Q1, медианы и Q3 по каждому признаку. Эти значения задают четыре группы, в которые затем попадают записи рабочей выборки.</w:t>
+      </w:r>
+    </w:p>
+    <w:p>
+      <w:pPr>
+        <w:pStyle w:val="a5"/>
+      </w:pPr>
+      <w:r>
+        <w:t>Для запроса определяется группа по каждому признаку. Допустимыми считаются эта группа и соседние группы в пределах neighbor_radius. В эксперименте используется радиус 1.</w:t>
+      </w:r>
+    </w:p>
+    <w:p>
+      <w:pPr>
+        <w:pStyle w:val="a5"/>
+      </w:pPr>
+      <w:r>
+        <w:t>После групповой фильтрации применяется числовое окно. Оно задается относительно значения запроса и не позволяет оставить кандидата только из-за совпадения квартиля при слишком большом числовом отклонении.</w:t>
+      </w:r>
+    </w:p>
+    <w:p>
+      <w:pPr>
+        <w:pStyle w:val="a5"/>
+      </w:pPr>
       <w:r>
         <w:lastRenderedPageBreak/>
-        <w:t>допустимыми будут группы 1, 2 и 3. Наиболее удаленные группы исключаются как заведомо менее подходящие кандидаты.</w:t>
-      </w:r>
-    </w:p>
-    <w:p>
-      <w:pPr>
-        <w:pStyle w:val="a5"/>
-      </w:pPr>
-      <w:r>
-        <w:t>После квартильной фильтрации применяется числовое окно допустимого отклонения. Для каждого признака рассчитывается интервал вокруг значения запроса. В реализации используется относительное окно, равное 20 процентам от значения запроса, а также минимальный размер окна для признаков с небольшими или нулевыми значениями. Такой этап дополнительно сокращает множество кандидатов.</w:t>
-      </w:r>
-    </w:p>
-    <w:p>
-      <w:pPr>
-        <w:pStyle w:val="a5"/>
-      </w:pPr>
-      <w:r>
-        <w:t>Базовый метод реализован как полный перебор всех записей рабочей выборки. Для каждой строки вычисляется мера близости к запросу, после чего результаты сортируются по убыванию оценки. Такой метод прост и позволяет получить контрольный результат, однако его вычислительная сложность линейно зависит от числа записей.</w:t>
-      </w:r>
-    </w:p>
-    <w:p>
-      <w:pPr>
-        <w:pStyle w:val="a5"/>
-      </w:pPr>
-      <w:r>
-        <w:t>Предложенный метод сначала применяет квартильную и числовую фильтрацию, а затем выполняет ранжирование только среди оставшихся кандидатов. Оценка близости рассчитывается как сумма взвешенных вероятностных вкладов по признакам. Для каждого признака вычисляется относительное отклонение, после чего применяется экспоненциальная функция, уменьшающая вклад при росте расстояния.</w:t>
-      </w:r>
-    </w:p>
-    <w:p>
-      <w:pPr>
-        <w:pStyle w:val="a5"/>
-      </w:pPr>
-      <w:r>
-        <w:t>Агрегация по признакам выполняется с учетом весов. Например, для German Credit Dataset признак credit_amount имеет повышенный вес, так как сумма кредита является важной характеристикой кредитной заявки. После расчета итоговой оценки кандидаты сортируются, и пользователю возвращается top-k наиболее близких записей.</w:t>
-      </w:r>
-    </w:p>
-    <w:p>
-      <w:pPr>
-        <w:pStyle w:val="a5"/>
-      </w:pPr>
-      <w:r>
-        <w:t>Интеграция этапов алгоритма выполнена в функции run_analysis. Она формирует полный объект анализа, содержащий исходные размеры данных, запрос, квартильные группы, таблицы фильтрации, результаты поиска, графики и экспериментальные показатели. Это позволяет использовать один и тот же вычислительный модуль для всех вкладок интерфейса.</w:t>
+        <w:t>Базовый метод выполняет полный перебор и сортирует все записи по оценке близости. Он используется как контрольный вариант, с которым сравнивается ускоренный поиск.</w:t>
+      </w:r>
+    </w:p>
+    <w:p>
+      <w:pPr>
+        <w:pStyle w:val="a5"/>
+      </w:pPr>
+      <w:r>
+        <w:t>Предложенный метод сначала уменьшает набор строк, а затем рассчитывает оценку только для кандидатов. Поэтому выигрыш зависит от того, насколько сильно фильтр сокращает выборку.</w:t>
+      </w:r>
+    </w:p>
+    <w:p>
+      <w:pPr>
+        <w:pStyle w:val="a5"/>
+      </w:pPr>
+      <w:r>
+        <w:t>Веса признаков задаются отдельно для каждого датасета. Это позволяет отразить предметную значимость показателей, например усилить вклад суммы кредита.</w:t>
+      </w:r>
+    </w:p>
+    <w:p>
+      <w:pPr>
+        <w:pStyle w:val="a5"/>
+      </w:pPr>
+      <w:r>
+        <w:t>Функция run_analysis собирает полный результат анализа: размеры данных, запрос, группы, шаги фильтрации, top-k выдачу, таблицы времени и итоговые метрики.</w:t>
       </w:r>
     </w:p>
     <w:p>
       <w:pPr>
         <w:pStyle w:val="20"/>
       </w:pPr>
-      <w:bookmarkStart w:id="24" w:name="_Toc231917856"/>
-      <w:r>
-        <w:lastRenderedPageBreak/>
+      <w:bookmarkStart w:id="24" w:name="_Toc232086159"/>
+      <w:r>
         <w:t>Проведение экспериментов</w:t>
       </w:r>
       <w:bookmarkEnd w:id="24"/>
@@ -21547,31 +18696,31 @@
         <w:pStyle w:val="a5"/>
       </w:pPr>
       <w:r>
-        <w:t>Цель эксперимента состоит в сравнении базового полного перебора и предложенного метода с предварительной фильтрацией кандидатов. Сравнение проводится по трем основным направлениям: количество обработанных записей, время выполнения и совпадение результатов top-k [6; 8].</w:t>
-      </w:r>
-    </w:p>
-    <w:p>
-      <w:pPr>
-        <w:pStyle w:val="a5"/>
-      </w:pPr>
-      <w:r>
-        <w:t>Экспериментальная среда представляет собой Python-приложение, запущенное на персональном компьютере. Для обработки данных используются pandas и NumPy, для визуализации - matplotlib, для интерфейса - tkinter. Все вычисления выполняются локально, без обращения к удаленной СУБД во время поиска [23; 24; 25].</w:t>
-      </w:r>
-    </w:p>
-    <w:p>
-      <w:pPr>
-        <w:pStyle w:val="a5"/>
-      </w:pPr>
-      <w:r>
-        <w:t>Для каждого датасета формируется тестовый сценарий. Из рабочей числовой выборки выбирается строка, на основе которой создается неточный запрос. Значения признаков запроса изменяются с помощью заранее заданных коэффициентов. Далее этот запрос передается базовому и предложенному методам.</w:t>
-      </w:r>
-    </w:p>
-    <w:p>
-      <w:pPr>
-        <w:pStyle w:val="a5"/>
-      </w:pPr>
-      <w:r>
-        <w:t>Базовый метод обрабатывает всю рабочую выборку. Предложенный метод сначала выполняет фильтрацию по квартильным группам, затем по числовому окну, после чего ранжирует оставшиеся записи. Метрики собираются автоматически и отображаются в интерфейсе приложения.</w:t>
+        <w:t>Эксперимент сравнивает полный перебор и предложенный метод по трем показателям: времени выполнения, числу обработанных строк и совпадению top-k результатов [6; 8].</w:t>
+      </w:r>
+    </w:p>
+    <w:p>
+      <w:pPr>
+        <w:pStyle w:val="a5"/>
+      </w:pPr>
+      <w:r>
+        <w:t>Все вычисления выполняются локально в Python-приложении. Для таблиц используются pandas и NumPy, для визуализации - matplotlib, для интерфейса - tkinter [23; 24; 25].</w:t>
+      </w:r>
+    </w:p>
+    <w:p>
+      <w:pPr>
+        <w:pStyle w:val="a5"/>
+      </w:pPr>
+      <w:r>
+        <w:t>Для каждого датасета формируется один сценарий запроса. Значения выбранной строки изменяются заранее заданными коэффициентами, чтобы получить близкий, но не идентичный запрос.</w:t>
+      </w:r>
+    </w:p>
+    <w:p>
+      <w:pPr>
+        <w:pStyle w:val="a5"/>
+      </w:pPr>
+      <w:r>
+        <w:t>Базовый метод ранжирует всю рабочую выборку. Предложенный метод сначала применяет квартильную и числовую фильтрацию, а затем ранжирует только оставшихся кандидатов.</w:t>
       </w:r>
     </w:p>
     <w:p>
@@ -21618,6 +18767,7 @@
                 <w:b/>
                 <w:noProof/>
               </w:rPr>
+              <w:lastRenderedPageBreak/>
               <w:t>Датасет</w:t>
             </w:r>
           </w:p>
@@ -21917,14 +19067,7 @@
               <w:rPr>
                 <w:noProof/>
               </w:rPr>
-              <w:t xml:space="preserve">Credit Card </w:t>
-            </w:r>
-            <w:r>
-              <w:rPr>
-                <w:noProof/>
-              </w:rPr>
-              <w:lastRenderedPageBreak/>
-              <w:t>Default Dataset</w:t>
+              <w:t>Credit Card Default Dataset</w:t>
             </w:r>
           </w:p>
         </w:tc>
@@ -21942,7 +19085,6 @@
               <w:rPr>
                 <w:noProof/>
               </w:rPr>
-              <w:lastRenderedPageBreak/>
               <w:t>30000</w:t>
             </w:r>
           </w:p>
@@ -22213,22 +19355,22 @@
         <w:pStyle w:val="a5"/>
       </w:pPr>
       <w:r>
-        <w:t>Сбор результатов выполняется в виде таблиц time_comparison и experiment_summary. Первая таблица содержит среднее время выполнения, стандартное отклонение и количество обработанных строк для каждого метода. Вторая таблица содержит итоговые показатели: сокращение кандидатов, экономию времени, ускорение и пересечение top-k.</w:t>
-      </w:r>
-    </w:p>
-    <w:p>
-      <w:pPr>
-        <w:pStyle w:val="a5"/>
-      </w:pPr>
-      <w:r>
-        <w:t>Предварительный анализ результатов показывает, что основное ускорение достигается за счет сокращения множества кандидатов. Особенно заметный эффект наблюдается на Credit Card Default Dataset, где из 30000 записей после фильтра остается 98 кандидатов. Это подтверждает целесообразность предварительной фильтрации при росте объема данных.</w:t>
+        <w:t>Результаты сохраняются в таблицах time_comparison и experiment_summary. В них фиксируются среднее время, стандартное отклонение, число обработанных строк, сокращение кандидатов, экономия времени и совпадение top-k.</w:t>
+      </w:r>
+    </w:p>
+    <w:p>
+      <w:pPr>
+        <w:pStyle w:val="a5"/>
+      </w:pPr>
+      <w:r>
+        <w:t>Первые результаты показывают, что основной вклад дает именно сокращение числа кандидатов. На Credit Card Default Dataset после фильтрации остается 98 записей из 30000.</w:t>
       </w:r>
     </w:p>
     <w:p>
       <w:pPr>
         <w:pStyle w:val="20"/>
       </w:pPr>
-      <w:bookmarkStart w:id="25" w:name="_Toc231917857"/>
+      <w:bookmarkStart w:id="25" w:name="_Toc232086160"/>
       <w:r>
         <w:t>Анализ результат</w:t>
       </w:r>
@@ -22242,134 +19384,85 @@
         <w:pStyle w:val="a5"/>
       </w:pPr>
       <w:r>
-        <w:t>Обобщение результатов экспериментов показывает, что предложенный метод во всех трех случаях сокращает количество записей, поступающих на этап ранжирования. На German Credit Dataset количество кандидатов уменьшается с 1000 до 27, на Credit Card Default Dataset - с 30000 до 98, на Credit Approval Dataset - с 678 до 43 [20; 21; 22].</w:t>
-      </w:r>
-    </w:p>
-    <w:p>
-      <w:pPr>
-        <w:pStyle w:val="a5"/>
-      </w:pPr>
-      <w:r>
-        <w:t xml:space="preserve">Сравнение методов демонстрирует преимущество предложенного подхода по времени выполнения. Наиболее выраженный результат получен на датасете </w:t>
-      </w:r>
+        <w:t>Во всех трех датасетах предложенный метод уменьшает количество строк, поступающих на ранжирование. На German Credit остается 27 кандидатов из 1000, на Credit Card Default - 98 из 30000, на Credit Approval - 5 из 678 [20; 21; 22].</w:t>
+      </w:r>
+    </w:p>
+    <w:p>
+      <w:pPr>
+        <w:pStyle w:val="a5"/>
+      </w:pPr>
       <w:r>
         <w:lastRenderedPageBreak/>
-        <w:t>Credit Card Default Dataset: базовый поиск выполнялся в среднем за 0.60959 секунды, а предложенный - за 0.00860 секунды. Ускорение составило 98.59 процента.</w:t>
-      </w:r>
-    </w:p>
-    <w:p>
-      <w:pPr>
-        <w:pStyle w:val="a5"/>
-      </w:pPr>
-      <w:r>
-        <w:t>Анализ времени выполнения показывает, что выигрыш зависит от размера выборки и степени сокращения кандидатов. На небольших датасетах эффект менее выражен, но все равно сохраняется. На более крупной выборке преимущество становится значительным, так как базовый метод вынужден обрабатывать все записи, а предложенный метод работает только с малым подмножеством.</w:t>
-      </w:r>
-    </w:p>
-    <w:p>
-      <w:pPr>
-        <w:pStyle w:val="a5"/>
-      </w:pPr>
-      <w:r>
-        <w:t>Анализ точности и полноты выполняется через совпадение top-k результатов с базовым методом. Для Credit Card Default Dataset совпадение top-k составило 100 процентов. Для</w:t>
-      </w:r>
-      <w:r>
-        <w:rPr>
-          <w:lang w:val="en-US"/>
-        </w:rPr>
-        <w:t xml:space="preserve"> German Credit Dataset </w:t>
-      </w:r>
-      <w:r>
-        <w:t>и</w:t>
-      </w:r>
-      <w:r>
-        <w:rPr>
-          <w:lang w:val="en-US"/>
-        </w:rPr>
-        <w:t xml:space="preserve"> Credit Approval Dataset </w:t>
-      </w:r>
-      <w:r>
-        <w:t>совпадение</w:t>
-      </w:r>
-      <w:r>
-        <w:rPr>
-          <w:lang w:val="en-US"/>
-        </w:rPr>
+        <w:t>По времени лучший эффект получен на Credit Card Default Dataset: полный перебор занял в среднем 0.60959 секунды, а предложенный метод - 0.00860 секунды.</w:t>
+      </w:r>
+    </w:p>
+    <w:p>
+      <w:pPr>
+        <w:pStyle w:val="a5"/>
+      </w:pPr>
+      <w:r>
+        <w:t>Чем больше исходная выборка и чем сильнее фильтрация, тем заметнее преимущество предложенного подхода. На малых наборах данных абсолютная экономия меньше, но направление результата сохраняется.</w:t>
+      </w:r>
+    </w:p>
+    <w:p>
+      <w:pPr>
+        <w:pStyle w:val="a5"/>
+      </w:pPr>
+      <w:r>
+        <w:t>Совпадение top-k показывает, насколько ускоренный метод близок к полному перебору. На Credit Card Default оно составило 100 процентов, на German Credit и Credit Approval - 80 процентов [9; 18].</w:t>
+      </w:r>
+    </w:p>
+    <w:p>
+      <w:pPr>
+        <w:pStyle w:val="a5"/>
+      </w:pPr>
+      <w:r>
+        <w:t>На качество влияет настройка параметров: радиус соседних групп, размер числового окна, веса признаков и alpha. Более мягкие параметры увеличивают полноту, но оставляют больше кандидатов.</w:t>
+      </w:r>
+    </w:p>
+    <w:p>
+      <w:pPr>
+        <w:pStyle w:val="a5"/>
+      </w:pPr>
+      <w:r>
+        <w:t>Преимущество метода - объяснимость. В интерфейсе видно, какие группы допустимы, сколько строк остается после каждого шага и как меняется итоговая выдача.</w:t>
+      </w:r>
+    </w:p>
+    <w:p>
+      <w:pPr>
+        <w:pStyle w:val="a5"/>
+      </w:pPr>
+      <w:r>
+        <w:t>Главное ограничение текущей версии - работа только с числовыми признаками. Для промышленного применения потребуется добавить категориальные признаки и проверить устойчивость параметров на новых данных.</w:t>
+      </w:r>
+    </w:p>
+    <w:p>
+      <w:pPr>
+        <w:pStyle w:val="a5"/>
+      </w:pPr>
+      <w:r>
+        <w:t>Итог эксперимента: предварительная квартильная фильтрация уменьшает число сравнений и ускоряет поиск, а качество результата можно регулировать параметрами модели.</w:t>
+      </w:r>
+    </w:p>
+    <w:p>
+      <w:pPr>
+        <w:pStyle w:val="20"/>
+      </w:pPr>
+      <w:bookmarkStart w:id="26" w:name="_Toc232086161"/>
+      <w:r>
+        <w:t>Сравнение с классическими методами поиска</w:t>
+      </w:r>
+      <w:bookmarkEnd w:id="26"/>
+      <w:r>
         <w:t xml:space="preserve"> </w:t>
       </w:r>
-      <w:r>
-        <w:t>составило</w:t>
-      </w:r>
-      <w:r>
-        <w:rPr>
-          <w:lang w:val="en-US"/>
-        </w:rPr>
-        <w:t xml:space="preserve"> 80 </w:t>
-      </w:r>
-      <w:r>
-        <w:t>процентов</w:t>
-      </w:r>
-      <w:r>
-        <w:rPr>
-          <w:lang w:val="en-US"/>
-        </w:rPr>
-        <w:t xml:space="preserve">. </w:t>
-      </w:r>
-      <w:r>
-        <w:t>Это показывает, что метод может ускорять поиск при сохранении значительной части релевантных результатов [9; 18].</w:t>
-      </w:r>
-    </w:p>
-    <w:p>
-      <w:pPr>
-        <w:pStyle w:val="a5"/>
-      </w:pPr>
-      <w:r>
-        <w:t>На результаты влияют параметры модели: радиус соседних квартильных групп, размер числового окна, веса признаков и коэффициент alpha в функции вероятностной близости. Увеличение радиуса и окна повышает полноту, но увеличивает число кандидатов. Уменьшение этих параметров ускоряет поиск, но может снизить совпадение top-k.</w:t>
-      </w:r>
-    </w:p>
-    <w:p>
-      <w:pPr>
-        <w:pStyle w:val="a5"/>
-      </w:pPr>
-      <w:r>
-        <w:t>Преимущество предложенного метода заключается в простоте реализации и интерпретируемости. Квартильные группы легко объяснить, а шаги фильтрации можно отобразить в интерфейсе. Пользователь видит, как именно сокращается выборка, какие группы признаков считаются допустимыми и сколько записей остается после каждого этапа.</w:t>
-      </w:r>
-    </w:p>
-    <w:p>
-      <w:pPr>
-        <w:pStyle w:val="a5"/>
-      </w:pPr>
-      <w:r>
-        <w:t>Ограничение метода состоит в том, что он ориентирован преимущественно на числовые признаки. Категориальные признаки не учитываются в текущей версии алгоритма. Кроме того, при слишком узких фильтрах возможно исключение части релевантных записей. Поэтому параметры метода должны подбираться с учетом предметной области и требований к полноте поиска.</w:t>
-      </w:r>
-    </w:p>
-    <w:p>
-      <w:pPr>
-        <w:pStyle w:val="a5"/>
-      </w:pPr>
-      <w:r>
-        <w:lastRenderedPageBreak/>
-        <w:t>Вывод по результатам эксперимента состоит в том, что предложенный метод позволяет существенно уменьшить число сравнений и ускорить неточный поиск. При этом качество результатов остается приемлемым для исследовательского прототипа и может быть дополнительно улучшено настройкой параметров фильтрации и весов признаков.</w:t>
-      </w:r>
-    </w:p>
-    <w:p>
-      <w:pPr>
-        <w:pStyle w:val="20"/>
-      </w:pPr>
-      <w:bookmarkStart w:id="26" w:name="_Toc231917858"/>
-      <w:r>
-        <w:t>Сравнение с классическими методами поиска</w:t>
-      </w:r>
-      <w:bookmarkEnd w:id="26"/>
-      <w:r>
-        <w:t xml:space="preserve"> </w:t>
-      </w:r>
-    </w:p>
-    <w:p>
-      <w:pPr>
-        <w:pStyle w:val="a5"/>
-      </w:pPr>
-      <w:r>
-        <w:t>Цель проведенных исследований заключалась в проверке гипотезы о том, что предварительное квартильное разбиение признаков может сократить число кандидатов и тем самым ускорить неточный поиск в кредитных данных. В ходе работы был реализован программный прототип и проведены эксперименты на трех датасетах [18; 19].</w:t>
+    </w:p>
+    <w:p>
+      <w:pPr>
+        <w:pStyle w:val="a5"/>
+      </w:pPr>
+      <w:r>
+        <w:t>Цель эксперимента состояла в проверке гипотезы: если до ранжирования исключить явно удаленные квартильные группы, то неточный поиск можно ускорить без полного отказа от релевантных результатов [18; 19].</w:t>
       </w:r>
     </w:p>
     <w:p>
@@ -22383,6 +19476,7 @@
         <w:rPr>
           <w:noProof/>
         </w:rPr>
+        <w:lastRenderedPageBreak/>
         <w:drawing>
           <wp:inline distT="0" distB="0" distL="0" distR="0" wp14:anchorId="464C0FC0" wp14:editId="49273B94">
             <wp:extent cx="4876800" cy="4023163"/>
@@ -22445,43 +19539,40 @@
         <w:pStyle w:val="a5"/>
       </w:pPr>
       <w:r>
-        <w:t xml:space="preserve">Классический полный перебор обеспечивает простую и надежную схему поиска, однако требует сравнения запроса со всеми записями базы. При росте объема данных такой подход становится неэффективным. Предложенный метод </w:t>
-      </w:r>
+        <w:t>Полный перебор прост и надежен, но сравнивает запрос с каждой строкой. Предложенный метод отличается тем, что сначала отбирает кандидатов по статистическим группам и числовым окнам [1; 9; 11].</w:t>
+      </w:r>
+    </w:p>
+    <w:p>
+      <w:pPr>
+        <w:pStyle w:val="a5"/>
+      </w:pPr>
+      <w:r>
+        <w:t>По сравнению с точным поиском предложенный подход допускает отклонения признаков. По сравнению с полным неточным поиском он не рассчитывает близость для всей базы.</w:t>
+      </w:r>
+    </w:p>
+    <w:p>
+      <w:pPr>
+        <w:pStyle w:val="a5"/>
+      </w:pPr>
+      <w:r>
+        <w:t>На всех датасетах число кандидатов сократилось более чем на 90 процентов. Наиболее заметный эффект получен на самом крупном наборе, что подтверждает смысл предварительной фильтрации при росте объема данных.</w:t>
+      </w:r>
+    </w:p>
+    <w:p>
+      <w:pPr>
+        <w:pStyle w:val="a5"/>
+      </w:pPr>
+      <w:r>
+        <w:t>Практическая ценность заключается в возможности быстро получить похожие кредитные записи и показать пользователю ход отбора. Это делает метод полезным для исследовательской аналитики и учебной демонстрации.</w:t>
+      </w:r>
+    </w:p>
+    <w:p>
+      <w:pPr>
+        <w:pStyle w:val="a5"/>
+      </w:pPr>
       <w:r>
         <w:lastRenderedPageBreak/>
-        <w:t>отличается тем, что до этапа ранжирования выполняет предварительный отбор кандидатов по квартильным группам и числовым окнам [1; 9; 11].</w:t>
-      </w:r>
-    </w:p>
-    <w:p>
-      <w:pPr>
-        <w:pStyle w:val="a5"/>
-      </w:pPr>
-      <w:r>
-        <w:t>В отличие от точного поиска, предложенный подход допускает отклонения значений признаков и позволяет находить похожие записи. В отличие от полного неточного поиска, он не сравнивает запрос со всей базой, а работает с сокращенным набором кандидатов. Это делает метод более пригодным для задач, где требуется быстрый поиск близких кредитных объектов.</w:t>
-      </w:r>
-    </w:p>
-    <w:p>
-      <w:pPr>
-        <w:pStyle w:val="a5"/>
-      </w:pPr>
-      <w:r>
-        <w:t>Основные результаты экспериментов подтверждают эффективность метода. На всех датасетах количество кандидатов было сокращено более чем на 90 процентов. Наиболее крупный датасет показал максимальный выигрыш по времени, что подтверждает масштабируемость подхода при увеличении размера базы.</w:t>
-      </w:r>
-    </w:p>
-    <w:p>
-      <w:pPr>
-        <w:pStyle w:val="a5"/>
-      </w:pPr>
-      <w:r>
-        <w:t>Практическая значимость результатов заключается в возможности применения метода для предварительного анализа кредитных заявок, поиска похожих заемщиков, поддержки скоринговых решений и учебного моделирования алгоритмов поиска. Разработанное приложение позволяет демонстрировать алгоритм в наглядной форме, сравнивать методы и экспортировать результаты эксперимента.</w:t>
-      </w:r>
-    </w:p>
-    <w:p>
-      <w:pPr>
-        <w:pStyle w:val="a5"/>
-      </w:pPr>
-      <w:r>
-        <w:t>Таким образом, в третьей главе была описана программная реализация предложенного метода, структура данных, используемые датасеты, алгоритм обработки и экспериментальная проверка. Полученные результаты подтверждают, что квартильная фильтрация в сочетании с вероятностным ранжированием является эффективным способом ускорения неточного поиска в кредитных данных.</w:t>
+        <w:t>В третьей главе описаны структура данных, реализация алгоритма и экспериментальная проверка. Полученные результаты показывают, что квартильная фильтрация вместе с вероятностным ранжированием может ускорять поиск в табличных кредитных данных.</w:t>
       </w:r>
     </w:p>
     <w:p>
@@ -22497,7 +19588,7 @@
           <w:numId w:val="0"/>
         </w:numPr>
       </w:pPr>
-      <w:bookmarkStart w:id="27" w:name="_Toc231917859"/>
+      <w:bookmarkStart w:id="27" w:name="_Toc232086162"/>
       <w:r>
         <w:lastRenderedPageBreak/>
         <w:t>Заключение</w:t>
@@ -22509,43 +19600,39 @@
         <w:pStyle w:val="a5"/>
       </w:pPr>
       <w:r>
-        <w:t>В выпускной квалификационной работе была рассмотрена задача ускорения неточного поиска в базах данных на основе вероятностных соотношений. Актуальность темы обусловлена тем, что в прикладных информационных системах, в том числе в кредитной сфере, часто требуется находить не точные совпадения, а похожие записи. При этом полный перебор всех объектов становится затратным при росте объема данных.</w:t>
-      </w:r>
-    </w:p>
-    <w:p>
-      <w:pPr>
-        <w:pStyle w:val="a5"/>
-      </w:pPr>
-      <w:r>
-        <w:t>В ходе работы были изучены особенности точного и неточного поиска, рассмотрены подходы к обработке числовых признаков, обоснована возможность применения квартильного разбиения для предварительного отбора кандидатов. На основе этого был предложен метод, в котором поиск состоит из двух этапов: фильтрации по квартильным группам и числовому окну, а затем ранжирования оставшихся записей по вероятностной мере близости.</w:t>
-      </w:r>
-    </w:p>
-    <w:p>
-      <w:pPr>
-        <w:pStyle w:val="a5"/>
-      </w:pPr>
-      <w:r>
-        <w:t>Практическая часть работы реализована в виде настольного Python-приложения. Программа поддерживает загрузку нескольких кредитных датасетов, построение неточного запроса, выполнение базового и предложенного методов поиска, отображение таблиц и графиков, а также экспорт сравнительной таблицы в форматах CSV, JSON и XML.</w:t>
-      </w:r>
-    </w:p>
-    <w:p>
-      <w:pPr>
-        <w:pStyle w:val="a5"/>
-      </w:pPr>
-      <w:r>
-        <w:t>Экспериментальная проверка показала, что предложенный метод позволяет существенно сократить количество записей, участвующих в ранжировании. На исследованных датасетах сокращение кандидатов превысило 90 процентов. Наиболее заметный выигрыш получен на выборке Credit Card Default Dataset, где предложенный метод обработал 98 записей вместо 30000 и обеспечил значительное сокращение времени поиска [20; 21; 22].</w:t>
-      </w:r>
-    </w:p>
-    <w:p>
-      <w:pPr>
-        <w:pStyle w:val="a5"/>
-      </w:pPr>
-      <w:r>
-        <w:t xml:space="preserve">Полученные результаты подтверждают достижение цели работы. Разработанный метод и программная реализация демонстрируют возможность ускорения неточного поиска в кредитных данных за счет предварительной фильтрации кандидатов. Дальнейшее развитие работы может быть связано с </w:t>
-      </w:r>
-      <w:r>
-        <w:lastRenderedPageBreak/>
-        <w:t>учетом категориальных признаков, подключением промышленной СУБД, расширением набора метрик и автоматическим подбором параметров фильтрации.</w:t>
+        <w:t>В работе рассмотрена задача ускорения неточного поиска по числовым данным. На примере кредитных датасетов показано, что поиск похожих записей требует более гибкой схемы, чем точное совпадение значений.</w:t>
+      </w:r>
+    </w:p>
+    <w:p>
+      <w:pPr>
+        <w:pStyle w:val="a5"/>
+      </w:pPr>
+      <w:r>
+        <w:t>В теоретической части изучены ограничения точного поиска, способы обработки числовых признаков и методы ускорения поиска. На этой основе предложена двухэтапная схема: фильтрация по квартильным группам и числовому окну, затем вероятностное ранжирование кандидатов.</w:t>
+      </w:r>
+    </w:p>
+    <w:p>
+      <w:pPr>
+        <w:pStyle w:val="a5"/>
+      </w:pPr>
+      <w:r>
+        <w:t>Практическая часть выполнена как настольное Python-приложение. Оно загружает три кредитных датасета, формирует неточный запрос, строит таблицы и графики, сравнивает базовый и предложенный методы и экспортирует таблицу сравнения.</w:t>
+      </w:r>
+    </w:p>
+    <w:p>
+      <w:pPr>
+        <w:pStyle w:val="a5"/>
+      </w:pPr>
+      <w:r>
+        <w:t>Эксперименты подтвердили сокращение числа кандидатов более чем на 90 процентов на всех исследованных наборах. На Credit Card Default Dataset предложенный метод обработал 98 записей вместо 30000, что дало наиболее заметное ускорение [20; 21; 22].</w:t>
+      </w:r>
+    </w:p>
+    <w:p>
+      <w:pPr>
+        <w:pStyle w:val="a5"/>
+      </w:pPr>
+      <w:r>
+        <w:t>Цель работы достигнута: разработан и проверен прототип метода, который ускоряет неточный поиск за счет предварительного отбора кандидатов. Дальнейшее развитие может включать категориальные признаки, автоматический подбор параметров и проверку на более крупных базах.</w:t>
       </w:r>
     </w:p>
     <w:p>
@@ -22570,7 +19657,7 @@
           <w:numId w:val="0"/>
         </w:numPr>
       </w:pPr>
-      <w:bookmarkStart w:id="28" w:name="_Toc231917860"/>
+      <w:bookmarkStart w:id="28" w:name="_Toc232086163"/>
       <w:r>
         <w:lastRenderedPageBreak/>
         <w:t>Источники</w:t>
@@ -22788,7 +19875,7 @@
           <w:numId w:val="0"/>
         </w:numPr>
       </w:pPr>
-      <w:bookmarkStart w:id="29" w:name="_Toc231917861"/>
+      <w:bookmarkStart w:id="29" w:name="_Toc232086164"/>
       <w:r>
         <w:t>Приложение А</w:t>
       </w:r>
@@ -22802,7 +19889,7 @@
           <w:numId w:val="0"/>
         </w:numPr>
       </w:pPr>
-      <w:bookmarkStart w:id="30" w:name="_Toc231917862"/>
+      <w:bookmarkStart w:id="30" w:name="_Toc232086165"/>
       <w:r>
         <w:t>Фрагменты программной реализации</w:t>
       </w:r>
@@ -22832,7 +19919,7 @@
           <w:numId w:val="0"/>
         </w:numPr>
       </w:pPr>
-      <w:bookmarkStart w:id="31" w:name="_Toc231917863"/>
+      <w:bookmarkStart w:id="31" w:name="_Toc232086166"/>
       <w:r>
         <w:t>Листинг А.1 - Запуск графического приложения</w:t>
       </w:r>
@@ -24375,7 +21462,7 @@
           <w:numId w:val="0"/>
         </w:numPr>
       </w:pPr>
-      <w:bookmarkStart w:id="32" w:name="_Toc231917864"/>
+      <w:bookmarkStart w:id="32" w:name="_Toc232086167"/>
       <w:r>
         <w:t>Листинг А.2 - Базовая структура результата анализа</w:t>
       </w:r>
@@ -25698,7 +22785,7 @@
           <w:numId w:val="0"/>
         </w:numPr>
       </w:pPr>
-      <w:bookmarkStart w:id="33" w:name="_Toc231917865"/>
+      <w:bookmarkStart w:id="33" w:name="_Toc232086168"/>
       <w:r>
         <w:t>Листинг А.3 - Подготовка числовой выборки и квартильное квантование</w:t>
       </w:r>
@@ -26598,7 +23685,7 @@
           <w:numId w:val="0"/>
         </w:numPr>
       </w:pPr>
-      <w:bookmarkStart w:id="34" w:name="_Toc231917866"/>
+      <w:bookmarkStart w:id="34" w:name="_Toc232086169"/>
       <w:r>
         <w:t>Листинг А.4 - Формирование неточного запроса</w:t>
       </w:r>
@@ -27296,7 +24383,7 @@
           <w:numId w:val="0"/>
         </w:numPr>
       </w:pPr>
-      <w:bookmarkStart w:id="35" w:name="_Toc231917867"/>
+      <w:bookmarkStart w:id="35" w:name="_Toc232086170"/>
       <w:r>
         <w:t>Листинг А.5 - Базовый поиск полным перебором</w:t>
       </w:r>
@@ -27548,7 +24635,7 @@
           <w:numId w:val="0"/>
         </w:numPr>
       </w:pPr>
-      <w:bookmarkStart w:id="36" w:name="_Toc231917868"/>
+      <w:bookmarkStart w:id="36" w:name="_Toc232086171"/>
       <w:r>
         <w:t>Листинг А.6 - Квартильная и числовая фильтрация кандидатов</w:t>
       </w:r>
@@ -29001,7 +26088,7 @@
           <w:numId w:val="0"/>
         </w:numPr>
       </w:pPr>
-      <w:bookmarkStart w:id="37" w:name="_Toc231917869"/>
+      <w:bookmarkStart w:id="37" w:name="_Toc232086172"/>
       <w:r>
         <w:t>Листинг А.7 - Вероятностная оценка близости и ранжирование</w:t>
       </w:r>
@@ -29900,7 +26987,7 @@
           <w:numId w:val="0"/>
         </w:numPr>
       </w:pPr>
-      <w:bookmarkStart w:id="38" w:name="_Toc231917870"/>
+      <w:bookmarkStart w:id="38" w:name="_Toc232086173"/>
       <w:r>
         <w:t>Листинг А.8 - Расчет времени и итоговых экспериментальных метрик</w:t>
       </w:r>
@@ -30998,7 +28085,7 @@
           <w:numId w:val="0"/>
         </w:numPr>
       </w:pPr>
-      <w:bookmarkStart w:id="39" w:name="_Toc231917871"/>
+      <w:bookmarkStart w:id="39" w:name="_Toc232086174"/>
       <w:r>
         <w:t>Листинг А.9 - Общий сценарий выполнения анализа</w:t>
       </w:r>
@@ -32981,7 +30068,7 @@
           <w:lang w:val="en-US"/>
         </w:rPr>
       </w:pPr>
-      <w:bookmarkStart w:id="40" w:name="_Toc231917872"/>
+      <w:bookmarkStart w:id="40" w:name="_Toc232086175"/>
       <w:r>
         <w:t>Листинг</w:t>
       </w:r>
@@ -33438,7 +30525,7 @@
           <w:lang w:val="en-US"/>
         </w:rPr>
       </w:pPr>
-      <w:bookmarkStart w:id="41" w:name="_Toc231917873"/>
+      <w:bookmarkStart w:id="41" w:name="_Toc232086176"/>
       <w:r>
         <w:t>Листинг</w:t>
       </w:r>
@@ -34233,7 +31320,7 @@
           <w:lang w:val="en-US"/>
         </w:rPr>
       </w:pPr>
-      <w:bookmarkStart w:id="42" w:name="_Toc231917874"/>
+      <w:bookmarkStart w:id="42" w:name="_Toc232086177"/>
       <w:r>
         <w:t>Листинг</w:t>
       </w:r>
@@ -34725,7 +31812,7 @@
           <w:lang w:val="en-US"/>
         </w:rPr>
       </w:pPr>
-      <w:bookmarkStart w:id="43" w:name="_Toc231917875"/>
+      <w:bookmarkStart w:id="43" w:name="_Toc232086178"/>
       <w:r>
         <w:t>Листинг</w:t>
       </w:r>
@@ -38772,7 +35859,7 @@
           <w:lang w:val="en-US"/>
         </w:rPr>
       </w:pPr>
-      <w:bookmarkStart w:id="44" w:name="_Toc231917876"/>
+      <w:bookmarkStart w:id="44" w:name="_Toc232086179"/>
       <w:r>
         <w:t>Листинг</w:t>
       </w:r>
@@ -41662,7 +38749,7 @@
         <w:footnoteRef/>
       </w:r>
       <w:r>
-        <w:t xml:space="preserve"> илрлр</w:t>
+        <w:t xml:space="preserve"> УЧЕБНИК</w:t>
       </w:r>
     </w:p>
   </w:footnote>
@@ -41678,27 +38765,11 @@
         <w:footnoteRef/>
       </w:r>
       <w:r>
-        <w:t xml:space="preserve"> УЧЕБНИК</w:t>
+        <w:t xml:space="preserve"> лро</w:t>
       </w:r>
     </w:p>
   </w:footnote>
   <w:footnote w:id="4">
-    <w:p>
-      <w:pPr>
-        <w:pStyle w:val="af0"/>
-      </w:pPr>
-      <w:r>
-        <w:rPr>
-          <w:rStyle w:val="af2"/>
-        </w:rPr>
-        <w:footnoteRef/>
-      </w:r>
-      <w:r>
-        <w:t xml:space="preserve"> лро</w:t>
-      </w:r>
-    </w:p>
-  </w:footnote>
-  <w:footnote w:id="5">
     <w:p>
       <w:pPr>
         <w:pStyle w:val="af0"/>
